--- a/data/ligamx_metodologia.docx
+++ b/data/ligamx_metodologia.docx
@@ -46,7 +46,7 @@
         <w:rPr>
           <w:sz w:val="22"/>
         </w:rPr>
-        <w:t>Generado: 20 de March de 2026</w:t>
+        <w:t>Generado: 17 de April de 2026</w:t>
       </w:r>
     </w:p>
     <w:p>
@@ -80,16 +80,16 @@
     </w:p>
     <w:p>
       <w:r>
-        <w:t>Este documento presenta 19 predicciones para partidos de Liga MX Clausura 2026, generadas mediante un modelo probabilístico de ratings multiplicativos de ataque y defensa. El modelo se calibró con 89 partidos históricos de Liga MX de los últimos 150 días, cubriendo 18 equipos.</w:t>
+        <w:t>Este documento presenta 27 predicciones para partidos de Liga MX Clausura 2026, generadas mediante un modelo probabilístico de ratings multiplicativos de ataque y defensa. El modelo se calibró con 108 partidos históricos de Liga MX de los últimos 150 días, cubriendo 18 equipos.</w:t>
         <w:br/>
         <w:br/>
-        <w:t>Distribución de predicciones: 10 victorias local · 0 empates · 9 victorias visitante.</w:t>
+        <w:t>Distribución de predicciones: 19 victorias local · 3 empates · 5 victorias visitante.</w:t>
         <w:br/>
         <w:br/>
-        <w:t>Nivel de confianza: 15 ALTA · 4 MEDIA · 0 BAJA.</w:t>
+        <w:t>Nivel de confianza: 16 ALTA · 3 MEDIA · 8 BAJA.</w:t>
         <w:br/>
         <w:br/>
-        <w:t>Value Bets identificados: 12 (requiere integración de momios).</w:t>
+        <w:t>Value Bets identificados: 0 (requiere integración de momios).</w:t>
         <w:br/>
         <w:br/>
         <w:t>El modelo NO promete resultados garantizados. Su valor reside en identificar ventajas estadísticas sostenidas a largo plazo sobre un mínimo de 200 predicciones (benchmark de validación del MVP).</w:t>
@@ -124,7 +124,7 @@
     </w:p>
     <w:p>
       <w:r>
-        <w:t>Los datos provienen de la API de Sofascore (sofascore6.p.rapidapi.com), que proporciona resultados históricos con cobertura completa de Liga MX. Se usan los últimos 150 días (89 partidos terminados) para calibrar los ratings. La recolección es automática via collect_sofascore.py y se actualiza en cada ejecución.</w:t>
+        <w:t>Los datos provienen de la API de Sofascore (sofascore6.p.rapidapi.com), que proporciona resultados históricos con cobertura completa de Liga MX. Se usan los últimos 150 días (108 partidos terminados) para calibrar los ratings. La recolección es automática via collect_sofascore.py y se actualiza en cada ejecución.</w:t>
       </w:r>
     </w:p>
     <w:p>
@@ -222,7 +222,7 @@
           <w:b/>
           <w:sz w:val="20"/>
         </w:rPr>
-        <w:t xml:space="preserve">  λ_local   = att_h(local)  × def_a(visitante) × μ_h  [μ_h = 1.551]</w:t>
+        <w:t xml:space="preserve">  λ_local   = att_h(local)  × def_a(visitante) × μ_h  [μ_h = 1.556]</w:t>
       </w:r>
     </w:p>
     <w:p>
@@ -232,7 +232,7 @@
           <w:b/>
           <w:sz w:val="20"/>
         </w:rPr>
-        <w:t xml:space="preserve">  λ_visita  = att_a(visitante) × def_h(local)  × μ_a  [μ_a = 1.202]</w:t>
+        <w:t xml:space="preserve">  λ_visita  = att_a(visitante) × def_h(local)  × μ_a  [μ_a = 1.176]</w:t>
       </w:r>
     </w:p>
     <w:p>
@@ -473,6 +473,34 @@
       </w:r>
       <w:r>
         <w:t>Últimos 5 partidos de cada equipo (independiente de local/visitante), con puntos acumulados (W=3, D=1, L=0, máximo 15).</w:t>
+      </w:r>
+    </w:p>
+    <w:p>
+      <w:pPr>
+        <w:pStyle w:val="ListBullet"/>
+      </w:pPr>
+      <w:r>
+        <w:rPr>
+          <w:b/>
+        </w:rPr>
+        <w:t xml:space="preserve">Corners / Tiros de Esquina: </w:t>
+      </w:r>
+      <w:r>
+        <w:t>Promedio histórico de corners por partido desde FBref (passing_types.CK), diferenciado por rol: local (avg_corners_h) y visitante (avg_corners_a). Fallback: estimación via λ × 3.8 cuando FBref no tiene datos Liga MX.</w:t>
+      </w:r>
+    </w:p>
+    <w:p>
+      <w:pPr>
+        <w:pStyle w:val="ListBullet"/>
+      </w:pPr>
+      <w:r>
+        <w:rPr>
+          <w:b/>
+        </w:rPr>
+        <w:t xml:space="preserve">Tarjetas Amarillas: </w:t>
+      </w:r>
+      <w:r>
+        <w:t>Promedio histórico de amarillas desde FBref (misc.CrdY), diferenciado por rol (local/visitante). Útil para mercados de tarjetas totales. Se muestra N/D si FBref no tiene datos para la temporada actual.</w:t>
       </w:r>
     </w:p>
     <w:p>
@@ -554,7 +582,7 @@
               <w:rPr>
                 <w:sz w:val="18"/>
               </w:rPr>
-              <w:t>λ calculado como att_h × def_a_rival × μ_h (1.55). Goles esperados del local.</w:t>
+              <w:t>λ calculado como att_h × def_a_rival × μ_h (1.56). Goles esperados del local.</w:t>
             </w:r>
           </w:p>
         </w:tc>
@@ -582,7 +610,7 @@
               <w:rPr>
                 <w:sz w:val="18"/>
               </w:rPr>
-              <w:t>λ calculado como att_a × def_h_local × μ_a (1.20).</w:t>
+              <w:t>λ calculado como att_a × def_h_local × μ_a (1.18).</w:t>
             </w:r>
           </w:p>
         </w:tc>
@@ -970,7 +998,7 @@
     </w:p>
     <w:p>
       <w:r>
-        <w:t>A continuación se presentan las 19 predicciones con su razonamiento estadístico. Las probabilidades suman 100% por diseño del modelo.</w:t>
+        <w:t>A continuación se presentan las 27 predicciones con su razonamiento estadístico. Las probabilidades suman 100% por diseño del modelo.</w:t>
       </w:r>
     </w:p>
     <w:p>
@@ -981,7 +1009,7 @@
         <w:rPr>
           <w:color w:val="1A5F9B"/>
         </w:rPr>
-        <w:t>1.  Club Puebla  vs  Club Necaxa</w:t>
+        <w:t>1.  Atlético San Luis  vs  Pumas UNAM</w:t>
       </w:r>
     </w:p>
     <w:p>
@@ -991,7 +1019,7 @@
           <w:color w:val="606060"/>
           <w:sz w:val="18"/>
         </w:rPr>
-        <w:t>Fecha: 2026-03-14   |   Jornada / Ronda: N/D</w:t>
+        <w:t>Fecha: 2026-04-18   |   Jornada / Ronda: N/D</w:t>
       </w:r>
     </w:p>
     <w:p>
@@ -1000,15 +1028,15 @@
           <w:b/>
           <w:sz w:val="24"/>
         </w:rPr>
-        <w:t xml:space="preserve">Prediccion: Visitante   </w:t>
+        <w:t xml:space="preserve">Prediccion: Local   </w:t>
       </w:r>
       <w:r>
         <w:rPr>
           <w:b/>
-          <w:color w:val="D97A00"/>
+          <w:color w:val="C0392B"/>
           <w:sz w:val="24"/>
         </w:rPr>
-        <w:t>[Confianza: MEDIA]</w:t>
+        <w:t>[Confianza: BAJA]</w:t>
       </w:r>
     </w:p>
     <w:tbl>
@@ -1033,7 +1061,7 @@
                 <w:b/>
                 <w:sz w:val="18"/>
               </w:rPr>
-              <w:t>Local (Club Puebla)</w:t>
+              <w:t>Local (Atlético San Lu)</w:t>
             </w:r>
           </w:p>
         </w:tc>
@@ -1061,7 +1089,7 @@
                 <w:b/>
                 <w:sz w:val="18"/>
               </w:rPr>
-              <w:t>Visitante (Club Necaxa)</w:t>
+              <w:t>Visitante (Pumas UNAM)</w:t>
             </w:r>
           </w:p>
         </w:tc>
@@ -1076,7 +1104,7 @@
               <w:rPr>
                 <w:sz w:val="22"/>
               </w:rPr>
-              <w:t>32.6%</w:t>
+              <w:t>39.3%</w:t>
             </w:r>
           </w:p>
         </w:tc>
@@ -1089,7 +1117,7 @@
               <w:rPr>
                 <w:sz w:val="22"/>
               </w:rPr>
-              <w:t>21.1%</w:t>
+              <w:t>25.1%</w:t>
             </w:r>
           </w:p>
         </w:tc>
@@ -1102,7 +1130,7 @@
               <w:rPr>
                 <w:sz w:val="22"/>
               </w:rPr>
-              <w:t>46.3%</w:t>
+              <w:t>35.6%</w:t>
             </w:r>
           </w:p>
         </w:tc>
@@ -1117,7 +1145,7 @@
         <w:t xml:space="preserve">Goles esperados: </w:t>
       </w:r>
       <w:r>
-        <w:t>Club Puebla 1.71  —  Club Necaxa 2.06  (ventaja -0.35)</w:t>
+        <w:t>Atlético San Luis 1.75  —  Pumas UNAM 1.66  (ventaja +0.09)</w:t>
       </w:r>
     </w:p>
     <w:p>
@@ -1128,7 +1156,7 @@
         <w:t xml:space="preserve">Forma reciente: </w:t>
       </w:r>
       <w:r>
-        <w:t>Club Puebla: LLWWL (6 pts)   |   Club Necaxa: WLLLL (3 pts)</w:t>
+        <w:t>Atlético San Luis: LWLWD (7 pts)   |   Pumas UNAM: DLWDW (8 pts)</w:t>
       </w:r>
     </w:p>
     <w:p>
@@ -1139,7 +1167,7 @@
         <w:t xml:space="preserve">Posicion en tabla: </w:t>
       </w:r>
       <w:r>
-        <w:t>Club Puebla: #10 (11 pts)   |   Club Necaxa: #16 (9 pts)</w:t>
+        <w:t>Atlético San Luis: #12 (14 pts)   |   Pumas UNAM: #5 (23 pts)</w:t>
       </w:r>
     </w:p>
     <w:p>
@@ -1147,10 +1175,21 @@
         <w:rPr>
           <w:b/>
         </w:rPr>
-        <w:t xml:space="preserve">Expected Value: </w:t>
-      </w:r>
-      <w:r>
-        <w:t>Local +nan  |  Empate +nan  |  Visitante +nan</w:t>
+        <w:t xml:space="preserve">Corners estimados: </w:t>
+      </w:r>
+      <w:r>
+        <w:t>Atlético San Lui: ~5.8  |  Pumas UNAM: ~5.2  (Total ~11.0)  [Fuente: att-calibrado]</w:t>
+      </w:r>
+    </w:p>
+    <w:p>
+      <w:r>
+        <w:rPr>
+          <w:b/>
+        </w:rPr>
+        <w:t xml:space="preserve">Amarillas (prom.): </w:t>
+      </w:r>
+      <w:r>
+        <w:t>Atlético San Lui: nan  |  Pumas UNAM: 2.4  (Total est.: nan)</w:t>
       </w:r>
     </w:p>
     <w:p>
@@ -1164,7 +1203,7 @@
         <w:rPr>
           <w:sz w:val="20"/>
         </w:rPr>
-        <w:t>A pesar de jugar fuera, Club Necaxa es favorito (probabilidad 46.3%, empate 21.1%, Club Puebla 32.6%). El modelo espera 2.06 goles de Club Necaxa frente a 1.71 de Club Puebla (diferencia -0.35 goles). Club Necaxa ocupa el #16 en tabla con forma WLLLL (3/15 pts), contra #10 en tabla de Club Puebla con forma LLWWL (6/15 pts). La calidad del visitante compensa la ventaja de local. Nivel de confianza del modelo: MEDIA. El Expected Value para victoria local es +nan (sin valor).</w:t>
+        <w:t>El modelo favorece a Atlético San Luis como local (probabilidad 39.3%, empate 25.1%, Pumas UNAM 35.6%). Se esperan 1.75 goles de Atlético San Luis y 1.66 de Pumas UNAM (ventaja +0.09 goles). Atlético San Luis ocupa el #12 en tabla con forma reciente LWLWD (7/15 pts), mientras Pumas UNAM llega en #5 en tabla con forma DLWDW (8/15 pts). El ratio de ataque local de 1.46 (+46% vs promedio liga) y el ratio de defensa visitante de 0.80 (-20% vs promedio) justifican la preferencia por el local. Nivel de confianza del modelo: BAJA.</w:t>
       </w:r>
     </w:p>
     <w:p/>
@@ -1176,7 +1215,7 @@
         <w:rPr>
           <w:color w:val="1A5F9B"/>
         </w:rPr>
-        <w:t>2.  FC Juárez  vs  CF Monterrey</w:t>
+        <w:t>2.  Mazatlán FC  vs  Querétaro FC</w:t>
       </w:r>
     </w:p>
     <w:p>
@@ -1186,7 +1225,7 @@
           <w:color w:val="606060"/>
           <w:sz w:val="18"/>
         </w:rPr>
-        <w:t>Fecha: 2026-03-14   |   Jornada / Ronda: N/D</w:t>
+        <w:t>Fecha: 2026-04-18   |   Jornada / Ronda: N/D</w:t>
       </w:r>
     </w:p>
     <w:p>
@@ -1228,7 +1267,7 @@
                 <w:b/>
                 <w:sz w:val="18"/>
               </w:rPr>
-              <w:t>Local (FC Juárez)</w:t>
+              <w:t>Local (Mazatlán FC)</w:t>
             </w:r>
           </w:p>
         </w:tc>
@@ -1256,7 +1295,7 @@
                 <w:b/>
                 <w:sz w:val="18"/>
               </w:rPr>
-              <w:t>Visitante (CF Monterrey)</w:t>
+              <w:t>Visitante (Querétaro FC)</w:t>
             </w:r>
           </w:p>
         </w:tc>
@@ -1271,7 +1310,7 @@
               <w:rPr>
                 <w:sz w:val="22"/>
               </w:rPr>
-              <w:t>45.8%</w:t>
+              <w:t>83.9%</w:t>
             </w:r>
           </w:p>
         </w:tc>
@@ -1284,7 +1323,7 @@
               <w:rPr>
                 <w:sz w:val="22"/>
               </w:rPr>
-              <w:t>24.4%</w:t>
+              <w:t>15.0%</w:t>
             </w:r>
           </w:p>
         </w:tc>
@@ -1297,7 +1336,7 @@
               <w:rPr>
                 <w:sz w:val="22"/>
               </w:rPr>
-              <w:t>29.8%</w:t>
+              <w:t>1.1%</w:t>
             </w:r>
           </w:p>
         </w:tc>
@@ -1312,7 +1351,7 @@
         <w:t xml:space="preserve">Goles esperados: </w:t>
       </w:r>
       <w:r>
-        <w:t>FC Juárez 1.62  —  CF Monterrey 1.26  (ventaja +0.36)</w:t>
+        <w:t>Mazatlán FC 4.21  —  Querétaro FC 0.51  (ventaja +3.70)</w:t>
       </w:r>
     </w:p>
     <w:p>
@@ -1323,7 +1362,7 @@
         <w:t xml:space="preserve">Forma reciente: </w:t>
       </w:r>
       <w:r>
-        <w:t>FC Juárez: LLWWL (6 pts)   |   CF Monterrey: WLLWL (6 pts)</w:t>
+        <w:t>Mazatlán FC: WLWLL (6 pts)   |   Querétaro FC: LLWDW (7 pts)</w:t>
       </w:r>
     </w:p>
     <w:p>
@@ -1334,7 +1373,7 @@
         <w:t xml:space="preserve">Posicion en tabla: </w:t>
       </w:r>
       <w:r>
-        <w:t>FC Juárez: #12 (10 pts)   |   CF Monterrey: #9 (13 pts)</w:t>
+        <w:t>Mazatlán FC: #17 (10 pts)   |   Querétaro FC: #13 (13 pts)</w:t>
       </w:r>
     </w:p>
     <w:p>
@@ -1342,10 +1381,21 @@
         <w:rPr>
           <w:b/>
         </w:rPr>
-        <w:t xml:space="preserve">Expected Value: </w:t>
-      </w:r>
-      <w:r>
-        <w:t>Local +0.511  |  Empate -0.189  |  Visitante -0.385</w:t>
+        <w:t xml:space="preserve">Corners estimados: </w:t>
+      </w:r>
+      <w:r>
+        <w:t>Mazatlán FC: ~5.5  |  Querétaro FC: ~2.9  (Total ~8.4)  [Fuente: att-calibrado]</w:t>
+      </w:r>
+    </w:p>
+    <w:p>
+      <w:r>
+        <w:rPr>
+          <w:b/>
+        </w:rPr>
+        <w:t xml:space="preserve">Amarillas (prom.): </w:t>
+      </w:r>
+      <w:r>
+        <w:t>Mazatlán FC: nan  |  Querétaro FC: nan  (Total est.: nan)</w:t>
       </w:r>
     </w:p>
     <w:p>
@@ -1359,7 +1409,7 @@
         <w:rPr>
           <w:sz w:val="20"/>
         </w:rPr>
-        <w:t>El modelo favorece a FC Juárez como local (probabilidad 45.8%, empate 24.4%, CF Monterrey 29.8%). Se esperan 1.62 goles de FC Juárez y 1.26 de CF Monterrey (ventaja +0.36 goles). FC Juárez ocupa el #12 en tabla con forma reciente LLWWL (6/15 pts), mientras CF Monterrey llega en #9 en tabla con forma WLLWL (6/15 pts). El ratio de ataque local de 1.35 (+35% vs promedio liga) y el ratio de defensa visitante de 0.77 (-23% vs promedio) justifican la preferencia por el local. Nivel de confianza del modelo: ALTA. El Expected Value para victoria local es +0.511 (VALUE BET).</w:t>
+        <w:t>El modelo favorece a Mazatlán FC como local (probabilidad 83.9%, empate 15.0%, Querétaro FC 1.1%). Se esperan 4.21 goles de Mazatlán FC y 0.51 de Querétaro FC (ventaja +3.70 goles). Mazatlán FC ocupa el #17 en tabla con forma reciente WLWLL (6/15 pts), mientras Querétaro FC llega en #13 en tabla con forma LLWDW (7/15 pts). El ratio de ataque local de 1.29 (+29% vs promedio liga) y el ratio de defensa visitante de 1.93 (+93% vs promedio) justifican la preferencia por el local. Nivel de confianza del modelo: ALTA.</w:t>
       </w:r>
     </w:p>
     <w:p/>
@@ -1371,7 +1421,7 @@
         <w:rPr>
           <w:color w:val="1A5F9B"/>
         </w:rPr>
-        <w:t>3.  Atlético San Luis  vs  CF Pachuca</w:t>
+        <w:t>3.  Club Necaxa  vs  Tigres UANL</w:t>
       </w:r>
     </w:p>
     <w:p>
@@ -1381,7 +1431,7 @@
           <w:color w:val="606060"/>
           <w:sz w:val="18"/>
         </w:rPr>
-        <w:t>Fecha: 2026-03-14   |   Jornada / Ronda: N/D</w:t>
+        <w:t>Fecha: 2026-04-18   |   Jornada / Ronda: N/D</w:t>
       </w:r>
     </w:p>
     <w:p>
@@ -1390,7 +1440,7 @@
           <w:b/>
           <w:sz w:val="24"/>
         </w:rPr>
-        <w:t xml:space="preserve">Prediccion: Local   </w:t>
+        <w:t xml:space="preserve">Prediccion: Visitante   </w:t>
       </w:r>
       <w:r>
         <w:rPr>
@@ -1423,7 +1473,7 @@
                 <w:b/>
                 <w:sz w:val="18"/>
               </w:rPr>
-              <w:t>Local (Atlético San Lu)</w:t>
+              <w:t>Local (Club Necaxa)</w:t>
             </w:r>
           </w:p>
         </w:tc>
@@ -1451,7 +1501,7 @@
                 <w:b/>
                 <w:sz w:val="18"/>
               </w:rPr>
-              <w:t>Visitante (CF Pachuca)</w:t>
+              <w:t>Visitante (Tigres UANL)</w:t>
             </w:r>
           </w:p>
         </w:tc>
@@ -1466,7 +1516,7 @@
               <w:rPr>
                 <w:sz w:val="22"/>
               </w:rPr>
-              <w:t>55.1%</w:t>
+              <w:t>26.6%</w:t>
             </w:r>
           </w:p>
         </w:tc>
@@ -1479,7 +1529,7 @@
               <w:rPr>
                 <w:sz w:val="22"/>
               </w:rPr>
-              <w:t>28.9%</w:t>
+              <w:t>27.0%</w:t>
             </w:r>
           </w:p>
         </w:tc>
@@ -1492,7 +1542,7 @@
               <w:rPr>
                 <w:sz w:val="22"/>
               </w:rPr>
-              <w:t>16.0%</w:t>
+              <w:t>46.3%</w:t>
             </w:r>
           </w:p>
         </w:tc>
@@ -1507,7 +1557,7 @@
         <w:t xml:space="preserve">Goles esperados: </w:t>
       </w:r>
       <w:r>
-        <w:t>Atlético San Luis 1.32  —  CF Pachuca 0.57  (ventaja +0.75)</w:t>
+        <w:t>Club Necaxa 1.23  —  Tigres UANL 1.68  (ventaja -0.45)</w:t>
       </w:r>
     </w:p>
     <w:p>
@@ -1518,7 +1568,7 @@
         <w:t xml:space="preserve">Forma reciente: </w:t>
       </w:r>
       <w:r>
-        <w:t>Atlético San Luis: WLLWL (6 pts)   |   CF Pachuca: WWLWW (12 pts)</w:t>
+        <w:t>Club Necaxa: LLLWL (3 pts)   |   Tigres UANL: WLWLW (9 pts)</w:t>
       </w:r>
     </w:p>
     <w:p>
@@ -1529,7 +1579,7 @@
         <w:t xml:space="preserve">Posicion en tabla: </w:t>
       </w:r>
       <w:r>
-        <w:t>Atlético San Luis: #11 (10 pts)   |   CF Pachuca: #4 (20 pts)</w:t>
+        <w:t>Club Necaxa: #16 (12 pts)   |   Tigres UANL: #6 (19 pts)</w:t>
       </w:r>
     </w:p>
     <w:p>
@@ -1537,10 +1587,21 @@
         <w:rPr>
           <w:b/>
         </w:rPr>
-        <w:t xml:space="preserve">Expected Value: </w:t>
-      </w:r>
-      <w:r>
-        <w:t>Local +nan  |  Empate +nan  |  Visitante +nan</w:t>
+        <w:t xml:space="preserve">Corners estimados: </w:t>
+      </w:r>
+      <w:r>
+        <w:t>Club Necaxa: ~4.4  |  Tigres UANL: ~4.9  (Total ~9.3)  [Fuente: att-calibrado]</w:t>
+      </w:r>
+    </w:p>
+    <w:p>
+      <w:r>
+        <w:rPr>
+          <w:b/>
+        </w:rPr>
+        <w:t xml:space="preserve">Amarillas (prom.): </w:t>
+      </w:r>
+      <w:r>
+        <w:t>Club Necaxa: nan  |  Tigres UANL: 1.9  (Total est.: nan)</w:t>
       </w:r>
     </w:p>
     <w:p>
@@ -1554,7 +1615,7 @@
         <w:rPr>
           <w:sz w:val="20"/>
         </w:rPr>
-        <w:t>El modelo favorece a Atlético San Luis como local (probabilidad 55.1%, empate 28.9%, CF Pachuca 16.0%). Se esperan 1.32 goles de Atlético San Luis y 0.57 de CF Pachuca (ventaja +0.75 goles). Atlético San Luis ocupa el #11 en tabla con forma reciente WLLWL (6/15 pts), mientras CF Pachuca llega en #4 en tabla con forma WWLWW (12/15 pts). El ratio de ataque local de 1.46 (+46% vs promedio liga) y el ratio de defensa visitante de 0.58 (-42% vs promedio) justifican la preferencia por el local. Nivel de confianza del modelo: ALTA. El Expected Value para victoria local es +nan (sin valor).</w:t>
+        <w:t>A pesar de jugar fuera, Tigres UANL es favorito (probabilidad 46.3%, empate 27.0%, Club Necaxa 26.6%). El modelo espera 1.68 goles de Tigres UANL frente a 1.23 de Club Necaxa (diferencia -0.45 goles). Tigres UANL ocupa el #6 en tabla con forma WLWLW (9/15 pts), contra #16 en tabla de Club Necaxa con forma LLLWL (3/15 pts). La calidad del visitante compensa la ventaja de local. Nivel de confianza del modelo: ALTA.</w:t>
       </w:r>
     </w:p>
     <w:p/>
@@ -1566,7 +1627,7 @@
         <w:rPr>
           <w:color w:val="1A5F9B"/>
         </w:rPr>
-        <w:t>4.  CD Guadalajara  vs  Santos Laguna</w:t>
+        <w:t>4.  Cruz Azul  vs  Club Tijuana</w:t>
       </w:r>
     </w:p>
     <w:p>
@@ -1576,7 +1637,7 @@
           <w:color w:val="606060"/>
           <w:sz w:val="18"/>
         </w:rPr>
-        <w:t>Fecha: 2026-03-14   |   Jornada / Ronda: N/D</w:t>
+        <w:t>Fecha: 2026-04-18   |   Jornada / Ronda: N/D</w:t>
       </w:r>
     </w:p>
     <w:p>
@@ -1618,7 +1679,7 @@
                 <w:b/>
                 <w:sz w:val="18"/>
               </w:rPr>
-              <w:t>Local (CD Guadalajara)</w:t>
+              <w:t>Local (Cruz Azul)</w:t>
             </w:r>
           </w:p>
         </w:tc>
@@ -1646,7 +1707,7 @@
                 <w:b/>
                 <w:sz w:val="18"/>
               </w:rPr>
-              <w:t>Visitante (Santos Laguna)</w:t>
+              <w:t>Visitante (Club Tijuana)</w:t>
             </w:r>
           </w:p>
         </w:tc>
@@ -1661,7 +1722,7 @@
               <w:rPr>
                 <w:sz w:val="22"/>
               </w:rPr>
-              <w:t>84.2%</w:t>
+              <w:t>46.6%</w:t>
             </w:r>
           </w:p>
         </w:tc>
@@ -1674,7 +1735,7 @@
               <w:rPr>
                 <w:sz w:val="22"/>
               </w:rPr>
-              <w:t>15.0%</w:t>
+              <w:t>28.4%</w:t>
             </w:r>
           </w:p>
         </w:tc>
@@ -1687,7 +1748,7 @@
               <w:rPr>
                 <w:sz w:val="22"/>
               </w:rPr>
-              <w:t>0.8%</w:t>
+              <w:t>25.0%</w:t>
             </w:r>
           </w:p>
         </w:tc>
@@ -1702,7 +1763,7 @@
         <w:t xml:space="preserve">Goles esperados: </w:t>
       </w:r>
       <w:r>
-        <w:t>CD Guadalajara 4.45  —  Santos Laguna 0.43  (ventaja +4.02)</w:t>
+        <w:t>Cruz Azul 1.56  —  Club Tijuana 1.09  (ventaja +0.47)</w:t>
       </w:r>
     </w:p>
     <w:p>
@@ -1713,7 +1774,7 @@
         <w:t xml:space="preserve">Forma reciente: </w:t>
       </w:r>
       <w:r>
-        <w:t>CD Guadalajara: WLLWW (9 pts)   |   Santos Laguna: LLDLW (4 pts)</w:t>
+        <w:t>Cruz Azul: WWWLD (10 pts)   |   Club Tijuana: DLLWW (7 pts)</w:t>
       </w:r>
     </w:p>
     <w:p>
@@ -1724,7 +1785,7 @@
         <w:t xml:space="preserve">Posicion en tabla: </w:t>
       </w:r>
       <w:r>
-        <w:t>CD Guadalajara: #3 (24 pts)   |   Santos Laguna: #18 (5 pts)</w:t>
+        <w:t>Cruz Azul: #1 (26 pts)   |   Club Tijuana: #10 (15 pts)</w:t>
       </w:r>
     </w:p>
     <w:p>
@@ -1732,10 +1793,21 @@
         <w:rPr>
           <w:b/>
         </w:rPr>
-        <w:t xml:space="preserve">Expected Value: </w:t>
-      </w:r>
-      <w:r>
-        <w:t>Local +nan  |  Empate +nan  |  Visitante +nan</w:t>
+        <w:t xml:space="preserve">Corners estimados: </w:t>
+      </w:r>
+      <w:r>
+        <w:t>Cruz Azul: ~5.4  |  Club Tijuana: ~4.7  (Total ~10.1)  [Fuente: att-calibrado]</w:t>
+      </w:r>
+    </w:p>
+    <w:p>
+      <w:r>
+        <w:rPr>
+          <w:b/>
+        </w:rPr>
+        <w:t xml:space="preserve">Amarillas (prom.): </w:t>
+      </w:r>
+      <w:r>
+        <w:t>Cruz Azul: nan  |  Club Tijuana: 1.9  (Total est.: nan)</w:t>
       </w:r>
     </w:p>
     <w:p>
@@ -1749,7 +1821,7 @@
         <w:rPr>
           <w:sz w:val="20"/>
         </w:rPr>
-        <w:t>El modelo favorece a CD Guadalajara como local (probabilidad 84.2%, empate 15.0%, Santos Laguna 0.8%). Se esperan 4.45 goles de CD Guadalajara y 0.43 de Santos Laguna (ventaja +4.02 goles). CD Guadalajara ocupa el #3 en tabla con forma reciente WLLWW (9/15 pts), mientras Santos Laguna llega en #18 en tabla con forma LLDLW (4/15 pts). El ratio de ataque local de 1.87 (+87% vs promedio liga) y el ratio de defensa visitante de 1.54 (+54% vs promedio) justifican la preferencia por el local. Nivel de confianza del modelo: ALTA. El Expected Value para victoria local es +nan (sin valor).</w:t>
+        <w:t>El modelo favorece a Cruz Azul como local (probabilidad 46.6%, empate 28.4%, Club Tijuana 25.0%). Se esperan 1.56 goles de Cruz Azul y 1.09 de Club Tijuana (ventaja +0.47 goles). Cruz Azul ocupa el #1 en tabla con forma reciente WWWLD (10/15 pts), mientras Club Tijuana llega en #10 en tabla con forma DLLWW (7/15 pts). El ratio de ataque local de 1.19 (+19% vs promedio liga) y el ratio de defensa visitante de 0.90 (-10% vs promedio) justifican la preferencia por el local. Nivel de confianza del modelo: ALTA.</w:t>
       </w:r>
     </w:p>
     <w:p/>
@@ -1761,7 +1833,7 @@
         <w:rPr>
           <w:color w:val="1A5F9B"/>
         </w:rPr>
-        <w:t>5.  CD Toluca  vs  Atlas FC</w:t>
+        <w:t>5.  CF Monterrey  vs  CF Pachuca</w:t>
       </w:r>
     </w:p>
     <w:p>
@@ -1771,7 +1843,7 @@
           <w:color w:val="606060"/>
           <w:sz w:val="18"/>
         </w:rPr>
-        <w:t>Fecha: 2026-03-15   |   Jornada / Ronda: N/D</w:t>
+        <w:t>Fecha: 2026-04-19   |   Jornada / Ronda: N/D</w:t>
       </w:r>
     </w:p>
     <w:p>
@@ -1780,15 +1852,15 @@
           <w:b/>
           <w:sz w:val="24"/>
         </w:rPr>
-        <w:t xml:space="preserve">Prediccion: Local   </w:t>
+        <w:t xml:space="preserve">Prediccion: Empate   </w:t>
       </w:r>
       <w:r>
         <w:rPr>
           <w:b/>
-          <w:color w:val="2E860E"/>
+          <w:color w:val="C0392B"/>
           <w:sz w:val="24"/>
         </w:rPr>
-        <w:t>[Confianza: ALTA]</w:t>
+        <w:t>[Confianza: BAJA]</w:t>
       </w:r>
     </w:p>
     <w:tbl>
@@ -1813,7 +1885,7 @@
                 <w:b/>
                 <w:sz w:val="18"/>
               </w:rPr>
-              <w:t>Local (CD Toluca)</w:t>
+              <w:t>Local (CF Monterrey)</w:t>
             </w:r>
           </w:p>
         </w:tc>
@@ -1841,7 +1913,7 @@
                 <w:b/>
                 <w:sz w:val="18"/>
               </w:rPr>
-              <w:t>Visitante (Atlas FC)</w:t>
+              <w:t>Visitante (CF Pachuca)</w:t>
             </w:r>
           </w:p>
         </w:tc>
@@ -1856,7 +1928,7 @@
               <w:rPr>
                 <w:sz w:val="22"/>
               </w:rPr>
-              <w:t>82.6%</w:t>
+              <w:t>32.7%</w:t>
             </w:r>
           </w:p>
         </w:tc>
@@ -1869,7 +1941,7 @@
               <w:rPr>
                 <w:sz w:val="22"/>
               </w:rPr>
-              <w:t>15.0%</w:t>
+              <w:t>34.2%</w:t>
             </w:r>
           </w:p>
         </w:tc>
@@ -1882,7 +1954,7 @@
               <w:rPr>
                 <w:sz w:val="22"/>
               </w:rPr>
-              <w:t>2.4%</w:t>
+              <w:t>33.0%</w:t>
             </w:r>
           </w:p>
         </w:tc>
@@ -1897,7 +1969,7 @@
         <w:t xml:space="preserve">Goles esperados: </w:t>
       </w:r>
       <w:r>
-        <w:t>CD Toluca 3.07  —  Atlas FC 0.40  (ventaja +2.67)</w:t>
+        <w:t>CF Monterrey 1.00  —  CF Pachuca 1.01  (ventaja -0.01)</w:t>
       </w:r>
     </w:p>
     <w:p>
@@ -1908,7 +1980,7 @@
         <w:t xml:space="preserve">Forma reciente: </w:t>
       </w:r>
       <w:r>
-        <w:t>CD Toluca: WWWWW (15 pts)   |   Atlas FC: LWLWL (6 pts)</w:t>
+        <w:t>CF Monterrey: LWLLD (4 pts)   |   CF Pachuca: LWWWW (12 pts)</w:t>
       </w:r>
     </w:p>
     <w:p>
@@ -1919,7 +1991,7 @@
         <w:t xml:space="preserve">Posicion en tabla: </w:t>
       </w:r>
       <w:r>
-        <w:t>CD Toluca: #2 (24 pts)   |   Atlas FC: #7 (16 pts)</w:t>
+        <w:t>CF Monterrey: #11 (14 pts)   |   CF Pachuca: #2 (26 pts)</w:t>
       </w:r>
     </w:p>
     <w:p>
@@ -1927,10 +1999,21 @@
         <w:rPr>
           <w:b/>
         </w:rPr>
-        <w:t xml:space="preserve">Expected Value: </w:t>
-      </w:r>
-      <w:r>
-        <w:t>Local +nan  |  Empate +nan  |  Visitante +nan</w:t>
+        <w:t xml:space="preserve">Corners estimados: </w:t>
+      </w:r>
+      <w:r>
+        <w:t>CF Monterrey: ~5.0  |  CF Pachuca: ~4.3  (Total ~9.3)  [Fuente: att-calibrado]</w:t>
+      </w:r>
+    </w:p>
+    <w:p>
+      <w:r>
+        <w:rPr>
+          <w:b/>
+        </w:rPr>
+        <w:t xml:space="preserve">Amarillas (prom.): </w:t>
+      </w:r>
+      <w:r>
+        <w:t>CF Monterrey: 1.9  |  CF Pachuca: nan  (Total est.: nan)</w:t>
       </w:r>
     </w:p>
     <w:p>
@@ -1944,7 +2027,7 @@
         <w:rPr>
           <w:sz w:val="20"/>
         </w:rPr>
-        <w:t>El modelo favorece a CD Toluca como local (probabilidad 82.6%, empate 15.0%, Atlas FC 2.4%). Se esperan 3.07 goles de CD Toluca y 0.40 de Atlas FC (ventaja +2.67 goles). CD Toluca ocupa el #2 en tabla con forma reciente WWWWW (15/15 pts), mientras Atlas FC llega en #7 en tabla con forma LWLWL (6/15 pts). El ratio de ataque local de 1.33 (+33% vs promedio liga) y el ratio de defensa visitante de 1.48 (+48% vs promedio) justifican la preferencia por el local. Nivel de confianza del modelo: ALTA. El Expected Value para victoria local es +nan (sin valor).</w:t>
+        <w:t>El modelo detecta un equilibrio notable: CF Monterrey 32.7%, empate 34.2%, CF Pachuca 33.0%. Goles esperados prácticamente igualados: CF Monterrey 1.00 — CF Pachuca 1.01 (diferencia -0.01). Forma reciente similar: CF Monterrey LWLLD (4 pts) vs CF Pachuca LWWWW (12 pts). Nivel de confianza del modelo: BAJA.</w:t>
       </w:r>
     </w:p>
     <w:p/>
@@ -1956,7 +2039,7 @@
         <w:rPr>
           <w:color w:val="1A5F9B"/>
         </w:rPr>
-        <w:t>6.  Club León  vs  Club Tijuana</w:t>
+        <w:t>6.  CD Guadalajara  vs  Club Puebla</w:t>
       </w:r>
     </w:p>
     <w:p>
@@ -1966,7 +2049,7 @@
           <w:color w:val="606060"/>
           <w:sz w:val="18"/>
         </w:rPr>
-        <w:t>Fecha: 2026-03-15   |   Jornada / Ronda: N/D</w:t>
+        <w:t>Fecha: 2026-04-19   |   Jornada / Ronda: N/D</w:t>
       </w:r>
     </w:p>
     <w:p>
@@ -2008,7 +2091,7 @@
                 <w:b/>
                 <w:sz w:val="18"/>
               </w:rPr>
-              <w:t>Local (Club León)</w:t>
+              <w:t>Local (CD Guadalajara)</w:t>
             </w:r>
           </w:p>
         </w:tc>
@@ -2036,7 +2119,7 @@
                 <w:b/>
                 <w:sz w:val="18"/>
               </w:rPr>
-              <w:t>Visitante (Club Tijuana)</w:t>
+              <w:t>Visitante (Club Puebla)</w:t>
             </w:r>
           </w:p>
         </w:tc>
@@ -2051,7 +2134,7 @@
               <w:rPr>
                 <w:sz w:val="22"/>
               </w:rPr>
-              <w:t>57.5%</w:t>
+              <w:t>64.2%</w:t>
             </w:r>
           </w:p>
         </w:tc>
@@ -2064,7 +2147,7 @@
               <w:rPr>
                 <w:sz w:val="22"/>
               </w:rPr>
-              <w:t>22.5%</w:t>
+              <w:t>27.6%</w:t>
             </w:r>
           </w:p>
         </w:tc>
@@ -2077,7 +2160,7 @@
               <w:rPr>
                 <w:sz w:val="22"/>
               </w:rPr>
-              <w:t>20.0%</w:t>
+              <w:t>8.2%</w:t>
             </w:r>
           </w:p>
         </w:tc>
@@ -2092,7 +2175,7 @@
         <w:t xml:space="preserve">Goles esperados: </w:t>
       </w:r>
       <w:r>
-        <w:t>Club León 1.86  —  Club Tijuana 1.00  (ventaja +0.86)</w:t>
+        <w:t>CD Guadalajara 1.50  —  Club Puebla 0.39  (ventaja +1.11)</w:t>
       </w:r>
     </w:p>
     <w:p>
@@ -2103,7 +2186,7 @@
         <w:t xml:space="preserve">Forma reciente: </w:t>
       </w:r>
       <w:r>
-        <w:t>Club León: LWWLL (6 pts)   |   Club Tijuana: LDDLL (2 pts)</w:t>
+        <w:t>CD Guadalajara: LWWDL (7 pts)   |   Club Puebla: WWLDL (7 pts)</w:t>
       </w:r>
     </w:p>
     <w:p>
@@ -2114,7 +2197,7 @@
         <w:t xml:space="preserve">Posicion en tabla: </w:t>
       </w:r>
       <w:r>
-        <w:t>Club León: #14 (10 pts)   |   Club Tijuana: #15 (9 pts)</w:t>
+        <w:t>CD Guadalajara: #4 (25 pts)   |   Club Puebla: #15 (12 pts)</w:t>
       </w:r>
     </w:p>
     <w:p>
@@ -2122,10 +2205,21 @@
         <w:rPr>
           <w:b/>
         </w:rPr>
-        <w:t xml:space="preserve">Expected Value: </w:t>
-      </w:r>
-      <w:r>
-        <w:t>Local +nan  |  Empate +nan  |  Visitante +nan</w:t>
+        <w:t xml:space="preserve">Corners estimados: </w:t>
+      </w:r>
+      <w:r>
+        <w:t>CD Guadalajara: ~6.1  |  Club Puebla: ~3.4  (Total ~9.5)  [Fuente: att-calibrado]</w:t>
+      </w:r>
+    </w:p>
+    <w:p>
+      <w:r>
+        <w:rPr>
+          <w:b/>
+        </w:rPr>
+        <w:t xml:space="preserve">Amarillas (prom.): </w:t>
+      </w:r>
+      <w:r>
+        <w:t>CD Guadalajara: 2.2  |  Club Puebla: nan  (Total est.: nan)</w:t>
       </w:r>
     </w:p>
     <w:p>
@@ -2139,7 +2233,7 @@
         <w:rPr>
           <w:sz w:val="20"/>
         </w:rPr>
-        <w:t>El modelo favorece a Club León como local (probabilidad 57.5%, empate 22.5%, Club Tijuana 20.0%). Se esperan 1.86 goles de Club León y 1.00 de Club Tijuana (ventaja +0.86 goles). Club León ocupa el #14 en tabla con forma reciente LWWLL (6/15 pts), mientras Club Tijuana llega en #15 en tabla con forma LDDLL (2/15 pts). El ratio de ataque local de 1.16 (+16% vs promedio liga) y el ratio de defensa visitante de 1.03 (+3% vs promedio) justifican la preferencia por el local. Nivel de confianza del modelo: ALTA. El Expected Value para victoria local es +nan (sin valor).</w:t>
+        <w:t>El modelo favorece a CD Guadalajara como local (probabilidad 64.2%, empate 27.6%, Club Puebla 8.2%). Se esperan 1.50 goles de CD Guadalajara y 0.39 de Club Puebla (ventaja +1.11 goles). CD Guadalajara ocupa el #4 en tabla con forma reciente LWWDL (7/15 pts), mientras Club Puebla llega en #15 en tabla con forma WWLDL (7/15 pts). El ratio de ataque local de 1.67 (+67% vs promedio liga) y el ratio de defensa visitante de 0.56 (-44% vs promedio) justifican la preferencia por el local. Nivel de confianza del modelo: ALTA.</w:t>
       </w:r>
     </w:p>
     <w:p/>
@@ -2151,7 +2245,7 @@
         <w:rPr>
           <w:color w:val="1A5F9B"/>
         </w:rPr>
-        <w:t>7.  Pumas UNAM  vs  Cruz Azul</w:t>
+        <w:t>7.  Club León  vs  FC Juárez</w:t>
       </w:r>
     </w:p>
     <w:p>
@@ -2161,7 +2255,7 @@
           <w:color w:val="606060"/>
           <w:sz w:val="18"/>
         </w:rPr>
-        <w:t>Fecha: 2026-03-15   |   Jornada / Ronda: N/D</w:t>
+        <w:t>Fecha: 2026-04-19   |   Jornada / Ronda: N/D</w:t>
       </w:r>
     </w:p>
     <w:p>
@@ -2170,7 +2264,7 @@
           <w:b/>
           <w:sz w:val="24"/>
         </w:rPr>
-        <w:t xml:space="preserve">Prediccion: Visitante   </w:t>
+        <w:t xml:space="preserve">Prediccion: Local   </w:t>
       </w:r>
       <w:r>
         <w:rPr>
@@ -2203,7 +2297,7 @@
                 <w:b/>
                 <w:sz w:val="18"/>
               </w:rPr>
-              <w:t>Local (Pumas UNAM)</w:t>
+              <w:t>Local (Club León)</w:t>
             </w:r>
           </w:p>
         </w:tc>
@@ -2231,7 +2325,7 @@
                 <w:b/>
                 <w:sz w:val="18"/>
               </w:rPr>
-              <w:t>Visitante (Cruz Azul)</w:t>
+              <w:t>Visitante (FC Juárez)</w:t>
             </w:r>
           </w:p>
         </w:tc>
@@ -2246,7 +2340,7 @@
               <w:rPr>
                 <w:sz w:val="22"/>
               </w:rPr>
-              <w:t>29.4%</w:t>
+              <w:t>67.5%</w:t>
             </w:r>
           </w:p>
         </w:tc>
@@ -2259,7 +2353,7 @@
               <w:rPr>
                 <w:sz w:val="22"/>
               </w:rPr>
-              <w:t>21.6%</w:t>
+              <w:t>22.0%</w:t>
             </w:r>
           </w:p>
         </w:tc>
@@ -2272,7 +2366,7 @@
               <w:rPr>
                 <w:sz w:val="22"/>
               </w:rPr>
-              <w:t>49.0%</w:t>
+              <w:t>10.5%</w:t>
             </w:r>
           </w:p>
         </w:tc>
@@ -2287,7 +2381,7 @@
         <w:t xml:space="preserve">Goles esperados: </w:t>
       </w:r>
       <w:r>
-        <w:t>Pumas UNAM 1.51  —  Cruz Azul 2.00  (ventaja -0.48)</w:t>
+        <w:t>Club León 2.03  —  FC Juárez 0.70  (ventaja +1.34)</w:t>
       </w:r>
     </w:p>
     <w:p>
@@ -2298,7 +2392,7 @@
         <w:t xml:space="preserve">Forma reciente: </w:t>
       </w:r>
       <w:r>
-        <w:t>Pumas UNAM: WWDLW (10 pts)   |   Cruz Azul: WWWWW (15 pts)</w:t>
+        <w:t>Club León: WLLWW (9 pts)   |   FC Juárez: WLDDL (5 pts)</w:t>
       </w:r>
     </w:p>
     <w:p>
@@ -2309,7 +2403,7 @@
         <w:t xml:space="preserve">Posicion en tabla: </w:t>
       </w:r>
       <w:r>
-        <w:t>Pumas UNAM: #5 (19 pts)   |   Cruz Azul: #1 (25 pts)</w:t>
+        <w:t>Club León: #9 (16 pts)   |   FC Juárez: #14 (12 pts)</w:t>
       </w:r>
     </w:p>
     <w:p>
@@ -2317,10 +2411,21 @@
         <w:rPr>
           <w:b/>
         </w:rPr>
-        <w:t xml:space="preserve">Expected Value: </w:t>
-      </w:r>
-      <w:r>
-        <w:t>Local +0.447  |  Empate -0.095  |  Visitante -0.229</w:t>
+        <w:t xml:space="preserve">Corners estimados: </w:t>
+      </w:r>
+      <w:r>
+        <w:t>Club León: ~5.4  |  FC Juárez: ~4.4  (Total ~9.8)  [Fuente: att-calibrado]</w:t>
+      </w:r>
+    </w:p>
+    <w:p>
+      <w:r>
+        <w:rPr>
+          <w:b/>
+        </w:rPr>
+        <w:t xml:space="preserve">Amarillas (prom.): </w:t>
+      </w:r>
+      <w:r>
+        <w:t>Club León: nan  |  FC Juárez: nan  (Total est.: nan)</w:t>
       </w:r>
     </w:p>
     <w:p>
@@ -2334,7 +2439,7 @@
         <w:rPr>
           <w:sz w:val="20"/>
         </w:rPr>
-        <w:t>A pesar de jugar fuera, Cruz Azul es favorito (probabilidad 49.0%, empate 21.6%, Pumas UNAM 29.4%). El modelo espera 2.00 goles de Cruz Azul frente a 1.51 de Pumas UNAM (diferencia -0.48 goles). Cruz Azul ocupa el #1 en tabla con forma WWWWW (15/15 pts), contra #5 en tabla de Pumas UNAM con forma WWDLW (10/15 pts). La calidad del visitante compensa la ventaja de local. Nivel de confianza del modelo: ALTA. El Expected Value para victoria local es +0.447 (VALUE BET).</w:t>
+        <w:t>El modelo favorece a Club León como local (probabilidad 67.5%, empate 22.0%, FC Juárez 10.5%). Se esperan 2.03 goles de Club León y 0.70 de FC Juárez (ventaja +1.34 goles). Club León ocupa el #9 en tabla con forma reciente WLLWW (9/15 pts), mientras FC Juárez llega en #14 en tabla con forma WLDDL (5/15 pts). El ratio de ataque local de 1.20 (+20% vs promedio liga) y el ratio de defensa visitante de 0.99 (-1% vs promedio) justifican la preferencia por el local. Nivel de confianza del modelo: ALTA.</w:t>
       </w:r>
     </w:p>
     <w:p/>
@@ -2346,7 +2451,7 @@
         <w:rPr>
           <w:color w:val="1A5F9B"/>
         </w:rPr>
-        <w:t>8.  Tigres UANL  vs  Querétaro FC</w:t>
+        <w:t>8.  Club América  vs  CD Toluca</w:t>
       </w:r>
     </w:p>
     <w:p>
@@ -2356,7 +2461,7 @@
           <w:color w:val="606060"/>
           <w:sz w:val="18"/>
         </w:rPr>
-        <w:t>Fecha: 2026-03-15   |   Jornada / Ronda: N/D</w:t>
+        <w:t>Fecha: 2026-04-19   |   Jornada / Ronda: N/D</w:t>
       </w:r>
     </w:p>
     <w:p>
@@ -2365,7 +2470,7 @@
           <w:b/>
           <w:sz w:val="24"/>
         </w:rPr>
-        <w:t xml:space="preserve">Prediccion: Local   </w:t>
+        <w:t xml:space="preserve">Prediccion: Visitante   </w:t>
       </w:r>
       <w:r>
         <w:rPr>
@@ -2398,7 +2503,7 @@
                 <w:b/>
                 <w:sz w:val="18"/>
               </w:rPr>
-              <w:t>Local (Tigres UANL)</w:t>
+              <w:t>Local (Club América)</w:t>
             </w:r>
           </w:p>
         </w:tc>
@@ -2426,7 +2531,7 @@
                 <w:b/>
                 <w:sz w:val="18"/>
               </w:rPr>
-              <w:t>Visitante (Querétaro FC)</w:t>
+              <w:t>Visitante (CD Toluca)</w:t>
             </w:r>
           </w:p>
         </w:tc>
@@ -2441,7 +2546,7 @@
               <w:rPr>
                 <w:sz w:val="22"/>
               </w:rPr>
-              <w:t>83.8%</w:t>
+              <w:t>8.9%</w:t>
             </w:r>
           </w:p>
         </w:tc>
@@ -2454,7 +2559,7 @@
               <w:rPr>
                 <w:sz w:val="22"/>
               </w:rPr>
-              <w:t>15.0%</w:t>
+              <w:t>23.8%</w:t>
             </w:r>
           </w:p>
         </w:tc>
@@ -2467,7 +2572,7 @@
               <w:rPr>
                 <w:sz w:val="22"/>
               </w:rPr>
-              <w:t>1.2%</w:t>
+              <w:t>67.3%</w:t>
             </w:r>
           </w:p>
         </w:tc>
@@ -2482,7 +2587,7 @@
         <w:t xml:space="preserve">Goles esperados: </w:t>
       </w:r>
       <w:r>
-        <w:t>Tigres UANL 3.10  —  Querétaro FC 0.24  (ventaja +2.86)</w:t>
+        <w:t>Club América 0.52  —  CD Toluca 1.80  (ventaja -1.28)</w:t>
       </w:r>
     </w:p>
     <w:p>
@@ -2493,7 +2598,7 @@
         <w:t xml:space="preserve">Forma reciente: </w:t>
       </w:r>
       <w:r>
-        <w:t>Tigres UANL: LLWLW (6 pts)   |   Querétaro FC: WLDLL (4 pts)</w:t>
+        <w:t>Club América: LLWDD (5 pts)   |   CD Toluca: WWWLD (10 pts)</w:t>
       </w:r>
     </w:p>
     <w:p>
@@ -2504,7 +2609,7 @@
         <w:t xml:space="preserve">Posicion en tabla: </w:t>
       </w:r>
       <w:r>
-        <w:t>Tigres UANL: #6 (16 pts)   |   Querétaro FC: #17 (6 pts)</w:t>
+        <w:t>Club América: #8 (16 pts)   |   CD Toluca: #3 (25 pts)</w:t>
       </w:r>
     </w:p>
     <w:p>
@@ -2512,10 +2617,21 @@
         <w:rPr>
           <w:b/>
         </w:rPr>
-        <w:t xml:space="preserve">Expected Value: </w:t>
-      </w:r>
-      <w:r>
-        <w:t>Local +0.613  |  Empate -0.499  |  Visitante -0.953</w:t>
+        <w:t xml:space="preserve">Corners estimados: </w:t>
+      </w:r>
+      <w:r>
+        <w:t>Club América: ~4.3  |  CD Toluca: ~4.7  (Total ~9.0)  [Fuente: att-calibrado]</w:t>
+      </w:r>
+    </w:p>
+    <w:p>
+      <w:r>
+        <w:rPr>
+          <w:b/>
+        </w:rPr>
+        <w:t xml:space="preserve">Amarillas (prom.): </w:t>
+      </w:r>
+      <w:r>
+        <w:t>Club América: 1.4  |  CD Toluca: 2.0  (Total est.: 3.4)</w:t>
       </w:r>
     </w:p>
     <w:p>
@@ -2529,7 +2645,7 @@
         <w:rPr>
           <w:sz w:val="20"/>
         </w:rPr>
-        <w:t>El modelo favorece a Tigres UANL como local (probabilidad 83.8%, empate 15.0%, Querétaro FC 1.2%). Se esperan 3.10 goles de Tigres UANL y 0.24 de Querétaro FC (ventaja +2.86 goles). Tigres UANL ocupa el #6 en tabla con forma reciente LLWLW (6/15 pts), mientras Querétaro FC llega en #17 en tabla con forma WLDLL (4/15 pts). El ratio de ataque local de 1.03 (+3% vs promedio liga) y el ratio de defensa visitante de 1.94 (+94% vs promedio) justifican la preferencia por el local. Nivel de confianza del modelo: ALTA. El Expected Value para victoria local es +0.613 (VALUE BET).</w:t>
+        <w:t>A pesar de jugar fuera, CD Toluca es favorito (probabilidad 67.3%, empate 23.8%, Club América 8.9%). El modelo espera 1.80 goles de CD Toluca frente a 0.52 de Club América (diferencia -1.28 goles). CD Toluca ocupa el #3 en tabla con forma WWWLD (10/15 pts), contra #8 en tabla de Club América con forma LLWDD (5/15 pts). La calidad del visitante compensa la ventaja de local. Nivel de confianza del modelo: ALTA.</w:t>
       </w:r>
     </w:p>
     <w:p/>
@@ -2541,7 +2657,7 @@
         <w:rPr>
           <w:color w:val="1A5F9B"/>
         </w:rPr>
-        <w:t>9.  Club América  vs  Mazatlán FC</w:t>
+        <w:t>9.  Santos Laguna  vs  Atlas FC</w:t>
       </w:r>
     </w:p>
     <w:p>
@@ -2551,7 +2667,7 @@
           <w:color w:val="606060"/>
           <w:sz w:val="18"/>
         </w:rPr>
-        <w:t>Fecha: 2026-03-16   |   Jornada / Ronda: N/D</w:t>
+        <w:t>Fecha: 2026-04-19   |   Jornada / Ronda: N/D</w:t>
       </w:r>
     </w:p>
     <w:p>
@@ -2560,15 +2676,15 @@
           <w:b/>
           <w:sz w:val="24"/>
         </w:rPr>
-        <w:t xml:space="preserve">Prediccion: Visitante   </w:t>
+        <w:t xml:space="preserve">Prediccion: Local   </w:t>
       </w:r>
       <w:r>
         <w:rPr>
           <w:b/>
-          <w:color w:val="D97A00"/>
+          <w:color w:val="2E860E"/>
           <w:sz w:val="24"/>
         </w:rPr>
-        <w:t>[Confianza: MEDIA]</w:t>
+        <w:t>[Confianza: ALTA]</w:t>
       </w:r>
     </w:p>
     <w:tbl>
@@ -2593,7 +2709,7 @@
                 <w:b/>
                 <w:sz w:val="18"/>
               </w:rPr>
-              <w:t>Local (Club América)</w:t>
+              <w:t>Local (Santos Laguna)</w:t>
             </w:r>
           </w:p>
         </w:tc>
@@ -2621,7 +2737,7 @@
                 <w:b/>
                 <w:sz w:val="18"/>
               </w:rPr>
-              <w:t>Visitante (Mazatlán FC)</w:t>
+              <w:t>Visitante (Atlas FC)</w:t>
             </w:r>
           </w:p>
         </w:tc>
@@ -2636,7 +2752,7 @@
               <w:rPr>
                 <w:sz w:val="22"/>
               </w:rPr>
-              <w:t>33.0%</w:t>
+              <w:t>56.2%</w:t>
             </w:r>
           </w:p>
         </w:tc>
@@ -2649,7 +2765,7 @@
               <w:rPr>
                 <w:sz w:val="22"/>
               </w:rPr>
-              <w:t>23.8%</w:t>
+              <w:t>26.9%</w:t>
             </w:r>
           </w:p>
         </w:tc>
@@ -2662,7 +2778,7 @@
               <w:rPr>
                 <w:sz w:val="22"/>
               </w:rPr>
-              <w:t>43.2%</w:t>
+              <w:t>16.9%</w:t>
             </w:r>
           </w:p>
         </w:tc>
@@ -2677,7 +2793,7 @@
         <w:t xml:space="preserve">Goles esperados: </w:t>
       </w:r>
       <w:r>
-        <w:t>Club América 1.42  —  Mazatlán FC 1.66  (ventaja -0.23)</w:t>
+        <w:t>Santos Laguna 1.69  —  Atlas FC 0.84  (ventaja +0.85)</w:t>
       </w:r>
     </w:p>
     <w:p>
@@ -2688,7 +2804,7 @@
         <w:t xml:space="preserve">Forma reciente: </w:t>
       </w:r>
       <w:r>
-        <w:t>Club América: LWLLW (6 pts)   |   Mazatlán FC: WDWLW (10 pts)</w:t>
+        <w:t>Santos Laguna: DLWDL (5 pts)   |   Atlas FC: LWLLD (4 pts)</w:t>
       </w:r>
     </w:p>
     <w:p>
@@ -2699,7 +2815,7 @@
         <w:t xml:space="preserve">Posicion en tabla: </w:t>
       </w:r>
       <w:r>
-        <w:t>Club América: #8 (14 pts)   |   Mazatlán FC: #13 (10 pts)</w:t>
+        <w:t>Santos Laguna: #18 (6 pts)   |   Atlas FC: #7 (17 pts)</w:t>
       </w:r>
     </w:p>
     <w:p>
@@ -2707,10 +2823,21 @@
         <w:rPr>
           <w:b/>
         </w:rPr>
-        <w:t xml:space="preserve">Expected Value: </w:t>
-      </w:r>
-      <w:r>
-        <w:t>Local +nan  |  Empate +nan  |  Visitante +nan</w:t>
+        <w:t xml:space="preserve">Corners estimados: </w:t>
+      </w:r>
+      <w:r>
+        <w:t>Santos Laguna: ~4.4  |  Atlas FC: ~3.4  (Total ~7.8)  [Fuente: att-calibrado]</w:t>
+      </w:r>
+    </w:p>
+    <w:p>
+      <w:r>
+        <w:rPr>
+          <w:b/>
+        </w:rPr>
+        <w:t xml:space="preserve">Amarillas (prom.): </w:t>
+      </w:r>
+      <w:r>
+        <w:t>Santos Laguna: 2.4  |  Atlas FC: 2.2  (Total est.: 4.6)</w:t>
       </w:r>
     </w:p>
     <w:p>
@@ -2724,7 +2851,7 @@
         <w:rPr>
           <w:sz w:val="20"/>
         </w:rPr>
-        <w:t>A pesar de jugar fuera, Mazatlán FC es favorito (probabilidad 43.2%, empate 23.8%, Club América 33.0%). El modelo espera 1.66 goles de Mazatlán FC frente a 1.42 de Club América (diferencia -0.23 goles). Mazatlán FC ocupa el #13 en tabla con forma WDWLW (10/15 pts), contra #8 en tabla de Club América con forma LWLLW (6/15 pts). La calidad del visitante compensa la ventaja de local. Nivel de confianza del modelo: MEDIA. El Expected Value para victoria local es +nan (sin valor).</w:t>
+        <w:t>El modelo favorece a Santos Laguna como local (probabilidad 56.2%, empate 26.9%, Atlas FC 16.9%). Se esperan 1.69 goles de Santos Laguna y 0.84 de Atlas FC (ventaja +0.85 goles). Santos Laguna ocupa el #18 en tabla con forma reciente DLWDL (5/15 pts), mientras Atlas FC llega en #7 en tabla con forma LWLLD (4/15 pts). El ratio de ataque local de 0.73 (-27% vs promedio liga) y el ratio de defensa visitante de 1.41 (+41% vs promedio) justifican la preferencia por el local. Nivel de confianza del modelo: ALTA.</w:t>
       </w:r>
     </w:p>
     <w:p/>
@@ -2736,7 +2863,7 @@
         <w:rPr>
           <w:color w:val="1A5F9B"/>
         </w:rPr>
-        <w:t>10.  CD Guadalajara  vs  Club León</w:t>
+        <w:t>10.  Pumas UNAM  vs  FC Juárez</w:t>
       </w:r>
     </w:p>
     <w:p>
@@ -2746,7 +2873,7 @@
           <w:color w:val="606060"/>
           <w:sz w:val="18"/>
         </w:rPr>
-        <w:t>Fecha: 2026-03-19   |   Jornada / Ronda: N/D</w:t>
+        <w:t>Fecha: 2026-04-22   |   Jornada / Ronda: N/D</w:t>
       </w:r>
     </w:p>
     <w:p>
@@ -2788,7 +2915,7 @@
                 <w:b/>
                 <w:sz w:val="18"/>
               </w:rPr>
-              <w:t>Local (CD Guadalajara)</w:t>
+              <w:t>Local (Pumas UNAM)</w:t>
             </w:r>
           </w:p>
         </w:tc>
@@ -2816,7 +2943,7 @@
                 <w:b/>
                 <w:sz w:val="18"/>
               </w:rPr>
-              <w:t>Visitante (Club León)</w:t>
+              <w:t>Visitante (FC Juárez)</w:t>
             </w:r>
           </w:p>
         </w:tc>
@@ -2831,7 +2958,7 @@
               <w:rPr>
                 <w:sz w:val="22"/>
               </w:rPr>
-              <w:t>84.9%</w:t>
+              <w:t>68.6%</w:t>
             </w:r>
           </w:p>
         </w:tc>
@@ -2844,7 +2971,7 @@
               <w:rPr>
                 <w:sz w:val="22"/>
               </w:rPr>
-              <w:t>15.0%</w:t>
+              <w:t>18.7%</w:t>
             </w:r>
           </w:p>
         </w:tc>
@@ -2857,7 +2984,7 @@
               <w:rPr>
                 <w:sz w:val="22"/>
               </w:rPr>
-              <w:t>0.1%</w:t>
+              <w:t>12.7%</w:t>
             </w:r>
           </w:p>
         </w:tc>
@@ -2872,7 +2999,7 @@
         <w:t xml:space="preserve">Goles esperados: </w:t>
       </w:r>
       <w:r>
-        <w:t>CD Guadalajara 5.70  —  Club León 0.19  (ventaja +5.51)</w:t>
+        <w:t>Pumas UNAM 2.53  —  FC Juárez 1.05  (ventaja +1.49)</w:t>
       </w:r>
     </w:p>
     <w:p>
@@ -2883,7 +3010,7 @@
         <w:t xml:space="preserve">Forma reciente: </w:t>
       </w:r>
       <w:r>
-        <w:t>CD Guadalajara: WLLWW (9 pts)   |   Club León: LWWLL (6 pts)</w:t>
+        <w:t>Pumas UNAM: DLWDW (8 pts)   |   FC Juárez: WLDDL (5 pts)</w:t>
       </w:r>
     </w:p>
     <w:p>
@@ -2894,7 +3021,7 @@
         <w:t xml:space="preserve">Posicion en tabla: </w:t>
       </w:r>
       <w:r>
-        <w:t>CD Guadalajara: #3 (24 pts)   |   Club León: #14 (10 pts)</w:t>
+        <w:t>Pumas UNAM: #5 (23 pts)   |   FC Juárez: #14 (12 pts)</w:t>
       </w:r>
     </w:p>
     <w:p>
@@ -2902,10 +3029,10 @@
         <w:rPr>
           <w:b/>
         </w:rPr>
-        <w:t xml:space="preserve">H2H ultimos 1 partidos: </w:t>
-      </w:r>
-      <w:r>
-        <w:t>CD Guadalajara 1V / 0E / 0D (goles: 5 - 0)</w:t>
+        <w:t xml:space="preserve">Corners estimados: </w:t>
+      </w:r>
+      <w:r>
+        <w:t>Pumas UNAM: ~6.0  |  FC Juárez: ~4.4  (Total ~10.4)  [Fuente: att-calibrado]</w:t>
       </w:r>
     </w:p>
     <w:p>
@@ -2913,10 +3040,10 @@
         <w:rPr>
           <w:b/>
         </w:rPr>
-        <w:t xml:space="preserve">Expected Value: </w:t>
-      </w:r>
-      <w:r>
-        <w:t>Local +nan  |  Empate +nan  |  Visitante +nan</w:t>
+        <w:t xml:space="preserve">Amarillas (prom.): </w:t>
+      </w:r>
+      <w:r>
+        <w:t>Pumas UNAM: 2.4  |  FC Juárez: nan  (Total est.: nan)</w:t>
       </w:r>
     </w:p>
     <w:p>
@@ -2930,7 +3057,7 @@
         <w:rPr>
           <w:sz w:val="20"/>
         </w:rPr>
-        <w:t>El modelo favorece a CD Guadalajara como local (probabilidad 84.9%, empate 15.0%, Club León 0.1%). Se esperan 5.70 goles de CD Guadalajara y 0.19 de Club León (ventaja +5.51 goles). CD Guadalajara ocupa el #3 en tabla con forma reciente WLLWW (9/15 pts), mientras Club León llega en #14 en tabla con forma LWWLL (6/15 pts). El ratio de ataque local de 1.87 (+87% vs promedio liga) y el ratio de defensa visitante de 1.97 (+97% vs promedio) justifican la preferencia por el local. En los últimos 1 enfrentamientos directos: CD Guadalajara ganó 1, empates 0, Club León ganó 0. Nivel de confianza del modelo: ALTA. El Expected Value para victoria local es +nan (sin valor).</w:t>
+        <w:t>El modelo favorece a Pumas UNAM como local (probabilidad 68.6%, empate 18.7%, FC Juárez 12.7%). Se esperan 2.53 goles de Pumas UNAM y 1.05 de FC Juárez (ventaja +1.49 goles). Pumas UNAM ocupa el #5 en tabla con forma reciente DLWDW (8/15 pts), mientras FC Juárez llega en #14 en tabla con forma WLDDL (5/15 pts). El ratio de ataque local de 1.56 (+56% vs promedio liga) y el ratio de defensa visitante de 0.99 (-1% vs promedio) justifican la preferencia por el local. Nivel de confianza del modelo: ALTA.</w:t>
       </w:r>
     </w:p>
     <w:p/>
@@ -2942,7 +3069,7 @@
         <w:rPr>
           <w:color w:val="1A5F9B"/>
         </w:rPr>
-        <w:t>11.  Club Necaxa  vs  Club Tijuana</w:t>
+        <w:t>11.  Querétaro FC  vs  Cruz Azul</w:t>
       </w:r>
     </w:p>
     <w:p>
@@ -2952,7 +3079,7 @@
           <w:color w:val="606060"/>
           <w:sz w:val="18"/>
         </w:rPr>
-        <w:t>Fecha: 2026-03-21   |   Jornada / Ronda: N/D</w:t>
+        <w:t>Fecha: 2026-04-22   |   Jornada / Ronda: N/D</w:t>
       </w:r>
     </w:p>
     <w:p>
@@ -2966,10 +3093,10 @@
       <w:r>
         <w:rPr>
           <w:b/>
-          <w:color w:val="2E860E"/>
+          <w:color w:val="D97A00"/>
           <w:sz w:val="24"/>
         </w:rPr>
-        <w:t>[Confianza: ALTA]</w:t>
+        <w:t>[Confianza: MEDIA]</w:t>
       </w:r>
     </w:p>
     <w:tbl>
@@ -2994,7 +3121,7 @@
                 <w:b/>
                 <w:sz w:val="18"/>
               </w:rPr>
-              <w:t>Local (Club Necaxa)</w:t>
+              <w:t>Local (Querétaro FC)</w:t>
             </w:r>
           </w:p>
         </w:tc>
@@ -3022,7 +3149,7 @@
                 <w:b/>
                 <w:sz w:val="18"/>
               </w:rPr>
-              <w:t>Visitante (Club Tijuana)</w:t>
+              <w:t>Visitante (Cruz Azul)</w:t>
             </w:r>
           </w:p>
         </w:tc>
@@ -3037,7 +3164,7 @@
               <w:rPr>
                 <w:sz w:val="22"/>
               </w:rPr>
-              <w:t>23.2%</w:t>
+              <w:t>24.7%</w:t>
             </w:r>
           </w:p>
         </w:tc>
@@ -3050,7 +3177,7 @@
               <w:rPr>
                 <w:sz w:val="22"/>
               </w:rPr>
-              <w:t>28.2%</w:t>
+              <w:t>29.4%</w:t>
             </w:r>
           </w:p>
         </w:tc>
@@ -3063,7 +3190,7 @@
               <w:rPr>
                 <w:sz w:val="22"/>
               </w:rPr>
-              <w:t>48.6%</w:t>
+              <w:t>45.8%</w:t>
             </w:r>
           </w:p>
         </w:tc>
@@ -3078,7 +3205,7 @@
         <w:t xml:space="preserve">Goles esperados: </w:t>
       </w:r>
       <w:r>
-        <w:t>Club Necaxa 0.83  —  Club Tijuana 1.33  (ventaja -0.51)</w:t>
+        <w:t>Querétaro FC 1.02  —  Cruz Azul 1.47  (ventaja -0.45)</w:t>
       </w:r>
     </w:p>
     <w:p>
@@ -3089,7 +3216,7 @@
         <w:t xml:space="preserve">Forma reciente: </w:t>
       </w:r>
       <w:r>
-        <w:t>Club Necaxa: WLLLL (3 pts)   |   Club Tijuana: LDDLL (2 pts)</w:t>
+        <w:t>Querétaro FC: LLWDW (7 pts)   |   Cruz Azul: WWWLD (10 pts)</w:t>
       </w:r>
     </w:p>
     <w:p>
@@ -3100,7 +3227,7 @@
         <w:t xml:space="preserve">Posicion en tabla: </w:t>
       </w:r>
       <w:r>
-        <w:t>Club Necaxa: #16 (9 pts)   |   Club Tijuana: #15 (9 pts)</w:t>
+        <w:t>Querétaro FC: #13 (13 pts)   |   Cruz Azul: #1 (26 pts)</w:t>
       </w:r>
     </w:p>
     <w:p>
@@ -3108,10 +3235,21 @@
         <w:rPr>
           <w:b/>
         </w:rPr>
-        <w:t xml:space="preserve">Expected Value: </w:t>
-      </w:r>
-      <w:r>
-        <w:t>Local -0.500  |  Empate -0.029  |  Visitante +0.516</w:t>
+        <w:t xml:space="preserve">Corners estimados: </w:t>
+      </w:r>
+      <w:r>
+        <w:t>Querétaro FC: ~5.0  |  Cruz Azul: ~5.2  (Total ~10.2)  [Fuente: att-calibrado]</w:t>
+      </w:r>
+    </w:p>
+    <w:p>
+      <w:r>
+        <w:rPr>
+          <w:b/>
+        </w:rPr>
+        <w:t xml:space="preserve">Amarillas (prom.): </w:t>
+      </w:r>
+      <w:r>
+        <w:t>Querétaro FC: nan  |  Cruz Azul: nan  (Total est.: nan)</w:t>
       </w:r>
     </w:p>
     <w:p>
@@ -3125,7 +3263,7 @@
         <w:rPr>
           <w:sz w:val="20"/>
         </w:rPr>
-        <w:t>A pesar de jugar fuera, Club Tijuana es favorito (probabilidad 48.6%, empate 28.2%, Club Necaxa 23.2%). El modelo espera 1.33 goles de Club Tijuana frente a 0.83 de Club Necaxa (diferencia -0.51 goles). Club Tijuana ocupa el #15 en tabla con forma LDDLL (2/15 pts), contra #16 en tabla de Club Necaxa con forma WLLLL (3/15 pts). La calidad del visitante compensa la ventaja de local. Nivel de confianza del modelo: ALTA. El Expected Value para victoria local es -0.500 (sin valor).</w:t>
+        <w:t>A pesar de jugar fuera, Cruz Azul es favorito (probabilidad 45.8%, empate 29.4%, Querétaro FC 24.7%). El modelo espera 1.47 goles de Cruz Azul frente a 1.02 de Querétaro FC (diferencia -0.45 goles). Cruz Azul ocupa el #1 en tabla con forma WWWLD (10/15 pts), contra #13 en tabla de Querétaro FC con forma LLWDW (7/15 pts). La calidad del visitante compensa la ventaja de local. Nivel de confianza del modelo: MEDIA.</w:t>
       </w:r>
     </w:p>
     <w:p/>
@@ -3137,7 +3275,7 @@
         <w:rPr>
           <w:color w:val="1A5F9B"/>
         </w:rPr>
-        <w:t>12.  Mazatlán FC  vs  Cruz Azul</w:t>
+        <w:t>12.  CF Monterrey  vs  Club Puebla</w:t>
       </w:r>
     </w:p>
     <w:p>
@@ -3147,7 +3285,7 @@
           <w:color w:val="606060"/>
           <w:sz w:val="18"/>
         </w:rPr>
-        <w:t>Fecha: 2026-03-21   |   Jornada / Ronda: N/D</w:t>
+        <w:t>Fecha: 2026-04-22   |   Jornada / Ronda: N/D</w:t>
       </w:r>
     </w:p>
     <w:p>
@@ -3156,15 +3294,15 @@
           <w:b/>
           <w:sz w:val="24"/>
         </w:rPr>
-        <w:t xml:space="preserve">Prediccion: Visitante   </w:t>
+        <w:t xml:space="preserve">Prediccion: Local   </w:t>
       </w:r>
       <w:r>
         <w:rPr>
           <w:b/>
-          <w:color w:val="2E860E"/>
+          <w:color w:val="C0392B"/>
           <w:sz w:val="24"/>
         </w:rPr>
-        <w:t>[Confianza: ALTA]</w:t>
+        <w:t>[Confianza: BAJA]</w:t>
       </w:r>
     </w:p>
     <w:tbl>
@@ -3189,7 +3327,7 @@
                 <w:b/>
                 <w:sz w:val="18"/>
               </w:rPr>
-              <w:t>Local (Mazatlán FC)</w:t>
+              <w:t>Local (CF Monterrey)</w:t>
             </w:r>
           </w:p>
         </w:tc>
@@ -3217,7 +3355,7 @@
                 <w:b/>
                 <w:sz w:val="18"/>
               </w:rPr>
-              <w:t>Visitante (Cruz Azul)</w:t>
+              <w:t>Visitante (Club Puebla)</w:t>
             </w:r>
           </w:p>
         </w:tc>
@@ -3232,7 +3370,7 @@
               <w:rPr>
                 <w:sz w:val="22"/>
               </w:rPr>
-              <w:t>13.7%</w:t>
+              <w:t>43.0%</w:t>
             </w:r>
           </w:p>
         </w:tc>
@@ -3245,7 +3383,7 @@
               <w:rPr>
                 <w:sz w:val="22"/>
               </w:rPr>
-              <w:t>15.0%</w:t>
+              <w:t>38.3%</w:t>
             </w:r>
           </w:p>
         </w:tc>
@@ -3258,7 +3396,7 @@
               <w:rPr>
                 <w:sz w:val="22"/>
               </w:rPr>
-              <w:t>71.3%</w:t>
+              <w:t>18.6%</w:t>
             </w:r>
           </w:p>
         </w:tc>
@@ -3273,7 +3411,7 @@
         <w:t xml:space="preserve">Goles esperados: </w:t>
       </w:r>
       <w:r>
-        <w:t>Mazatlán FC 1.38  —  Cruz Azul 3.10  (ventaja -1.73)</w:t>
+        <w:t>CF Monterrey 0.97  —  Club Puebla 0.55  (ventaja +0.42)</w:t>
       </w:r>
     </w:p>
     <w:p>
@@ -3284,7 +3422,7 @@
         <w:t xml:space="preserve">Forma reciente: </w:t>
       </w:r>
       <w:r>
-        <w:t>Mazatlán FC: WDWLW (10 pts)   |   Cruz Azul: WWWWW (15 pts)</w:t>
+        <w:t>CF Monterrey: LWLLD (4 pts)   |   Club Puebla: WWLDL (7 pts)</w:t>
       </w:r>
     </w:p>
     <w:p>
@@ -3295,7 +3433,7 @@
         <w:t xml:space="preserve">Posicion en tabla: </w:t>
       </w:r>
       <w:r>
-        <w:t>Mazatlán FC: #13 (10 pts)   |   Cruz Azul: #1 (25 pts)</w:t>
+        <w:t>CF Monterrey: #11 (14 pts)   |   Club Puebla: #15 (12 pts)</w:t>
       </w:r>
     </w:p>
     <w:p>
@@ -3303,10 +3441,21 @@
         <w:rPr>
           <w:b/>
         </w:rPr>
-        <w:t xml:space="preserve">Expected Value: </w:t>
-      </w:r>
-      <w:r>
-        <w:t>Local -0.324  |  Empate -0.373  |  Visitante +0.122</w:t>
+        <w:t xml:space="preserve">Corners estimados: </w:t>
+      </w:r>
+      <w:r>
+        <w:t>CF Monterrey: ~5.0  |  Club Puebla: ~3.4  (Total ~8.4)  [Fuente: att-calibrado]</w:t>
+      </w:r>
+    </w:p>
+    <w:p>
+      <w:r>
+        <w:rPr>
+          <w:b/>
+        </w:rPr>
+        <w:t xml:space="preserve">Amarillas (prom.): </w:t>
+      </w:r>
+      <w:r>
+        <w:t>CF Monterrey: 1.9  |  Club Puebla: nan  (Total est.: nan)</w:t>
       </w:r>
     </w:p>
     <w:p>
@@ -3320,7 +3469,7 @@
         <w:rPr>
           <w:sz w:val="20"/>
         </w:rPr>
-        <w:t>A pesar de jugar fuera, Cruz Azul es favorito (probabilidad 71.3%, empate 15.0%, Mazatlán FC 13.7%). El modelo espera 3.10 goles de Cruz Azul frente a 1.38 de Mazatlán FC (diferencia -1.73 goles). Cruz Azul ocupa el #1 en tabla con forma WWWWW (15/15 pts), contra #13 en tabla de Mazatlán FC con forma WDWLW (10/15 pts). La calidad del visitante compensa la ventaja de local. Nivel de confianza del modelo: ALTA. El Expected Value para victoria local es -0.324 (sin valor).</w:t>
+        <w:t>El modelo favorece a CF Monterrey como local (probabilidad 43.0%, empate 38.3%, Club Puebla 18.6%). Se esperan 0.97 goles de CF Monterrey y 0.55 de Club Puebla (ventaja +0.42 goles). CF Monterrey ocupa el #11 en tabla con forma reciente LWLLD (4/15 pts), mientras Club Puebla llega en #15 en tabla con forma WWLDL (7/15 pts). El ratio de ataque local de 1.01 (+1% vs promedio liga) y el ratio de defensa visitante de 0.56 (-44% vs promedio) justifican la preferencia por el local. Nivel de confianza del modelo: BAJA.</w:t>
       </w:r>
     </w:p>
     <w:p/>
@@ -3332,7 +3481,7 @@
         <w:rPr>
           <w:color w:val="1A5F9B"/>
         </w:rPr>
-        <w:t>13.  Atlas FC  vs  Querétaro FC</w:t>
+        <w:t>13.  Club León  vs  Club América</w:t>
       </w:r>
     </w:p>
     <w:p>
@@ -3342,7 +3491,7 @@
           <w:color w:val="606060"/>
           <w:sz w:val="18"/>
         </w:rPr>
-        <w:t>Fecha: 2026-03-21   |   Jornada / Ronda: N/D</w:t>
+        <w:t>Fecha: 2026-04-22   |   Jornada / Ronda: N/D</w:t>
       </w:r>
     </w:p>
     <w:p>
@@ -3351,15 +3500,15 @@
           <w:b/>
           <w:sz w:val="24"/>
         </w:rPr>
-        <w:t xml:space="preserve">Prediccion: Local   </w:t>
+        <w:t xml:space="preserve">Prediccion: Visitante   </w:t>
       </w:r>
       <w:r>
         <w:rPr>
           <w:b/>
-          <w:color w:val="2E860E"/>
+          <w:color w:val="C0392B"/>
           <w:sz w:val="24"/>
         </w:rPr>
-        <w:t>[Confianza: ALTA]</w:t>
+        <w:t>[Confianza: BAJA]</w:t>
       </w:r>
     </w:p>
     <w:tbl>
@@ -3384,7 +3533,7 @@
                 <w:b/>
                 <w:sz w:val="18"/>
               </w:rPr>
-              <w:t>Local (Atlas FC)</w:t>
+              <w:t>Local (Club León)</w:t>
             </w:r>
           </w:p>
         </w:tc>
@@ -3412,7 +3561,7 @@
                 <w:b/>
                 <w:sz w:val="18"/>
               </w:rPr>
-              <w:t>Visitante (Querétaro FC)</w:t>
+              <w:t>Visitante (Club América)</w:t>
             </w:r>
           </w:p>
         </w:tc>
@@ -3427,7 +3576,7 @@
               <w:rPr>
                 <w:sz w:val="22"/>
               </w:rPr>
-              <w:t>83.0%</w:t>
+              <w:t>27.9%</w:t>
             </w:r>
           </w:p>
         </w:tc>
@@ -3440,7 +3589,7 @@
               <w:rPr>
                 <w:sz w:val="22"/>
               </w:rPr>
-              <w:t>15.0%</w:t>
+              <w:t>35.9%</w:t>
             </w:r>
           </w:p>
         </w:tc>
@@ -3453,7 +3602,7 @@
               <w:rPr>
                 <w:sz w:val="22"/>
               </w:rPr>
-              <w:t>2.0%</w:t>
+              <w:t>36.1%</w:t>
             </w:r>
           </w:p>
         </w:tc>
@@ -3468,7 +3617,7 @@
         <w:t xml:space="preserve">Goles esperados: </w:t>
       </w:r>
       <w:r>
-        <w:t>Atlas FC 3.41  —  Querétaro FC 0.44  (ventaja +2.97)</w:t>
+        <w:t>Club León 0.84  —  Club América 0.99  (ventaja -0.15)</w:t>
       </w:r>
     </w:p>
     <w:p>
@@ -3479,7 +3628,7 @@
         <w:t xml:space="preserve">Forma reciente: </w:t>
       </w:r>
       <w:r>
-        <w:t>Atlas FC: LWLWL (6 pts)   |   Querétaro FC: WLDLL (4 pts)</w:t>
+        <w:t>Club León: WLLWW (9 pts)   |   Club América: LLWDD (5 pts)</w:t>
       </w:r>
     </w:p>
     <w:p>
@@ -3490,7 +3639,7 @@
         <w:t xml:space="preserve">Posicion en tabla: </w:t>
       </w:r>
       <w:r>
-        <w:t>Atlas FC: #7 (16 pts)   |   Querétaro FC: #17 (6 pts)</w:t>
+        <w:t>Club León: #9 (16 pts)   |   Club América: #8 (16 pts)</w:t>
       </w:r>
     </w:p>
     <w:p>
@@ -3498,10 +3647,21 @@
         <w:rPr>
           <w:b/>
         </w:rPr>
-        <w:t xml:space="preserve">Expected Value: </w:t>
-      </w:r>
-      <w:r>
-        <w:t>Local +0.597  |  Empate -0.499  |  Visitante -0.923</w:t>
+        <w:t xml:space="preserve">Corners estimados: </w:t>
+      </w:r>
+      <w:r>
+        <w:t>Club León: ~5.4  |  Club América: ~5.0  (Total ~10.4)  [Fuente: att-calibrado]</w:t>
+      </w:r>
+    </w:p>
+    <w:p>
+      <w:r>
+        <w:rPr>
+          <w:b/>
+        </w:rPr>
+        <w:t xml:space="preserve">Amarillas (prom.): </w:t>
+      </w:r>
+      <w:r>
+        <w:t>Club León: nan  |  Club América: 1.4  (Total est.: nan)</w:t>
       </w:r>
     </w:p>
     <w:p>
@@ -3515,7 +3675,7 @@
         <w:rPr>
           <w:sz w:val="20"/>
         </w:rPr>
-        <w:t>El modelo favorece a Atlas FC como local (probabilidad 83.0%, empate 15.0%, Querétaro FC 2.0%). Se esperan 3.41 goles de Atlas FC y 0.44 de Querétaro FC (ventaja +2.97 goles). Atlas FC ocupa el #7 en tabla con forma reciente LWLWL (6/15 pts), mientras Querétaro FC llega en #17 en tabla con forma WLDLL (4/15 pts). El ratio de ataque local de 1.14 (+14% vs promedio liga) y el ratio de defensa visitante de 1.94 (+94% vs promedio) justifican la preferencia por el local. Nivel de confianza del modelo: ALTA. El Expected Value para victoria local es +0.597 (VALUE BET).</w:t>
+        <w:t>A pesar de jugar fuera, Club América es favorito (probabilidad 36.1%, empate 35.9%, Club León 27.9%). El modelo espera 0.99 goles de Club América frente a 0.84 de Club León (diferencia -0.15 goles). Club América ocupa el #8 en tabla con forma LLWDD (5/15 pts), contra #9 en tabla de Club León con forma WLLWW (9/15 pts). La calidad del visitante compensa la ventaja de local. Nivel de confianza del modelo: BAJA.</w:t>
       </w:r>
     </w:p>
     <w:p/>
@@ -3527,7 +3687,7 @@
         <w:rPr>
           <w:color w:val="1A5F9B"/>
         </w:rPr>
-        <w:t>14.  Atlético San Luis  vs  Club León</w:t>
+        <w:t>14.  Atlas FC  vs  Tigres UANL</w:t>
       </w:r>
     </w:p>
     <w:p>
@@ -3537,7 +3697,7 @@
           <w:color w:val="606060"/>
           <w:sz w:val="18"/>
         </w:rPr>
-        <w:t>Fecha: 2026-03-22   |   Jornada / Ronda: N/D</w:t>
+        <w:t>Fecha: 2026-04-23   |   Jornada / Ronda: N/D</w:t>
       </w:r>
     </w:p>
     <w:p>
@@ -3551,10 +3711,10 @@
       <w:r>
         <w:rPr>
           <w:b/>
-          <w:color w:val="2E860E"/>
+          <w:color w:val="C0392B"/>
           <w:sz w:val="24"/>
         </w:rPr>
-        <w:t>[Confianza: ALTA]</w:t>
+        <w:t>[Confianza: BAJA]</w:t>
       </w:r>
     </w:p>
     <w:tbl>
@@ -3579,7 +3739,7 @@
                 <w:b/>
                 <w:sz w:val="18"/>
               </w:rPr>
-              <w:t>Local (Atlético San Lu)</w:t>
+              <w:t>Local (Atlas FC)</w:t>
             </w:r>
           </w:p>
         </w:tc>
@@ -3607,7 +3767,7 @@
                 <w:b/>
                 <w:sz w:val="18"/>
               </w:rPr>
-              <w:t>Visitante (Club León)</w:t>
+              <w:t>Visitante (Tigres UANL)</w:t>
             </w:r>
           </w:p>
         </w:tc>
@@ -3622,7 +3782,7 @@
               <w:rPr>
                 <w:sz w:val="22"/>
               </w:rPr>
-              <w:t>83.7%</w:t>
+              <w:t>36.3%</w:t>
             </w:r>
           </w:p>
         </w:tc>
@@ -3635,7 +3795,7 @@
               <w:rPr>
                 <w:sz w:val="22"/>
               </w:rPr>
-              <w:t>15.0%</w:t>
+              <w:t>28.9%</w:t>
             </w:r>
           </w:p>
         </w:tc>
@@ -3648,7 +3808,7 @@
               <w:rPr>
                 <w:sz w:val="22"/>
               </w:rPr>
-              <w:t>1.3%</w:t>
+              <w:t>34.9%</w:t>
             </w:r>
           </w:p>
         </w:tc>
@@ -3663,7 +3823,7 @@
         <w:t xml:space="preserve">Goles esperados: </w:t>
       </w:r>
       <w:r>
-        <w:t>Atlético San Luis 4.46  —  Club León 0.58  (ventaja +3.87)</w:t>
+        <w:t>Atlas FC 1.38  —  Tigres UANL 1.34  (ventaja +0.03)</w:t>
       </w:r>
     </w:p>
     <w:p>
@@ -3674,7 +3834,7 @@
         <w:t xml:space="preserve">Forma reciente: </w:t>
       </w:r>
       <w:r>
-        <w:t>Atlético San Luis: WLLWL (6 pts)   |   Club León: LWWLL (6 pts)</w:t>
+        <w:t>Atlas FC: LWLLD (4 pts)   |   Tigres UANL: WLWLW (9 pts)</w:t>
       </w:r>
     </w:p>
     <w:p>
@@ -3685,7 +3845,7 @@
         <w:t xml:space="preserve">Posicion en tabla: </w:t>
       </w:r>
       <w:r>
-        <w:t>Atlético San Luis: #11 (10 pts)   |   Club León: #14 (10 pts)</w:t>
+        <w:t>Atlas FC: #7 (17 pts)   |   Tigres UANL: #6 (19 pts)</w:t>
       </w:r>
     </w:p>
     <w:p>
@@ -3693,10 +3853,21 @@
         <w:rPr>
           <w:b/>
         </w:rPr>
-        <w:t xml:space="preserve">Expected Value: </w:t>
-      </w:r>
-      <w:r>
-        <w:t>Local +0.624  |  Empate -0.467  |  Visitante -0.955</w:t>
+        <w:t xml:space="preserve">Corners estimados: </w:t>
+      </w:r>
+      <w:r>
+        <w:t>Atlas FC: ~4.7  |  Tigres UANL: ~4.9  (Total ~9.6)  [Fuente: att-calibrado]</w:t>
+      </w:r>
+    </w:p>
+    <w:p>
+      <w:r>
+        <w:rPr>
+          <w:b/>
+        </w:rPr>
+        <w:t xml:space="preserve">Amarillas (prom.): </w:t>
+      </w:r>
+      <w:r>
+        <w:t>Atlas FC: 2.2  |  Tigres UANL: 1.9  (Total est.: 4.1)</w:t>
       </w:r>
     </w:p>
     <w:p>
@@ -3710,7 +3881,7 @@
         <w:rPr>
           <w:sz w:val="20"/>
         </w:rPr>
-        <w:t>El modelo favorece a Atlético San Luis como local (probabilidad 83.7%, empate 15.0%, Club León 1.3%). Se esperan 4.46 goles de Atlético San Luis y 0.58 de Club León (ventaja +3.87 goles). Atlético San Luis ocupa el #11 en tabla con forma reciente WLLWL (6/15 pts), mientras Club León llega en #14 en tabla con forma LWWLL (6/15 pts). El ratio de ataque local de 1.46 (+46% vs promedio liga) y el ratio de defensa visitante de 1.97 (+97% vs promedio) justifican la preferencia por el local. Nivel de confianza del modelo: ALTA. El Expected Value para victoria local es +0.624 (VALUE BET).</w:t>
+        <w:t>El modelo favorece a Atlas FC como local (probabilidad 36.3%, empate 28.9%, Tigres UANL 34.9%). Se esperan 1.38 goles de Atlas FC y 1.34 de Tigres UANL (ventaja +0.03 goles). Atlas FC ocupa el #7 en tabla con forma reciente LWLLD (4/15 pts), mientras Tigres UANL llega en #6 en tabla con forma WLWLW (9/15 pts). El ratio de ataque local de 0.85 (-15% vs promedio liga) y el ratio de defensa visitante de 1.04 (+4% vs promedio) justifican la preferencia por el local. Nivel de confianza del modelo: BAJA.</w:t>
       </w:r>
     </w:p>
     <w:p/>
@@ -3722,7 +3893,7 @@
         <w:rPr>
           <w:color w:val="1A5F9B"/>
         </w:rPr>
-        <w:t>15.  CF Monterrey  vs  CD Guadalajara</w:t>
+        <w:t>15.  Atlético San Luis  vs  Santos Laguna</w:t>
       </w:r>
     </w:p>
     <w:p>
@@ -3732,7 +3903,7 @@
           <w:color w:val="606060"/>
           <w:sz w:val="18"/>
         </w:rPr>
-        <w:t>Fecha: 2026-03-22   |   Jornada / Ronda: N/D</w:t>
+        <w:t>Fecha: 2026-04-23   |   Jornada / Ronda: N/D</w:t>
       </w:r>
     </w:p>
     <w:p>
@@ -3774,7 +3945,7 @@
                 <w:b/>
                 <w:sz w:val="18"/>
               </w:rPr>
-              <w:t>Local (CF Monterrey)</w:t>
+              <w:t>Local (Atlético San Lu)</w:t>
             </w:r>
           </w:p>
         </w:tc>
@@ -3802,7 +3973,7 @@
                 <w:b/>
                 <w:sz w:val="18"/>
               </w:rPr>
-              <w:t>Visitante (CD Guadalajara)</w:t>
+              <w:t>Visitante (Santos Laguna)</w:t>
             </w:r>
           </w:p>
         </w:tc>
@@ -3817,7 +3988,7 @@
               <w:rPr>
                 <w:sz w:val="22"/>
               </w:rPr>
-              <w:t>54.2%</w:t>
+              <w:t>72.8%</w:t>
             </w:r>
           </w:p>
         </w:tc>
@@ -3830,7 +4001,7 @@
               <w:rPr>
                 <w:sz w:val="22"/>
               </w:rPr>
-              <w:t>23.9%</w:t>
+              <w:t>15.0%</w:t>
             </w:r>
           </w:p>
         </w:tc>
@@ -3843,7 +4014,7 @@
               <w:rPr>
                 <w:sz w:val="22"/>
               </w:rPr>
-              <w:t>21.9%</w:t>
+              <w:t>12.2%</w:t>
             </w:r>
           </w:p>
         </w:tc>
@@ -3858,7 +4029,7 @@
         <w:t xml:space="preserve">Goles esperados: </w:t>
       </w:r>
       <w:r>
-        <w:t>CF Monterrey 1.71  —  CD Guadalajara 0.99  (ventaja +0.72)</w:t>
+        <w:t>Atlético San Luis 3.71  —  Santos Laguna 1.65  (ventaja +2.06)</w:t>
       </w:r>
     </w:p>
     <w:p>
@@ -3869,7 +4040,7 @@
         <w:t xml:space="preserve">Forma reciente: </w:t>
       </w:r>
       <w:r>
-        <w:t>CF Monterrey: WLLWL (6 pts)   |   CD Guadalajara: WLLWW (9 pts)</w:t>
+        <w:t>Atlético San Luis: LWLWD (7 pts)   |   Santos Laguna: DLWDL (5 pts)</w:t>
       </w:r>
     </w:p>
     <w:p>
@@ -3880,7 +4051,7 @@
         <w:t xml:space="preserve">Posicion en tabla: </w:t>
       </w:r>
       <w:r>
-        <w:t>CF Monterrey: #9 (13 pts)   |   CD Guadalajara: #3 (24 pts)</w:t>
+        <w:t>Atlético San Luis: #12 (14 pts)   |   Santos Laguna: #18 (6 pts)</w:t>
       </w:r>
     </w:p>
     <w:p>
@@ -3888,10 +4059,21 @@
         <w:rPr>
           <w:b/>
         </w:rPr>
-        <w:t xml:space="preserve">Expected Value: </w:t>
-      </w:r>
-      <w:r>
-        <w:t>Local +0.622  |  Empate -0.193  |  Visitante -0.517</w:t>
+        <w:t xml:space="preserve">Corners estimados: </w:t>
+      </w:r>
+      <w:r>
+        <w:t>Atlético San Lui: ~5.8  |  Santos Laguna: ~5.1  (Total ~10.9)  [Fuente: att-calibrado]</w:t>
+      </w:r>
+    </w:p>
+    <w:p>
+      <w:r>
+        <w:rPr>
+          <w:b/>
+        </w:rPr>
+        <w:t xml:space="preserve">Amarillas (prom.): </w:t>
+      </w:r>
+      <w:r>
+        <w:t>Atlético San Lui: nan  |  Santos Laguna: 2.4  (Total est.: nan)</w:t>
       </w:r>
     </w:p>
     <w:p>
@@ -3905,7 +4087,7 @@
         <w:rPr>
           <w:sz w:val="20"/>
         </w:rPr>
-        <w:t>El modelo favorece a CF Monterrey como local (probabilidad 54.2%, empate 23.9%, CD Guadalajara 21.9%). Se esperan 1.71 goles de CF Monterrey y 0.99 de CD Guadalajara (ventaja +0.72 goles). CF Monterrey ocupa el #9 en tabla con forma reciente WLLWL (6/15 pts), mientras CD Guadalajara llega en #3 en tabla con forma WLLWW (9/15 pts). El ratio de ataque local de 1.16 (+16% vs promedio liga) y el ratio de defensa visitante de 0.95 (-5% vs promedio) justifican la preferencia por el local. Nivel de confianza del modelo: ALTA. El Expected Value para victoria local es +0.622 (VALUE BET).</w:t>
+        <w:t>El modelo favorece a Atlético San Luis como local (probabilidad 72.8%, empate 15.0%, Santos Laguna 12.2%). Se esperan 3.71 goles de Atlético San Luis y 1.65 de Santos Laguna (ventaja +2.06 goles). Atlético San Luis ocupa el #12 en tabla con forma reciente LWLWD (7/15 pts), mientras Santos Laguna llega en #18 en tabla con forma DLWDL (5/15 pts). El ratio de ataque local de 1.46 (+46% vs promedio liga) y el ratio de defensa visitante de 1.79 (+79% vs promedio) justifican la preferencia por el local. Nivel de confianza del modelo: ALTA.</w:t>
       </w:r>
     </w:p>
     <w:p/>
@@ -3917,7 +4099,7 @@
         <w:rPr>
           <w:color w:val="1A5F9B"/>
         </w:rPr>
-        <w:t>16.  Pumas UNAM  vs  Club América</w:t>
+        <w:t>16.  Mazatlán FC  vs  CD Toluca</w:t>
       </w:r>
     </w:p>
     <w:p>
@@ -3927,7 +4109,7 @@
           <w:color w:val="606060"/>
           <w:sz w:val="18"/>
         </w:rPr>
-        <w:t>Fecha: 2026-03-22   |   Jornada / Ronda: N/D</w:t>
+        <w:t>Fecha: 2026-04-23   |   Jornada / Ronda: N/D</w:t>
       </w:r>
     </w:p>
     <w:p>
@@ -3969,7 +4151,7 @@
                 <w:b/>
                 <w:sz w:val="18"/>
               </w:rPr>
-              <w:t>Local (Pumas UNAM)</w:t>
+              <w:t>Local (Mazatlán FC)</w:t>
             </w:r>
           </w:p>
         </w:tc>
@@ -3997,7 +4179,7 @@
                 <w:b/>
                 <w:sz w:val="18"/>
               </w:rPr>
-              <w:t>Visitante (Club América)</w:t>
+              <w:t>Visitante (CD Toluca)</w:t>
             </w:r>
           </w:p>
         </w:tc>
@@ -4012,7 +4194,7 @@
               <w:rPr>
                 <w:sz w:val="22"/>
               </w:rPr>
-              <w:t>16.0%</w:t>
+              <w:t>17.6%</w:t>
             </w:r>
           </w:p>
         </w:tc>
@@ -4025,7 +4207,7 @@
               <w:rPr>
                 <w:sz w:val="22"/>
               </w:rPr>
-              <w:t>23.3%</w:t>
+              <w:t>23.8%</w:t>
             </w:r>
           </w:p>
         </w:tc>
@@ -4038,7 +4220,7 @@
               <w:rPr>
                 <w:sz w:val="22"/>
               </w:rPr>
-              <w:t>60.6%</w:t>
+              <w:t>58.6%</w:t>
             </w:r>
           </w:p>
         </w:tc>
@@ -4053,7 +4235,7 @@
         <w:t xml:space="preserve">Goles esperados: </w:t>
       </w:r>
       <w:r>
-        <w:t>Pumas UNAM 0.76  —  Club América 1.73  (ventaja -0.97)</w:t>
+        <w:t>Mazatlán FC 1.03  —  CD Toluca 2.00  (ventaja -0.97)</w:t>
       </w:r>
     </w:p>
     <w:p>
@@ -4064,7 +4246,7 @@
         <w:t xml:space="preserve">Forma reciente: </w:t>
       </w:r>
       <w:r>
-        <w:t>Pumas UNAM: WWDLW (10 pts)   |   Club América: LWLLW (6 pts)</w:t>
+        <w:t>Mazatlán FC: WLWLL (6 pts)   |   CD Toluca: WWWLD (10 pts)</w:t>
       </w:r>
     </w:p>
     <w:p>
@@ -4075,7 +4257,7 @@
         <w:t xml:space="preserve">Posicion en tabla: </w:t>
       </w:r>
       <w:r>
-        <w:t>Pumas UNAM: #5 (19 pts)   |   Club América: #8 (14 pts)</w:t>
+        <w:t>Mazatlán FC: #17 (10 pts)   |   CD Toluca: #3 (25 pts)</w:t>
       </w:r>
     </w:p>
     <w:p>
@@ -4083,10 +4265,21 @@
         <w:rPr>
           <w:b/>
         </w:rPr>
-        <w:t xml:space="preserve">Expected Value: </w:t>
-      </w:r>
-      <w:r>
-        <w:t>Local -0.520  |  Empate -0.220  |  Visitante +0.338</w:t>
+        <w:t xml:space="preserve">Corners estimados: </w:t>
+      </w:r>
+      <w:r>
+        <w:t>Mazatlán FC: ~5.5  |  CD Toluca: ~4.7  (Total ~10.2)  [Fuente: att-calibrado]</w:t>
+      </w:r>
+    </w:p>
+    <w:p>
+      <w:r>
+        <w:rPr>
+          <w:b/>
+        </w:rPr>
+        <w:t xml:space="preserve">Amarillas (prom.): </w:t>
+      </w:r>
+      <w:r>
+        <w:t>Mazatlán FC: nan  |  CD Toluca: 2.0  (Total est.: nan)</w:t>
       </w:r>
     </w:p>
     <w:p>
@@ -4100,7 +4293,7 @@
         <w:rPr>
           <w:sz w:val="20"/>
         </w:rPr>
-        <w:t>A pesar de jugar fuera, Club América es favorito (probabilidad 60.6%, empate 23.3%, Pumas UNAM 16.0%). El modelo espera 1.73 goles de Club América frente a 0.76 de Pumas UNAM (diferencia -0.97 goles). Club América ocupa el #8 en tabla con forma LWLLW (6/15 pts), contra #5 en tabla de Pumas UNAM con forma WWDLW (10/15 pts). La calidad del visitante compensa la ventaja de local. Nivel de confianza del modelo: ALTA. El Expected Value para victoria local es -0.520 (sin valor).</w:t>
+        <w:t>A pesar de jugar fuera, CD Toluca es favorito (probabilidad 58.6%, empate 23.8%, Mazatlán FC 17.6%). El modelo espera 2.00 goles de CD Toluca frente a 1.03 de Mazatlán FC (diferencia -0.97 goles). CD Toluca ocupa el #3 en tabla con forma WWWLD (10/15 pts), contra #17 en tabla de Mazatlán FC con forma WLWLL (6/15 pts). La calidad del visitante compensa la ventaja de local. Nivel de confianza del modelo: ALTA.</w:t>
       </w:r>
     </w:p>
     <w:p/>
@@ -4112,7 +4305,7 @@
         <w:rPr>
           <w:color w:val="1A5F9B"/>
         </w:rPr>
-        <w:t>17.  CF Pachuca  vs  CD Toluca</w:t>
+        <w:t>17.  Club Necaxa  vs  CD Guadalajara</w:t>
       </w:r>
     </w:p>
     <w:p>
@@ -4122,7 +4315,7 @@
           <w:color w:val="606060"/>
           <w:sz w:val="18"/>
         </w:rPr>
-        <w:t>Fecha: 2026-03-22   |   Jornada / Ronda: N/D</w:t>
+        <w:t>Fecha: 2026-04-23   |   Jornada / Ronda: N/D</w:t>
       </w:r>
     </w:p>
     <w:p>
@@ -4131,15 +4324,15 @@
           <w:b/>
           <w:sz w:val="24"/>
         </w:rPr>
-        <w:t xml:space="preserve">Prediccion: Visitante   </w:t>
+        <w:t xml:space="preserve">Prediccion: Local   </w:t>
       </w:r>
       <w:r>
         <w:rPr>
           <w:b/>
-          <w:color w:val="D97A00"/>
+          <w:color w:val="C0392B"/>
           <w:sz w:val="24"/>
         </w:rPr>
-        <w:t>[Confianza: MEDIA]</w:t>
+        <w:t>[Confianza: BAJA]</w:t>
       </w:r>
     </w:p>
     <w:tbl>
@@ -4164,7 +4357,7 @@
                 <w:b/>
                 <w:sz w:val="18"/>
               </w:rPr>
-              <w:t>Local (CF Pachuca)</w:t>
+              <w:t>Local (Club Necaxa)</w:t>
             </w:r>
           </w:p>
         </w:tc>
@@ -4192,7 +4385,7 @@
                 <w:b/>
                 <w:sz w:val="18"/>
               </w:rPr>
-              <w:t>Visitante (CD Toluca)</w:t>
+              <w:t>Visitante (CD Guadalajara)</w:t>
             </w:r>
           </w:p>
         </w:tc>
@@ -4207,7 +4400,7 @@
               <w:rPr>
                 <w:sz w:val="22"/>
               </w:rPr>
-              <w:t>26.7%</w:t>
+              <w:t>40.0%</w:t>
             </w:r>
           </w:p>
         </w:tc>
@@ -4220,7 +4413,7 @@
               <w:rPr>
                 <w:sz w:val="22"/>
               </w:rPr>
-              <w:t>29.9%</w:t>
+              <w:t>26.5%</w:t>
             </w:r>
           </w:p>
         </w:tc>
@@ -4233,7 +4426,7 @@
               <w:rPr>
                 <w:sz w:val="22"/>
               </w:rPr>
-              <w:t>43.4%</w:t>
+              <w:t>33.5%</w:t>
             </w:r>
           </w:p>
         </w:tc>
@@ -4248,7 +4441,7 @@
         <w:t xml:space="preserve">Goles esperados: </w:t>
       </w:r>
       <w:r>
-        <w:t>CF Pachuca 0.86  —  CD Toluca 1.18  (ventaja -0.32)</w:t>
+        <w:t>Club Necaxa 1.63  —  CD Guadalajara 1.48  (ventaja +0.15)</w:t>
       </w:r>
     </w:p>
     <w:p>
@@ -4259,7 +4452,7 @@
         <w:t xml:space="preserve">Forma reciente: </w:t>
       </w:r>
       <w:r>
-        <w:t>CF Pachuca: WWLWW (12 pts)   |   CD Toluca: WWWWW (15 pts)</w:t>
+        <w:t>Club Necaxa: LLLWL (3 pts)   |   CD Guadalajara: LWWDL (7 pts)</w:t>
       </w:r>
     </w:p>
     <w:p>
@@ -4270,7 +4463,7 @@
         <w:t xml:space="preserve">Posicion en tabla: </w:t>
       </w:r>
       <w:r>
-        <w:t>CF Pachuca: #4 (20 pts)   |   CD Toluca: #2 (24 pts)</w:t>
+        <w:t>Club Necaxa: #16 (12 pts)   |   CD Guadalajara: #4 (25 pts)</w:t>
       </w:r>
     </w:p>
     <w:p>
@@ -4278,10 +4471,21 @@
         <w:rPr>
           <w:b/>
         </w:rPr>
-        <w:t xml:space="preserve">Expected Value: </w:t>
-      </w:r>
-      <w:r>
-        <w:t>Local -0.026  |  Empate +0.060  |  Visitante -0.180</w:t>
+        <w:t xml:space="preserve">Corners estimados: </w:t>
+      </w:r>
+      <w:r>
+        <w:t>Club Necaxa: ~4.4  |  CD Guadalajara: ~4.7  (Total ~9.1)  [Fuente: att-calibrado]</w:t>
+      </w:r>
+    </w:p>
+    <w:p>
+      <w:r>
+        <w:rPr>
+          <w:b/>
+        </w:rPr>
+        <w:t xml:space="preserve">Amarillas (prom.): </w:t>
+      </w:r>
+      <w:r>
+        <w:t>Club Necaxa: nan  |  CD Guadalajara: 2.2  (Total est.: nan)</w:t>
       </w:r>
     </w:p>
     <w:p>
@@ -4295,7 +4499,7 @@
         <w:rPr>
           <w:sz w:val="20"/>
         </w:rPr>
-        <w:t>A pesar de jugar fuera, CD Toluca es favorito (probabilidad 43.4%, empate 29.9%, CF Pachuca 26.7%). El modelo espera 1.18 goles de CD Toluca frente a 0.86 de CF Pachuca (diferencia -0.32 goles). CD Toluca ocupa el #2 en tabla con forma WWWWW (15/15 pts), contra #4 en tabla de CF Pachuca con forma WWLWW (12/15 pts). La calidad del visitante compensa la ventaja de local. Nivel de confianza del modelo: MEDIA. El Expected Value para victoria local es -0.026 (sin valor).</w:t>
+        <w:t>El modelo favorece a Club Necaxa como local (probabilidad 40.0%, empate 26.5%, CD Guadalajara 33.5%). Se esperan 1.63 goles de Club Necaxa y 1.48 de CD Guadalajara (ventaja +0.15 goles). Club Necaxa ocupa el #16 en tabla con forma reciente LLLWL (3/15 pts), mientras CD Guadalajara llega en #4 en tabla con forma LWWDL (7/15 pts). El ratio de ataque local de 0.73 (-26% vs promedio liga) y el ratio de defensa visitante de 1.35 (+36% vs promedio) justifican la preferencia por el local. Nivel de confianza del modelo: BAJA.</w:t>
       </w:r>
     </w:p>
     <w:p/>
@@ -4307,7 +4511,7 @@
         <w:rPr>
           <w:color w:val="1A5F9B"/>
         </w:rPr>
-        <w:t>18.  Santos Laguna  vs  Club Puebla</w:t>
+        <w:t>18.  Club Tijuana  vs  CF Pachuca</w:t>
       </w:r>
     </w:p>
     <w:p>
@@ -4317,7 +4521,7 @@
           <w:color w:val="606060"/>
           <w:sz w:val="18"/>
         </w:rPr>
-        <w:t>Fecha: 2026-03-22   |   Jornada / Ronda: N/D</w:t>
+        <w:t>Fecha: 2026-04-23   |   Jornada / Ronda: N/D</w:t>
       </w:r>
     </w:p>
     <w:p>
@@ -4326,15 +4530,15 @@
           <w:b/>
           <w:sz w:val="24"/>
         </w:rPr>
-        <w:t xml:space="preserve">Prediccion: Visitante   </w:t>
+        <w:t xml:space="preserve">Prediccion: Empate   </w:t>
       </w:r>
       <w:r>
         <w:rPr>
           <w:b/>
-          <w:color w:val="2E860E"/>
+          <w:color w:val="D97A00"/>
           <w:sz w:val="24"/>
         </w:rPr>
-        <w:t>[Confianza: ALTA]</w:t>
+        <w:t>[Confianza: MEDIA]</w:t>
       </w:r>
     </w:p>
     <w:tbl>
@@ -4359,7 +4563,7 @@
                 <w:b/>
                 <w:sz w:val="18"/>
               </w:rPr>
-              <w:t>Local (Santos Laguna)</w:t>
+              <w:t>Local (Club Tijuana)</w:t>
             </w:r>
           </w:p>
         </w:tc>
@@ -4387,7 +4591,7 @@
                 <w:b/>
                 <w:sz w:val="18"/>
               </w:rPr>
-              <w:t>Visitante (Club Puebla)</w:t>
+              <w:t>Visitante (CF Pachuca)</w:t>
             </w:r>
           </w:p>
         </w:tc>
@@ -4402,7 +4606,7 @@
               <w:rPr>
                 <w:sz w:val="22"/>
               </w:rPr>
-              <w:t>23.1%</w:t>
+              <w:t>23.5%</w:t>
             </w:r>
           </w:p>
         </w:tc>
@@ -4415,7 +4619,7 @@
               <w:rPr>
                 <w:sz w:val="22"/>
               </w:rPr>
-              <w:t>32.9%</w:t>
+              <w:t>43.8%</w:t>
             </w:r>
           </w:p>
         </w:tc>
@@ -4428,7 +4632,7 @@
               <w:rPr>
                 <w:sz w:val="22"/>
               </w:rPr>
-              <w:t>44.0%</w:t>
+              <w:t>32.8%</w:t>
             </w:r>
           </w:p>
         </w:tc>
@@ -4443,7 +4647,7 @@
         <w:t xml:space="preserve">Goles esperados: </w:t>
       </w:r>
       <w:r>
-        <w:t>Santos Laguna 0.67  —  Club Puebla 1.05  (ventaja -0.38)</w:t>
+        <w:t>Club Tijuana 0.55  —  CF Pachuca 0.70  (ventaja -0.15)</w:t>
       </w:r>
     </w:p>
     <w:p>
@@ -4454,7 +4658,7 @@
         <w:t xml:space="preserve">Forma reciente: </w:t>
       </w:r>
       <w:r>
-        <w:t>Santos Laguna: LLDLW (4 pts)   |   Club Puebla: LLWWL (6 pts)</w:t>
+        <w:t>Club Tijuana: DLLWW (7 pts)   |   CF Pachuca: LWWWW (12 pts)</w:t>
       </w:r>
     </w:p>
     <w:p>
@@ -4465,7 +4669,7 @@
         <w:t xml:space="preserve">Posicion en tabla: </w:t>
       </w:r>
       <w:r>
-        <w:t>Santos Laguna: #18 (5 pts)   |   Club Puebla: #10 (11 pts)</w:t>
+        <w:t>Club Tijuana: #10 (15 pts)   |   CF Pachuca: #2 (26 pts)</w:t>
       </w:r>
     </w:p>
     <w:p>
@@ -4473,10 +4677,21 @@
         <w:rPr>
           <w:b/>
         </w:rPr>
-        <w:t xml:space="preserve">Expected Value: </w:t>
-      </w:r>
-      <w:r>
-        <w:t>Local -0.429  |  Empate +0.110  |  Visitante +0.132</w:t>
+        <w:t xml:space="preserve">Corners estimados: </w:t>
+      </w:r>
+      <w:r>
+        <w:t>Club Tijuana: ~3.9  |  CF Pachuca: ~4.3  (Total ~8.2)  [Fuente: att-calibrado]</w:t>
+      </w:r>
+    </w:p>
+    <w:p>
+      <w:r>
+        <w:rPr>
+          <w:b/>
+        </w:rPr>
+        <w:t xml:space="preserve">Amarillas (prom.): </w:t>
+      </w:r>
+      <w:r>
+        <w:t>Club Tijuana: 1.9  |  CF Pachuca: nan  (Total est.: nan)</w:t>
       </w:r>
     </w:p>
     <w:p>
@@ -4490,7 +4705,7 @@
         <w:rPr>
           <w:sz w:val="20"/>
         </w:rPr>
-        <w:t>A pesar de jugar fuera, Club Puebla es favorito (probabilidad 44.0%, empate 32.9%, Santos Laguna 23.1%). El modelo espera 1.05 goles de Club Puebla frente a 0.67 de Santos Laguna (diferencia -0.38 goles). Club Puebla ocupa el #10 en tabla con forma LLWWL (6/15 pts), contra #18 en tabla de Santos Laguna con forma LLDLW (4/15 pts). La calidad del visitante compensa la ventaja de local. Nivel de confianza del modelo: ALTA. El Expected Value para victoria local es -0.429 (sin valor).</w:t>
+        <w:t>El modelo detecta un equilibrio notable: Club Tijuana 23.5%, empate 43.8%, CF Pachuca 32.8%. Goles esperados prácticamente igualados: Club Tijuana 0.55 — CF Pachuca 0.70 (diferencia -0.15). Forma reciente similar: Club Tijuana DLLWW (7 pts) vs CF Pachuca LWWWW (12 pts). Nivel de confianza del modelo: MEDIA.</w:t>
       </w:r>
     </w:p>
     <w:p/>
@@ -4502,7 +4717,7 @@
         <w:rPr>
           <w:color w:val="1A5F9B"/>
         </w:rPr>
-        <w:t>19.  FC Juárez  vs  Tigres UANL</w:t>
+        <w:t>19.  Club Puebla  vs  Querétaro FC</w:t>
       </w:r>
     </w:p>
     <w:p>
@@ -4512,7 +4727,7 @@
           <w:color w:val="606060"/>
           <w:sz w:val="18"/>
         </w:rPr>
-        <w:t>Fecha: 2026-03-23   |   Jornada / Ronda: N/D</w:t>
+        <w:t>Fecha: 2026-04-25   |   Jornada / Ronda: N/D</w:t>
       </w:r>
     </w:p>
     <w:p>
@@ -4521,15 +4736,15 @@
           <w:b/>
           <w:sz w:val="24"/>
         </w:rPr>
-        <w:t xml:space="preserve">Prediccion: Visitante   </w:t>
+        <w:t xml:space="preserve">Prediccion: Local   </w:t>
       </w:r>
       <w:r>
         <w:rPr>
           <w:b/>
-          <w:color w:val="D97A00"/>
+          <w:color w:val="2E860E"/>
           <w:sz w:val="24"/>
         </w:rPr>
-        <w:t>[Confianza: MEDIA]</w:t>
+        <w:t>[Confianza: ALTA]</w:t>
       </w:r>
     </w:p>
     <w:tbl>
@@ -4554,7 +4769,7 @@
                 <w:b/>
                 <w:sz w:val="18"/>
               </w:rPr>
-              <w:t>Local (FC Juárez)</w:t>
+              <w:t>Local (Club Puebla)</w:t>
             </w:r>
           </w:p>
         </w:tc>
@@ -4582,7 +4797,7 @@
                 <w:b/>
                 <w:sz w:val="18"/>
               </w:rPr>
-              <w:t>Visitante (Tigres UANL)</w:t>
+              <w:t>Visitante (Querétaro FC)</w:t>
             </w:r>
           </w:p>
         </w:tc>
@@ -4597,7 +4812,7 @@
               <w:rPr>
                 <w:sz w:val="22"/>
               </w:rPr>
-              <w:t>31.5%</w:t>
+              <w:t>72.8%</w:t>
             </w:r>
           </w:p>
         </w:tc>
@@ -4610,7 +4825,7 @@
               <w:rPr>
                 <w:sz w:val="22"/>
               </w:rPr>
-              <w:t>16.6%</w:t>
+              <w:t>20.6%</w:t>
             </w:r>
           </w:p>
         </w:tc>
@@ -4623,7 +4838,7 @@
               <w:rPr>
                 <w:sz w:val="22"/>
               </w:rPr>
-              <w:t>51.9%</w:t>
+              <w:t>6.6%</w:t>
             </w:r>
           </w:p>
         </w:tc>
@@ -4638,7 +4853,7 @@
         <w:t xml:space="preserve">Goles esperados: </w:t>
       </w:r>
       <w:r>
-        <w:t>FC Juárez 2.53  —  Tigres UANL 3.16  (ventaja -0.63)</w:t>
+        <w:t>Club Puebla 2.00  —  Querétaro FC 0.47  (ventaja +1.53)</w:t>
       </w:r>
     </w:p>
     <w:p>
@@ -4649,7 +4864,7 @@
         <w:t xml:space="preserve">Forma reciente: </w:t>
       </w:r>
       <w:r>
-        <w:t>FC Juárez: LLWWL (6 pts)   |   Tigres UANL: LLWLW (6 pts)</w:t>
+        <w:t>Club Puebla: WWLDL (7 pts)   |   Querétaro FC: LLWDW (7 pts)</w:t>
       </w:r>
     </w:p>
     <w:p>
@@ -4660,7 +4875,7 @@
         <w:t xml:space="preserve">Posicion en tabla: </w:t>
       </w:r>
       <w:r>
-        <w:t>FC Juárez: #12 (10 pts)   |   Tigres UANL: #6 (16 pts)</w:t>
+        <w:t>Club Puebla: #15 (12 pts)   |   Querétaro FC: #13 (13 pts)</w:t>
       </w:r>
     </w:p>
     <w:p>
@@ -4668,10 +4883,21 @@
         <w:rPr>
           <w:b/>
         </w:rPr>
-        <w:t xml:space="preserve">Expected Value: </w:t>
-      </w:r>
-      <w:r>
-        <w:t>Local +0.038  |  Empate -0.447  |  Visitante +0.071</w:t>
+        <w:t xml:space="preserve">Corners estimados: </w:t>
+      </w:r>
+      <w:r>
+        <w:t>Club Puebla: ~4.2  |  Querétaro FC: ~2.9  (Total ~7.1)  [Fuente: att-calibrado]</w:t>
+      </w:r>
+    </w:p>
+    <w:p>
+      <w:r>
+        <w:rPr>
+          <w:b/>
+        </w:rPr>
+        <w:t xml:space="preserve">Amarillas (prom.): </w:t>
+      </w:r>
+      <w:r>
+        <w:t>Club Puebla: nan  |  Querétaro FC: nan  (Total est.: nan)</w:t>
       </w:r>
     </w:p>
     <w:p>
@@ -4685,7 +4911,1655 @@
         <w:rPr>
           <w:sz w:val="20"/>
         </w:rPr>
-        <w:t>A pesar de jugar fuera, Tigres UANL es favorito (probabilidad 51.9%, empate 16.6%, FC Juárez 31.5%). El modelo espera 3.16 goles de Tigres UANL frente a 2.53 de FC Juárez (diferencia -0.63 goles). Tigres UANL ocupa el #6 en tabla con forma LLWLW (6/15 pts), contra #12 en tabla de FC Juárez con forma LLWWL (6/15 pts). La calidad del visitante compensa la ventaja de local. Nivel de confianza del modelo: MEDIA. El Expected Value para victoria local es +0.038 (VALUE BET).</w:t>
+        <w:t>El modelo favorece a Club Puebla como local (probabilidad 72.8%, empate 20.6%, Querétaro FC 6.6%). Se esperan 2.00 goles de Club Puebla y 0.47 de Querétaro FC (ventaja +1.53 goles). Club Puebla ocupa el #15 en tabla con forma reciente WWLDL (7/15 pts), mientras Querétaro FC llega en #13 en tabla con forma LLWDW (7/15 pts). El ratio de ataque local de 0.67 (-33% vs promedio liga) y el ratio de defensa visitante de 1.93 (+93% vs promedio) justifican la preferencia por el local. Nivel de confianza del modelo: ALTA.</w:t>
+      </w:r>
+    </w:p>
+    <w:p/>
+    <w:p>
+      <w:pPr>
+        <w:pStyle w:val="Heading2"/>
+      </w:pPr>
+      <w:r>
+        <w:rPr>
+          <w:color w:val="1A5F9B"/>
+        </w:rPr>
+        <w:t>20.  CF Pachuca  vs  Pumas UNAM</w:t>
+      </w:r>
+    </w:p>
+    <w:p>
+      <w:r>
+        <w:rPr>
+          <w:i/>
+          <w:color w:val="606060"/>
+          <w:sz w:val="18"/>
+        </w:rPr>
+        <w:t>Fecha: 2026-04-25   |   Jornada / Ronda: N/D</w:t>
+      </w:r>
+    </w:p>
+    <w:p>
+      <w:r>
+        <w:rPr>
+          <w:b/>
+          <w:sz w:val="24"/>
+        </w:rPr>
+        <w:t xml:space="preserve">Prediccion: Local   </w:t>
+      </w:r>
+      <w:r>
+        <w:rPr>
+          <w:b/>
+          <w:color w:val="D97A00"/>
+          <w:sz w:val="24"/>
+        </w:rPr>
+        <w:t>[Confianza: MEDIA]</w:t>
+      </w:r>
+    </w:p>
+    <w:tbl>
+      <w:tblPr>
+        <w:tblStyle w:val="LightShading-Accent1"/>
+        <w:tblW w:type="auto" w:w="0"/>
+        <w:tblLook w:firstColumn="1" w:firstRow="1" w:lastColumn="0" w:lastRow="0" w:noHBand="0" w:noVBand="1" w:val="04A0"/>
+      </w:tblPr>
+      <w:tblGrid>
+        <w:gridCol w:w="3120"/>
+        <w:gridCol w:w="3120"/>
+        <w:gridCol w:w="3120"/>
+      </w:tblGrid>
+      <w:tr>
+        <w:tc>
+          <w:tcPr>
+            <w:tcW w:type="dxa" w:w="3120"/>
+          </w:tcPr>
+          <w:p>
+            <w:r>
+              <w:rPr>
+                <w:b/>
+                <w:sz w:val="18"/>
+              </w:rPr>
+              <w:t>Local (CF Pachuca)</w:t>
+            </w:r>
+          </w:p>
+        </w:tc>
+        <w:tc>
+          <w:tcPr>
+            <w:tcW w:type="dxa" w:w="3120"/>
+          </w:tcPr>
+          <w:p>
+            <w:r>
+              <w:rPr>
+                <w:b/>
+                <w:sz w:val="18"/>
+              </w:rPr>
+              <w:t>Empate</w:t>
+            </w:r>
+          </w:p>
+        </w:tc>
+        <w:tc>
+          <w:tcPr>
+            <w:tcW w:type="dxa" w:w="3120"/>
+          </w:tcPr>
+          <w:p>
+            <w:r>
+              <w:rPr>
+                <w:b/>
+                <w:sz w:val="18"/>
+              </w:rPr>
+              <w:t>Visitante (Pumas UNAM)</w:t>
+            </w:r>
+          </w:p>
+        </w:tc>
+      </w:tr>
+      <w:tr>
+        <w:tc>
+          <w:tcPr>
+            <w:tcW w:type="dxa" w:w="3120"/>
+          </w:tcPr>
+          <w:p>
+            <w:r>
+              <w:rPr>
+                <w:sz w:val="22"/>
+              </w:rPr>
+              <w:t>46.2%</w:t>
+            </w:r>
+          </w:p>
+        </w:tc>
+        <w:tc>
+          <w:tcPr>
+            <w:tcW w:type="dxa" w:w="3120"/>
+          </w:tcPr>
+          <w:p>
+            <w:r>
+              <w:rPr>
+                <w:sz w:val="22"/>
+              </w:rPr>
+              <w:t>24.2%</w:t>
+            </w:r>
+          </w:p>
+        </w:tc>
+        <w:tc>
+          <w:tcPr>
+            <w:tcW w:type="dxa" w:w="3120"/>
+          </w:tcPr>
+          <w:p>
+            <w:r>
+              <w:rPr>
+                <w:sz w:val="22"/>
+              </w:rPr>
+              <w:t>29.6%</w:t>
+            </w:r>
+          </w:p>
+        </w:tc>
+      </w:tr>
+    </w:tbl>
+    <w:p/>
+    <w:p>
+      <w:r>
+        <w:rPr>
+          <w:b/>
+        </w:rPr>
+        <w:t xml:space="preserve">Goles esperados: </w:t>
+      </w:r>
+      <w:r>
+        <w:t>CF Pachuca 1.95  —  Pumas UNAM 1.55  (ventaja +0.41)</w:t>
+      </w:r>
+    </w:p>
+    <w:p>
+      <w:r>
+        <w:rPr>
+          <w:b/>
+        </w:rPr>
+        <w:t xml:space="preserve">Forma reciente: </w:t>
+      </w:r>
+      <w:r>
+        <w:t>CF Pachuca: LWWWW (12 pts)   |   Pumas UNAM: DLWDW (8 pts)</w:t>
+      </w:r>
+    </w:p>
+    <w:p>
+      <w:r>
+        <w:rPr>
+          <w:b/>
+        </w:rPr>
+        <w:t xml:space="preserve">Posicion en tabla: </w:t>
+      </w:r>
+      <w:r>
+        <w:t>CF Pachuca: #2 (26 pts)   |   Pumas UNAM: #5 (23 pts)</w:t>
+      </w:r>
+    </w:p>
+    <w:p>
+      <w:r>
+        <w:rPr>
+          <w:b/>
+        </w:rPr>
+        <w:t xml:space="preserve">Corners estimados: </w:t>
+      </w:r>
+      <w:r>
+        <w:t>CF Pachuca: ~6.0  |  Pumas UNAM: ~5.2  (Total ~11.2)  [Fuente: att-calibrado]</w:t>
+      </w:r>
+    </w:p>
+    <w:p>
+      <w:r>
+        <w:rPr>
+          <w:b/>
+        </w:rPr>
+        <w:t xml:space="preserve">Amarillas (prom.): </w:t>
+      </w:r>
+      <w:r>
+        <w:t>CF Pachuca: nan  |  Pumas UNAM: 2.4  (Total est.: nan)</w:t>
+      </w:r>
+    </w:p>
+    <w:p>
+      <w:r>
+        <w:rPr>
+          <w:b/>
+        </w:rPr>
+        <w:t xml:space="preserve">Analisis: </w:t>
+      </w:r>
+      <w:r>
+        <w:rPr>
+          <w:sz w:val="20"/>
+        </w:rPr>
+        <w:t>El modelo favorece a CF Pachuca como local (probabilidad 46.2%, empate 24.2%, Pumas UNAM 29.6%). Se esperan 1.95 goles de CF Pachuca y 1.55 de Pumas UNAM (ventaja +0.41 goles). CF Pachuca ocupa el #2 en tabla con forma reciente LWWWW (12/15 pts), mientras Pumas UNAM llega en #5 en tabla con forma DLWDW (8/15 pts). El ratio de ataque local de 1.61 (+61% vs promedio liga) y el ratio de defensa visitante de 0.80 (-20% vs promedio) justifican la preferencia por el local. Nivel de confianza del modelo: MEDIA.</w:t>
+      </w:r>
+    </w:p>
+    <w:p/>
+    <w:p>
+      <w:pPr>
+        <w:pStyle w:val="Heading2"/>
+      </w:pPr>
+      <w:r>
+        <w:rPr>
+          <w:color w:val="1A5F9B"/>
+        </w:rPr>
+        <w:t>21.  Tigres UANL  vs  Mazatlán FC</w:t>
+      </w:r>
+    </w:p>
+    <w:p>
+      <w:r>
+        <w:rPr>
+          <w:i/>
+          <w:color w:val="606060"/>
+          <w:sz w:val="18"/>
+        </w:rPr>
+        <w:t>Fecha: 2026-04-25   |   Jornada / Ronda: N/D</w:t>
+      </w:r>
+    </w:p>
+    <w:p>
+      <w:r>
+        <w:rPr>
+          <w:b/>
+          <w:sz w:val="24"/>
+        </w:rPr>
+        <w:t xml:space="preserve">Prediccion: Local   </w:t>
+      </w:r>
+      <w:r>
+        <w:rPr>
+          <w:b/>
+          <w:color w:val="2E860E"/>
+          <w:sz w:val="24"/>
+        </w:rPr>
+        <w:t>[Confianza: ALTA]</w:t>
+      </w:r>
+    </w:p>
+    <w:tbl>
+      <w:tblPr>
+        <w:tblStyle w:val="LightShading-Accent1"/>
+        <w:tblW w:type="auto" w:w="0"/>
+        <w:tblLook w:firstColumn="1" w:firstRow="1" w:lastColumn="0" w:lastRow="0" w:noHBand="0" w:noVBand="1" w:val="04A0"/>
+      </w:tblPr>
+      <w:tblGrid>
+        <w:gridCol w:w="3120"/>
+        <w:gridCol w:w="3120"/>
+        <w:gridCol w:w="3120"/>
+      </w:tblGrid>
+      <w:tr>
+        <w:tc>
+          <w:tcPr>
+            <w:tcW w:type="dxa" w:w="3120"/>
+          </w:tcPr>
+          <w:p>
+            <w:r>
+              <w:rPr>
+                <w:b/>
+                <w:sz w:val="18"/>
+              </w:rPr>
+              <w:t>Local (Tigres UANL)</w:t>
+            </w:r>
+          </w:p>
+        </w:tc>
+        <w:tc>
+          <w:tcPr>
+            <w:tcW w:type="dxa" w:w="3120"/>
+          </w:tcPr>
+          <w:p>
+            <w:r>
+              <w:rPr>
+                <w:b/>
+                <w:sz w:val="18"/>
+              </w:rPr>
+              <w:t>Empate</w:t>
+            </w:r>
+          </w:p>
+        </w:tc>
+        <w:tc>
+          <w:tcPr>
+            <w:tcW w:type="dxa" w:w="3120"/>
+          </w:tcPr>
+          <w:p>
+            <w:r>
+              <w:rPr>
+                <w:b/>
+                <w:sz w:val="18"/>
+              </w:rPr>
+              <w:t>Visitante (Mazatlán FC)</w:t>
+            </w:r>
+          </w:p>
+        </w:tc>
+      </w:tr>
+      <w:tr>
+        <w:tc>
+          <w:tcPr>
+            <w:tcW w:type="dxa" w:w="3120"/>
+          </w:tcPr>
+          <w:p>
+            <w:r>
+              <w:rPr>
+                <w:sz w:val="22"/>
+              </w:rPr>
+              <w:t>80.2%</w:t>
+            </w:r>
+          </w:p>
+        </w:tc>
+        <w:tc>
+          <w:tcPr>
+            <w:tcW w:type="dxa" w:w="3120"/>
+          </w:tcPr>
+          <w:p>
+            <w:r>
+              <w:rPr>
+                <w:sz w:val="22"/>
+              </w:rPr>
+              <w:t>15.0%</w:t>
+            </w:r>
+          </w:p>
+        </w:tc>
+        <w:tc>
+          <w:tcPr>
+            <w:tcW w:type="dxa" w:w="3120"/>
+          </w:tcPr>
+          <w:p>
+            <w:r>
+              <w:rPr>
+                <w:sz w:val="22"/>
+              </w:rPr>
+              <w:t>4.8%</w:t>
+            </w:r>
+          </w:p>
+        </w:tc>
+      </w:tr>
+    </w:tbl>
+    <w:p/>
+    <w:p>
+      <w:r>
+        <w:rPr>
+          <w:b/>
+        </w:rPr>
+        <w:t xml:space="preserve">Goles esperados: </w:t>
+      </w:r>
+      <w:r>
+        <w:t>Tigres UANL 3.24  —  Mazatlán FC 0.78  (ventaja +2.46)</w:t>
+      </w:r>
+    </w:p>
+    <w:p>
+      <w:r>
+        <w:rPr>
+          <w:b/>
+        </w:rPr>
+        <w:t xml:space="preserve">Forma reciente: </w:t>
+      </w:r>
+      <w:r>
+        <w:t>Tigres UANL: WLWLW (9 pts)   |   Mazatlán FC: WLWLL (6 pts)</w:t>
+      </w:r>
+    </w:p>
+    <w:p>
+      <w:r>
+        <w:rPr>
+          <w:b/>
+        </w:rPr>
+        <w:t xml:space="preserve">Posicion en tabla: </w:t>
+      </w:r>
+      <w:r>
+        <w:t>Tigres UANL: #6 (19 pts)   |   Mazatlán FC: #17 (10 pts)</w:t>
+      </w:r>
+    </w:p>
+    <w:p>
+      <w:r>
+        <w:rPr>
+          <w:b/>
+        </w:rPr>
+        <w:t xml:space="preserve">Corners estimados: </w:t>
+      </w:r>
+      <w:r>
+        <w:t>Tigres UANL: ~5.8  |  Mazatlán FC: ~4.3  (Total ~10.1)  [Fuente: att-calibrado]</w:t>
+      </w:r>
+    </w:p>
+    <w:p>
+      <w:r>
+        <w:rPr>
+          <w:b/>
+        </w:rPr>
+        <w:t xml:space="preserve">Amarillas (prom.): </w:t>
+      </w:r>
+      <w:r>
+        <w:t>Tigres UANL: 1.9  |  Mazatlán FC: nan  (Total est.: nan)</w:t>
+      </w:r>
+    </w:p>
+    <w:p>
+      <w:r>
+        <w:rPr>
+          <w:b/>
+        </w:rPr>
+        <w:t xml:space="preserve">Analisis: </w:t>
+      </w:r>
+      <w:r>
+        <w:rPr>
+          <w:sz w:val="20"/>
+        </w:rPr>
+        <w:t>El modelo favorece a Tigres UANL como local (probabilidad 80.2%, empate 15.0%, Mazatlán FC 4.8%). Se esperan 3.24 goles de Tigres UANL y 0.78 de Mazatlán FC (ventaja +2.46 goles). Tigres UANL ocupa el #6 en tabla con forma reciente WLWLW (9/15 pts), mientras Mazatlán FC llega en #17 en tabla con forma WLWLL (6/15 pts). El ratio de ataque local de 1.47 (+47% vs promedio liga) y el ratio de defensa visitante de 1.47 (+47% vs promedio) justifican la preferencia por el local. Nivel de confianza del modelo: ALTA.</w:t>
+      </w:r>
+    </w:p>
+    <w:p/>
+    <w:p>
+      <w:pPr>
+        <w:pStyle w:val="Heading2"/>
+      </w:pPr>
+      <w:r>
+        <w:rPr>
+          <w:color w:val="1A5F9B"/>
+        </w:rPr>
+        <w:t>22.  CD Toluca  vs  Club León</w:t>
+      </w:r>
+    </w:p>
+    <w:p>
+      <w:r>
+        <w:rPr>
+          <w:i/>
+          <w:color w:val="606060"/>
+          <w:sz w:val="18"/>
+        </w:rPr>
+        <w:t>Fecha: 2026-04-26   |   Jornada / Ronda: N/D</w:t>
+      </w:r>
+    </w:p>
+    <w:p>
+      <w:r>
+        <w:rPr>
+          <w:b/>
+          <w:sz w:val="24"/>
+        </w:rPr>
+        <w:t xml:space="preserve">Prediccion: Local   </w:t>
+      </w:r>
+      <w:r>
+        <w:rPr>
+          <w:b/>
+          <w:color w:val="2E860E"/>
+          <w:sz w:val="24"/>
+        </w:rPr>
+        <w:t>[Confianza: ALTA]</w:t>
+      </w:r>
+    </w:p>
+    <w:tbl>
+      <w:tblPr>
+        <w:tblStyle w:val="LightShading-Accent1"/>
+        <w:tblW w:type="auto" w:w="0"/>
+        <w:tblLook w:firstColumn="1" w:firstRow="1" w:lastColumn="0" w:lastRow="0" w:noHBand="0" w:noVBand="1" w:val="04A0"/>
+      </w:tblPr>
+      <w:tblGrid>
+        <w:gridCol w:w="3120"/>
+        <w:gridCol w:w="3120"/>
+        <w:gridCol w:w="3120"/>
+      </w:tblGrid>
+      <w:tr>
+        <w:tc>
+          <w:tcPr>
+            <w:tcW w:type="dxa" w:w="3120"/>
+          </w:tcPr>
+          <w:p>
+            <w:r>
+              <w:rPr>
+                <w:b/>
+                <w:sz w:val="18"/>
+              </w:rPr>
+              <w:t>Local (CD Toluca)</w:t>
+            </w:r>
+          </w:p>
+        </w:tc>
+        <w:tc>
+          <w:tcPr>
+            <w:tcW w:type="dxa" w:w="3120"/>
+          </w:tcPr>
+          <w:p>
+            <w:r>
+              <w:rPr>
+                <w:b/>
+                <w:sz w:val="18"/>
+              </w:rPr>
+              <w:t>Empate</w:t>
+            </w:r>
+          </w:p>
+        </w:tc>
+        <w:tc>
+          <w:tcPr>
+            <w:tcW w:type="dxa" w:w="3120"/>
+          </w:tcPr>
+          <w:p>
+            <w:r>
+              <w:rPr>
+                <w:b/>
+                <w:sz w:val="18"/>
+              </w:rPr>
+              <w:t>Visitante (Club León)</w:t>
+            </w:r>
+          </w:p>
+        </w:tc>
+      </w:tr>
+      <w:tr>
+        <w:tc>
+          <w:tcPr>
+            <w:tcW w:type="dxa" w:w="3120"/>
+          </w:tcPr>
+          <w:p>
+            <w:r>
+              <w:rPr>
+                <w:sz w:val="22"/>
+              </w:rPr>
+              <w:t>80.7%</w:t>
+            </w:r>
+          </w:p>
+        </w:tc>
+        <w:tc>
+          <w:tcPr>
+            <w:tcW w:type="dxa" w:w="3120"/>
+          </w:tcPr>
+          <w:p>
+            <w:r>
+              <w:rPr>
+                <w:sz w:val="22"/>
+              </w:rPr>
+              <w:t>15.1%</w:t>
+            </w:r>
+          </w:p>
+        </w:tc>
+        <w:tc>
+          <w:tcPr>
+            <w:tcW w:type="dxa" w:w="3120"/>
+          </w:tcPr>
+          <w:p>
+            <w:r>
+              <w:rPr>
+                <w:sz w:val="22"/>
+              </w:rPr>
+              <w:t>4.1%</w:t>
+            </w:r>
+          </w:p>
+        </w:tc>
+      </w:tr>
+    </w:tbl>
+    <w:p/>
+    <w:p>
+      <w:r>
+        <w:rPr>
+          <w:b/>
+        </w:rPr>
+        <w:t xml:space="preserve">Goles esperados: </w:t>
+      </w:r>
+      <w:r>
+        <w:t>CD Toluca 2.42  —  Club León 0.43  (ventaja +1.99)</w:t>
+      </w:r>
+    </w:p>
+    <w:p>
+      <w:r>
+        <w:rPr>
+          <w:b/>
+        </w:rPr>
+        <w:t xml:space="preserve">Forma reciente: </w:t>
+      </w:r>
+      <w:r>
+        <w:t>CD Toluca: WWWLD (10 pts)   |   Club León: WLLWW (9 pts)</w:t>
+      </w:r>
+    </w:p>
+    <w:p>
+      <w:r>
+        <w:rPr>
+          <w:b/>
+        </w:rPr>
+        <w:t xml:space="preserve">Posicion en tabla: </w:t>
+      </w:r>
+      <w:r>
+        <w:t>CD Toluca: #3 (25 pts)   |   Club León: #9 (16 pts)</w:t>
+      </w:r>
+    </w:p>
+    <w:p>
+      <w:r>
+        <w:rPr>
+          <w:b/>
+        </w:rPr>
+        <w:t xml:space="preserve">Corners estimados: </w:t>
+      </w:r>
+      <w:r>
+        <w:t>CD Toluca: ~5.3  |  Club León: ~3.7  (Total ~9.0)  [Fuente: att-calibrado]</w:t>
+      </w:r>
+    </w:p>
+    <w:p>
+      <w:r>
+        <w:rPr>
+          <w:b/>
+        </w:rPr>
+        <w:t xml:space="preserve">Amarillas (prom.): </w:t>
+      </w:r>
+      <w:r>
+        <w:t>CD Toluca: 2.0  |  Club León: nan  (Total est.: nan)</w:t>
+      </w:r>
+    </w:p>
+    <w:p>
+      <w:r>
+        <w:rPr>
+          <w:b/>
+        </w:rPr>
+        <w:t xml:space="preserve">Analisis: </w:t>
+      </w:r>
+      <w:r>
+        <w:rPr>
+          <w:sz w:val="20"/>
+        </w:rPr>
+        <w:t>El modelo favorece a CD Toluca como local (probabilidad 80.7%, empate 15.1%, Club León 4.1%). Se esperan 2.42 goles de CD Toluca y 0.43 de Club León (ventaja +1.99 goles). CD Toluca ocupa el #3 en tabla con forma reciente WWWLD (10/15 pts), mientras Club León llega en #9 en tabla con forma WLLWW (9/15 pts). El ratio de ataque local de 1.13 (+13% vs promedio liga) y el ratio de defensa visitante de 1.47 (+47% vs promedio) justifican la preferencia por el local. Nivel de confianza del modelo: ALTA.</w:t>
+      </w:r>
+    </w:p>
+    <w:p/>
+    <w:p>
+      <w:pPr>
+        <w:pStyle w:val="Heading2"/>
+      </w:pPr>
+      <w:r>
+        <w:rPr>
+          <w:color w:val="1A5F9B"/>
+        </w:rPr>
+        <w:t>23.  CD Guadalajara  vs  Club Tijuana</w:t>
+      </w:r>
+    </w:p>
+    <w:p>
+      <w:r>
+        <w:rPr>
+          <w:i/>
+          <w:color w:val="606060"/>
+          <w:sz w:val="18"/>
+        </w:rPr>
+        <w:t>Fecha: 2026-04-26   |   Jornada / Ronda: N/D</w:t>
+      </w:r>
+    </w:p>
+    <w:p>
+      <w:r>
+        <w:rPr>
+          <w:b/>
+          <w:sz w:val="24"/>
+        </w:rPr>
+        <w:t xml:space="preserve">Prediccion: Local   </w:t>
+      </w:r>
+      <w:r>
+        <w:rPr>
+          <w:b/>
+          <w:color w:val="2E860E"/>
+          <w:sz w:val="24"/>
+        </w:rPr>
+        <w:t>[Confianza: ALTA]</w:t>
+      </w:r>
+    </w:p>
+    <w:tbl>
+      <w:tblPr>
+        <w:tblStyle w:val="LightShading-Accent1"/>
+        <w:tblW w:type="auto" w:w="0"/>
+        <w:tblLook w:firstColumn="1" w:firstRow="1" w:lastColumn="0" w:lastRow="0" w:noHBand="0" w:noVBand="1" w:val="04A0"/>
+      </w:tblPr>
+      <w:tblGrid>
+        <w:gridCol w:w="3120"/>
+        <w:gridCol w:w="3120"/>
+        <w:gridCol w:w="3120"/>
+      </w:tblGrid>
+      <w:tr>
+        <w:tc>
+          <w:tcPr>
+            <w:tcW w:type="dxa" w:w="3120"/>
+          </w:tcPr>
+          <w:p>
+            <w:r>
+              <w:rPr>
+                <w:b/>
+                <w:sz w:val="18"/>
+              </w:rPr>
+              <w:t>Local (CD Guadalajara)</w:t>
+            </w:r>
+          </w:p>
+        </w:tc>
+        <w:tc>
+          <w:tcPr>
+            <w:tcW w:type="dxa" w:w="3120"/>
+          </w:tcPr>
+          <w:p>
+            <w:r>
+              <w:rPr>
+                <w:b/>
+                <w:sz w:val="18"/>
+              </w:rPr>
+              <w:t>Empate</w:t>
+            </w:r>
+          </w:p>
+        </w:tc>
+        <w:tc>
+          <w:tcPr>
+            <w:tcW w:type="dxa" w:w="3120"/>
+          </w:tcPr>
+          <w:p>
+            <w:r>
+              <w:rPr>
+                <w:b/>
+                <w:sz w:val="18"/>
+              </w:rPr>
+              <w:t>Visitante (Club Tijuana)</w:t>
+            </w:r>
+          </w:p>
+        </w:tc>
+      </w:tr>
+      <w:tr>
+        <w:tc>
+          <w:tcPr>
+            <w:tcW w:type="dxa" w:w="3120"/>
+          </w:tcPr>
+          <w:p>
+            <w:r>
+              <w:rPr>
+                <w:sz w:val="22"/>
+              </w:rPr>
+              <w:t>64.0%</w:t>
+            </w:r>
+          </w:p>
+        </w:tc>
+        <w:tc>
+          <w:tcPr>
+            <w:tcW w:type="dxa" w:w="3120"/>
+          </w:tcPr>
+          <w:p>
+            <w:r>
+              <w:rPr>
+                <w:sz w:val="22"/>
+              </w:rPr>
+              <w:t>21.7%</w:t>
+            </w:r>
+          </w:p>
+        </w:tc>
+        <w:tc>
+          <w:tcPr>
+            <w:tcW w:type="dxa" w:w="3120"/>
+          </w:tcPr>
+          <w:p>
+            <w:r>
+              <w:rPr>
+                <w:sz w:val="22"/>
+              </w:rPr>
+              <w:t>14.3%</w:t>
+            </w:r>
+          </w:p>
+        </w:tc>
+      </w:tr>
+    </w:tbl>
+    <w:p/>
+    <w:p>
+      <w:r>
+        <w:rPr>
+          <w:b/>
+        </w:rPr>
+        <w:t xml:space="preserve">Goles esperados: </w:t>
+      </w:r>
+      <w:r>
+        <w:t>CD Guadalajara 2.19  —  Club Tijuana 0.97  (ventaja +1.22)</w:t>
+      </w:r>
+    </w:p>
+    <w:p>
+      <w:r>
+        <w:rPr>
+          <w:b/>
+        </w:rPr>
+        <w:t xml:space="preserve">Forma reciente: </w:t>
+      </w:r>
+      <w:r>
+        <w:t>CD Guadalajara: LWWDL (7 pts)   |   Club Tijuana: DLLWW (7 pts)</w:t>
+      </w:r>
+    </w:p>
+    <w:p>
+      <w:r>
+        <w:rPr>
+          <w:b/>
+        </w:rPr>
+        <w:t xml:space="preserve">Posicion en tabla: </w:t>
+      </w:r>
+      <w:r>
+        <w:t>CD Guadalajara: #4 (25 pts)   |   Club Tijuana: #10 (15 pts)</w:t>
+      </w:r>
+    </w:p>
+    <w:p>
+      <w:r>
+        <w:rPr>
+          <w:b/>
+        </w:rPr>
+        <w:t xml:space="preserve">Corners estimados: </w:t>
+      </w:r>
+      <w:r>
+        <w:t>CD Guadalajara: ~6.1  |  Club Tijuana: ~4.7  (Total ~10.8)  [Fuente: att-calibrado]</w:t>
+      </w:r>
+    </w:p>
+    <w:p>
+      <w:r>
+        <w:rPr>
+          <w:b/>
+        </w:rPr>
+        <w:t xml:space="preserve">Amarillas (prom.): </w:t>
+      </w:r>
+      <w:r>
+        <w:t>CD Guadalajara: 2.2  |  Club Tijuana: 1.9  (Total est.: 4.1)</w:t>
+      </w:r>
+    </w:p>
+    <w:p>
+      <w:r>
+        <w:rPr>
+          <w:b/>
+        </w:rPr>
+        <w:t xml:space="preserve">Analisis: </w:t>
+      </w:r>
+      <w:r>
+        <w:rPr>
+          <w:sz w:val="20"/>
+        </w:rPr>
+        <w:t>El modelo favorece a CD Guadalajara como local (probabilidad 64.0%, empate 21.7%, Club Tijuana 14.3%). Se esperan 2.19 goles de CD Guadalajara y 0.97 de Club Tijuana (ventaja +1.22 goles). CD Guadalajara ocupa el #4 en tabla con forma reciente LWWDL (7/15 pts), mientras Club Tijuana llega en #10 en tabla con forma DLLWW (7/15 pts). El ratio de ataque local de 1.67 (+67% vs promedio liga) y el ratio de defensa visitante de 0.90 (-10% vs promedio) justifican la preferencia por el local. Nivel de confianza del modelo: ALTA.</w:t>
+      </w:r>
+    </w:p>
+    <w:p/>
+    <w:p>
+      <w:pPr>
+        <w:pStyle w:val="Heading2"/>
+      </w:pPr>
+      <w:r>
+        <w:rPr>
+          <w:color w:val="1A5F9B"/>
+        </w:rPr>
+        <w:t>24.  Club América  vs  Atlas FC</w:t>
+      </w:r>
+    </w:p>
+    <w:p>
+      <w:r>
+        <w:rPr>
+          <w:i/>
+          <w:color w:val="606060"/>
+          <w:sz w:val="18"/>
+        </w:rPr>
+        <w:t>Fecha: 2026-04-26   |   Jornada / Ronda: N/D</w:t>
+      </w:r>
+    </w:p>
+    <w:p>
+      <w:r>
+        <w:rPr>
+          <w:b/>
+          <w:sz w:val="24"/>
+        </w:rPr>
+        <w:t xml:space="preserve">Prediccion: Local   </w:t>
+      </w:r>
+      <w:r>
+        <w:rPr>
+          <w:b/>
+          <w:color w:val="2E860E"/>
+          <w:sz w:val="24"/>
+        </w:rPr>
+        <w:t>[Confianza: ALTA]</w:t>
+      </w:r>
+    </w:p>
+    <w:tbl>
+      <w:tblPr>
+        <w:tblStyle w:val="LightShading-Accent1"/>
+        <w:tblW w:type="auto" w:w="0"/>
+        <w:tblLook w:firstColumn="1" w:firstRow="1" w:lastColumn="0" w:lastRow="0" w:noHBand="0" w:noVBand="1" w:val="04A0"/>
+      </w:tblPr>
+      <w:tblGrid>
+        <w:gridCol w:w="3120"/>
+        <w:gridCol w:w="3120"/>
+        <w:gridCol w:w="3120"/>
+      </w:tblGrid>
+      <w:tr>
+        <w:tc>
+          <w:tcPr>
+            <w:tcW w:type="dxa" w:w="3120"/>
+          </w:tcPr>
+          <w:p>
+            <w:r>
+              <w:rPr>
+                <w:b/>
+                <w:sz w:val="18"/>
+              </w:rPr>
+              <w:t>Local (Club América)</w:t>
+            </w:r>
+          </w:p>
+        </w:tc>
+        <w:tc>
+          <w:tcPr>
+            <w:tcW w:type="dxa" w:w="3120"/>
+          </w:tcPr>
+          <w:p>
+            <w:r>
+              <w:rPr>
+                <w:b/>
+                <w:sz w:val="18"/>
+              </w:rPr>
+              <w:t>Empate</w:t>
+            </w:r>
+          </w:p>
+        </w:tc>
+        <w:tc>
+          <w:tcPr>
+            <w:tcW w:type="dxa" w:w="3120"/>
+          </w:tcPr>
+          <w:p>
+            <w:r>
+              <w:rPr>
+                <w:b/>
+                <w:sz w:val="18"/>
+              </w:rPr>
+              <w:t>Visitante (Atlas FC)</w:t>
+            </w:r>
+          </w:p>
+        </w:tc>
+      </w:tr>
+      <w:tr>
+        <w:tc>
+          <w:tcPr>
+            <w:tcW w:type="dxa" w:w="3120"/>
+          </w:tcPr>
+          <w:p>
+            <w:r>
+              <w:rPr>
+                <w:sz w:val="22"/>
+              </w:rPr>
+              <w:t>51.1%</w:t>
+            </w:r>
+          </w:p>
+        </w:tc>
+        <w:tc>
+          <w:tcPr>
+            <w:tcW w:type="dxa" w:w="3120"/>
+          </w:tcPr>
+          <w:p>
+            <w:r>
+              <w:rPr>
+                <w:sz w:val="22"/>
+              </w:rPr>
+              <w:t>29.6%</w:t>
+            </w:r>
+          </w:p>
+        </w:tc>
+        <w:tc>
+          <w:tcPr>
+            <w:tcW w:type="dxa" w:w="3120"/>
+          </w:tcPr>
+          <w:p>
+            <w:r>
+              <w:rPr>
+                <w:sz w:val="22"/>
+              </w:rPr>
+              <w:t>19.4%</w:t>
+            </w:r>
+          </w:p>
+        </w:tc>
+      </w:tr>
+    </w:tbl>
+    <w:p/>
+    <w:p>
+      <w:r>
+        <w:rPr>
+          <w:b/>
+        </w:rPr>
+        <w:t xml:space="preserve">Goles esperados: </w:t>
+      </w:r>
+      <w:r>
+        <w:t>Club América 1.48  —  Atlas FC 0.83  (ventaja +0.66)</w:t>
+      </w:r>
+    </w:p>
+    <w:p>
+      <w:r>
+        <w:rPr>
+          <w:b/>
+        </w:rPr>
+        <w:t xml:space="preserve">Forma reciente: </w:t>
+      </w:r>
+      <w:r>
+        <w:t>Club América: LLWDD (5 pts)   |   Atlas FC: LWLLD (4 pts)</w:t>
+      </w:r>
+    </w:p>
+    <w:p>
+      <w:r>
+        <w:rPr>
+          <w:b/>
+        </w:rPr>
+        <w:t xml:space="preserve">Posicion en tabla: </w:t>
+      </w:r>
+      <w:r>
+        <w:t>Club América: #8 (16 pts)   |   Atlas FC: #7 (17 pts)</w:t>
+      </w:r>
+    </w:p>
+    <w:p>
+      <w:r>
+        <w:rPr>
+          <w:b/>
+        </w:rPr>
+        <w:t xml:space="preserve">Corners estimados: </w:t>
+      </w:r>
+      <w:r>
+        <w:t>Club América: ~4.3  |  Atlas FC: ~3.4  (Total ~7.7)  [Fuente: att-calibrado]</w:t>
+      </w:r>
+    </w:p>
+    <w:p>
+      <w:r>
+        <w:rPr>
+          <w:b/>
+        </w:rPr>
+        <w:t xml:space="preserve">Amarillas (prom.): </w:t>
+      </w:r>
+      <w:r>
+        <w:t>Club América: 1.4  |  Atlas FC: 2.2  (Total est.: 3.6)</w:t>
+      </w:r>
+    </w:p>
+    <w:p>
+      <w:r>
+        <w:rPr>
+          <w:b/>
+        </w:rPr>
+        <w:t xml:space="preserve">Analisis: </w:t>
+      </w:r>
+      <w:r>
+        <w:rPr>
+          <w:sz w:val="20"/>
+        </w:rPr>
+        <w:t>El modelo favorece a Club América como local (probabilidad 51.1%, empate 29.6%, Atlas FC 19.4%). Se esperan 1.48 goles de Club América y 0.83 de Atlas FC (ventaja +0.66 goles). Club América ocupa el #8 en tabla con forma reciente LLWDD (5/15 pts), mientras Atlas FC llega en #7 en tabla con forma LWLLD (4/15 pts). El ratio de ataque local de 0.67 (-33% vs promedio liga) y el ratio de defensa visitante de 1.41 (+41% vs promedio) justifican la preferencia por el local. Nivel de confianza del modelo: ALTA.</w:t>
+      </w:r>
+    </w:p>
+    <w:p/>
+    <w:p>
+      <w:pPr>
+        <w:pStyle w:val="Heading2"/>
+      </w:pPr>
+      <w:r>
+        <w:rPr>
+          <w:color w:val="1A5F9B"/>
+        </w:rPr>
+        <w:t>25.  FC Juárez  vs  Atlético San Luis</w:t>
+      </w:r>
+    </w:p>
+    <w:p>
+      <w:r>
+        <w:rPr>
+          <w:i/>
+          <w:color w:val="606060"/>
+          <w:sz w:val="18"/>
+        </w:rPr>
+        <w:t>Fecha: 2026-04-26   |   Jornada / Ronda: N/D</w:t>
+      </w:r>
+    </w:p>
+    <w:p>
+      <w:r>
+        <w:rPr>
+          <w:b/>
+          <w:sz w:val="24"/>
+        </w:rPr>
+        <w:t xml:space="preserve">Prediccion: Local   </w:t>
+      </w:r>
+      <w:r>
+        <w:rPr>
+          <w:b/>
+          <w:color w:val="C0392B"/>
+          <w:sz w:val="24"/>
+        </w:rPr>
+        <w:t>[Confianza: BAJA]</w:t>
+      </w:r>
+    </w:p>
+    <w:tbl>
+      <w:tblPr>
+        <w:tblStyle w:val="LightShading-Accent1"/>
+        <w:tblW w:type="auto" w:w="0"/>
+        <w:tblLook w:firstColumn="1" w:firstRow="1" w:lastColumn="0" w:lastRow="0" w:noHBand="0" w:noVBand="1" w:val="04A0"/>
+      </w:tblPr>
+      <w:tblGrid>
+        <w:gridCol w:w="3120"/>
+        <w:gridCol w:w="3120"/>
+        <w:gridCol w:w="3120"/>
+      </w:tblGrid>
+      <w:tr>
+        <w:tc>
+          <w:tcPr>
+            <w:tcW w:type="dxa" w:w="3120"/>
+          </w:tcPr>
+          <w:p>
+            <w:r>
+              <w:rPr>
+                <w:b/>
+                <w:sz w:val="18"/>
+              </w:rPr>
+              <w:t>Local (FC Juárez)</w:t>
+            </w:r>
+          </w:p>
+        </w:tc>
+        <w:tc>
+          <w:tcPr>
+            <w:tcW w:type="dxa" w:w="3120"/>
+          </w:tcPr>
+          <w:p>
+            <w:r>
+              <w:rPr>
+                <w:b/>
+                <w:sz w:val="18"/>
+              </w:rPr>
+              <w:t>Empate</w:t>
+            </w:r>
+          </w:p>
+        </w:tc>
+        <w:tc>
+          <w:tcPr>
+            <w:tcW w:type="dxa" w:w="3120"/>
+          </w:tcPr>
+          <w:p>
+            <w:r>
+              <w:rPr>
+                <w:b/>
+                <w:sz w:val="18"/>
+              </w:rPr>
+              <w:t>Visitante (Atlético San Lu)</w:t>
+            </w:r>
+          </w:p>
+        </w:tc>
+      </w:tr>
+      <w:tr>
+        <w:tc>
+          <w:tcPr>
+            <w:tcW w:type="dxa" w:w="3120"/>
+          </w:tcPr>
+          <w:p>
+            <w:r>
+              <w:rPr>
+                <w:sz w:val="22"/>
+              </w:rPr>
+              <w:t>39.9%</w:t>
+            </w:r>
+          </w:p>
+        </w:tc>
+        <w:tc>
+          <w:tcPr>
+            <w:tcW w:type="dxa" w:w="3120"/>
+          </w:tcPr>
+          <w:p>
+            <w:r>
+              <w:rPr>
+                <w:sz w:val="22"/>
+              </w:rPr>
+              <w:t>22.1%</w:t>
+            </w:r>
+          </w:p>
+        </w:tc>
+        <w:tc>
+          <w:tcPr>
+            <w:tcW w:type="dxa" w:w="3120"/>
+          </w:tcPr>
+          <w:p>
+            <w:r>
+              <w:rPr>
+                <w:sz w:val="22"/>
+              </w:rPr>
+              <w:t>38.0%</w:t>
+            </w:r>
+          </w:p>
+        </w:tc>
+      </w:tr>
+    </w:tbl>
+    <w:p/>
+    <w:p>
+      <w:r>
+        <w:rPr>
+          <w:b/>
+        </w:rPr>
+        <w:t xml:space="preserve">Goles esperados: </w:t>
+      </w:r>
+      <w:r>
+        <w:t>FC Juárez 2.10  —  Atlético San Luis 2.04  (ventaja +0.05)</w:t>
+      </w:r>
+    </w:p>
+    <w:p>
+      <w:r>
+        <w:rPr>
+          <w:b/>
+        </w:rPr>
+        <w:t xml:space="preserve">Forma reciente: </w:t>
+      </w:r>
+      <w:r>
+        <w:t>FC Juárez: WLDDL (5 pts)   |   Atlético San Luis: LWLWD (7 pts)</w:t>
+      </w:r>
+    </w:p>
+    <w:p>
+      <w:r>
+        <w:rPr>
+          <w:b/>
+        </w:rPr>
+        <w:t xml:space="preserve">Posicion en tabla: </w:t>
+      </w:r>
+      <w:r>
+        <w:t>FC Juárez: #14 (12 pts)   |   Atlético San Luis: #12 (14 pts)</w:t>
+      </w:r>
+    </w:p>
+    <w:p>
+      <w:r>
+        <w:rPr>
+          <w:b/>
+        </w:rPr>
+        <w:t xml:space="preserve">Corners estimados: </w:t>
+      </w:r>
+      <w:r>
+        <w:t>FC Juárez: ~5.2  |  Atlético San Lui: ~4.6  (Total ~9.8)  [Fuente: att-calibrado]</w:t>
+      </w:r>
+    </w:p>
+    <w:p>
+      <w:r>
+        <w:rPr>
+          <w:b/>
+        </w:rPr>
+        <w:t xml:space="preserve">Amarillas (prom.): </w:t>
+      </w:r>
+      <w:r>
+        <w:t>FC Juárez: nan  |  Atlético San Lui: nan  (Total est.: nan)</w:t>
+      </w:r>
+    </w:p>
+    <w:p>
+      <w:r>
+        <w:rPr>
+          <w:b/>
+        </w:rPr>
+        <w:t xml:space="preserve">Analisis: </w:t>
+      </w:r>
+      <w:r>
+        <w:rPr>
+          <w:sz w:val="20"/>
+        </w:rPr>
+        <w:t>El modelo favorece a FC Juárez como local (probabilidad 39.9%, empate 22.1%, Atlético San Luis 38.0%). Se esperan 2.10 goles de FC Juárez y 2.04 de Atlético San Luis (ventaja +0.05 goles). FC Juárez ocupa el #14 en tabla con forma reciente WLDDL (5/15 pts), mientras Atlético San Luis llega en #12 en tabla con forma LWLWD (7/15 pts). El ratio de ataque local de 1.11 (+11% vs promedio liga) y el ratio de defensa visitante de 1.24 (+24% vs promedio) justifican la preferencia por el local. Nivel de confianza del modelo: BAJA.</w:t>
+      </w:r>
+    </w:p>
+    <w:p/>
+    <w:p>
+      <w:pPr>
+        <w:pStyle w:val="Heading2"/>
+      </w:pPr>
+      <w:r>
+        <w:rPr>
+          <w:color w:val="1A5F9B"/>
+        </w:rPr>
+        <w:t>26.  Santos Laguna  vs  CF Monterrey</w:t>
+      </w:r>
+    </w:p>
+    <w:p>
+      <w:r>
+        <w:rPr>
+          <w:i/>
+          <w:color w:val="606060"/>
+          <w:sz w:val="18"/>
+        </w:rPr>
+        <w:t>Fecha: 2026-04-26   |   Jornada / Ronda: N/D</w:t>
+      </w:r>
+    </w:p>
+    <w:p>
+      <w:r>
+        <w:rPr>
+          <w:b/>
+          <w:sz w:val="24"/>
+        </w:rPr>
+        <w:t xml:space="preserve">Prediccion: Empate   </w:t>
+      </w:r>
+      <w:r>
+        <w:rPr>
+          <w:b/>
+          <w:color w:val="C0392B"/>
+          <w:sz w:val="24"/>
+        </w:rPr>
+        <w:t>[Confianza: BAJA]</w:t>
+      </w:r>
+    </w:p>
+    <w:tbl>
+      <w:tblPr>
+        <w:tblStyle w:val="LightShading-Accent1"/>
+        <w:tblW w:type="auto" w:w="0"/>
+        <w:tblLook w:firstColumn="1" w:firstRow="1" w:lastColumn="0" w:lastRow="0" w:noHBand="0" w:noVBand="1" w:val="04A0"/>
+      </w:tblPr>
+      <w:tblGrid>
+        <w:gridCol w:w="3120"/>
+        <w:gridCol w:w="3120"/>
+        <w:gridCol w:w="3120"/>
+      </w:tblGrid>
+      <w:tr>
+        <w:tc>
+          <w:tcPr>
+            <w:tcW w:type="dxa" w:w="3120"/>
+          </w:tcPr>
+          <w:p>
+            <w:r>
+              <w:rPr>
+                <w:b/>
+                <w:sz w:val="18"/>
+              </w:rPr>
+              <w:t>Local (Santos Laguna)</w:t>
+            </w:r>
+          </w:p>
+        </w:tc>
+        <w:tc>
+          <w:tcPr>
+            <w:tcW w:type="dxa" w:w="3120"/>
+          </w:tcPr>
+          <w:p>
+            <w:r>
+              <w:rPr>
+                <w:b/>
+                <w:sz w:val="18"/>
+              </w:rPr>
+              <w:t>Empate</w:t>
+            </w:r>
+          </w:p>
+        </w:tc>
+        <w:tc>
+          <w:tcPr>
+            <w:tcW w:type="dxa" w:w="3120"/>
+          </w:tcPr>
+          <w:p>
+            <w:r>
+              <w:rPr>
+                <w:b/>
+                <w:sz w:val="18"/>
+              </w:rPr>
+              <w:t>Visitante (CF Monterrey)</w:t>
+            </w:r>
+          </w:p>
+        </w:tc>
+      </w:tr>
+      <w:tr>
+        <w:tc>
+          <w:tcPr>
+            <w:tcW w:type="dxa" w:w="3120"/>
+          </w:tcPr>
+          <w:p>
+            <w:r>
+              <w:rPr>
+                <w:sz w:val="22"/>
+              </w:rPr>
+              <w:t>23.9%</w:t>
+            </w:r>
+          </w:p>
+        </w:tc>
+        <w:tc>
+          <w:tcPr>
+            <w:tcW w:type="dxa" w:w="3120"/>
+          </w:tcPr>
+          <w:p>
+            <w:r>
+              <w:rPr>
+                <w:sz w:val="22"/>
+              </w:rPr>
+              <w:t>40.1%</w:t>
+            </w:r>
+          </w:p>
+        </w:tc>
+        <w:tc>
+          <w:tcPr>
+            <w:tcW w:type="dxa" w:w="3120"/>
+          </w:tcPr>
+          <w:p>
+            <w:r>
+              <w:rPr>
+                <w:sz w:val="22"/>
+              </w:rPr>
+              <w:t>36.0%</w:t>
+            </w:r>
+          </w:p>
+        </w:tc>
+      </w:tr>
+    </w:tbl>
+    <w:p/>
+    <w:p>
+      <w:r>
+        <w:rPr>
+          <w:b/>
+        </w:rPr>
+        <w:t xml:space="preserve">Goles esperados: </w:t>
+      </w:r>
+      <w:r>
+        <w:t>Santos Laguna 0.63  —  CF Monterrey 0.84  (ventaja -0.21)</w:t>
+      </w:r>
+    </w:p>
+    <w:p>
+      <w:r>
+        <w:rPr>
+          <w:b/>
+        </w:rPr>
+        <w:t xml:space="preserve">Forma reciente: </w:t>
+      </w:r>
+      <w:r>
+        <w:t>Santos Laguna: DLWDL (5 pts)   |   CF Monterrey: LWLLD (4 pts)</w:t>
+      </w:r>
+    </w:p>
+    <w:p>
+      <w:r>
+        <w:rPr>
+          <w:b/>
+        </w:rPr>
+        <w:t xml:space="preserve">Posicion en tabla: </w:t>
+      </w:r>
+      <w:r>
+        <w:t>Santos Laguna: #18 (6 pts)   |   CF Monterrey: #11 (14 pts)</w:t>
+      </w:r>
+    </w:p>
+    <w:p>
+      <w:r>
+        <w:rPr>
+          <w:b/>
+        </w:rPr>
+        <w:t xml:space="preserve">Corners estimados: </w:t>
+      </w:r>
+      <w:r>
+        <w:t>Santos Laguna: ~4.4  |  CF Monterrey: ~3.4  (Total ~7.8)  [Fuente: att-calibrado]</w:t>
+      </w:r>
+    </w:p>
+    <w:p>
+      <w:r>
+        <w:rPr>
+          <w:b/>
+        </w:rPr>
+        <w:t xml:space="preserve">Amarillas (prom.): </w:t>
+      </w:r>
+      <w:r>
+        <w:t>Santos Laguna: 2.4  |  CF Monterrey: 1.9  (Total est.: 4.3)</w:t>
+      </w:r>
+    </w:p>
+    <w:p>
+      <w:r>
+        <w:rPr>
+          <w:b/>
+        </w:rPr>
+        <w:t xml:space="preserve">Analisis: </w:t>
+      </w:r>
+      <w:r>
+        <w:rPr>
+          <w:sz w:val="20"/>
+        </w:rPr>
+        <w:t>El modelo detecta un equilibrio notable: Santos Laguna 23.9%, empate 40.1%, CF Monterrey 36.0%. Goles esperados prácticamente igualados: Santos Laguna 0.63 — CF Monterrey 0.84 (diferencia -0.21). Forma reciente similar: Santos Laguna DLWDL (5 pts) vs CF Monterrey LWLLD (4 pts). Nivel de confianza del modelo: BAJA.</w:t>
+      </w:r>
+    </w:p>
+    <w:p/>
+    <w:p>
+      <w:pPr>
+        <w:pStyle w:val="Heading2"/>
+      </w:pPr>
+      <w:r>
+        <w:rPr>
+          <w:color w:val="1A5F9B"/>
+        </w:rPr>
+        <w:t>27.  Cruz Azul  vs  Club Necaxa</w:t>
+      </w:r>
+    </w:p>
+    <w:p>
+      <w:r>
+        <w:rPr>
+          <w:i/>
+          <w:color w:val="606060"/>
+          <w:sz w:val="18"/>
+        </w:rPr>
+        <w:t>Fecha: 2026-04-27   |   Jornada / Ronda: N/D</w:t>
+      </w:r>
+    </w:p>
+    <w:p>
+      <w:r>
+        <w:rPr>
+          <w:b/>
+          <w:sz w:val="24"/>
+        </w:rPr>
+        <w:t xml:space="preserve">Prediccion: Local   </w:t>
+      </w:r>
+      <w:r>
+        <w:rPr>
+          <w:b/>
+          <w:color w:val="2E860E"/>
+          <w:sz w:val="24"/>
+        </w:rPr>
+        <w:t>[Confianza: ALTA]</w:t>
+      </w:r>
+    </w:p>
+    <w:tbl>
+      <w:tblPr>
+        <w:tblStyle w:val="LightShading-Accent1"/>
+        <w:tblW w:type="auto" w:w="0"/>
+        <w:tblLook w:firstColumn="1" w:firstRow="1" w:lastColumn="0" w:lastRow="0" w:noHBand="0" w:noVBand="1" w:val="04A0"/>
+      </w:tblPr>
+      <w:tblGrid>
+        <w:gridCol w:w="3120"/>
+        <w:gridCol w:w="3120"/>
+        <w:gridCol w:w="3120"/>
+      </w:tblGrid>
+      <w:tr>
+        <w:tc>
+          <w:tcPr>
+            <w:tcW w:type="dxa" w:w="3120"/>
+          </w:tcPr>
+          <w:p>
+            <w:r>
+              <w:rPr>
+                <w:b/>
+                <w:sz w:val="18"/>
+              </w:rPr>
+              <w:t>Local (Cruz Azul)</w:t>
+            </w:r>
+          </w:p>
+        </w:tc>
+        <w:tc>
+          <w:tcPr>
+            <w:tcW w:type="dxa" w:w="3120"/>
+          </w:tcPr>
+          <w:p>
+            <w:r>
+              <w:rPr>
+                <w:b/>
+                <w:sz w:val="18"/>
+              </w:rPr>
+              <w:t>Empate</w:t>
+            </w:r>
+          </w:p>
+        </w:tc>
+        <w:tc>
+          <w:tcPr>
+            <w:tcW w:type="dxa" w:w="3120"/>
+          </w:tcPr>
+          <w:p>
+            <w:r>
+              <w:rPr>
+                <w:b/>
+                <w:sz w:val="18"/>
+              </w:rPr>
+              <w:t>Visitante (Club Necaxa)</w:t>
+            </w:r>
+          </w:p>
+        </w:tc>
+      </w:tr>
+      <w:tr>
+        <w:tc>
+          <w:tcPr>
+            <w:tcW w:type="dxa" w:w="3120"/>
+          </w:tcPr>
+          <w:p>
+            <w:r>
+              <w:rPr>
+                <w:sz w:val="22"/>
+              </w:rPr>
+              <w:t>68.4%</w:t>
+            </w:r>
+          </w:p>
+        </w:tc>
+        <w:tc>
+          <w:tcPr>
+            <w:tcW w:type="dxa" w:w="3120"/>
+          </w:tcPr>
+          <w:p>
+            <w:r>
+              <w:rPr>
+                <w:sz w:val="22"/>
+              </w:rPr>
+              <w:t>19.7%</w:t>
+            </w:r>
+          </w:p>
+        </w:tc>
+        <w:tc>
+          <w:tcPr>
+            <w:tcW w:type="dxa" w:w="3120"/>
+          </w:tcPr>
+          <w:p>
+            <w:r>
+              <w:rPr>
+                <w:sz w:val="22"/>
+              </w:rPr>
+              <w:t>12.0%</w:t>
+            </w:r>
+          </w:p>
+        </w:tc>
+      </w:tr>
+    </w:tbl>
+    <w:p/>
+    <w:p>
+      <w:r>
+        <w:rPr>
+          <w:b/>
+        </w:rPr>
+        <w:t xml:space="preserve">Goles esperados: </w:t>
+      </w:r>
+      <w:r>
+        <w:t>Cruz Azul 2.37  —  Club Necaxa 0.93  (ventaja +1.44)</w:t>
+      </w:r>
+    </w:p>
+    <w:p>
+      <w:r>
+        <w:rPr>
+          <w:b/>
+        </w:rPr>
+        <w:t xml:space="preserve">Forma reciente: </w:t>
+      </w:r>
+      <w:r>
+        <w:t>Cruz Azul: WWWLD (10 pts)   |   Club Necaxa: LLLWL (3 pts)</w:t>
+      </w:r>
+    </w:p>
+    <w:p>
+      <w:r>
+        <w:rPr>
+          <w:b/>
+        </w:rPr>
+        <w:t xml:space="preserve">Posicion en tabla: </w:t>
+      </w:r>
+      <w:r>
+        <w:t>Cruz Azul: #1 (26 pts)   |   Club Necaxa: #16 (12 pts)</w:t>
+      </w:r>
+    </w:p>
+    <w:p>
+      <w:r>
+        <w:rPr>
+          <w:b/>
+        </w:rPr>
+        <w:t xml:space="preserve">Corners estimados: </w:t>
+      </w:r>
+      <w:r>
+        <w:t>Cruz Azul: ~5.4  |  Club Necaxa: ~4.4  (Total ~9.8)  [Fuente: att-calibrado]</w:t>
+      </w:r>
+    </w:p>
+    <w:p>
+      <w:r>
+        <w:rPr>
+          <w:b/>
+        </w:rPr>
+        <w:t xml:space="preserve">Amarillas (prom.): </w:t>
+      </w:r>
+      <w:r>
+        <w:t>Cruz Azul: nan  |  Club Necaxa: nan  (Total est.: nan)</w:t>
+      </w:r>
+    </w:p>
+    <w:p>
+      <w:r>
+        <w:rPr>
+          <w:b/>
+        </w:rPr>
+        <w:t xml:space="preserve">Analisis: </w:t>
+      </w:r>
+      <w:r>
+        <w:rPr>
+          <w:sz w:val="20"/>
+        </w:rPr>
+        <w:t>El modelo favorece a Cruz Azul como local (probabilidad 68.4%, empate 19.7%, Club Necaxa 12.0%). Se esperan 2.37 goles de Cruz Azul y 0.93 de Club Necaxa (ventaja +1.44 goles). Cruz Azul ocupa el #1 en tabla con forma reciente WWWLD (10/15 pts), mientras Club Necaxa llega en #16 en tabla con forma LLLWL (3/15 pts). El ratio de ataque local de 1.19 (+19% vs promedio liga) y el ratio de defensa visitante de 1.35 (+35% vs promedio) justifican la preferencia por el local. Nivel de confianza del modelo: ALTA.</w:t>
       </w:r>
     </w:p>
     <w:p/>
@@ -4875,7 +6749,7 @@
               <w:rPr>
                 <w:sz w:val="16"/>
               </w:rPr>
-              <w:t>2026-03-14</w:t>
+              <w:t>2026-04-18</w:t>
             </w:r>
           </w:p>
         </w:tc>
@@ -4888,7 +6762,7 @@
               <w:rPr>
                 <w:sz w:val="16"/>
               </w:rPr>
-              <w:t>Club Puebla</w:t>
+              <w:t>Atlético San Luis</w:t>
             </w:r>
           </w:p>
         </w:tc>
@@ -4901,7 +6775,7 @@
               <w:rPr>
                 <w:sz w:val="16"/>
               </w:rPr>
-              <w:t>Club Necaxa</w:t>
+              <w:t>Pumas UNAM</w:t>
             </w:r>
           </w:p>
         </w:tc>
@@ -4914,7 +6788,7 @@
               <w:rPr>
                 <w:sz w:val="16"/>
               </w:rPr>
-              <w:t>Visitante</w:t>
+              <w:t>Local</w:t>
             </w:r>
           </w:p>
         </w:tc>
@@ -4927,7 +6801,7 @@
               <w:rPr>
                 <w:sz w:val="16"/>
               </w:rPr>
-              <w:t>32.6</w:t>
+              <w:t>39.3</w:t>
             </w:r>
           </w:p>
         </w:tc>
@@ -4940,7 +6814,7 @@
               <w:rPr>
                 <w:sz w:val="16"/>
               </w:rPr>
-              <w:t>21.1</w:t>
+              <w:t>25.1</w:t>
             </w:r>
           </w:p>
         </w:tc>
@@ -4953,7 +6827,7 @@
               <w:rPr>
                 <w:sz w:val="16"/>
               </w:rPr>
-              <w:t>46.3</w:t>
+              <w:t>35.6</w:t>
             </w:r>
           </w:p>
         </w:tc>
@@ -4966,7 +6840,7 @@
               <w:rPr>
                 <w:sz w:val="16"/>
               </w:rPr>
-              <w:t>1.71</w:t>
+              <w:t>1.75</w:t>
             </w:r>
           </w:p>
         </w:tc>
@@ -4979,7 +6853,7 @@
               <w:rPr>
                 <w:sz w:val="16"/>
               </w:rPr>
-              <w:t>2.06</w:t>
+              <w:t>1.66</w:t>
             </w:r>
           </w:p>
         </w:tc>
@@ -4992,7 +6866,7 @@
               <w:rPr>
                 <w:sz w:val="16"/>
               </w:rPr>
-              <w:t>MEDIA</w:t>
+              <w:t>BAJA</w:t>
             </w:r>
           </w:p>
         </w:tc>
@@ -5007,7 +6881,7 @@
               <w:rPr>
                 <w:sz w:val="16"/>
               </w:rPr>
-              <w:t>2026-03-14</w:t>
+              <w:t>2026-04-18</w:t>
             </w:r>
           </w:p>
         </w:tc>
@@ -5020,7 +6894,7 @@
               <w:rPr>
                 <w:sz w:val="16"/>
               </w:rPr>
-              <w:t>FC Juárez</w:t>
+              <w:t>Mazatlán FC</w:t>
             </w:r>
           </w:p>
         </w:tc>
@@ -5033,7 +6907,7 @@
               <w:rPr>
                 <w:sz w:val="16"/>
               </w:rPr>
-              <w:t>CF Monterrey</w:t>
+              <w:t>Querétaro FC</w:t>
             </w:r>
           </w:p>
         </w:tc>
@@ -5059,7 +6933,7 @@
               <w:rPr>
                 <w:sz w:val="16"/>
               </w:rPr>
-              <w:t>45.8</w:t>
+              <w:t>83.9</w:t>
             </w:r>
           </w:p>
         </w:tc>
@@ -5072,7 +6946,7 @@
               <w:rPr>
                 <w:sz w:val="16"/>
               </w:rPr>
-              <w:t>24.4</w:t>
+              <w:t>15.0</w:t>
             </w:r>
           </w:p>
         </w:tc>
@@ -5085,7 +6959,7 @@
               <w:rPr>
                 <w:sz w:val="16"/>
               </w:rPr>
-              <w:t>29.8</w:t>
+              <w:t>1.1</w:t>
             </w:r>
           </w:p>
         </w:tc>
@@ -5098,7 +6972,7 @@
               <w:rPr>
                 <w:sz w:val="16"/>
               </w:rPr>
-              <w:t>1.62</w:t>
+              <w:t>4.21</w:t>
             </w:r>
           </w:p>
         </w:tc>
@@ -5111,7 +6985,7 @@
               <w:rPr>
                 <w:sz w:val="16"/>
               </w:rPr>
-              <w:t>1.26</w:t>
+              <w:t>0.51</w:t>
             </w:r>
           </w:p>
         </w:tc>
@@ -5139,7 +7013,7 @@
               <w:rPr>
                 <w:sz w:val="16"/>
               </w:rPr>
-              <w:t>2026-03-14</w:t>
+              <w:t>2026-04-18</w:t>
             </w:r>
           </w:p>
         </w:tc>
@@ -5152,7 +7026,7 @@
               <w:rPr>
                 <w:sz w:val="16"/>
               </w:rPr>
-              <w:t>Atlético San Luis</w:t>
+              <w:t>Club Necaxa</w:t>
             </w:r>
           </w:p>
         </w:tc>
@@ -5165,7 +7039,7 @@
               <w:rPr>
                 <w:sz w:val="16"/>
               </w:rPr>
-              <w:t>CF Pachuca</w:t>
+              <w:t>Tigres UANL</w:t>
             </w:r>
           </w:p>
         </w:tc>
@@ -5178,7 +7052,7 @@
               <w:rPr>
                 <w:sz w:val="16"/>
               </w:rPr>
-              <w:t>Local</w:t>
+              <w:t>Visitante</w:t>
             </w:r>
           </w:p>
         </w:tc>
@@ -5191,7 +7065,7 @@
               <w:rPr>
                 <w:sz w:val="16"/>
               </w:rPr>
-              <w:t>55.1</w:t>
+              <w:t>26.6</w:t>
             </w:r>
           </w:p>
         </w:tc>
@@ -5204,7 +7078,7 @@
               <w:rPr>
                 <w:sz w:val="16"/>
               </w:rPr>
-              <w:t>28.9</w:t>
+              <w:t>27.0</w:t>
             </w:r>
           </w:p>
         </w:tc>
@@ -5217,7 +7091,7 @@
               <w:rPr>
                 <w:sz w:val="16"/>
               </w:rPr>
-              <w:t>16.0</w:t>
+              <w:t>46.3</w:t>
             </w:r>
           </w:p>
         </w:tc>
@@ -5230,7 +7104,7 @@
               <w:rPr>
                 <w:sz w:val="16"/>
               </w:rPr>
-              <w:t>1.32</w:t>
+              <w:t>1.23</w:t>
             </w:r>
           </w:p>
         </w:tc>
@@ -5243,7 +7117,7 @@
               <w:rPr>
                 <w:sz w:val="16"/>
               </w:rPr>
-              <w:t>0.57</w:t>
+              <w:t>1.68</w:t>
             </w:r>
           </w:p>
         </w:tc>
@@ -5271,7 +7145,7 @@
               <w:rPr>
                 <w:sz w:val="16"/>
               </w:rPr>
-              <w:t>2026-03-14</w:t>
+              <w:t>2026-04-18</w:t>
             </w:r>
           </w:p>
         </w:tc>
@@ -5284,7 +7158,7 @@
               <w:rPr>
                 <w:sz w:val="16"/>
               </w:rPr>
-              <w:t>CD Guadalajara</w:t>
+              <w:t>Cruz Azul</w:t>
             </w:r>
           </w:p>
         </w:tc>
@@ -5297,7 +7171,7 @@
               <w:rPr>
                 <w:sz w:val="16"/>
               </w:rPr>
-              <w:t>Santos Laguna</w:t>
+              <w:t>Club Tijuana</w:t>
             </w:r>
           </w:p>
         </w:tc>
@@ -5323,7 +7197,7 @@
               <w:rPr>
                 <w:sz w:val="16"/>
               </w:rPr>
-              <w:t>84.2</w:t>
+              <w:t>46.6</w:t>
             </w:r>
           </w:p>
         </w:tc>
@@ -5336,7 +7210,7 @@
               <w:rPr>
                 <w:sz w:val="16"/>
               </w:rPr>
-              <w:t>15.0</w:t>
+              <w:t>28.4</w:t>
             </w:r>
           </w:p>
         </w:tc>
@@ -5349,7 +7223,7 @@
               <w:rPr>
                 <w:sz w:val="16"/>
               </w:rPr>
-              <w:t>0.8</w:t>
+              <w:t>25.0</w:t>
             </w:r>
           </w:p>
         </w:tc>
@@ -5362,7 +7236,7 @@
               <w:rPr>
                 <w:sz w:val="16"/>
               </w:rPr>
-              <w:t>4.45</w:t>
+              <w:t>1.56</w:t>
             </w:r>
           </w:p>
         </w:tc>
@@ -5375,7 +7249,7 @@
               <w:rPr>
                 <w:sz w:val="16"/>
               </w:rPr>
-              <w:t>0.43</w:t>
+              <w:t>1.09</w:t>
             </w:r>
           </w:p>
         </w:tc>
@@ -5403,7 +7277,7 @@
               <w:rPr>
                 <w:sz w:val="16"/>
               </w:rPr>
-              <w:t>2026-03-15</w:t>
+              <w:t>2026-04-19</w:t>
             </w:r>
           </w:p>
         </w:tc>
@@ -5416,7 +7290,7 @@
               <w:rPr>
                 <w:sz w:val="16"/>
               </w:rPr>
-              <w:t>CD Toluca</w:t>
+              <w:t>CF Monterrey</w:t>
             </w:r>
           </w:p>
         </w:tc>
@@ -5429,7 +7303,7 @@
               <w:rPr>
                 <w:sz w:val="16"/>
               </w:rPr>
-              <w:t>Atlas FC</w:t>
+              <w:t>CF Pachuca</w:t>
             </w:r>
           </w:p>
         </w:tc>
@@ -5442,7 +7316,7 @@
               <w:rPr>
                 <w:sz w:val="16"/>
               </w:rPr>
-              <w:t>Local</w:t>
+              <w:t>Empate</w:t>
             </w:r>
           </w:p>
         </w:tc>
@@ -5455,7 +7329,7 @@
               <w:rPr>
                 <w:sz w:val="16"/>
               </w:rPr>
-              <w:t>82.6</w:t>
+              <w:t>32.7</w:t>
             </w:r>
           </w:p>
         </w:tc>
@@ -5468,7 +7342,7 @@
               <w:rPr>
                 <w:sz w:val="16"/>
               </w:rPr>
-              <w:t>15.0</w:t>
+              <w:t>34.2</w:t>
             </w:r>
           </w:p>
         </w:tc>
@@ -5481,7 +7355,7 @@
               <w:rPr>
                 <w:sz w:val="16"/>
               </w:rPr>
-              <w:t>2.4</w:t>
+              <w:t>33.0</w:t>
             </w:r>
           </w:p>
         </w:tc>
@@ -5494,7 +7368,7 @@
               <w:rPr>
                 <w:sz w:val="16"/>
               </w:rPr>
-              <w:t>3.07</w:t>
+              <w:t>1.00</w:t>
             </w:r>
           </w:p>
         </w:tc>
@@ -5507,7 +7381,7 @@
               <w:rPr>
                 <w:sz w:val="16"/>
               </w:rPr>
-              <w:t>0.40</w:t>
+              <w:t>1.01</w:t>
             </w:r>
           </w:p>
         </w:tc>
@@ -5520,7 +7394,7 @@
               <w:rPr>
                 <w:sz w:val="16"/>
               </w:rPr>
-              <w:t>ALTA</w:t>
+              <w:t>BAJA</w:t>
             </w:r>
           </w:p>
         </w:tc>
@@ -5535,7 +7409,7 @@
               <w:rPr>
                 <w:sz w:val="16"/>
               </w:rPr>
-              <w:t>2026-03-15</w:t>
+              <w:t>2026-04-19</w:t>
             </w:r>
           </w:p>
         </w:tc>
@@ -5548,7 +7422,7 @@
               <w:rPr>
                 <w:sz w:val="16"/>
               </w:rPr>
-              <w:t>Club León</w:t>
+              <w:t>CD Guadalajara</w:t>
             </w:r>
           </w:p>
         </w:tc>
@@ -5561,7 +7435,7 @@
               <w:rPr>
                 <w:sz w:val="16"/>
               </w:rPr>
-              <w:t>Club Tijuana</w:t>
+              <w:t>Club Puebla</w:t>
             </w:r>
           </w:p>
         </w:tc>
@@ -5587,7 +7461,7 @@
               <w:rPr>
                 <w:sz w:val="16"/>
               </w:rPr>
-              <w:t>57.5</w:t>
+              <w:t>64.2</w:t>
             </w:r>
           </w:p>
         </w:tc>
@@ -5600,7 +7474,7 @@
               <w:rPr>
                 <w:sz w:val="16"/>
               </w:rPr>
-              <w:t>22.5</w:t>
+              <w:t>27.6</w:t>
             </w:r>
           </w:p>
         </w:tc>
@@ -5613,7 +7487,7 @@
               <w:rPr>
                 <w:sz w:val="16"/>
               </w:rPr>
-              <w:t>20.0</w:t>
+              <w:t>8.2</w:t>
             </w:r>
           </w:p>
         </w:tc>
@@ -5626,7 +7500,7 @@
               <w:rPr>
                 <w:sz w:val="16"/>
               </w:rPr>
-              <w:t>1.86</w:t>
+              <w:t>1.50</w:t>
             </w:r>
           </w:p>
         </w:tc>
@@ -5639,7 +7513,7 @@
               <w:rPr>
                 <w:sz w:val="16"/>
               </w:rPr>
-              <w:t>1.00</w:t>
+              <w:t>0.39</w:t>
             </w:r>
           </w:p>
         </w:tc>
@@ -5667,7 +7541,7 @@
               <w:rPr>
                 <w:sz w:val="16"/>
               </w:rPr>
-              <w:t>2026-03-15</w:t>
+              <w:t>2026-04-19</w:t>
             </w:r>
           </w:p>
         </w:tc>
@@ -5680,7 +7554,7 @@
               <w:rPr>
                 <w:sz w:val="16"/>
               </w:rPr>
-              <w:t>Pumas UNAM</w:t>
+              <w:t>Club León</w:t>
             </w:r>
           </w:p>
         </w:tc>
@@ -5693,7 +7567,7 @@
               <w:rPr>
                 <w:sz w:val="16"/>
               </w:rPr>
-              <w:t>Cruz Azul</w:t>
+              <w:t>FC Juárez</w:t>
             </w:r>
           </w:p>
         </w:tc>
@@ -5706,7 +7580,7 @@
               <w:rPr>
                 <w:sz w:val="16"/>
               </w:rPr>
-              <w:t>Visitante</w:t>
+              <w:t>Local</w:t>
             </w:r>
           </w:p>
         </w:tc>
@@ -5719,7 +7593,7 @@
               <w:rPr>
                 <w:sz w:val="16"/>
               </w:rPr>
-              <w:t>29.4</w:t>
+              <w:t>67.5</w:t>
             </w:r>
           </w:p>
         </w:tc>
@@ -5732,7 +7606,7 @@
               <w:rPr>
                 <w:sz w:val="16"/>
               </w:rPr>
-              <w:t>21.6</w:t>
+              <w:t>22.0</w:t>
             </w:r>
           </w:p>
         </w:tc>
@@ -5745,7 +7619,7 @@
               <w:rPr>
                 <w:sz w:val="16"/>
               </w:rPr>
-              <w:t>49.0</w:t>
+              <w:t>10.5</w:t>
             </w:r>
           </w:p>
         </w:tc>
@@ -5758,7 +7632,7 @@
               <w:rPr>
                 <w:sz w:val="16"/>
               </w:rPr>
-              <w:t>1.51</w:t>
+              <w:t>2.03</w:t>
             </w:r>
           </w:p>
         </w:tc>
@@ -5771,7 +7645,7 @@
               <w:rPr>
                 <w:sz w:val="16"/>
               </w:rPr>
-              <w:t>2.00</w:t>
+              <w:t>0.70</w:t>
             </w:r>
           </w:p>
         </w:tc>
@@ -5799,7 +7673,7 @@
               <w:rPr>
                 <w:sz w:val="16"/>
               </w:rPr>
-              <w:t>2026-03-15</w:t>
+              <w:t>2026-04-19</w:t>
             </w:r>
           </w:p>
         </w:tc>
@@ -5812,7 +7686,7 @@
               <w:rPr>
                 <w:sz w:val="16"/>
               </w:rPr>
-              <w:t>Tigres UANL</w:t>
+              <w:t>Club América</w:t>
             </w:r>
           </w:p>
         </w:tc>
@@ -5825,7 +7699,7 @@
               <w:rPr>
                 <w:sz w:val="16"/>
               </w:rPr>
-              <w:t>Querétaro FC</w:t>
+              <w:t>CD Toluca</w:t>
             </w:r>
           </w:p>
         </w:tc>
@@ -5838,7 +7712,7 @@
               <w:rPr>
                 <w:sz w:val="16"/>
               </w:rPr>
-              <w:t>Local</w:t>
+              <w:t>Visitante</w:t>
             </w:r>
           </w:p>
         </w:tc>
@@ -5851,7 +7725,7 @@
               <w:rPr>
                 <w:sz w:val="16"/>
               </w:rPr>
-              <w:t>83.8</w:t>
+              <w:t>8.9</w:t>
             </w:r>
           </w:p>
         </w:tc>
@@ -5864,7 +7738,7 @@
               <w:rPr>
                 <w:sz w:val="16"/>
               </w:rPr>
-              <w:t>15.0</w:t>
+              <w:t>23.8</w:t>
             </w:r>
           </w:p>
         </w:tc>
@@ -5877,7 +7751,7 @@
               <w:rPr>
                 <w:sz w:val="16"/>
               </w:rPr>
-              <w:t>1.2</w:t>
+              <w:t>67.3</w:t>
             </w:r>
           </w:p>
         </w:tc>
@@ -5890,7 +7764,7 @@
               <w:rPr>
                 <w:sz w:val="16"/>
               </w:rPr>
-              <w:t>3.10</w:t>
+              <w:t>0.52</w:t>
             </w:r>
           </w:p>
         </w:tc>
@@ -5903,7 +7777,7 @@
               <w:rPr>
                 <w:sz w:val="16"/>
               </w:rPr>
-              <w:t>0.24</w:t>
+              <w:t>1.80</w:t>
             </w:r>
           </w:p>
         </w:tc>
@@ -5931,7 +7805,7 @@
               <w:rPr>
                 <w:sz w:val="16"/>
               </w:rPr>
-              <w:t>2026-03-16</w:t>
+              <w:t>2026-04-19</w:t>
             </w:r>
           </w:p>
         </w:tc>
@@ -5944,7 +7818,7 @@
               <w:rPr>
                 <w:sz w:val="16"/>
               </w:rPr>
-              <w:t>Club América</w:t>
+              <w:t>Santos Laguna</w:t>
             </w:r>
           </w:p>
         </w:tc>
@@ -5957,7 +7831,7 @@
               <w:rPr>
                 <w:sz w:val="16"/>
               </w:rPr>
-              <w:t>Mazatlán FC</w:t>
+              <w:t>Atlas FC</w:t>
             </w:r>
           </w:p>
         </w:tc>
@@ -5970,7 +7844,7 @@
               <w:rPr>
                 <w:sz w:val="16"/>
               </w:rPr>
-              <w:t>Visitante</w:t>
+              <w:t>Local</w:t>
             </w:r>
           </w:p>
         </w:tc>
@@ -5983,7 +7857,7 @@
               <w:rPr>
                 <w:sz w:val="16"/>
               </w:rPr>
-              <w:t>33.0</w:t>
+              <w:t>56.2</w:t>
             </w:r>
           </w:p>
         </w:tc>
@@ -5996,7 +7870,7 @@
               <w:rPr>
                 <w:sz w:val="16"/>
               </w:rPr>
-              <w:t>23.8</w:t>
+              <w:t>26.9</w:t>
             </w:r>
           </w:p>
         </w:tc>
@@ -6009,7 +7883,7 @@
               <w:rPr>
                 <w:sz w:val="16"/>
               </w:rPr>
-              <w:t>43.2</w:t>
+              <w:t>16.9</w:t>
             </w:r>
           </w:p>
         </w:tc>
@@ -6022,7 +7896,7 @@
               <w:rPr>
                 <w:sz w:val="16"/>
               </w:rPr>
-              <w:t>1.42</w:t>
+              <w:t>1.69</w:t>
             </w:r>
           </w:p>
         </w:tc>
@@ -6035,7 +7909,7 @@
               <w:rPr>
                 <w:sz w:val="16"/>
               </w:rPr>
-              <w:t>1.66</w:t>
+              <w:t>0.84</w:t>
             </w:r>
           </w:p>
         </w:tc>
@@ -6048,7 +7922,7 @@
               <w:rPr>
                 <w:sz w:val="16"/>
               </w:rPr>
-              <w:t>MEDIA</w:t>
+              <w:t>ALTA</w:t>
             </w:r>
           </w:p>
         </w:tc>
@@ -6063,7 +7937,7 @@
               <w:rPr>
                 <w:sz w:val="16"/>
               </w:rPr>
-              <w:t>2026-03-19</w:t>
+              <w:t>2026-04-22</w:t>
             </w:r>
           </w:p>
         </w:tc>
@@ -6076,7 +7950,7 @@
               <w:rPr>
                 <w:sz w:val="16"/>
               </w:rPr>
-              <w:t>CD Guadalajara</w:t>
+              <w:t>Pumas UNAM</w:t>
             </w:r>
           </w:p>
         </w:tc>
@@ -6089,7 +7963,7 @@
               <w:rPr>
                 <w:sz w:val="16"/>
               </w:rPr>
-              <w:t>Club León</w:t>
+              <w:t>FC Juárez</w:t>
             </w:r>
           </w:p>
         </w:tc>
@@ -6115,7 +7989,7 @@
               <w:rPr>
                 <w:sz w:val="16"/>
               </w:rPr>
-              <w:t>84.9</w:t>
+              <w:t>68.6</w:t>
             </w:r>
           </w:p>
         </w:tc>
@@ -6128,7 +8002,7 @@
               <w:rPr>
                 <w:sz w:val="16"/>
               </w:rPr>
-              <w:t>15.0</w:t>
+              <w:t>18.7</w:t>
             </w:r>
           </w:p>
         </w:tc>
@@ -6141,7 +8015,7 @@
               <w:rPr>
                 <w:sz w:val="16"/>
               </w:rPr>
-              <w:t>0.1</w:t>
+              <w:t>12.7</w:t>
             </w:r>
           </w:p>
         </w:tc>
@@ -6154,7 +8028,7 @@
               <w:rPr>
                 <w:sz w:val="16"/>
               </w:rPr>
-              <w:t>5.70</w:t>
+              <w:t>2.53</w:t>
             </w:r>
           </w:p>
         </w:tc>
@@ -6167,7 +8041,7 @@
               <w:rPr>
                 <w:sz w:val="16"/>
               </w:rPr>
-              <w:t>0.19</w:t>
+              <w:t>1.05</w:t>
             </w:r>
           </w:p>
         </w:tc>
@@ -6195,7 +8069,7 @@
               <w:rPr>
                 <w:sz w:val="16"/>
               </w:rPr>
-              <w:t>2026-03-21</w:t>
+              <w:t>2026-04-22</w:t>
             </w:r>
           </w:p>
         </w:tc>
@@ -6208,7 +8082,7 @@
               <w:rPr>
                 <w:sz w:val="16"/>
               </w:rPr>
-              <w:t>Club Necaxa</w:t>
+              <w:t>Querétaro FC</w:t>
             </w:r>
           </w:p>
         </w:tc>
@@ -6221,7 +8095,7 @@
               <w:rPr>
                 <w:sz w:val="16"/>
               </w:rPr>
-              <w:t>Club Tijuana</w:t>
+              <w:t>Cruz Azul</w:t>
             </w:r>
           </w:p>
         </w:tc>
@@ -6247,7 +8121,7 @@
               <w:rPr>
                 <w:sz w:val="16"/>
               </w:rPr>
-              <w:t>23.2</w:t>
+              <w:t>24.7</w:t>
             </w:r>
           </w:p>
         </w:tc>
@@ -6260,7 +8134,7 @@
               <w:rPr>
                 <w:sz w:val="16"/>
               </w:rPr>
-              <w:t>28.2</w:t>
+              <w:t>29.4</w:t>
             </w:r>
           </w:p>
         </w:tc>
@@ -6273,7 +8147,7 @@
               <w:rPr>
                 <w:sz w:val="16"/>
               </w:rPr>
-              <w:t>48.6</w:t>
+              <w:t>45.8</w:t>
             </w:r>
           </w:p>
         </w:tc>
@@ -6286,7 +8160,7 @@
               <w:rPr>
                 <w:sz w:val="16"/>
               </w:rPr>
-              <w:t>0.83</w:t>
+              <w:t>1.02</w:t>
             </w:r>
           </w:p>
         </w:tc>
@@ -6299,7 +8173,7 @@
               <w:rPr>
                 <w:sz w:val="16"/>
               </w:rPr>
-              <w:t>1.33</w:t>
+              <w:t>1.47</w:t>
             </w:r>
           </w:p>
         </w:tc>
@@ -6312,7 +8186,7 @@
               <w:rPr>
                 <w:sz w:val="16"/>
               </w:rPr>
-              <w:t>ALTA</w:t>
+              <w:t>MEDIA</w:t>
             </w:r>
           </w:p>
         </w:tc>
@@ -6327,7 +8201,7 @@
               <w:rPr>
                 <w:sz w:val="16"/>
               </w:rPr>
-              <w:t>2026-03-21</w:t>
+              <w:t>2026-04-22</w:t>
             </w:r>
           </w:p>
         </w:tc>
@@ -6340,7 +8214,7 @@
               <w:rPr>
                 <w:sz w:val="16"/>
               </w:rPr>
-              <w:t>Mazatlán FC</w:t>
+              <w:t>CF Monterrey</w:t>
             </w:r>
           </w:p>
         </w:tc>
@@ -6353,7 +8227,7 @@
               <w:rPr>
                 <w:sz w:val="16"/>
               </w:rPr>
-              <w:t>Cruz Azul</w:t>
+              <w:t>Club Puebla</w:t>
             </w:r>
           </w:p>
         </w:tc>
@@ -6366,7 +8240,7 @@
               <w:rPr>
                 <w:sz w:val="16"/>
               </w:rPr>
-              <w:t>Visitante</w:t>
+              <w:t>Local</w:t>
             </w:r>
           </w:p>
         </w:tc>
@@ -6379,7 +8253,7 @@
               <w:rPr>
                 <w:sz w:val="16"/>
               </w:rPr>
-              <w:t>13.7</w:t>
+              <w:t>43.0</w:t>
             </w:r>
           </w:p>
         </w:tc>
@@ -6392,7 +8266,7 @@
               <w:rPr>
                 <w:sz w:val="16"/>
               </w:rPr>
-              <w:t>15.0</w:t>
+              <w:t>38.3</w:t>
             </w:r>
           </w:p>
         </w:tc>
@@ -6405,7 +8279,7 @@
               <w:rPr>
                 <w:sz w:val="16"/>
               </w:rPr>
-              <w:t>71.3</w:t>
+              <w:t>18.6</w:t>
             </w:r>
           </w:p>
         </w:tc>
@@ -6418,7 +8292,7 @@
               <w:rPr>
                 <w:sz w:val="16"/>
               </w:rPr>
-              <w:t>1.38</w:t>
+              <w:t>0.97</w:t>
             </w:r>
           </w:p>
         </w:tc>
@@ -6431,7 +8305,7 @@
               <w:rPr>
                 <w:sz w:val="16"/>
               </w:rPr>
-              <w:t>3.10</w:t>
+              <w:t>0.55</w:t>
             </w:r>
           </w:p>
         </w:tc>
@@ -6444,7 +8318,7 @@
               <w:rPr>
                 <w:sz w:val="16"/>
               </w:rPr>
-              <w:t>ALTA</w:t>
+              <w:t>BAJA</w:t>
             </w:r>
           </w:p>
         </w:tc>
@@ -6459,7 +8333,7 @@
               <w:rPr>
                 <w:sz w:val="16"/>
               </w:rPr>
-              <w:t>2026-03-21</w:t>
+              <w:t>2026-04-22</w:t>
             </w:r>
           </w:p>
         </w:tc>
@@ -6472,7 +8346,7 @@
               <w:rPr>
                 <w:sz w:val="16"/>
               </w:rPr>
-              <w:t>Atlas FC</w:t>
+              <w:t>Club León</w:t>
             </w:r>
           </w:p>
         </w:tc>
@@ -6485,7 +8359,7 @@
               <w:rPr>
                 <w:sz w:val="16"/>
               </w:rPr>
-              <w:t>Querétaro FC</w:t>
+              <w:t>Club América</w:t>
             </w:r>
           </w:p>
         </w:tc>
@@ -6498,7 +8372,7 @@
               <w:rPr>
                 <w:sz w:val="16"/>
               </w:rPr>
-              <w:t>Local</w:t>
+              <w:t>Visitante</w:t>
             </w:r>
           </w:p>
         </w:tc>
@@ -6511,7 +8385,7 @@
               <w:rPr>
                 <w:sz w:val="16"/>
               </w:rPr>
-              <w:t>83.0</w:t>
+              <w:t>27.9</w:t>
             </w:r>
           </w:p>
         </w:tc>
@@ -6524,7 +8398,7 @@
               <w:rPr>
                 <w:sz w:val="16"/>
               </w:rPr>
-              <w:t>15.0</w:t>
+              <w:t>35.9</w:t>
             </w:r>
           </w:p>
         </w:tc>
@@ -6537,7 +8411,7 @@
               <w:rPr>
                 <w:sz w:val="16"/>
               </w:rPr>
-              <w:t>2.0</w:t>
+              <w:t>36.1</w:t>
             </w:r>
           </w:p>
         </w:tc>
@@ -6550,7 +8424,7 @@
               <w:rPr>
                 <w:sz w:val="16"/>
               </w:rPr>
-              <w:t>3.41</w:t>
+              <w:t>0.84</w:t>
             </w:r>
           </w:p>
         </w:tc>
@@ -6563,7 +8437,7 @@
               <w:rPr>
                 <w:sz w:val="16"/>
               </w:rPr>
-              <w:t>0.44</w:t>
+              <w:t>0.99</w:t>
             </w:r>
           </w:p>
         </w:tc>
@@ -6576,7 +8450,7 @@
               <w:rPr>
                 <w:sz w:val="16"/>
               </w:rPr>
-              <w:t>ALTA</w:t>
+              <w:t>BAJA</w:t>
             </w:r>
           </w:p>
         </w:tc>
@@ -6591,7 +8465,7 @@
               <w:rPr>
                 <w:sz w:val="16"/>
               </w:rPr>
-              <w:t>2026-03-22</w:t>
+              <w:t>2026-04-23</w:t>
             </w:r>
           </w:p>
         </w:tc>
@@ -6604,7 +8478,7 @@
               <w:rPr>
                 <w:sz w:val="16"/>
               </w:rPr>
-              <w:t>Atlético San Luis</w:t>
+              <w:t>Atlas FC</w:t>
             </w:r>
           </w:p>
         </w:tc>
@@ -6617,7 +8491,7 @@
               <w:rPr>
                 <w:sz w:val="16"/>
               </w:rPr>
-              <w:t>Club León</w:t>
+              <w:t>Tigres UANL</w:t>
             </w:r>
           </w:p>
         </w:tc>
@@ -6643,7 +8517,7 @@
               <w:rPr>
                 <w:sz w:val="16"/>
               </w:rPr>
-              <w:t>83.7</w:t>
+              <w:t>36.3</w:t>
             </w:r>
           </w:p>
         </w:tc>
@@ -6656,7 +8530,7 @@
               <w:rPr>
                 <w:sz w:val="16"/>
               </w:rPr>
-              <w:t>15.0</w:t>
+              <w:t>28.9</w:t>
             </w:r>
           </w:p>
         </w:tc>
@@ -6669,7 +8543,7 @@
               <w:rPr>
                 <w:sz w:val="16"/>
               </w:rPr>
-              <w:t>1.3</w:t>
+              <w:t>34.9</w:t>
             </w:r>
           </w:p>
         </w:tc>
@@ -6682,7 +8556,7 @@
               <w:rPr>
                 <w:sz w:val="16"/>
               </w:rPr>
-              <w:t>4.46</w:t>
+              <w:t>1.38</w:t>
             </w:r>
           </w:p>
         </w:tc>
@@ -6695,7 +8569,7 @@
               <w:rPr>
                 <w:sz w:val="16"/>
               </w:rPr>
-              <w:t>0.58</w:t>
+              <w:t>1.34</w:t>
             </w:r>
           </w:p>
         </w:tc>
@@ -6708,7 +8582,7 @@
               <w:rPr>
                 <w:sz w:val="16"/>
               </w:rPr>
-              <w:t>ALTA</w:t>
+              <w:t>BAJA</w:t>
             </w:r>
           </w:p>
         </w:tc>
@@ -6723,7 +8597,7 @@
               <w:rPr>
                 <w:sz w:val="16"/>
               </w:rPr>
-              <w:t>2026-03-22</w:t>
+              <w:t>2026-04-23</w:t>
             </w:r>
           </w:p>
         </w:tc>
@@ -6736,7 +8610,7 @@
               <w:rPr>
                 <w:sz w:val="16"/>
               </w:rPr>
-              <w:t>CF Monterrey</w:t>
+              <w:t>Atlético San Luis</w:t>
             </w:r>
           </w:p>
         </w:tc>
@@ -6749,7 +8623,7 @@
               <w:rPr>
                 <w:sz w:val="16"/>
               </w:rPr>
-              <w:t>CD Guadalajara</w:t>
+              <w:t>Santos Laguna</w:t>
             </w:r>
           </w:p>
         </w:tc>
@@ -6775,7 +8649,7 @@
               <w:rPr>
                 <w:sz w:val="16"/>
               </w:rPr>
-              <w:t>54.2</w:t>
+              <w:t>72.8</w:t>
             </w:r>
           </w:p>
         </w:tc>
@@ -6788,7 +8662,7 @@
               <w:rPr>
                 <w:sz w:val="16"/>
               </w:rPr>
-              <w:t>23.9</w:t>
+              <w:t>15.0</w:t>
             </w:r>
           </w:p>
         </w:tc>
@@ -6801,7 +8675,7 @@
               <w:rPr>
                 <w:sz w:val="16"/>
               </w:rPr>
-              <w:t>21.9</w:t>
+              <w:t>12.2</w:t>
             </w:r>
           </w:p>
         </w:tc>
@@ -6814,7 +8688,7 @@
               <w:rPr>
                 <w:sz w:val="16"/>
               </w:rPr>
-              <w:t>1.71</w:t>
+              <w:t>3.71</w:t>
             </w:r>
           </w:p>
         </w:tc>
@@ -6827,7 +8701,7 @@
               <w:rPr>
                 <w:sz w:val="16"/>
               </w:rPr>
-              <w:t>0.99</w:t>
+              <w:t>1.65</w:t>
             </w:r>
           </w:p>
         </w:tc>
@@ -6855,7 +8729,7 @@
               <w:rPr>
                 <w:sz w:val="16"/>
               </w:rPr>
-              <w:t>2026-03-22</w:t>
+              <w:t>2026-04-23</w:t>
             </w:r>
           </w:p>
         </w:tc>
@@ -6868,7 +8742,7 @@
               <w:rPr>
                 <w:sz w:val="16"/>
               </w:rPr>
-              <w:t>Pumas UNAM</w:t>
+              <w:t>Mazatlán FC</w:t>
             </w:r>
           </w:p>
         </w:tc>
@@ -6881,7 +8755,7 @@
               <w:rPr>
                 <w:sz w:val="16"/>
               </w:rPr>
-              <w:t>Club América</w:t>
+              <w:t>CD Toluca</w:t>
             </w:r>
           </w:p>
         </w:tc>
@@ -6907,7 +8781,7 @@
               <w:rPr>
                 <w:sz w:val="16"/>
               </w:rPr>
-              <w:t>16.0</w:t>
+              <w:t>17.6</w:t>
             </w:r>
           </w:p>
         </w:tc>
@@ -6920,7 +8794,7 @@
               <w:rPr>
                 <w:sz w:val="16"/>
               </w:rPr>
-              <w:t>23.3</w:t>
+              <w:t>23.8</w:t>
             </w:r>
           </w:p>
         </w:tc>
@@ -6933,7 +8807,7 @@
               <w:rPr>
                 <w:sz w:val="16"/>
               </w:rPr>
-              <w:t>60.6</w:t>
+              <w:t>58.6</w:t>
             </w:r>
           </w:p>
         </w:tc>
@@ -6946,7 +8820,7 @@
               <w:rPr>
                 <w:sz w:val="16"/>
               </w:rPr>
-              <w:t>0.76</w:t>
+              <w:t>1.03</w:t>
             </w:r>
           </w:p>
         </w:tc>
@@ -6959,7 +8833,7 @@
               <w:rPr>
                 <w:sz w:val="16"/>
               </w:rPr>
-              <w:t>1.73</w:t>
+              <w:t>2.00</w:t>
             </w:r>
           </w:p>
         </w:tc>
@@ -6987,7 +8861,7 @@
               <w:rPr>
                 <w:sz w:val="16"/>
               </w:rPr>
-              <w:t>2026-03-22</w:t>
+              <w:t>2026-04-23</w:t>
             </w:r>
           </w:p>
         </w:tc>
@@ -7000,7 +8874,7 @@
               <w:rPr>
                 <w:sz w:val="16"/>
               </w:rPr>
-              <w:t>CF Pachuca</w:t>
+              <w:t>Club Necaxa</w:t>
             </w:r>
           </w:p>
         </w:tc>
@@ -7013,7 +8887,7 @@
               <w:rPr>
                 <w:sz w:val="16"/>
               </w:rPr>
-              <w:t>CD Toluca</w:t>
+              <w:t>CD Guadalajara</w:t>
             </w:r>
           </w:p>
         </w:tc>
@@ -7026,7 +8900,7 @@
               <w:rPr>
                 <w:sz w:val="16"/>
               </w:rPr>
-              <w:t>Visitante</w:t>
+              <w:t>Local</w:t>
             </w:r>
           </w:p>
         </w:tc>
@@ -7039,7 +8913,7 @@
               <w:rPr>
                 <w:sz w:val="16"/>
               </w:rPr>
-              <w:t>26.7</w:t>
+              <w:t>40.0</w:t>
             </w:r>
           </w:p>
         </w:tc>
@@ -7052,7 +8926,7 @@
               <w:rPr>
                 <w:sz w:val="16"/>
               </w:rPr>
-              <w:t>29.9</w:t>
+              <w:t>26.5</w:t>
             </w:r>
           </w:p>
         </w:tc>
@@ -7065,7 +8939,7 @@
               <w:rPr>
                 <w:sz w:val="16"/>
               </w:rPr>
-              <w:t>43.4</w:t>
+              <w:t>33.5</w:t>
             </w:r>
           </w:p>
         </w:tc>
@@ -7078,7 +8952,7 @@
               <w:rPr>
                 <w:sz w:val="16"/>
               </w:rPr>
-              <w:t>0.86</w:t>
+              <w:t>1.63</w:t>
             </w:r>
           </w:p>
         </w:tc>
@@ -7091,7 +8965,7 @@
               <w:rPr>
                 <w:sz w:val="16"/>
               </w:rPr>
-              <w:t>1.18</w:t>
+              <w:t>1.48</w:t>
             </w:r>
           </w:p>
         </w:tc>
@@ -7104,7 +8978,7 @@
               <w:rPr>
                 <w:sz w:val="16"/>
               </w:rPr>
-              <w:t>MEDIA</w:t>
+              <w:t>BAJA</w:t>
             </w:r>
           </w:p>
         </w:tc>
@@ -7119,7 +8993,7 @@
               <w:rPr>
                 <w:sz w:val="16"/>
               </w:rPr>
-              <w:t>2026-03-22</w:t>
+              <w:t>2026-04-23</w:t>
             </w:r>
           </w:p>
         </w:tc>
@@ -7132,7 +9006,7 @@
               <w:rPr>
                 <w:sz w:val="16"/>
               </w:rPr>
-              <w:t>Santos Laguna</w:t>
+              <w:t>Club Tijuana</w:t>
             </w:r>
           </w:p>
         </w:tc>
@@ -7145,7 +9019,7 @@
               <w:rPr>
                 <w:sz w:val="16"/>
               </w:rPr>
-              <w:t>Club Puebla</w:t>
+              <w:t>CF Pachuca</w:t>
             </w:r>
           </w:p>
         </w:tc>
@@ -7158,7 +9032,7 @@
               <w:rPr>
                 <w:sz w:val="16"/>
               </w:rPr>
-              <w:t>Visitante</w:t>
+              <w:t>Empate</w:t>
             </w:r>
           </w:p>
         </w:tc>
@@ -7171,7 +9045,7 @@
               <w:rPr>
                 <w:sz w:val="16"/>
               </w:rPr>
-              <w:t>23.1</w:t>
+              <w:t>23.5</w:t>
             </w:r>
           </w:p>
         </w:tc>
@@ -7184,7 +9058,7 @@
               <w:rPr>
                 <w:sz w:val="16"/>
               </w:rPr>
-              <w:t>32.9</w:t>
+              <w:t>43.8</w:t>
             </w:r>
           </w:p>
         </w:tc>
@@ -7197,7 +9071,7 @@
               <w:rPr>
                 <w:sz w:val="16"/>
               </w:rPr>
-              <w:t>44.0</w:t>
+              <w:t>32.8</w:t>
             </w:r>
           </w:p>
         </w:tc>
@@ -7210,7 +9084,7 @@
               <w:rPr>
                 <w:sz w:val="16"/>
               </w:rPr>
-              <w:t>0.67</w:t>
+              <w:t>0.55</w:t>
             </w:r>
           </w:p>
         </w:tc>
@@ -7223,7 +9097,7 @@
               <w:rPr>
                 <w:sz w:val="16"/>
               </w:rPr>
-              <w:t>1.05</w:t>
+              <w:t>0.70</w:t>
             </w:r>
           </w:p>
         </w:tc>
@@ -7236,7 +9110,7 @@
               <w:rPr>
                 <w:sz w:val="16"/>
               </w:rPr>
-              <w:t>ALTA</w:t>
+              <w:t>MEDIA</w:t>
             </w:r>
           </w:p>
         </w:tc>
@@ -7251,7 +9125,7 @@
               <w:rPr>
                 <w:sz w:val="16"/>
               </w:rPr>
-              <w:t>2026-03-23</w:t>
+              <w:t>2026-04-25</w:t>
             </w:r>
           </w:p>
         </w:tc>
@@ -7264,6 +9138,798 @@
               <w:rPr>
                 <w:sz w:val="16"/>
               </w:rPr>
+              <w:t>Club Puebla</w:t>
+            </w:r>
+          </w:p>
+        </w:tc>
+        <w:tc>
+          <w:tcPr>
+            <w:tcW w:type="dxa" w:w="936"/>
+          </w:tcPr>
+          <w:p>
+            <w:r>
+              <w:rPr>
+                <w:sz w:val="16"/>
+              </w:rPr>
+              <w:t>Querétaro FC</w:t>
+            </w:r>
+          </w:p>
+        </w:tc>
+        <w:tc>
+          <w:tcPr>
+            <w:tcW w:type="dxa" w:w="936"/>
+          </w:tcPr>
+          <w:p>
+            <w:r>
+              <w:rPr>
+                <w:sz w:val="16"/>
+              </w:rPr>
+              <w:t>Local</w:t>
+            </w:r>
+          </w:p>
+        </w:tc>
+        <w:tc>
+          <w:tcPr>
+            <w:tcW w:type="dxa" w:w="936"/>
+          </w:tcPr>
+          <w:p>
+            <w:r>
+              <w:rPr>
+                <w:sz w:val="16"/>
+              </w:rPr>
+              <w:t>72.8</w:t>
+            </w:r>
+          </w:p>
+        </w:tc>
+        <w:tc>
+          <w:tcPr>
+            <w:tcW w:type="dxa" w:w="936"/>
+          </w:tcPr>
+          <w:p>
+            <w:r>
+              <w:rPr>
+                <w:sz w:val="16"/>
+              </w:rPr>
+              <w:t>20.6</w:t>
+            </w:r>
+          </w:p>
+        </w:tc>
+        <w:tc>
+          <w:tcPr>
+            <w:tcW w:type="dxa" w:w="936"/>
+          </w:tcPr>
+          <w:p>
+            <w:r>
+              <w:rPr>
+                <w:sz w:val="16"/>
+              </w:rPr>
+              <w:t>6.6</w:t>
+            </w:r>
+          </w:p>
+        </w:tc>
+        <w:tc>
+          <w:tcPr>
+            <w:tcW w:type="dxa" w:w="936"/>
+          </w:tcPr>
+          <w:p>
+            <w:r>
+              <w:rPr>
+                <w:sz w:val="16"/>
+              </w:rPr>
+              <w:t>2.00</w:t>
+            </w:r>
+          </w:p>
+        </w:tc>
+        <w:tc>
+          <w:tcPr>
+            <w:tcW w:type="dxa" w:w="936"/>
+          </w:tcPr>
+          <w:p>
+            <w:r>
+              <w:rPr>
+                <w:sz w:val="16"/>
+              </w:rPr>
+              <w:t>0.47</w:t>
+            </w:r>
+          </w:p>
+        </w:tc>
+        <w:tc>
+          <w:tcPr>
+            <w:tcW w:type="dxa" w:w="936"/>
+          </w:tcPr>
+          <w:p>
+            <w:r>
+              <w:rPr>
+                <w:sz w:val="16"/>
+              </w:rPr>
+              <w:t>ALTA</w:t>
+            </w:r>
+          </w:p>
+        </w:tc>
+      </w:tr>
+      <w:tr>
+        <w:tc>
+          <w:tcPr>
+            <w:tcW w:type="dxa" w:w="936"/>
+          </w:tcPr>
+          <w:p>
+            <w:r>
+              <w:rPr>
+                <w:sz w:val="16"/>
+              </w:rPr>
+              <w:t>2026-04-25</w:t>
+            </w:r>
+          </w:p>
+        </w:tc>
+        <w:tc>
+          <w:tcPr>
+            <w:tcW w:type="dxa" w:w="936"/>
+          </w:tcPr>
+          <w:p>
+            <w:r>
+              <w:rPr>
+                <w:sz w:val="16"/>
+              </w:rPr>
+              <w:t>CF Pachuca</w:t>
+            </w:r>
+          </w:p>
+        </w:tc>
+        <w:tc>
+          <w:tcPr>
+            <w:tcW w:type="dxa" w:w="936"/>
+          </w:tcPr>
+          <w:p>
+            <w:r>
+              <w:rPr>
+                <w:sz w:val="16"/>
+              </w:rPr>
+              <w:t>Pumas UNAM</w:t>
+            </w:r>
+          </w:p>
+        </w:tc>
+        <w:tc>
+          <w:tcPr>
+            <w:tcW w:type="dxa" w:w="936"/>
+          </w:tcPr>
+          <w:p>
+            <w:r>
+              <w:rPr>
+                <w:sz w:val="16"/>
+              </w:rPr>
+              <w:t>Local</w:t>
+            </w:r>
+          </w:p>
+        </w:tc>
+        <w:tc>
+          <w:tcPr>
+            <w:tcW w:type="dxa" w:w="936"/>
+          </w:tcPr>
+          <w:p>
+            <w:r>
+              <w:rPr>
+                <w:sz w:val="16"/>
+              </w:rPr>
+              <w:t>46.2</w:t>
+            </w:r>
+          </w:p>
+        </w:tc>
+        <w:tc>
+          <w:tcPr>
+            <w:tcW w:type="dxa" w:w="936"/>
+          </w:tcPr>
+          <w:p>
+            <w:r>
+              <w:rPr>
+                <w:sz w:val="16"/>
+              </w:rPr>
+              <w:t>24.2</w:t>
+            </w:r>
+          </w:p>
+        </w:tc>
+        <w:tc>
+          <w:tcPr>
+            <w:tcW w:type="dxa" w:w="936"/>
+          </w:tcPr>
+          <w:p>
+            <w:r>
+              <w:rPr>
+                <w:sz w:val="16"/>
+              </w:rPr>
+              <w:t>29.6</w:t>
+            </w:r>
+          </w:p>
+        </w:tc>
+        <w:tc>
+          <w:tcPr>
+            <w:tcW w:type="dxa" w:w="936"/>
+          </w:tcPr>
+          <w:p>
+            <w:r>
+              <w:rPr>
+                <w:sz w:val="16"/>
+              </w:rPr>
+              <w:t>1.95</w:t>
+            </w:r>
+          </w:p>
+        </w:tc>
+        <w:tc>
+          <w:tcPr>
+            <w:tcW w:type="dxa" w:w="936"/>
+          </w:tcPr>
+          <w:p>
+            <w:r>
+              <w:rPr>
+                <w:sz w:val="16"/>
+              </w:rPr>
+              <w:t>1.55</w:t>
+            </w:r>
+          </w:p>
+        </w:tc>
+        <w:tc>
+          <w:tcPr>
+            <w:tcW w:type="dxa" w:w="936"/>
+          </w:tcPr>
+          <w:p>
+            <w:r>
+              <w:rPr>
+                <w:sz w:val="16"/>
+              </w:rPr>
+              <w:t>MEDIA</w:t>
+            </w:r>
+          </w:p>
+        </w:tc>
+      </w:tr>
+      <w:tr>
+        <w:tc>
+          <w:tcPr>
+            <w:tcW w:type="dxa" w:w="936"/>
+          </w:tcPr>
+          <w:p>
+            <w:r>
+              <w:rPr>
+                <w:sz w:val="16"/>
+              </w:rPr>
+              <w:t>2026-04-25</w:t>
+            </w:r>
+          </w:p>
+        </w:tc>
+        <w:tc>
+          <w:tcPr>
+            <w:tcW w:type="dxa" w:w="936"/>
+          </w:tcPr>
+          <w:p>
+            <w:r>
+              <w:rPr>
+                <w:sz w:val="16"/>
+              </w:rPr>
+              <w:t>Tigres UANL</w:t>
+            </w:r>
+          </w:p>
+        </w:tc>
+        <w:tc>
+          <w:tcPr>
+            <w:tcW w:type="dxa" w:w="936"/>
+          </w:tcPr>
+          <w:p>
+            <w:r>
+              <w:rPr>
+                <w:sz w:val="16"/>
+              </w:rPr>
+              <w:t>Mazatlán FC</w:t>
+            </w:r>
+          </w:p>
+        </w:tc>
+        <w:tc>
+          <w:tcPr>
+            <w:tcW w:type="dxa" w:w="936"/>
+          </w:tcPr>
+          <w:p>
+            <w:r>
+              <w:rPr>
+                <w:sz w:val="16"/>
+              </w:rPr>
+              <w:t>Local</w:t>
+            </w:r>
+          </w:p>
+        </w:tc>
+        <w:tc>
+          <w:tcPr>
+            <w:tcW w:type="dxa" w:w="936"/>
+          </w:tcPr>
+          <w:p>
+            <w:r>
+              <w:rPr>
+                <w:sz w:val="16"/>
+              </w:rPr>
+              <w:t>80.2</w:t>
+            </w:r>
+          </w:p>
+        </w:tc>
+        <w:tc>
+          <w:tcPr>
+            <w:tcW w:type="dxa" w:w="936"/>
+          </w:tcPr>
+          <w:p>
+            <w:r>
+              <w:rPr>
+                <w:sz w:val="16"/>
+              </w:rPr>
+              <w:t>15.0</w:t>
+            </w:r>
+          </w:p>
+        </w:tc>
+        <w:tc>
+          <w:tcPr>
+            <w:tcW w:type="dxa" w:w="936"/>
+          </w:tcPr>
+          <w:p>
+            <w:r>
+              <w:rPr>
+                <w:sz w:val="16"/>
+              </w:rPr>
+              <w:t>4.8</w:t>
+            </w:r>
+          </w:p>
+        </w:tc>
+        <w:tc>
+          <w:tcPr>
+            <w:tcW w:type="dxa" w:w="936"/>
+          </w:tcPr>
+          <w:p>
+            <w:r>
+              <w:rPr>
+                <w:sz w:val="16"/>
+              </w:rPr>
+              <w:t>3.24</w:t>
+            </w:r>
+          </w:p>
+        </w:tc>
+        <w:tc>
+          <w:tcPr>
+            <w:tcW w:type="dxa" w:w="936"/>
+          </w:tcPr>
+          <w:p>
+            <w:r>
+              <w:rPr>
+                <w:sz w:val="16"/>
+              </w:rPr>
+              <w:t>0.78</w:t>
+            </w:r>
+          </w:p>
+        </w:tc>
+        <w:tc>
+          <w:tcPr>
+            <w:tcW w:type="dxa" w:w="936"/>
+          </w:tcPr>
+          <w:p>
+            <w:r>
+              <w:rPr>
+                <w:sz w:val="16"/>
+              </w:rPr>
+              <w:t>ALTA</w:t>
+            </w:r>
+          </w:p>
+        </w:tc>
+      </w:tr>
+      <w:tr>
+        <w:tc>
+          <w:tcPr>
+            <w:tcW w:type="dxa" w:w="936"/>
+          </w:tcPr>
+          <w:p>
+            <w:r>
+              <w:rPr>
+                <w:sz w:val="16"/>
+              </w:rPr>
+              <w:t>2026-04-26</w:t>
+            </w:r>
+          </w:p>
+        </w:tc>
+        <w:tc>
+          <w:tcPr>
+            <w:tcW w:type="dxa" w:w="936"/>
+          </w:tcPr>
+          <w:p>
+            <w:r>
+              <w:rPr>
+                <w:sz w:val="16"/>
+              </w:rPr>
+              <w:t>CD Toluca</w:t>
+            </w:r>
+          </w:p>
+        </w:tc>
+        <w:tc>
+          <w:tcPr>
+            <w:tcW w:type="dxa" w:w="936"/>
+          </w:tcPr>
+          <w:p>
+            <w:r>
+              <w:rPr>
+                <w:sz w:val="16"/>
+              </w:rPr>
+              <w:t>Club León</w:t>
+            </w:r>
+          </w:p>
+        </w:tc>
+        <w:tc>
+          <w:tcPr>
+            <w:tcW w:type="dxa" w:w="936"/>
+          </w:tcPr>
+          <w:p>
+            <w:r>
+              <w:rPr>
+                <w:sz w:val="16"/>
+              </w:rPr>
+              <w:t>Local</w:t>
+            </w:r>
+          </w:p>
+        </w:tc>
+        <w:tc>
+          <w:tcPr>
+            <w:tcW w:type="dxa" w:w="936"/>
+          </w:tcPr>
+          <w:p>
+            <w:r>
+              <w:rPr>
+                <w:sz w:val="16"/>
+              </w:rPr>
+              <w:t>80.7</w:t>
+            </w:r>
+          </w:p>
+        </w:tc>
+        <w:tc>
+          <w:tcPr>
+            <w:tcW w:type="dxa" w:w="936"/>
+          </w:tcPr>
+          <w:p>
+            <w:r>
+              <w:rPr>
+                <w:sz w:val="16"/>
+              </w:rPr>
+              <w:t>15.1</w:t>
+            </w:r>
+          </w:p>
+        </w:tc>
+        <w:tc>
+          <w:tcPr>
+            <w:tcW w:type="dxa" w:w="936"/>
+          </w:tcPr>
+          <w:p>
+            <w:r>
+              <w:rPr>
+                <w:sz w:val="16"/>
+              </w:rPr>
+              <w:t>4.1</w:t>
+            </w:r>
+          </w:p>
+        </w:tc>
+        <w:tc>
+          <w:tcPr>
+            <w:tcW w:type="dxa" w:w="936"/>
+          </w:tcPr>
+          <w:p>
+            <w:r>
+              <w:rPr>
+                <w:sz w:val="16"/>
+              </w:rPr>
+              <w:t>2.42</w:t>
+            </w:r>
+          </w:p>
+        </w:tc>
+        <w:tc>
+          <w:tcPr>
+            <w:tcW w:type="dxa" w:w="936"/>
+          </w:tcPr>
+          <w:p>
+            <w:r>
+              <w:rPr>
+                <w:sz w:val="16"/>
+              </w:rPr>
+              <w:t>0.43</w:t>
+            </w:r>
+          </w:p>
+        </w:tc>
+        <w:tc>
+          <w:tcPr>
+            <w:tcW w:type="dxa" w:w="936"/>
+          </w:tcPr>
+          <w:p>
+            <w:r>
+              <w:rPr>
+                <w:sz w:val="16"/>
+              </w:rPr>
+              <w:t>ALTA</w:t>
+            </w:r>
+          </w:p>
+        </w:tc>
+      </w:tr>
+      <w:tr>
+        <w:tc>
+          <w:tcPr>
+            <w:tcW w:type="dxa" w:w="936"/>
+          </w:tcPr>
+          <w:p>
+            <w:r>
+              <w:rPr>
+                <w:sz w:val="16"/>
+              </w:rPr>
+              <w:t>2026-04-26</w:t>
+            </w:r>
+          </w:p>
+        </w:tc>
+        <w:tc>
+          <w:tcPr>
+            <w:tcW w:type="dxa" w:w="936"/>
+          </w:tcPr>
+          <w:p>
+            <w:r>
+              <w:rPr>
+                <w:sz w:val="16"/>
+              </w:rPr>
+              <w:t>CD Guadalajara</w:t>
+            </w:r>
+          </w:p>
+        </w:tc>
+        <w:tc>
+          <w:tcPr>
+            <w:tcW w:type="dxa" w:w="936"/>
+          </w:tcPr>
+          <w:p>
+            <w:r>
+              <w:rPr>
+                <w:sz w:val="16"/>
+              </w:rPr>
+              <w:t>Club Tijuana</w:t>
+            </w:r>
+          </w:p>
+        </w:tc>
+        <w:tc>
+          <w:tcPr>
+            <w:tcW w:type="dxa" w:w="936"/>
+          </w:tcPr>
+          <w:p>
+            <w:r>
+              <w:rPr>
+                <w:sz w:val="16"/>
+              </w:rPr>
+              <w:t>Local</w:t>
+            </w:r>
+          </w:p>
+        </w:tc>
+        <w:tc>
+          <w:tcPr>
+            <w:tcW w:type="dxa" w:w="936"/>
+          </w:tcPr>
+          <w:p>
+            <w:r>
+              <w:rPr>
+                <w:sz w:val="16"/>
+              </w:rPr>
+              <w:t>64.0</w:t>
+            </w:r>
+          </w:p>
+        </w:tc>
+        <w:tc>
+          <w:tcPr>
+            <w:tcW w:type="dxa" w:w="936"/>
+          </w:tcPr>
+          <w:p>
+            <w:r>
+              <w:rPr>
+                <w:sz w:val="16"/>
+              </w:rPr>
+              <w:t>21.7</w:t>
+            </w:r>
+          </w:p>
+        </w:tc>
+        <w:tc>
+          <w:tcPr>
+            <w:tcW w:type="dxa" w:w="936"/>
+          </w:tcPr>
+          <w:p>
+            <w:r>
+              <w:rPr>
+                <w:sz w:val="16"/>
+              </w:rPr>
+              <w:t>14.3</w:t>
+            </w:r>
+          </w:p>
+        </w:tc>
+        <w:tc>
+          <w:tcPr>
+            <w:tcW w:type="dxa" w:w="936"/>
+          </w:tcPr>
+          <w:p>
+            <w:r>
+              <w:rPr>
+                <w:sz w:val="16"/>
+              </w:rPr>
+              <w:t>2.19</w:t>
+            </w:r>
+          </w:p>
+        </w:tc>
+        <w:tc>
+          <w:tcPr>
+            <w:tcW w:type="dxa" w:w="936"/>
+          </w:tcPr>
+          <w:p>
+            <w:r>
+              <w:rPr>
+                <w:sz w:val="16"/>
+              </w:rPr>
+              <w:t>0.97</w:t>
+            </w:r>
+          </w:p>
+        </w:tc>
+        <w:tc>
+          <w:tcPr>
+            <w:tcW w:type="dxa" w:w="936"/>
+          </w:tcPr>
+          <w:p>
+            <w:r>
+              <w:rPr>
+                <w:sz w:val="16"/>
+              </w:rPr>
+              <w:t>ALTA</w:t>
+            </w:r>
+          </w:p>
+        </w:tc>
+      </w:tr>
+      <w:tr>
+        <w:tc>
+          <w:tcPr>
+            <w:tcW w:type="dxa" w:w="936"/>
+          </w:tcPr>
+          <w:p>
+            <w:r>
+              <w:rPr>
+                <w:sz w:val="16"/>
+              </w:rPr>
+              <w:t>2026-04-26</w:t>
+            </w:r>
+          </w:p>
+        </w:tc>
+        <w:tc>
+          <w:tcPr>
+            <w:tcW w:type="dxa" w:w="936"/>
+          </w:tcPr>
+          <w:p>
+            <w:r>
+              <w:rPr>
+                <w:sz w:val="16"/>
+              </w:rPr>
+              <w:t>Club América</w:t>
+            </w:r>
+          </w:p>
+        </w:tc>
+        <w:tc>
+          <w:tcPr>
+            <w:tcW w:type="dxa" w:w="936"/>
+          </w:tcPr>
+          <w:p>
+            <w:r>
+              <w:rPr>
+                <w:sz w:val="16"/>
+              </w:rPr>
+              <w:t>Atlas FC</w:t>
+            </w:r>
+          </w:p>
+        </w:tc>
+        <w:tc>
+          <w:tcPr>
+            <w:tcW w:type="dxa" w:w="936"/>
+          </w:tcPr>
+          <w:p>
+            <w:r>
+              <w:rPr>
+                <w:sz w:val="16"/>
+              </w:rPr>
+              <w:t>Local</w:t>
+            </w:r>
+          </w:p>
+        </w:tc>
+        <w:tc>
+          <w:tcPr>
+            <w:tcW w:type="dxa" w:w="936"/>
+          </w:tcPr>
+          <w:p>
+            <w:r>
+              <w:rPr>
+                <w:sz w:val="16"/>
+              </w:rPr>
+              <w:t>51.1</w:t>
+            </w:r>
+          </w:p>
+        </w:tc>
+        <w:tc>
+          <w:tcPr>
+            <w:tcW w:type="dxa" w:w="936"/>
+          </w:tcPr>
+          <w:p>
+            <w:r>
+              <w:rPr>
+                <w:sz w:val="16"/>
+              </w:rPr>
+              <w:t>29.6</w:t>
+            </w:r>
+          </w:p>
+        </w:tc>
+        <w:tc>
+          <w:tcPr>
+            <w:tcW w:type="dxa" w:w="936"/>
+          </w:tcPr>
+          <w:p>
+            <w:r>
+              <w:rPr>
+                <w:sz w:val="16"/>
+              </w:rPr>
+              <w:t>19.4</w:t>
+            </w:r>
+          </w:p>
+        </w:tc>
+        <w:tc>
+          <w:tcPr>
+            <w:tcW w:type="dxa" w:w="936"/>
+          </w:tcPr>
+          <w:p>
+            <w:r>
+              <w:rPr>
+                <w:sz w:val="16"/>
+              </w:rPr>
+              <w:t>1.48</w:t>
+            </w:r>
+          </w:p>
+        </w:tc>
+        <w:tc>
+          <w:tcPr>
+            <w:tcW w:type="dxa" w:w="936"/>
+          </w:tcPr>
+          <w:p>
+            <w:r>
+              <w:rPr>
+                <w:sz w:val="16"/>
+              </w:rPr>
+              <w:t>0.83</w:t>
+            </w:r>
+          </w:p>
+        </w:tc>
+        <w:tc>
+          <w:tcPr>
+            <w:tcW w:type="dxa" w:w="936"/>
+          </w:tcPr>
+          <w:p>
+            <w:r>
+              <w:rPr>
+                <w:sz w:val="16"/>
+              </w:rPr>
+              <w:t>ALTA</w:t>
+            </w:r>
+          </w:p>
+        </w:tc>
+      </w:tr>
+      <w:tr>
+        <w:tc>
+          <w:tcPr>
+            <w:tcW w:type="dxa" w:w="936"/>
+          </w:tcPr>
+          <w:p>
+            <w:r>
+              <w:rPr>
+                <w:sz w:val="16"/>
+              </w:rPr>
+              <w:t>2026-04-26</w:t>
+            </w:r>
+          </w:p>
+        </w:tc>
+        <w:tc>
+          <w:tcPr>
+            <w:tcW w:type="dxa" w:w="936"/>
+          </w:tcPr>
+          <w:p>
+            <w:r>
+              <w:rPr>
+                <w:sz w:val="16"/>
+              </w:rPr>
               <w:t>FC Juárez</w:t>
             </w:r>
           </w:p>
@@ -7277,7 +9943,7 @@
               <w:rPr>
                 <w:sz w:val="16"/>
               </w:rPr>
-              <w:t>Tigres UANL</w:t>
+              <w:t>Atlético San Luis</w:t>
             </w:r>
           </w:p>
         </w:tc>
@@ -7290,7 +9956,7 @@
               <w:rPr>
                 <w:sz w:val="16"/>
               </w:rPr>
-              <w:t>Visitante</w:t>
+              <w:t>Local</w:t>
             </w:r>
           </w:p>
         </w:tc>
@@ -7303,7 +9969,7 @@
               <w:rPr>
                 <w:sz w:val="16"/>
               </w:rPr>
-              <w:t>31.5</w:t>
+              <w:t>39.9</w:t>
             </w:r>
           </w:p>
         </w:tc>
@@ -7316,7 +9982,7 @@
               <w:rPr>
                 <w:sz w:val="16"/>
               </w:rPr>
-              <w:t>16.6</w:t>
+              <w:t>22.1</w:t>
             </w:r>
           </w:p>
         </w:tc>
@@ -7329,7 +9995,7 @@
               <w:rPr>
                 <w:sz w:val="16"/>
               </w:rPr>
-              <w:t>51.9</w:t>
+              <w:t>38.0</w:t>
             </w:r>
           </w:p>
         </w:tc>
@@ -7342,7 +10008,7 @@
               <w:rPr>
                 <w:sz w:val="16"/>
               </w:rPr>
-              <w:t>2.53</w:t>
+              <w:t>2.10</w:t>
             </w:r>
           </w:p>
         </w:tc>
@@ -7355,7 +10021,7 @@
               <w:rPr>
                 <w:sz w:val="16"/>
               </w:rPr>
-              <w:t>3.16</w:t>
+              <w:t>2.04</w:t>
             </w:r>
           </w:p>
         </w:tc>
@@ -7368,7 +10034,271 @@
               <w:rPr>
                 <w:sz w:val="16"/>
               </w:rPr>
-              <w:t>MEDIA</w:t>
+              <w:t>BAJA</w:t>
+            </w:r>
+          </w:p>
+        </w:tc>
+      </w:tr>
+      <w:tr>
+        <w:tc>
+          <w:tcPr>
+            <w:tcW w:type="dxa" w:w="936"/>
+          </w:tcPr>
+          <w:p>
+            <w:r>
+              <w:rPr>
+                <w:sz w:val="16"/>
+              </w:rPr>
+              <w:t>2026-04-26</w:t>
+            </w:r>
+          </w:p>
+        </w:tc>
+        <w:tc>
+          <w:tcPr>
+            <w:tcW w:type="dxa" w:w="936"/>
+          </w:tcPr>
+          <w:p>
+            <w:r>
+              <w:rPr>
+                <w:sz w:val="16"/>
+              </w:rPr>
+              <w:t>Santos Laguna</w:t>
+            </w:r>
+          </w:p>
+        </w:tc>
+        <w:tc>
+          <w:tcPr>
+            <w:tcW w:type="dxa" w:w="936"/>
+          </w:tcPr>
+          <w:p>
+            <w:r>
+              <w:rPr>
+                <w:sz w:val="16"/>
+              </w:rPr>
+              <w:t>CF Monterrey</w:t>
+            </w:r>
+          </w:p>
+        </w:tc>
+        <w:tc>
+          <w:tcPr>
+            <w:tcW w:type="dxa" w:w="936"/>
+          </w:tcPr>
+          <w:p>
+            <w:r>
+              <w:rPr>
+                <w:sz w:val="16"/>
+              </w:rPr>
+              <w:t>Empate</w:t>
+            </w:r>
+          </w:p>
+        </w:tc>
+        <w:tc>
+          <w:tcPr>
+            <w:tcW w:type="dxa" w:w="936"/>
+          </w:tcPr>
+          <w:p>
+            <w:r>
+              <w:rPr>
+                <w:sz w:val="16"/>
+              </w:rPr>
+              <w:t>23.9</w:t>
+            </w:r>
+          </w:p>
+        </w:tc>
+        <w:tc>
+          <w:tcPr>
+            <w:tcW w:type="dxa" w:w="936"/>
+          </w:tcPr>
+          <w:p>
+            <w:r>
+              <w:rPr>
+                <w:sz w:val="16"/>
+              </w:rPr>
+              <w:t>40.1</w:t>
+            </w:r>
+          </w:p>
+        </w:tc>
+        <w:tc>
+          <w:tcPr>
+            <w:tcW w:type="dxa" w:w="936"/>
+          </w:tcPr>
+          <w:p>
+            <w:r>
+              <w:rPr>
+                <w:sz w:val="16"/>
+              </w:rPr>
+              <w:t>36.0</w:t>
+            </w:r>
+          </w:p>
+        </w:tc>
+        <w:tc>
+          <w:tcPr>
+            <w:tcW w:type="dxa" w:w="936"/>
+          </w:tcPr>
+          <w:p>
+            <w:r>
+              <w:rPr>
+                <w:sz w:val="16"/>
+              </w:rPr>
+              <w:t>0.63</w:t>
+            </w:r>
+          </w:p>
+        </w:tc>
+        <w:tc>
+          <w:tcPr>
+            <w:tcW w:type="dxa" w:w="936"/>
+          </w:tcPr>
+          <w:p>
+            <w:r>
+              <w:rPr>
+                <w:sz w:val="16"/>
+              </w:rPr>
+              <w:t>0.84</w:t>
+            </w:r>
+          </w:p>
+        </w:tc>
+        <w:tc>
+          <w:tcPr>
+            <w:tcW w:type="dxa" w:w="936"/>
+          </w:tcPr>
+          <w:p>
+            <w:r>
+              <w:rPr>
+                <w:sz w:val="16"/>
+              </w:rPr>
+              <w:t>BAJA</w:t>
+            </w:r>
+          </w:p>
+        </w:tc>
+      </w:tr>
+      <w:tr>
+        <w:tc>
+          <w:tcPr>
+            <w:tcW w:type="dxa" w:w="936"/>
+          </w:tcPr>
+          <w:p>
+            <w:r>
+              <w:rPr>
+                <w:sz w:val="16"/>
+              </w:rPr>
+              <w:t>2026-04-27</w:t>
+            </w:r>
+          </w:p>
+        </w:tc>
+        <w:tc>
+          <w:tcPr>
+            <w:tcW w:type="dxa" w:w="936"/>
+          </w:tcPr>
+          <w:p>
+            <w:r>
+              <w:rPr>
+                <w:sz w:val="16"/>
+              </w:rPr>
+              <w:t>Cruz Azul</w:t>
+            </w:r>
+          </w:p>
+        </w:tc>
+        <w:tc>
+          <w:tcPr>
+            <w:tcW w:type="dxa" w:w="936"/>
+          </w:tcPr>
+          <w:p>
+            <w:r>
+              <w:rPr>
+                <w:sz w:val="16"/>
+              </w:rPr>
+              <w:t>Club Necaxa</w:t>
+            </w:r>
+          </w:p>
+        </w:tc>
+        <w:tc>
+          <w:tcPr>
+            <w:tcW w:type="dxa" w:w="936"/>
+          </w:tcPr>
+          <w:p>
+            <w:r>
+              <w:rPr>
+                <w:sz w:val="16"/>
+              </w:rPr>
+              <w:t>Local</w:t>
+            </w:r>
+          </w:p>
+        </w:tc>
+        <w:tc>
+          <w:tcPr>
+            <w:tcW w:type="dxa" w:w="936"/>
+          </w:tcPr>
+          <w:p>
+            <w:r>
+              <w:rPr>
+                <w:sz w:val="16"/>
+              </w:rPr>
+              <w:t>68.4</w:t>
+            </w:r>
+          </w:p>
+        </w:tc>
+        <w:tc>
+          <w:tcPr>
+            <w:tcW w:type="dxa" w:w="936"/>
+          </w:tcPr>
+          <w:p>
+            <w:r>
+              <w:rPr>
+                <w:sz w:val="16"/>
+              </w:rPr>
+              <w:t>19.7</w:t>
+            </w:r>
+          </w:p>
+        </w:tc>
+        <w:tc>
+          <w:tcPr>
+            <w:tcW w:type="dxa" w:w="936"/>
+          </w:tcPr>
+          <w:p>
+            <w:r>
+              <w:rPr>
+                <w:sz w:val="16"/>
+              </w:rPr>
+              <w:t>12.0</w:t>
+            </w:r>
+          </w:p>
+        </w:tc>
+        <w:tc>
+          <w:tcPr>
+            <w:tcW w:type="dxa" w:w="936"/>
+          </w:tcPr>
+          <w:p>
+            <w:r>
+              <w:rPr>
+                <w:sz w:val="16"/>
+              </w:rPr>
+              <w:t>2.37</w:t>
+            </w:r>
+          </w:p>
+        </w:tc>
+        <w:tc>
+          <w:tcPr>
+            <w:tcW w:type="dxa" w:w="936"/>
+          </w:tcPr>
+          <w:p>
+            <w:r>
+              <w:rPr>
+                <w:sz w:val="16"/>
+              </w:rPr>
+              <w:t>0.93</w:t>
+            </w:r>
+          </w:p>
+        </w:tc>
+        <w:tc>
+          <w:tcPr>
+            <w:tcW w:type="dxa" w:w="936"/>
+          </w:tcPr>
+          <w:p>
+            <w:r>
+              <w:rPr>
+                <w:sz w:val="16"/>
+              </w:rPr>
+              <w:t>ALTA</w:t>
             </w:r>
           </w:p>
         </w:tc>

--- a/data/ligamx_metodologia.docx
+++ b/data/ligamx_metodologia.docx
@@ -46,7 +46,7 @@
         <w:rPr>
           <w:sz w:val="22"/>
         </w:rPr>
-        <w:t>Generado: 17 de April de 2026</w:t>
+        <w:t>Generado: 20 de April de 2026</w:t>
       </w:r>
     </w:p>
     <w:p>
@@ -80,13 +80,13 @@
     </w:p>
     <w:p>
       <w:r>
-        <w:t>Este documento presenta 27 predicciones para partidos de Liga MX Clausura 2026, generadas mediante un modelo probabilístico de ratings multiplicativos de ataque y defensa. El modelo se calibró con 108 partidos históricos de Liga MX de los últimos 150 días, cubriendo 18 equipos.</w:t>
+        <w:t>Este documento presenta 18 predicciones para partidos de Liga MX Clausura 2026, generadas mediante un modelo probabilístico de ratings multiplicativos de ataque y defensa. El modelo se calibró con 135 partidos históricos de Liga MX de los últimos 150 días, cubriendo 18 equipos.</w:t>
         <w:br/>
         <w:br/>
-        <w:t>Distribución de predicciones: 19 victorias local · 3 empates · 5 victorias visitante.</w:t>
+        <w:t>Distribución de predicciones: 10 victorias local · 7 empates · 1 victorias visitante.</w:t>
         <w:br/>
         <w:br/>
-        <w:t>Nivel de confianza: 16 ALTA · 3 MEDIA · 8 BAJA.</w:t>
+        <w:t>Nivel de confianza: 7 ALTA · 1 MEDIA · 10 BAJA.</w:t>
         <w:br/>
         <w:br/>
         <w:t>Value Bets identificados: 0 (requiere integración de momios).</w:t>
@@ -124,7 +124,7 @@
     </w:p>
     <w:p>
       <w:r>
-        <w:t>Los datos provienen de la API de Sofascore (sofascore6.p.rapidapi.com), que proporciona resultados históricos con cobertura completa de Liga MX. Se usan los últimos 150 días (108 partidos terminados) para calibrar los ratings. La recolección es automática via collect_sofascore.py y se actualiza en cada ejecución.</w:t>
+        <w:t>Los datos provienen de la API de Sofascore (sofascore6.p.rapidapi.com), que proporciona resultados históricos con cobertura completa de Liga MX. Se usan los últimos 150 días (135 partidos terminados) para calibrar los ratings. La recolección es automática via collect_sofascore.py y se actualiza en cada ejecución.</w:t>
       </w:r>
     </w:p>
     <w:p>
@@ -222,7 +222,7 @@
           <w:b/>
           <w:sz w:val="20"/>
         </w:rPr>
-        <w:t xml:space="preserve">  λ_local   = att_h(local)  × def_a(visitante) × μ_h  [μ_h = 1.556]</w:t>
+        <w:t xml:space="preserve">  λ_local   = att_h(local)  × def_a(visitante) × μ_h  [μ_h = 1.526]</w:t>
       </w:r>
     </w:p>
     <w:p>
@@ -232,7 +232,7 @@
           <w:b/>
           <w:sz w:val="20"/>
         </w:rPr>
-        <w:t xml:space="preserve">  λ_visita  = att_a(visitante) × def_h(local)  × μ_a  [μ_a = 1.176]</w:t>
+        <w:t xml:space="preserve">  λ_visita  = att_a(visitante) × def_h(local)  × μ_a  [μ_a = 1.156]</w:t>
       </w:r>
     </w:p>
     <w:p>
@@ -582,7 +582,7 @@
               <w:rPr>
                 <w:sz w:val="18"/>
               </w:rPr>
-              <w:t>λ calculado como att_h × def_a_rival × μ_h (1.56). Goles esperados del local.</w:t>
+              <w:t>λ calculado como att_h × def_a_rival × μ_h (1.53). Goles esperados del local.</w:t>
             </w:r>
           </w:p>
         </w:tc>
@@ -610,7 +610,7 @@
               <w:rPr>
                 <w:sz w:val="18"/>
               </w:rPr>
-              <w:t>λ calculado como att_a × def_h_local × μ_a (1.18).</w:t>
+              <w:t>λ calculado como att_a × def_h_local × μ_a (1.16).</w:t>
             </w:r>
           </w:p>
         </w:tc>
@@ -998,7 +998,7 @@
     </w:p>
     <w:p>
       <w:r>
-        <w:t>A continuación se presentan las 27 predicciones con su razonamiento estadístico. Las probabilidades suman 100% por diseño del modelo.</w:t>
+        <w:t>A continuación se presentan las 18 predicciones con su razonamiento estadístico. Las probabilidades suman 100% por diseño del modelo.</w:t>
       </w:r>
     </w:p>
     <w:p>
@@ -1009,7 +1009,7 @@
         <w:rPr>
           <w:color w:val="1A5F9B"/>
         </w:rPr>
-        <w:t>1.  Atlético San Luis  vs  Pumas UNAM</w:t>
+        <w:t>1.  Pumas UNAM  vs  FC Juárez</w:t>
       </w:r>
     </w:p>
     <w:p>
@@ -1019,7 +1019,7 @@
           <w:color w:val="606060"/>
           <w:sz w:val="18"/>
         </w:rPr>
-        <w:t>Fecha: 2026-04-18   |   Jornada / Ronda: N/D</w:t>
+        <w:t>Fecha: 2026-04-21   |   Jornada / Ronda: N/D</w:t>
       </w:r>
     </w:p>
     <w:p>
@@ -1033,10 +1033,10 @@
       <w:r>
         <w:rPr>
           <w:b/>
-          <w:color w:val="C0392B"/>
+          <w:color w:val="2E860E"/>
           <w:sz w:val="24"/>
         </w:rPr>
-        <w:t>[Confianza: BAJA]</w:t>
+        <w:t>[Confianza: ALTA]</w:t>
       </w:r>
     </w:p>
     <w:tbl>
@@ -1061,7 +1061,7 @@
                 <w:b/>
                 <w:sz w:val="18"/>
               </w:rPr>
-              <w:t>Local (Atlético San Lu)</w:t>
+              <w:t>Local (Pumas UNAM)</w:t>
             </w:r>
           </w:p>
         </w:tc>
@@ -1089,7 +1089,7 @@
                 <w:b/>
                 <w:sz w:val="18"/>
               </w:rPr>
-              <w:t>Visitante (Pumas UNAM)</w:t>
+              <w:t>Visitante (FC Juárez)</w:t>
             </w:r>
           </w:p>
         </w:tc>
@@ -1104,7 +1104,7 @@
               <w:rPr>
                 <w:sz w:val="22"/>
               </w:rPr>
-              <w:t>39.3%</w:t>
+              <w:t>70.4%</w:t>
             </w:r>
           </w:p>
         </w:tc>
@@ -1117,7 +1117,7 @@
               <w:rPr>
                 <w:sz w:val="22"/>
               </w:rPr>
-              <w:t>25.1%</w:t>
+              <w:t>18.6%</w:t>
             </w:r>
           </w:p>
         </w:tc>
@@ -1130,7 +1130,7 @@
               <w:rPr>
                 <w:sz w:val="22"/>
               </w:rPr>
-              <w:t>35.6%</w:t>
+              <w:t>11.0%</w:t>
             </w:r>
           </w:p>
         </w:tc>
@@ -1145,7 +1145,7 @@
         <w:t xml:space="preserve">Goles esperados: </w:t>
       </w:r>
       <w:r>
-        <w:t>Atlético San Luis 1.75  —  Pumas UNAM 1.66  (ventaja +0.09)</w:t>
+        <w:t>Pumas UNAM 2.48  —  FC Juárez 0.92  (ventaja +1.56)</w:t>
       </w:r>
     </w:p>
     <w:p>
@@ -1156,7 +1156,7 @@
         <w:t xml:space="preserve">Forma reciente: </w:t>
       </w:r>
       <w:r>
-        <w:t>Atlético San Luis: LWLWD (7 pts)   |   Pumas UNAM: DLWDW (8 pts)</w:t>
+        <w:t>Pumas UNAM: DWDWW (11 pts)   |   FC Juárez: WDDLL (5 pts)</w:t>
       </w:r>
     </w:p>
     <w:p>
@@ -1167,7 +1167,7 @@
         <w:t xml:space="preserve">Posicion en tabla: </w:t>
       </w:r>
       <w:r>
-        <w:t>Atlético San Luis: #12 (14 pts)   |   Pumas UNAM: #5 (23 pts)</w:t>
+        <w:t>Pumas UNAM: #3 (30 pts)   |   FC Juárez: #12 (16 pts)</w:t>
       </w:r>
     </w:p>
     <w:p>
@@ -1178,7 +1178,7 @@
         <w:t xml:space="preserve">Corners estimados: </w:t>
       </w:r>
       <w:r>
-        <w:t>Atlético San Lui: ~5.8  |  Pumas UNAM: ~5.2  (Total ~11.0)  [Fuente: att-calibrado]</w:t>
+        <w:t>Pumas UNAM: ~5.5  |  FC Juárez: ~4.4  (Total ~9.9)  [Fuente: att-calibrado]</w:t>
       </w:r>
     </w:p>
     <w:p>
@@ -1189,7 +1189,7 @@
         <w:t xml:space="preserve">Amarillas (prom.): </w:t>
       </w:r>
       <w:r>
-        <w:t>Atlético San Lui: nan  |  Pumas UNAM: 2.4  (Total est.: nan)</w:t>
+        <w:t>Pumas UNAM: 2.4  |  FC Juárez: nan  (Total est.: nan)</w:t>
       </w:r>
     </w:p>
     <w:p>
@@ -1203,7 +1203,7 @@
         <w:rPr>
           <w:sz w:val="20"/>
         </w:rPr>
-        <w:t>El modelo favorece a Atlético San Luis como local (probabilidad 39.3%, empate 25.1%, Pumas UNAM 35.6%). Se esperan 1.75 goles de Atlético San Luis y 1.66 de Pumas UNAM (ventaja +0.09 goles). Atlético San Luis ocupa el #12 en tabla con forma reciente LWLWD (7/15 pts), mientras Pumas UNAM llega en #5 en tabla con forma DLWDW (8/15 pts). El ratio de ataque local de 1.46 (+46% vs promedio liga) y el ratio de defensa visitante de 0.80 (-20% vs promedio) justifican la preferencia por el local. Nivel de confianza del modelo: BAJA.</w:t>
+        <w:t>El modelo favorece a Pumas UNAM como local (probabilidad 70.4%, empate 18.6%, FC Juárez 11.0%). Se esperan 2.48 goles de Pumas UNAM y 0.92 de FC Juárez (ventaja +1.56 goles). Pumas UNAM ocupa el #3 en tabla con forma reciente DWDWW (11/15 pts), mientras FC Juárez llega en #12 en tabla con forma WDDLL (5/15 pts). El ratio de ataque local de 1.27 (+27% vs promedio liga) y el ratio de defensa visitante de 1.18 (+18% vs promedio) justifican la preferencia por el local. Nivel de confianza del modelo: ALTA.</w:t>
       </w:r>
     </w:p>
     <w:p/>
@@ -1215,7 +1215,7 @@
         <w:rPr>
           <w:color w:val="1A5F9B"/>
         </w:rPr>
-        <w:t>2.  Mazatlán FC  vs  Querétaro FC</w:t>
+        <w:t>2.  Querétaro FC  vs  Cruz Azul</w:t>
       </w:r>
     </w:p>
     <w:p>
@@ -1225,7 +1225,7 @@
           <w:color w:val="606060"/>
           <w:sz w:val="18"/>
         </w:rPr>
-        <w:t>Fecha: 2026-04-18   |   Jornada / Ronda: N/D</w:t>
+        <w:t>Fecha: 2026-04-21   |   Jornada / Ronda: N/D</w:t>
       </w:r>
     </w:p>
     <w:p>
@@ -1234,15 +1234,15 @@
           <w:b/>
           <w:sz w:val="24"/>
         </w:rPr>
-        <w:t xml:space="preserve">Prediccion: Local   </w:t>
+        <w:t xml:space="preserve">Prediccion: Empate   </w:t>
       </w:r>
       <w:r>
         <w:rPr>
           <w:b/>
-          <w:color w:val="2E860E"/>
+          <w:color w:val="C0392B"/>
           <w:sz w:val="24"/>
         </w:rPr>
-        <w:t>[Confianza: ALTA]</w:t>
+        <w:t>[Confianza: BAJA]</w:t>
       </w:r>
     </w:p>
     <w:tbl>
@@ -1267,7 +1267,7 @@
                 <w:b/>
                 <w:sz w:val="18"/>
               </w:rPr>
-              <w:t>Local (Mazatlán FC)</w:t>
+              <w:t>Local (Querétaro FC)</w:t>
             </w:r>
           </w:p>
         </w:tc>
@@ -1295,7 +1295,7 @@
                 <w:b/>
                 <w:sz w:val="18"/>
               </w:rPr>
-              <w:t>Visitante (Querétaro FC)</w:t>
+              <w:t>Visitante (Cruz Azul)</w:t>
             </w:r>
           </w:p>
         </w:tc>
@@ -1310,7 +1310,7 @@
               <w:rPr>
                 <w:sz w:val="22"/>
               </w:rPr>
-              <w:t>83.9%</w:t>
+              <w:t>39.2%</w:t>
             </w:r>
           </w:p>
         </w:tc>
@@ -1323,7 +1323,7 @@
               <w:rPr>
                 <w:sz w:val="22"/>
               </w:rPr>
-              <w:t>15.0%</w:t>
+              <w:t>29.8%</w:t>
             </w:r>
           </w:p>
         </w:tc>
@@ -1336,7 +1336,7 @@
               <w:rPr>
                 <w:sz w:val="22"/>
               </w:rPr>
-              <w:t>1.1%</w:t>
+              <w:t>31.1%</w:t>
             </w:r>
           </w:p>
         </w:tc>
@@ -1351,7 +1351,7 @@
         <w:t xml:space="preserve">Goles esperados: </w:t>
       </w:r>
       <w:r>
-        <w:t>Mazatlán FC 4.21  —  Querétaro FC 0.51  (ventaja +3.70)</w:t>
+        <w:t>Querétaro FC 1.37  —  Cruz Azul 1.20  (ventaja +0.17)</w:t>
       </w:r>
     </w:p>
     <w:p>
@@ -1362,7 +1362,7 @@
         <w:t xml:space="preserve">Forma reciente: </w:t>
       </w:r>
       <w:r>
-        <w:t>Mazatlán FC: WLWLL (6 pts)   |   Querétaro FC: LLWDW (7 pts)</w:t>
+        <w:t>Querétaro FC: DWDWD (9 pts)   |   Cruz Azul: DDLDD (4 pts)</w:t>
       </w:r>
     </w:p>
     <w:p>
@@ -1373,7 +1373,7 @@
         <w:t xml:space="preserve">Posicion en tabla: </w:t>
       </w:r>
       <w:r>
-        <w:t>Mazatlán FC: #17 (10 pts)   |   Querétaro FC: #13 (13 pts)</w:t>
+        <w:t>Querétaro FC: #13 (16 pts)   |   Cruz Azul: #4 (29 pts)</w:t>
       </w:r>
     </w:p>
     <w:p>
@@ -1384,7 +1384,7 @@
         <w:t xml:space="preserve">Corners estimados: </w:t>
       </w:r>
       <w:r>
-        <w:t>Mazatlán FC: ~5.5  |  Querétaro FC: ~2.9  (Total ~8.4)  [Fuente: att-calibrado]</w:t>
+        <w:t>Querétaro FC: ~5.2  |  Cruz Azul: ~4.8  (Total ~10.0)  [Fuente: att-calibrado]</w:t>
       </w:r>
     </w:p>
     <w:p>
@@ -1395,7 +1395,7 @@
         <w:t xml:space="preserve">Amarillas (prom.): </w:t>
       </w:r>
       <w:r>
-        <w:t>Mazatlán FC: nan  |  Querétaro FC: nan  (Total est.: nan)</w:t>
+        <w:t>Querétaro FC: nan  |  Cruz Azul: nan  (Total est.: nan)</w:t>
       </w:r>
     </w:p>
     <w:p>
@@ -1409,7 +1409,7 @@
         <w:rPr>
           <w:sz w:val="20"/>
         </w:rPr>
-        <w:t>El modelo favorece a Mazatlán FC como local (probabilidad 83.9%, empate 15.0%, Querétaro FC 1.1%). Se esperan 4.21 goles de Mazatlán FC y 0.51 de Querétaro FC (ventaja +3.70 goles). Mazatlán FC ocupa el #17 en tabla con forma reciente WLWLL (6/15 pts), mientras Querétaro FC llega en #13 en tabla con forma LLWDW (7/15 pts). El ratio de ataque local de 1.29 (+29% vs promedio liga) y el ratio de defensa visitante de 1.93 (+93% vs promedio) justifican la preferencia por el local. Nivel de confianza del modelo: ALTA.</w:t>
+        <w:t>El modelo detecta un equilibrio notable: Querétaro FC 39.2%, empate 29.8%, Cruz Azul 31.1%. Goles esperados prácticamente igualados: Querétaro FC 1.37 — Cruz Azul 1.20 (diferencia +0.17). Forma reciente similar: Querétaro FC DWDWD (9 pts) vs Cruz Azul DDLDD (4 pts). Nivel de confianza del modelo: BAJA.</w:t>
       </w:r>
     </w:p>
     <w:p/>
@@ -1421,7 +1421,7 @@
         <w:rPr>
           <w:color w:val="1A5F9B"/>
         </w:rPr>
-        <w:t>3.  Club Necaxa  vs  Tigres UANL</w:t>
+        <w:t>3.  CF Monterrey  vs  Club Puebla</w:t>
       </w:r>
     </w:p>
     <w:p>
@@ -1431,7 +1431,7 @@
           <w:color w:val="606060"/>
           <w:sz w:val="18"/>
         </w:rPr>
-        <w:t>Fecha: 2026-04-18   |   Jornada / Ronda: N/D</w:t>
+        <w:t>Fecha: 2026-04-21   |   Jornada / Ronda: N/D</w:t>
       </w:r>
     </w:p>
     <w:p>
@@ -1440,7 +1440,7 @@
           <w:b/>
           <w:sz w:val="24"/>
         </w:rPr>
-        <w:t xml:space="preserve">Prediccion: Visitante   </w:t>
+        <w:t xml:space="preserve">Prediccion: Local   </w:t>
       </w:r>
       <w:r>
         <w:rPr>
@@ -1473,7 +1473,7 @@
                 <w:b/>
                 <w:sz w:val="18"/>
               </w:rPr>
-              <w:t>Local (Club Necaxa)</w:t>
+              <w:t>Local (CF Monterrey)</w:t>
             </w:r>
           </w:p>
         </w:tc>
@@ -1501,7 +1501,7 @@
                 <w:b/>
                 <w:sz w:val="18"/>
               </w:rPr>
-              <w:t>Visitante (Tigres UANL)</w:t>
+              <w:t>Visitante (Club Puebla)</w:t>
             </w:r>
           </w:p>
         </w:tc>
@@ -1516,7 +1516,7 @@
               <w:rPr>
                 <w:sz w:val="22"/>
               </w:rPr>
-              <w:t>26.6%</w:t>
+              <w:t>49.3%</w:t>
             </w:r>
           </w:p>
         </w:tc>
@@ -1529,7 +1529,7 @@
               <w:rPr>
                 <w:sz w:val="22"/>
               </w:rPr>
-              <w:t>27.0%</w:t>
+              <w:t>26.4%</w:t>
             </w:r>
           </w:p>
         </w:tc>
@@ -1542,7 +1542,7 @@
               <w:rPr>
                 <w:sz w:val="22"/>
               </w:rPr>
-              <w:t>46.3%</w:t>
+              <w:t>24.3%</w:t>
             </w:r>
           </w:p>
         </w:tc>
@@ -1557,7 +1557,7 @@
         <w:t xml:space="preserve">Goles esperados: </w:t>
       </w:r>
       <w:r>
-        <w:t>Club Necaxa 1.23  —  Tigres UANL 1.68  (ventaja -0.45)</w:t>
+        <w:t>CF Monterrey 1.75  —  Club Puebla 1.18  (ventaja +0.57)</w:t>
       </w:r>
     </w:p>
     <w:p>
@@ -1568,7 +1568,7 @@
         <w:t xml:space="preserve">Forma reciente: </w:t>
       </w:r>
       <w:r>
-        <w:t>Club Necaxa: LLLWL (3 pts)   |   Tigres UANL: WLWLW (9 pts)</w:t>
+        <w:t>CF Monterrey: DLLDL (2 pts)   |   Club Puebla: DLDLL (2 pts)</w:t>
       </w:r>
     </w:p>
     <w:p>
@@ -1579,7 +1579,7 @@
         <w:t xml:space="preserve">Posicion en tabla: </w:t>
       </w:r>
       <w:r>
-        <w:t>Club Necaxa: #16 (12 pts)   |   Tigres UANL: #6 (19 pts)</w:t>
+        <w:t>CF Monterrey: #14 (15 pts)   |   Club Puebla: #16 (13 pts)</w:t>
       </w:r>
     </w:p>
     <w:p>
@@ -1590,7 +1590,7 @@
         <w:t xml:space="preserve">Corners estimados: </w:t>
       </w:r>
       <w:r>
-        <w:t>Club Necaxa: ~4.4  |  Tigres UANL: ~4.9  (Total ~9.3)  [Fuente: att-calibrado]</w:t>
+        <w:t>CF Monterrey: ~4.9  |  Club Puebla: ~3.8  (Total ~8.7)  [Fuente: att-calibrado]</w:t>
       </w:r>
     </w:p>
     <w:p>
@@ -1601,7 +1601,7 @@
         <w:t xml:space="preserve">Amarillas (prom.): </w:t>
       </w:r>
       <w:r>
-        <w:t>Club Necaxa: nan  |  Tigres UANL: 1.9  (Total est.: nan)</w:t>
+        <w:t>CF Monterrey: 1.9  |  Club Puebla: nan  (Total est.: nan)</w:t>
       </w:r>
     </w:p>
     <w:p>
@@ -1615,7 +1615,7 @@
         <w:rPr>
           <w:sz w:val="20"/>
         </w:rPr>
-        <w:t>A pesar de jugar fuera, Tigres UANL es favorito (probabilidad 46.3%, empate 27.0%, Club Necaxa 26.6%). El modelo espera 1.68 goles de Tigres UANL frente a 1.23 de Club Necaxa (diferencia -0.45 goles). Tigres UANL ocupa el #6 en tabla con forma WLWLW (9/15 pts), contra #16 en tabla de Club Necaxa con forma LLLWL (3/15 pts). La calidad del visitante compensa la ventaja de local. Nivel de confianza del modelo: ALTA.</w:t>
+        <w:t>El modelo favorece a CF Monterrey como local (probabilidad 49.3%, empate 26.4%, Club Puebla 24.3%). Se esperan 1.75 goles de CF Monterrey y 1.18 de Club Puebla (ventaja +0.57 goles). CF Monterrey ocupa el #14 en tabla con forma reciente DLLDL (2/15 pts), mientras Club Puebla llega en #16 en tabla con forma DLDLL (2/15 pts). El ratio de ataque local de 0.95 (-5% vs promedio liga) y el ratio de defensa visitante de 1.41 (+41% vs promedio) justifican la preferencia por el local. Nivel de confianza del modelo: ALTA.</w:t>
       </w:r>
     </w:p>
     <w:p/>
@@ -1627,7 +1627,7 @@
         <w:rPr>
           <w:color w:val="1A5F9B"/>
         </w:rPr>
-        <w:t>4.  Cruz Azul  vs  Club Tijuana</w:t>
+        <w:t>4.  Club León  vs  Club América</w:t>
       </w:r>
     </w:p>
     <w:p>
@@ -1637,7 +1637,7 @@
           <w:color w:val="606060"/>
           <w:sz w:val="18"/>
         </w:rPr>
-        <w:t>Fecha: 2026-04-18   |   Jornada / Ronda: N/D</w:t>
+        <w:t>Fecha: 2026-04-21   |   Jornada / Ronda: N/D</w:t>
       </w:r>
     </w:p>
     <w:p>
@@ -1646,15 +1646,15 @@
           <w:b/>
           <w:sz w:val="24"/>
         </w:rPr>
-        <w:t xml:space="preserve">Prediccion: Local   </w:t>
+        <w:t xml:space="preserve">Prediccion: Empate   </w:t>
       </w:r>
       <w:r>
         <w:rPr>
           <w:b/>
-          <w:color w:val="2E860E"/>
+          <w:color w:val="C0392B"/>
           <w:sz w:val="24"/>
         </w:rPr>
-        <w:t>[Confianza: ALTA]</w:t>
+        <w:t>[Confianza: BAJA]</w:t>
       </w:r>
     </w:p>
     <w:tbl>
@@ -1679,7 +1679,7 @@
                 <w:b/>
                 <w:sz w:val="18"/>
               </w:rPr>
-              <w:t>Local (Cruz Azul)</w:t>
+              <w:t>Local (Club León)</w:t>
             </w:r>
           </w:p>
         </w:tc>
@@ -1707,7 +1707,7 @@
                 <w:b/>
                 <w:sz w:val="18"/>
               </w:rPr>
-              <w:t>Visitante (Club Tijuana)</w:t>
+              <w:t>Visitante (Club América)</w:t>
             </w:r>
           </w:p>
         </w:tc>
@@ -1722,7 +1722,7 @@
               <w:rPr>
                 <w:sz w:val="22"/>
               </w:rPr>
-              <w:t>46.6%</w:t>
+              <w:t>40.3%</w:t>
             </w:r>
           </w:p>
         </w:tc>
@@ -1735,7 +1735,7 @@
               <w:rPr>
                 <w:sz w:val="22"/>
               </w:rPr>
-              <w:t>28.4%</w:t>
+              <w:t>30.3%</w:t>
             </w:r>
           </w:p>
         </w:tc>
@@ -1748,7 +1748,7 @@
               <w:rPr>
                 <w:sz w:val="22"/>
               </w:rPr>
-              <w:t>25.0%</w:t>
+              <w:t>29.4%</w:t>
             </w:r>
           </w:p>
         </w:tc>
@@ -1763,7 +1763,7 @@
         <w:t xml:space="preserve">Goles esperados: </w:t>
       </w:r>
       <w:r>
-        <w:t>Cruz Azul 1.56  —  Club Tijuana 1.09  (ventaja +0.47)</w:t>
+        <w:t>Club León 1.35  —  Club América 1.12  (ventaja +0.23)</w:t>
       </w:r>
     </w:p>
     <w:p>
@@ -1774,7 +1774,7 @@
         <w:t xml:space="preserve">Forma reciente: </w:t>
       </w:r>
       <w:r>
-        <w:t>Cruz Azul: WWWLD (10 pts)   |   Club Tijuana: DLLWW (7 pts)</w:t>
+        <w:t>Club León: LWWWW (12 pts)   |   Club América: WLDDW (8 pts)</w:t>
       </w:r>
     </w:p>
     <w:p>
@@ -1785,7 +1785,7 @@
         <w:t xml:space="preserve">Posicion en tabla: </w:t>
       </w:r>
       <w:r>
-        <w:t>Cruz Azul: #1 (26 pts)   |   Club Tijuana: #10 (15 pts)</w:t>
+        <w:t>Club León: #8 (22 pts)   |   Club América: #6 (22 pts)</w:t>
       </w:r>
     </w:p>
     <w:p>
@@ -1796,7 +1796,7 @@
         <w:t xml:space="preserve">Corners estimados: </w:t>
       </w:r>
       <w:r>
-        <w:t>Cruz Azul: ~5.4  |  Club Tijuana: ~4.7  (Total ~10.1)  [Fuente: att-calibrado]</w:t>
+        <w:t>Club León: ~5.3  |  Club América: ~4.4  (Total ~9.7)  [Fuente: att-calibrado]</w:t>
       </w:r>
     </w:p>
     <w:p>
@@ -1807,7 +1807,7 @@
         <w:t xml:space="preserve">Amarillas (prom.): </w:t>
       </w:r>
       <w:r>
-        <w:t>Cruz Azul: nan  |  Club Tijuana: 1.9  (Total est.: nan)</w:t>
+        <w:t>Club León: nan  |  Club América: 1.4  (Total est.: nan)</w:t>
       </w:r>
     </w:p>
     <w:p>
@@ -1821,7 +1821,7 @@
         <w:rPr>
           <w:sz w:val="20"/>
         </w:rPr>
-        <w:t>El modelo favorece a Cruz Azul como local (probabilidad 46.6%, empate 28.4%, Club Tijuana 25.0%). Se esperan 1.56 goles de Cruz Azul y 1.09 de Club Tijuana (ventaja +0.47 goles). Cruz Azul ocupa el #1 en tabla con forma reciente WWWLD (10/15 pts), mientras Club Tijuana llega en #10 en tabla con forma DLLWW (7/15 pts). El ratio de ataque local de 1.19 (+19% vs promedio liga) y el ratio de defensa visitante de 0.90 (-10% vs promedio) justifican la preferencia por el local. Nivel de confianza del modelo: ALTA.</w:t>
+        <w:t>El modelo detecta un equilibrio notable: Club León 40.3%, empate 30.3%, Club América 29.4%. Goles esperados prácticamente igualados: Club León 1.35 — Club América 1.12 (diferencia +0.23). Forma reciente similar: Club León LWWWW (12 pts) vs Club América WLDDW (8 pts). Nivel de confianza del modelo: BAJA.</w:t>
       </w:r>
     </w:p>
     <w:p/>
@@ -1833,7 +1833,7 @@
         <w:rPr>
           <w:color w:val="1A5F9B"/>
         </w:rPr>
-        <w:t>5.  CF Monterrey  vs  CF Pachuca</w:t>
+        <w:t>5.  Atlas FC  vs  Tigres UANL</w:t>
       </w:r>
     </w:p>
     <w:p>
@@ -1843,7 +1843,7 @@
           <w:color w:val="606060"/>
           <w:sz w:val="18"/>
         </w:rPr>
-        <w:t>Fecha: 2026-04-19   |   Jornada / Ronda: N/D</w:t>
+        <w:t>Fecha: 2026-04-22   |   Jornada / Ronda: N/D</w:t>
       </w:r>
     </w:p>
     <w:p>
@@ -1885,7 +1885,7 @@
                 <w:b/>
                 <w:sz w:val="18"/>
               </w:rPr>
-              <w:t>Local (CF Monterrey)</w:t>
+              <w:t>Local (Atlas FC)</w:t>
             </w:r>
           </w:p>
         </w:tc>
@@ -1913,7 +1913,7 @@
                 <w:b/>
                 <w:sz w:val="18"/>
               </w:rPr>
-              <w:t>Visitante (CF Pachuca)</w:t>
+              <w:t>Visitante (Tigres UANL)</w:t>
             </w:r>
           </w:p>
         </w:tc>
@@ -1928,7 +1928,7 @@
               <w:rPr>
                 <w:sz w:val="22"/>
               </w:rPr>
-              <w:t>32.7%</w:t>
+              <w:t>34.3%</w:t>
             </w:r>
           </w:p>
         </w:tc>
@@ -1941,7 +1941,7 @@
               <w:rPr>
                 <w:sz w:val="22"/>
               </w:rPr>
-              <w:t>34.2%</w:t>
+              <w:t>36.8%</w:t>
             </w:r>
           </w:p>
         </w:tc>
@@ -1954,7 +1954,7 @@
               <w:rPr>
                 <w:sz w:val="22"/>
               </w:rPr>
-              <w:t>33.0%</w:t>
+              <w:t>28.9%</w:t>
             </w:r>
           </w:p>
         </w:tc>
@@ -1969,7 +1969,7 @@
         <w:t xml:space="preserve">Goles esperados: </w:t>
       </w:r>
       <w:r>
-        <w:t>CF Monterrey 1.00  —  CF Pachuca 1.01  (ventaja -0.01)</w:t>
+        <w:t>Atlas FC 0.93  —  Tigres UANL 0.83  (ventaja +0.10)</w:t>
       </w:r>
     </w:p>
     <w:p>
@@ -1980,7 +1980,7 @@
         <w:t xml:space="preserve">Forma reciente: </w:t>
       </w:r>
       <w:r>
-        <w:t>CF Monterrey: LWLLD (4 pts)   |   CF Pachuca: LWWWW (12 pts)</w:t>
+        <w:t>Atlas FC: DDLDW (6 pts)   |   Tigres UANL: DLLWD (5 pts)</w:t>
       </w:r>
     </w:p>
     <w:p>
@@ -1991,7 +1991,7 @@
         <w:t xml:space="preserve">Posicion en tabla: </w:t>
       </w:r>
       <w:r>
-        <w:t>CF Monterrey: #11 (14 pts)   |   CF Pachuca: #2 (26 pts)</w:t>
+        <w:t>Atlas FC: #7 (22 pts)   |   Tigres UANL: #9 (21 pts)</w:t>
       </w:r>
     </w:p>
     <w:p>
@@ -2002,7 +2002,7 @@
         <w:t xml:space="preserve">Corners estimados: </w:t>
       </w:r>
       <w:r>
-        <w:t>CF Monterrey: ~5.0  |  CF Pachuca: ~4.3  (Total ~9.3)  [Fuente: att-calibrado]</w:t>
+        <w:t>Atlas FC: ~4.3  |  Tigres UANL: ~4.4  (Total ~8.7)  [Fuente: att-calibrado]</w:t>
       </w:r>
     </w:p>
     <w:p>
@@ -2013,7 +2013,7 @@
         <w:t xml:space="preserve">Amarillas (prom.): </w:t>
       </w:r>
       <w:r>
-        <w:t>CF Monterrey: 1.9  |  CF Pachuca: nan  (Total est.: nan)</w:t>
+        <w:t>Atlas FC: 2.2  |  Tigres UANL: 1.9  (Total est.: 4.1)</w:t>
       </w:r>
     </w:p>
     <w:p>
@@ -2027,7 +2027,7 @@
         <w:rPr>
           <w:sz w:val="20"/>
         </w:rPr>
-        <w:t>El modelo detecta un equilibrio notable: CF Monterrey 32.7%, empate 34.2%, CF Pachuca 33.0%. Goles esperados prácticamente igualados: CF Monterrey 1.00 — CF Pachuca 1.01 (diferencia -0.01). Forma reciente similar: CF Monterrey LWLLD (4 pts) vs CF Pachuca LWWWW (12 pts). Nivel de confianza del modelo: BAJA.</w:t>
+        <w:t>El modelo detecta un equilibrio notable: Atlas FC 34.3%, empate 36.8%, Tigres UANL 28.9%. Goles esperados prácticamente igualados: Atlas FC 0.93 — Tigres UANL 0.83 (diferencia +0.10). Forma reciente similar: Atlas FC DDLDW (6 pts) vs Tigres UANL DLLWD (5 pts). Nivel de confianza del modelo: BAJA.</w:t>
       </w:r>
     </w:p>
     <w:p/>
@@ -2039,7 +2039,7 @@
         <w:rPr>
           <w:color w:val="1A5F9B"/>
         </w:rPr>
-        <w:t>6.  CD Guadalajara  vs  Club Puebla</w:t>
+        <w:t>6.  Atlético San Luis  vs  Santos Laguna</w:t>
       </w:r>
     </w:p>
     <w:p>
@@ -2049,7 +2049,7 @@
           <w:color w:val="606060"/>
           <w:sz w:val="18"/>
         </w:rPr>
-        <w:t>Fecha: 2026-04-19   |   Jornada / Ronda: N/D</w:t>
+        <w:t>Fecha: 2026-04-22   |   Jornada / Ronda: N/D</w:t>
       </w:r>
     </w:p>
     <w:p>
@@ -2063,10 +2063,10 @@
       <w:r>
         <w:rPr>
           <w:b/>
-          <w:color w:val="2E860E"/>
+          <w:color w:val="C0392B"/>
           <w:sz w:val="24"/>
         </w:rPr>
-        <w:t>[Confianza: ALTA]</w:t>
+        <w:t>[Confianza: BAJA]</w:t>
       </w:r>
     </w:p>
     <w:tbl>
@@ -2091,7 +2091,7 @@
                 <w:b/>
                 <w:sz w:val="18"/>
               </w:rPr>
-              <w:t>Local (CD Guadalajara)</w:t>
+              <w:t>Local (Atlético San Lu)</w:t>
             </w:r>
           </w:p>
         </w:tc>
@@ -2119,7 +2119,7 @@
                 <w:b/>
                 <w:sz w:val="18"/>
               </w:rPr>
-              <w:t>Visitante (Club Puebla)</w:t>
+              <w:t>Visitante (Santos Laguna)</w:t>
             </w:r>
           </w:p>
         </w:tc>
@@ -2134,7 +2134,7 @@
               <w:rPr>
                 <w:sz w:val="22"/>
               </w:rPr>
-              <w:t>64.2%</w:t>
+              <w:t>39.7%</w:t>
             </w:r>
           </w:p>
         </w:tc>
@@ -2147,7 +2147,7 @@
               <w:rPr>
                 <w:sz w:val="22"/>
               </w:rPr>
-              <w:t>27.6%</w:t>
+              <w:t>25.1%</w:t>
             </w:r>
           </w:p>
         </w:tc>
@@ -2160,7 +2160,7 @@
               <w:rPr>
                 <w:sz w:val="22"/>
               </w:rPr>
-              <w:t>8.2%</w:t>
+              <w:t>35.2%</w:t>
             </w:r>
           </w:p>
         </w:tc>
@@ -2175,7 +2175,7 @@
         <w:t xml:space="preserve">Goles esperados: </w:t>
       </w:r>
       <w:r>
-        <w:t>CD Guadalajara 1.50  —  Club Puebla 0.39  (ventaja +1.11)</w:t>
+        <w:t>Atlético San Luis 1.76  —  Santos Laguna 1.65  (ventaja +0.11)</w:t>
       </w:r>
     </w:p>
     <w:p>
@@ -2186,7 +2186,7 @@
         <w:t xml:space="preserve">Forma reciente: </w:t>
       </w:r>
       <w:r>
-        <w:t>CD Guadalajara: LWWDL (7 pts)   |   Club Puebla: WWLDL (7 pts)</w:t>
+        <w:t>Atlético San Luis: DLWDL (5 pts)   |   Santos Laguna: LWDLL (4 pts)</w:t>
       </w:r>
     </w:p>
     <w:p>
@@ -2197,7 +2197,7 @@
         <w:t xml:space="preserve">Posicion en tabla: </w:t>
       </w:r>
       <w:r>
-        <w:t>CD Guadalajara: #4 (25 pts)   |   Club Puebla: #15 (12 pts)</w:t>
+        <w:t>Atlético San Luis: #15 (15 pts)   |   Santos Laguna: #18 (9 pts)</w:t>
       </w:r>
     </w:p>
     <w:p>
@@ -2208,7 +2208,7 @@
         <w:t xml:space="preserve">Corners estimados: </w:t>
       </w:r>
       <w:r>
-        <w:t>CD Guadalajara: ~6.1  |  Club Puebla: ~3.4  (Total ~9.5)  [Fuente: att-calibrado]</w:t>
+        <w:t>Atlético San Lui: ~4.6  |  Santos Laguna: ~4.7  (Total ~9.3)  [Fuente: att-calibrado]</w:t>
       </w:r>
     </w:p>
     <w:p>
@@ -2219,7 +2219,7 @@
         <w:t xml:space="preserve">Amarillas (prom.): </w:t>
       </w:r>
       <w:r>
-        <w:t>CD Guadalajara: 2.2  |  Club Puebla: nan  (Total est.: nan)</w:t>
+        <w:t>Atlético San Lui: nan  |  Santos Laguna: 2.4  (Total est.: nan)</w:t>
       </w:r>
     </w:p>
     <w:p>
@@ -2233,7 +2233,7 @@
         <w:rPr>
           <w:sz w:val="20"/>
         </w:rPr>
-        <w:t>El modelo favorece a CD Guadalajara como local (probabilidad 64.2%, empate 27.6%, Club Puebla 8.2%). Se esperan 1.50 goles de CD Guadalajara y 0.39 de Club Puebla (ventaja +1.11 goles). CD Guadalajara ocupa el #4 en tabla con forma reciente LWWDL (7/15 pts), mientras Club Puebla llega en #15 en tabla con forma WWLDL (7/15 pts). El ratio de ataque local de 1.67 (+67% vs promedio liga) y el ratio de defensa visitante de 0.56 (-44% vs promedio) justifican la preferencia por el local. Nivel de confianza del modelo: ALTA.</w:t>
+        <w:t>El modelo favorece a Atlético San Luis como local (probabilidad 39.7%, empate 25.1%, Santos Laguna 35.2%). Se esperan 1.76 goles de Atlético San Luis y 1.65 de Santos Laguna (ventaja +0.11 goles). Atlético San Luis ocupa el #15 en tabla con forma reciente DLWDL (5/15 pts), mientras Santos Laguna llega en #18 en tabla con forma LWDLL (4/15 pts). El ratio de ataque local de 0.80 (-20% vs promedio liga) y el ratio de defensa visitante de 1.63 (+63% vs promedio) justifican la preferencia por el local. Nivel de confianza del modelo: BAJA.</w:t>
       </w:r>
     </w:p>
     <w:p/>
@@ -2245,7 +2245,7 @@
         <w:rPr>
           <w:color w:val="1A5F9B"/>
         </w:rPr>
-        <w:t>7.  Club León  vs  FC Juárez</w:t>
+        <w:t>7.  Mazatlán FC  vs  CD Toluca</w:t>
       </w:r>
     </w:p>
     <w:p>
@@ -2255,7 +2255,7 @@
           <w:color w:val="606060"/>
           <w:sz w:val="18"/>
         </w:rPr>
-        <w:t>Fecha: 2026-04-19   |   Jornada / Ronda: N/D</w:t>
+        <w:t>Fecha: 2026-04-22   |   Jornada / Ronda: N/D</w:t>
       </w:r>
     </w:p>
     <w:p>
@@ -2264,15 +2264,15 @@
           <w:b/>
           <w:sz w:val="24"/>
         </w:rPr>
-        <w:t xml:space="preserve">Prediccion: Local   </w:t>
+        <w:t xml:space="preserve">Prediccion: Empate   </w:t>
       </w:r>
       <w:r>
         <w:rPr>
           <w:b/>
-          <w:color w:val="2E860E"/>
+          <w:color w:val="C0392B"/>
           <w:sz w:val="24"/>
         </w:rPr>
-        <w:t>[Confianza: ALTA]</w:t>
+        <w:t>[Confianza: BAJA]</w:t>
       </w:r>
     </w:p>
     <w:tbl>
@@ -2297,7 +2297,7 @@
                 <w:b/>
                 <w:sz w:val="18"/>
               </w:rPr>
-              <w:t>Local (Club León)</w:t>
+              <w:t>Local (Mazatlán FC)</w:t>
             </w:r>
           </w:p>
         </w:tc>
@@ -2325,7 +2325,7 @@
                 <w:b/>
                 <w:sz w:val="18"/>
               </w:rPr>
-              <w:t>Visitante (FC Juárez)</w:t>
+              <w:t>Visitante (CD Toluca)</w:t>
             </w:r>
           </w:p>
         </w:tc>
@@ -2340,7 +2340,7 @@
               <w:rPr>
                 <w:sz w:val="22"/>
               </w:rPr>
-              <w:t>67.5%</w:t>
+              <w:t>38.2%</w:t>
             </w:r>
           </w:p>
         </w:tc>
@@ -2353,7 +2353,7 @@
               <w:rPr>
                 <w:sz w:val="22"/>
               </w:rPr>
-              <w:t>22.0%</w:t>
+              <w:t>31.1%</w:t>
             </w:r>
           </w:p>
         </w:tc>
@@ -2366,7 +2366,7 @@
               <w:rPr>
                 <w:sz w:val="22"/>
               </w:rPr>
-              <w:t>10.5%</w:t>
+              <w:t>30.7%</w:t>
             </w:r>
           </w:p>
         </w:tc>
@@ -2381,7 +2381,7 @@
         <w:t xml:space="preserve">Goles esperados: </w:t>
       </w:r>
       <w:r>
-        <w:t>Club León 2.03  —  FC Juárez 0.70  (ventaja +1.34)</w:t>
+        <w:t>Mazatlán FC 1.27  —  CD Toluca 1.11  (ventaja +0.15)</w:t>
       </w:r>
     </w:p>
     <w:p>
@@ -2392,7 +2392,7 @@
         <w:t xml:space="preserve">Forma reciente: </w:t>
       </w:r>
       <w:r>
-        <w:t>Club León: WLLWW (9 pts)   |   FC Juárez: WLDDL (5 pts)</w:t>
+        <w:t>Mazatlán FC: LDLLD (2 pts)   |   CD Toluca: DDLDL (3 pts)</w:t>
       </w:r>
     </w:p>
     <w:p>
@@ -2403,7 +2403,7 @@
         <w:t xml:space="preserve">Posicion en tabla: </w:t>
       </w:r>
       <w:r>
-        <w:t>Club León: #9 (16 pts)   |   FC Juárez: #14 (12 pts)</w:t>
+        <w:t>Mazatlán FC: #17 (12 pts)   |   CD Toluca: #5 (27 pts)</w:t>
       </w:r>
     </w:p>
     <w:p>
@@ -2414,7 +2414,7 @@
         <w:t xml:space="preserve">Corners estimados: </w:t>
       </w:r>
       <w:r>
-        <w:t>Club León: ~5.4  |  FC Juárez: ~4.4  (Total ~9.8)  [Fuente: att-calibrado]</w:t>
+        <w:t>Mazatlán FC: ~5.0  |  CD Toluca: ~4.4  (Total ~9.4)  [Fuente: att-calibrado]</w:t>
       </w:r>
     </w:p>
     <w:p>
@@ -2425,7 +2425,7 @@
         <w:t xml:space="preserve">Amarillas (prom.): </w:t>
       </w:r>
       <w:r>
-        <w:t>Club León: nan  |  FC Juárez: nan  (Total est.: nan)</w:t>
+        <w:t>Mazatlán FC: nan  |  CD Toluca: 2.0  (Total est.: nan)</w:t>
       </w:r>
     </w:p>
     <w:p>
@@ -2439,7 +2439,7 @@
         <w:rPr>
           <w:sz w:val="20"/>
         </w:rPr>
-        <w:t>El modelo favorece a Club León como local (probabilidad 67.5%, empate 22.0%, FC Juárez 10.5%). Se esperan 2.03 goles de Club León y 0.70 de FC Juárez (ventaja +1.34 goles). Club León ocupa el #9 en tabla con forma reciente WLLWW (9/15 pts), mientras FC Juárez llega en #14 en tabla con forma WLDDL (5/15 pts). El ratio de ataque local de 1.20 (+20% vs promedio liga) y el ratio de defensa visitante de 0.99 (-1% vs promedio) justifican la preferencia por el local. Nivel de confianza del modelo: ALTA.</w:t>
+        <w:t>El modelo detecta un equilibrio notable: Mazatlán FC 38.2%, empate 31.1%, CD Toluca 30.7%. Goles esperados prácticamente igualados: Mazatlán FC 1.27 — CD Toluca 1.11 (diferencia +0.15). Forma reciente similar: Mazatlán FC LDLLD (2 pts) vs CD Toluca DDLDL (3 pts). Nivel de confianza del modelo: BAJA.</w:t>
       </w:r>
     </w:p>
     <w:p/>
@@ -2451,7 +2451,7 @@
         <w:rPr>
           <w:color w:val="1A5F9B"/>
         </w:rPr>
-        <w:t>8.  Club América  vs  CD Toluca</w:t>
+        <w:t>8.  Club Necaxa  vs  CD Guadalajara</w:t>
       </w:r>
     </w:p>
     <w:p>
@@ -2461,7 +2461,7 @@
           <w:color w:val="606060"/>
           <w:sz w:val="18"/>
         </w:rPr>
-        <w:t>Fecha: 2026-04-19   |   Jornada / Ronda: N/D</w:t>
+        <w:t>Fecha: 2026-04-22   |   Jornada / Ronda: N/D</w:t>
       </w:r>
     </w:p>
     <w:p>
@@ -2470,7 +2470,7 @@
           <w:b/>
           <w:sz w:val="24"/>
         </w:rPr>
-        <w:t xml:space="preserve">Prediccion: Visitante   </w:t>
+        <w:t xml:space="preserve">Prediccion: Local   </w:t>
       </w:r>
       <w:r>
         <w:rPr>
@@ -2503,7 +2503,7 @@
                 <w:b/>
                 <w:sz w:val="18"/>
               </w:rPr>
-              <w:t>Local (Club América)</w:t>
+              <w:t>Local (Club Necaxa)</w:t>
             </w:r>
           </w:p>
         </w:tc>
@@ -2531,7 +2531,7 @@
                 <w:b/>
                 <w:sz w:val="18"/>
               </w:rPr>
-              <w:t>Visitante (CD Toluca)</w:t>
+              <w:t>Visitante (CD Guadalajara)</w:t>
             </w:r>
           </w:p>
         </w:tc>
@@ -2546,7 +2546,7 @@
               <w:rPr>
                 <w:sz w:val="22"/>
               </w:rPr>
-              <w:t>8.9%</w:t>
+              <w:t>54.8%</w:t>
             </w:r>
           </w:p>
         </w:tc>
@@ -2559,7 +2559,7 @@
               <w:rPr>
                 <w:sz w:val="22"/>
               </w:rPr>
-              <w:t>23.8%</w:t>
+              <w:t>23.4%</w:t>
             </w:r>
           </w:p>
         </w:tc>
@@ -2572,7 +2572,7 @@
               <w:rPr>
                 <w:sz w:val="22"/>
               </w:rPr>
-              <w:t>67.3%</w:t>
+              <w:t>21.9%</w:t>
             </w:r>
           </w:p>
         </w:tc>
@@ -2587,7 +2587,7 @@
         <w:t xml:space="preserve">Goles esperados: </w:t>
       </w:r>
       <w:r>
-        <w:t>Club América 0.52  —  CD Toluca 1.80  (ventaja -1.28)</w:t>
+        <w:t>Club Necaxa 2.09  —  CD Guadalajara 1.28  (ventaja +0.81)</w:t>
       </w:r>
     </w:p>
     <w:p>
@@ -2598,7 +2598,7 @@
         <w:t xml:space="preserve">Forma reciente: </w:t>
       </w:r>
       <w:r>
-        <w:t>Club América: LLWDD (5 pts)   |   CD Toluca: WWWLD (10 pts)</w:t>
+        <w:t>Club Necaxa: DWWLD (8 pts)   |   CD Guadalajara: WWDLW (10 pts)</w:t>
       </w:r>
     </w:p>
     <w:p>
@@ -2609,7 +2609,7 @@
         <w:t xml:space="preserve">Posicion en tabla: </w:t>
       </w:r>
       <w:r>
-        <w:t>Club América: #8 (16 pts)   |   CD Toluca: #3 (25 pts)</w:t>
+        <w:t>Club Necaxa: #11 (17 pts)   |   CD Guadalajara: #1 (34 pts)</w:t>
       </w:r>
     </w:p>
     <w:p>
@@ -2620,7 +2620,7 @@
         <w:t xml:space="preserve">Corners estimados: </w:t>
       </w:r>
       <w:r>
-        <w:t>Club América: ~4.3  |  CD Toluca: ~4.7  (Total ~9.0)  [Fuente: att-calibrado]</w:t>
+        <w:t>Club Necaxa: ~4.9  |  CD Guadalajara: ~4.9  (Total ~9.8)  [Fuente: att-calibrado]</w:t>
       </w:r>
     </w:p>
     <w:p>
@@ -2631,7 +2631,7 @@
         <w:t xml:space="preserve">Amarillas (prom.): </w:t>
       </w:r>
       <w:r>
-        <w:t>Club América: 1.4  |  CD Toluca: 2.0  (Total est.: 3.4)</w:t>
+        <w:t>Club Necaxa: nan  |  CD Guadalajara: 2.2  (Total est.: nan)</w:t>
       </w:r>
     </w:p>
     <w:p>
@@ -2645,7 +2645,7 @@
         <w:rPr>
           <w:sz w:val="20"/>
         </w:rPr>
-        <w:t>A pesar de jugar fuera, CD Toluca es favorito (probabilidad 67.3%, empate 23.8%, Club América 8.9%). El modelo espera 1.80 goles de CD Toluca frente a 0.52 de Club América (diferencia -1.28 goles). CD Toluca ocupa el #3 en tabla con forma WWWLD (10/15 pts), contra #8 en tabla de Club América con forma LLWDD (5/15 pts). La calidad del visitante compensa la ventaja de local. Nivel de confianza del modelo: ALTA.</w:t>
+        <w:t>El modelo favorece a Club Necaxa como local (probabilidad 54.8%, empate 23.4%, CD Guadalajara 21.9%). Se esperan 2.09 goles de Club Necaxa y 1.28 de CD Guadalajara (ventaja +0.81 goles). Club Necaxa ocupa el #11 en tabla con forma reciente DWWLD (8/15 pts), mientras CD Guadalajara llega en #1 en tabla con forma WWDLW (10/15 pts). El ratio de ataque local de 0.96 (-4% vs promedio liga) y el ratio de defensa visitante de 1.37 (+37% vs promedio) justifican la preferencia por el local. Nivel de confianza del modelo: ALTA.</w:t>
       </w:r>
     </w:p>
     <w:p/>
@@ -2657,7 +2657,7 @@
         <w:rPr>
           <w:color w:val="1A5F9B"/>
         </w:rPr>
-        <w:t>9.  Santos Laguna  vs  Atlas FC</w:t>
+        <w:t>9.  Club Tijuana  vs  CF Pachuca</w:t>
       </w:r>
     </w:p>
     <w:p>
@@ -2667,7 +2667,7 @@
           <w:color w:val="606060"/>
           <w:sz w:val="18"/>
         </w:rPr>
-        <w:t>Fecha: 2026-04-19   |   Jornada / Ronda: N/D</w:t>
+        <w:t>Fecha: 2026-04-22   |   Jornada / Ronda: N/D</w:t>
       </w:r>
     </w:p>
     <w:p>
@@ -2676,15 +2676,15 @@
           <w:b/>
           <w:sz w:val="24"/>
         </w:rPr>
-        <w:t xml:space="preserve">Prediccion: Local   </w:t>
+        <w:t xml:space="preserve">Prediccion: Empate   </w:t>
       </w:r>
       <w:r>
         <w:rPr>
           <w:b/>
-          <w:color w:val="2E860E"/>
+          <w:color w:val="C0392B"/>
           <w:sz w:val="24"/>
         </w:rPr>
-        <w:t>[Confianza: ALTA]</w:t>
+        <w:t>[Confianza: BAJA]</w:t>
       </w:r>
     </w:p>
     <w:tbl>
@@ -2709,7 +2709,7 @@
                 <w:b/>
                 <w:sz w:val="18"/>
               </w:rPr>
-              <w:t>Local (Santos Laguna)</w:t>
+              <w:t>Local (Club Tijuana)</w:t>
             </w:r>
           </w:p>
         </w:tc>
@@ -2737,7 +2737,7 @@
                 <w:b/>
                 <w:sz w:val="18"/>
               </w:rPr>
-              <w:t>Visitante (Atlas FC)</w:t>
+              <w:t>Visitante (CF Pachuca)</w:t>
             </w:r>
           </w:p>
         </w:tc>
@@ -2752,7 +2752,7 @@
               <w:rPr>
                 <w:sz w:val="22"/>
               </w:rPr>
-              <w:t>56.2%</w:t>
+              <w:t>27.0%</w:t>
             </w:r>
           </w:p>
         </w:tc>
@@ -2765,7 +2765,7 @@
               <w:rPr>
                 <w:sz w:val="22"/>
               </w:rPr>
-              <w:t>26.9%</w:t>
+              <w:t>32.2%</w:t>
             </w:r>
           </w:p>
         </w:tc>
@@ -2778,7 +2778,7 @@
               <w:rPr>
                 <w:sz w:val="22"/>
               </w:rPr>
-              <w:t>16.9%</w:t>
+              <w:t>40.8%</w:t>
             </w:r>
           </w:p>
         </w:tc>
@@ -2793,7 +2793,7 @@
         <w:t xml:space="preserve">Goles esperados: </w:t>
       </w:r>
       <w:r>
-        <w:t>Santos Laguna 1.69  —  Atlas FC 0.84  (ventaja +0.85)</w:t>
+        <w:t>Club Tijuana 0.96  —  CF Pachuca 1.24  (ventaja -0.28)</w:t>
       </w:r>
     </w:p>
     <w:p>
@@ -2804,7 +2804,7 @@
         <w:t xml:space="preserve">Forma reciente: </w:t>
       </w:r>
       <w:r>
-        <w:t>Santos Laguna: DLWDL (5 pts)   |   Atlas FC: LWLLD (4 pts)</w:t>
+        <w:t>Club Tijuana: WLWWD (10 pts)   |   CF Pachuca: DDWWW (11 pts)</w:t>
       </w:r>
     </w:p>
     <w:p>
@@ -2815,7 +2815,7 @@
         <w:t xml:space="preserve">Posicion en tabla: </w:t>
       </w:r>
       <w:r>
-        <w:t>Santos Laguna: #18 (6 pts)   |   Atlas FC: #7 (17 pts)</w:t>
+        <w:t>Club Tijuana: #10 (19 pts)   |   CF Pachuca: #2 (31 pts)</w:t>
       </w:r>
     </w:p>
     <w:p>
@@ -2826,7 +2826,7 @@
         <w:t xml:space="preserve">Corners estimados: </w:t>
       </w:r>
       <w:r>
-        <w:t>Santos Laguna: ~4.4  |  Atlas FC: ~3.4  (Total ~7.8)  [Fuente: att-calibrado]</w:t>
+        <w:t>Club Tijuana: ~4.4  |  CF Pachuca: ~5.0  (Total ~9.4)  [Fuente: att-calibrado]</w:t>
       </w:r>
     </w:p>
     <w:p>
@@ -2837,7 +2837,7 @@
         <w:t xml:space="preserve">Amarillas (prom.): </w:t>
       </w:r>
       <w:r>
-        <w:t>Santos Laguna: 2.4  |  Atlas FC: 2.2  (Total est.: 4.6)</w:t>
+        <w:t>Club Tijuana: 1.9  |  CF Pachuca: nan  (Total est.: nan)</w:t>
       </w:r>
     </w:p>
     <w:p>
@@ -2851,7 +2851,7 @@
         <w:rPr>
           <w:sz w:val="20"/>
         </w:rPr>
-        <w:t>El modelo favorece a Santos Laguna como local (probabilidad 56.2%, empate 26.9%, Atlas FC 16.9%). Se esperan 1.69 goles de Santos Laguna y 0.84 de Atlas FC (ventaja +0.85 goles). Santos Laguna ocupa el #18 en tabla con forma reciente DLWDL (5/15 pts), mientras Atlas FC llega en #7 en tabla con forma LWLLD (4/15 pts). El ratio de ataque local de 0.73 (-27% vs promedio liga) y el ratio de defensa visitante de 1.41 (+41% vs promedio) justifican la preferencia por el local. Nivel de confianza del modelo: ALTA.</w:t>
+        <w:t>El modelo detecta un equilibrio notable: Club Tijuana 27.0%, empate 32.2%, CF Pachuca 40.8%. Goles esperados prácticamente igualados: Club Tijuana 0.96 — CF Pachuca 1.24 (diferencia -0.28). Forma reciente similar: Club Tijuana WLWWD (10 pts) vs CF Pachuca DDWWW (11 pts). Nivel de confianza del modelo: BAJA.</w:t>
       </w:r>
     </w:p>
     <w:p/>
@@ -2863,7 +2863,7 @@
         <w:rPr>
           <w:color w:val="1A5F9B"/>
         </w:rPr>
-        <w:t>10.  Pumas UNAM  vs  FC Juárez</w:t>
+        <w:t>10.  Club Puebla  vs  Querétaro FC</w:t>
       </w:r>
     </w:p>
     <w:p>
@@ -2873,7 +2873,7 @@
           <w:color w:val="606060"/>
           <w:sz w:val="18"/>
         </w:rPr>
-        <w:t>Fecha: 2026-04-22   |   Jornada / Ronda: N/D</w:t>
+        <w:t>Fecha: 2026-04-24   |   Jornada / Ronda: N/D</w:t>
       </w:r>
     </w:p>
     <w:p>
@@ -2882,15 +2882,15 @@
           <w:b/>
           <w:sz w:val="24"/>
         </w:rPr>
-        <w:t xml:space="preserve">Prediccion: Local   </w:t>
+        <w:t xml:space="preserve">Prediccion: Empate   </w:t>
       </w:r>
       <w:r>
         <w:rPr>
           <w:b/>
-          <w:color w:val="2E860E"/>
+          <w:color w:val="C0392B"/>
           <w:sz w:val="24"/>
         </w:rPr>
-        <w:t>[Confianza: ALTA]</w:t>
+        <w:t>[Confianza: BAJA]</w:t>
       </w:r>
     </w:p>
     <w:tbl>
@@ -2915,7 +2915,7 @@
                 <w:b/>
                 <w:sz w:val="18"/>
               </w:rPr>
-              <w:t>Local (Pumas UNAM)</w:t>
+              <w:t>Local (Club Puebla)</w:t>
             </w:r>
           </w:p>
         </w:tc>
@@ -2943,7 +2943,7 @@
                 <w:b/>
                 <w:sz w:val="18"/>
               </w:rPr>
-              <w:t>Visitante (FC Juárez)</w:t>
+              <w:t>Visitante (Querétaro FC)</w:t>
             </w:r>
           </w:p>
         </w:tc>
@@ -2958,7 +2958,7 @@
               <w:rPr>
                 <w:sz w:val="22"/>
               </w:rPr>
-              <w:t>68.6%</w:t>
+              <w:t>36.7%</w:t>
             </w:r>
           </w:p>
         </w:tc>
@@ -2971,7 +2971,7 @@
               <w:rPr>
                 <w:sz w:val="22"/>
               </w:rPr>
-              <w:t>18.7%</w:t>
+              <w:t>39.9%</w:t>
             </w:r>
           </w:p>
         </w:tc>
@@ -2984,7 +2984,7 @@
               <w:rPr>
                 <w:sz w:val="22"/>
               </w:rPr>
-              <w:t>12.7%</w:t>
+              <w:t>23.4%</w:t>
             </w:r>
           </w:p>
         </w:tc>
@@ -2999,7 +2999,7 @@
         <w:t xml:space="preserve">Goles esperados: </w:t>
       </w:r>
       <w:r>
-        <w:t>Pumas UNAM 2.53  —  FC Juárez 1.05  (ventaja +1.49)</w:t>
+        <w:t>Club Puebla 0.85  —  Querétaro FC 0.63  (ventaja +0.23)</w:t>
       </w:r>
     </w:p>
     <w:p>
@@ -3010,7 +3010,7 @@
         <w:t xml:space="preserve">Forma reciente: </w:t>
       </w:r>
       <w:r>
-        <w:t>Pumas UNAM: DLWDW (8 pts)   |   FC Juárez: WLDDL (5 pts)</w:t>
+        <w:t>Club Puebla: DLDLL (2 pts)   |   Querétaro FC: DWDWD (9 pts)</w:t>
       </w:r>
     </w:p>
     <w:p>
@@ -3021,7 +3021,7 @@
         <w:t xml:space="preserve">Posicion en tabla: </w:t>
       </w:r>
       <w:r>
-        <w:t>Pumas UNAM: #5 (23 pts)   |   FC Juárez: #14 (12 pts)</w:t>
+        <w:t>Club Puebla: #16 (13 pts)   |   Querétaro FC: #13 (16 pts)</w:t>
       </w:r>
     </w:p>
     <w:p>
@@ -3032,7 +3032,7 @@
         <w:t xml:space="preserve">Corners estimados: </w:t>
       </w:r>
       <w:r>
-        <w:t>Pumas UNAM: ~6.0  |  FC Juárez: ~4.4  (Total ~10.4)  [Fuente: att-calibrado]</w:t>
+        <w:t>Club Puebla: ~4.2  |  Querétaro FC: ~3.7  (Total ~7.9)  [Fuente: att-calibrado]</w:t>
       </w:r>
     </w:p>
     <w:p>
@@ -3043,7 +3043,7 @@
         <w:t xml:space="preserve">Amarillas (prom.): </w:t>
       </w:r>
       <w:r>
-        <w:t>Pumas UNAM: 2.4  |  FC Juárez: nan  (Total est.: nan)</w:t>
+        <w:t>Club Puebla: nan  |  Querétaro FC: nan  (Total est.: nan)</w:t>
       </w:r>
     </w:p>
     <w:p>
@@ -3057,7 +3057,7 @@
         <w:rPr>
           <w:sz w:val="20"/>
         </w:rPr>
-        <w:t>El modelo favorece a Pumas UNAM como local (probabilidad 68.6%, empate 18.7%, FC Juárez 12.7%). Se esperan 2.53 goles de Pumas UNAM y 1.05 de FC Juárez (ventaja +1.49 goles). Pumas UNAM ocupa el #5 en tabla con forma reciente DLWDW (8/15 pts), mientras FC Juárez llega en #14 en tabla con forma WLDDL (5/15 pts). El ratio de ataque local de 1.56 (+56% vs promedio liga) y el ratio de defensa visitante de 0.99 (-1% vs promedio) justifican la preferencia por el local. Nivel de confianza del modelo: ALTA.</w:t>
+        <w:t>El modelo detecta un equilibrio notable: Club Puebla 36.7%, empate 39.9%, Querétaro FC 23.4%. Goles esperados prácticamente igualados: Club Puebla 0.85 — Querétaro FC 0.63 (diferencia +0.23). Forma reciente similar: Club Puebla DLDLL (2 pts) vs Querétaro FC DWDWD (9 pts). Nivel de confianza del modelo: BAJA.</w:t>
       </w:r>
     </w:p>
     <w:p/>
@@ -3069,7 +3069,7 @@
         <w:rPr>
           <w:color w:val="1A5F9B"/>
         </w:rPr>
-        <w:t>11.  Querétaro FC  vs  Cruz Azul</w:t>
+        <w:t>11.  CF Pachuca  vs  Pumas UNAM</w:t>
       </w:r>
     </w:p>
     <w:p>
@@ -3079,7 +3079,7 @@
           <w:color w:val="606060"/>
           <w:sz w:val="18"/>
         </w:rPr>
-        <w:t>Fecha: 2026-04-22   |   Jornada / Ronda: N/D</w:t>
+        <w:t>Fecha: 2026-04-25   |   Jornada / Ronda: N/D</w:t>
       </w:r>
     </w:p>
     <w:p>
@@ -3093,10 +3093,10 @@
       <w:r>
         <w:rPr>
           <w:b/>
-          <w:color w:val="D97A00"/>
+          <w:color w:val="C0392B"/>
           <w:sz w:val="24"/>
         </w:rPr>
-        <w:t>[Confianza: MEDIA]</w:t>
+        <w:t>[Confianza: BAJA]</w:t>
       </w:r>
     </w:p>
     <w:tbl>
@@ -3121,7 +3121,7 @@
                 <w:b/>
                 <w:sz w:val="18"/>
               </w:rPr>
-              <w:t>Local (Querétaro FC)</w:t>
+              <w:t>Local (CF Pachuca)</w:t>
             </w:r>
           </w:p>
         </w:tc>
@@ -3149,7 +3149,7 @@
                 <w:b/>
                 <w:sz w:val="18"/>
               </w:rPr>
-              <w:t>Visitante (Cruz Azul)</w:t>
+              <w:t>Visitante (Pumas UNAM)</w:t>
             </w:r>
           </w:p>
         </w:tc>
@@ -3164,7 +3164,7 @@
               <w:rPr>
                 <w:sz w:val="22"/>
               </w:rPr>
-              <w:t>24.7%</w:t>
+              <w:t>36.2%</w:t>
             </w:r>
           </w:p>
         </w:tc>
@@ -3177,7 +3177,7 @@
               <w:rPr>
                 <w:sz w:val="22"/>
               </w:rPr>
-              <w:t>29.4%</w:t>
+              <w:t>25.6%</w:t>
             </w:r>
           </w:p>
         </w:tc>
@@ -3190,7 +3190,7 @@
               <w:rPr>
                 <w:sz w:val="22"/>
               </w:rPr>
-              <w:t>45.8%</w:t>
+              <w:t>38.2%</w:t>
             </w:r>
           </w:p>
         </w:tc>
@@ -3205,7 +3205,7 @@
         <w:t xml:space="preserve">Goles esperados: </w:t>
       </w:r>
       <w:r>
-        <w:t>Querétaro FC 1.02  —  Cruz Azul 1.47  (ventaja -0.45)</w:t>
+        <w:t>CF Pachuca 1.63  —  Pumas UNAM 1.68  (ventaja -0.05)</w:t>
       </w:r>
     </w:p>
     <w:p>
@@ -3216,7 +3216,7 @@
         <w:t xml:space="preserve">Forma reciente: </w:t>
       </w:r>
       <w:r>
-        <w:t>Querétaro FC: LLWDW (7 pts)   |   Cruz Azul: WWWLD (10 pts)</w:t>
+        <w:t>CF Pachuca: DDWWW (11 pts)   |   Pumas UNAM: DWDWW (11 pts)</w:t>
       </w:r>
     </w:p>
     <w:p>
@@ -3227,7 +3227,7 @@
         <w:t xml:space="preserve">Posicion en tabla: </w:t>
       </w:r>
       <w:r>
-        <w:t>Querétaro FC: #13 (13 pts)   |   Cruz Azul: #1 (26 pts)</w:t>
+        <w:t>CF Pachuca: #2 (31 pts)   |   Pumas UNAM: #3 (30 pts)</w:t>
       </w:r>
     </w:p>
     <w:p>
@@ -3238,7 +3238,7 @@
         <w:t xml:space="preserve">Corners estimados: </w:t>
       </w:r>
       <w:r>
-        <w:t>Querétaro FC: ~5.0  |  Cruz Azul: ~5.2  (Total ~10.2)  [Fuente: att-calibrado]</w:t>
+        <w:t>CF Pachuca: ~5.7  |  Pumas UNAM: ~5.1  (Total ~10.8)  [Fuente: att-calibrado]</w:t>
       </w:r>
     </w:p>
     <w:p>
@@ -3249,7 +3249,7 @@
         <w:t xml:space="preserve">Amarillas (prom.): </w:t>
       </w:r>
       <w:r>
-        <w:t>Querétaro FC: nan  |  Cruz Azul: nan  (Total est.: nan)</w:t>
+        <w:t>CF Pachuca: nan  |  Pumas UNAM: 2.4  (Total est.: nan)</w:t>
       </w:r>
     </w:p>
     <w:p>
@@ -3263,7 +3263,7 @@
         <w:rPr>
           <w:sz w:val="20"/>
         </w:rPr>
-        <w:t>A pesar de jugar fuera, Cruz Azul es favorito (probabilidad 45.8%, empate 29.4%, Querétaro FC 24.7%). El modelo espera 1.47 goles de Cruz Azul frente a 1.02 de Querétaro FC (diferencia -0.45 goles). Cruz Azul ocupa el #1 en tabla con forma WWWLD (10/15 pts), contra #13 en tabla de Querétaro FC con forma LLWDW (7/15 pts). La calidad del visitante compensa la ventaja de local. Nivel de confianza del modelo: MEDIA.</w:t>
+        <w:t>A pesar de jugar fuera, Pumas UNAM es favorito (probabilidad 38.2%, empate 25.6%, CF Pachuca 36.2%). El modelo espera 1.68 goles de Pumas UNAM frente a 1.63 de CF Pachuca (diferencia -0.05 goles). Pumas UNAM ocupa el #3 en tabla con forma DWDWW (11/15 pts), contra #2 en tabla de CF Pachuca con forma DDWWW (11/15 pts). La calidad del visitante compensa la ventaja de local. Nivel de confianza del modelo: BAJA.</w:t>
       </w:r>
     </w:p>
     <w:p/>
@@ -3275,7 +3275,7 @@
         <w:rPr>
           <w:color w:val="1A5F9B"/>
         </w:rPr>
-        <w:t>12.  CF Monterrey  vs  Club Puebla</w:t>
+        <w:t>12.  Tigres UANL  vs  Mazatlán FC</w:t>
       </w:r>
     </w:p>
     <w:p>
@@ -3285,7 +3285,7 @@
           <w:color w:val="606060"/>
           <w:sz w:val="18"/>
         </w:rPr>
-        <w:t>Fecha: 2026-04-22   |   Jornada / Ronda: N/D</w:t>
+        <w:t>Fecha: 2026-04-25   |   Jornada / Ronda: N/D</w:t>
       </w:r>
     </w:p>
     <w:p>
@@ -3299,10 +3299,10 @@
       <w:r>
         <w:rPr>
           <w:b/>
-          <w:color w:val="C0392B"/>
+          <w:color w:val="2E860E"/>
           <w:sz w:val="24"/>
         </w:rPr>
-        <w:t>[Confianza: BAJA]</w:t>
+        <w:t>[Confianza: ALTA]</w:t>
       </w:r>
     </w:p>
     <w:tbl>
@@ -3327,7 +3327,7 @@
                 <w:b/>
                 <w:sz w:val="18"/>
               </w:rPr>
-              <w:t>Local (CF Monterrey)</w:t>
+              <w:t>Local (Tigres UANL)</w:t>
             </w:r>
           </w:p>
         </w:tc>
@@ -3355,7 +3355,7 @@
                 <w:b/>
                 <w:sz w:val="18"/>
               </w:rPr>
-              <w:t>Visitante (Club Puebla)</w:t>
+              <w:t>Visitante (Mazatlán FC)</w:t>
             </w:r>
           </w:p>
         </w:tc>
@@ -3370,7 +3370,7 @@
               <w:rPr>
                 <w:sz w:val="22"/>
               </w:rPr>
-              <w:t>43.0%</w:t>
+              <w:t>76.6%</w:t>
             </w:r>
           </w:p>
         </w:tc>
@@ -3383,7 +3383,7 @@
               <w:rPr>
                 <w:sz w:val="22"/>
               </w:rPr>
-              <w:t>38.3%</w:t>
+              <w:t>16.6%</w:t>
             </w:r>
           </w:p>
         </w:tc>
@@ -3396,7 +3396,7 @@
               <w:rPr>
                 <w:sz w:val="22"/>
               </w:rPr>
-              <w:t>18.6%</w:t>
+              <w:t>6.8%</w:t>
             </w:r>
           </w:p>
         </w:tc>
@@ -3411,7 +3411,7 @@
         <w:t xml:space="preserve">Goles esperados: </w:t>
       </w:r>
       <w:r>
-        <w:t>CF Monterrey 0.97  —  Club Puebla 0.55  (ventaja +0.42)</w:t>
+        <w:t>Tigres UANL 2.48  —  Mazatlán FC 0.65  (ventaja +1.83)</w:t>
       </w:r>
     </w:p>
     <w:p>
@@ -3422,7 +3422,7 @@
         <w:t xml:space="preserve">Forma reciente: </w:t>
       </w:r>
       <w:r>
-        <w:t>CF Monterrey: LWLLD (4 pts)   |   Club Puebla: WWLDL (7 pts)</w:t>
+        <w:t>Tigres UANL: DLLWD (5 pts)   |   Mazatlán FC: LDLLD (2 pts)</w:t>
       </w:r>
     </w:p>
     <w:p>
@@ -3433,7 +3433,7 @@
         <w:t xml:space="preserve">Posicion en tabla: </w:t>
       </w:r>
       <w:r>
-        <w:t>CF Monterrey: #11 (14 pts)   |   Club Puebla: #15 (12 pts)</w:t>
+        <w:t>Tigres UANL: #9 (21 pts)   |   Mazatlán FC: #17 (12 pts)</w:t>
       </w:r>
     </w:p>
     <w:p>
@@ -3444,7 +3444,7 @@
         <w:t xml:space="preserve">Corners estimados: </w:t>
       </w:r>
       <w:r>
-        <w:t>CF Monterrey: ~5.0  |  Club Puebla: ~3.4  (Total ~8.4)  [Fuente: att-calibrado]</w:t>
+        <w:t>Tigres UANL: ~5.4  |  Mazatlán FC: ~4.2  (Total ~9.6)  [Fuente: att-calibrado]</w:t>
       </w:r>
     </w:p>
     <w:p>
@@ -3455,7 +3455,7 @@
         <w:t xml:space="preserve">Amarillas (prom.): </w:t>
       </w:r>
       <w:r>
-        <w:t>CF Monterrey: 1.9  |  Club Puebla: nan  (Total est.: nan)</w:t>
+        <w:t>Tigres UANL: 1.9  |  Mazatlán FC: nan  (Total est.: nan)</w:t>
       </w:r>
     </w:p>
     <w:p>
@@ -3469,7 +3469,7 @@
         <w:rPr>
           <w:sz w:val="20"/>
         </w:rPr>
-        <w:t>El modelo favorece a CF Monterrey como local (probabilidad 43.0%, empate 38.3%, Club Puebla 18.6%). Se esperan 0.97 goles de CF Monterrey y 0.55 de Club Puebla (ventaja +0.42 goles). CF Monterrey ocupa el #11 en tabla con forma reciente LWLLD (4/15 pts), mientras Club Puebla llega en #15 en tabla con forma WWLDL (7/15 pts). El ratio de ataque local de 1.01 (+1% vs promedio liga) y el ratio de defensa visitante de 0.56 (-44% vs promedio) justifican la preferencia por el local. Nivel de confianza del modelo: BAJA.</w:t>
+        <w:t>El modelo favorece a Tigres UANL como local (probabilidad 76.6%, empate 16.6%, Mazatlán FC 6.8%). Se esperan 2.48 goles de Tigres UANL y 0.65 de Mazatlán FC (ventaja +1.83 goles). Tigres UANL ocupa el #9 en tabla con forma reciente DLLWD (5/15 pts), mientras Mazatlán FC llega en #17 en tabla con forma LDLLD (2/15 pts). El ratio de ataque local de 1.19 (+19% vs promedio liga) y el ratio de defensa visitante de 1.37 (+37% vs promedio) justifican la preferencia por el local. Nivel de confianza del modelo: ALTA.</w:t>
       </w:r>
     </w:p>
     <w:p/>
@@ -3481,7 +3481,7 @@
         <w:rPr>
           <w:color w:val="1A5F9B"/>
         </w:rPr>
-        <w:t>13.  Club León  vs  Club América</w:t>
+        <w:t>13.  CD Toluca  vs  Club León</w:t>
       </w:r>
     </w:p>
     <w:p>
@@ -3491,7 +3491,7 @@
           <w:color w:val="606060"/>
           <w:sz w:val="18"/>
         </w:rPr>
-        <w:t>Fecha: 2026-04-22   |   Jornada / Ronda: N/D</w:t>
+        <w:t>Fecha: 2026-04-25   |   Jornada / Ronda: N/D</w:t>
       </w:r>
     </w:p>
     <w:p>
@@ -3500,15 +3500,15 @@
           <w:b/>
           <w:sz w:val="24"/>
         </w:rPr>
-        <w:t xml:space="preserve">Prediccion: Visitante   </w:t>
+        <w:t xml:space="preserve">Prediccion: Local   </w:t>
       </w:r>
       <w:r>
         <w:rPr>
           <w:b/>
-          <w:color w:val="C0392B"/>
+          <w:color w:val="2E860E"/>
           <w:sz w:val="24"/>
         </w:rPr>
-        <w:t>[Confianza: BAJA]</w:t>
+        <w:t>[Confianza: ALTA]</w:t>
       </w:r>
     </w:p>
     <w:tbl>
@@ -3533,7 +3533,7 @@
                 <w:b/>
                 <w:sz w:val="18"/>
               </w:rPr>
-              <w:t>Local (Club León)</w:t>
+              <w:t>Local (CD Toluca)</w:t>
             </w:r>
           </w:p>
         </w:tc>
@@ -3561,7 +3561,7 @@
                 <w:b/>
                 <w:sz w:val="18"/>
               </w:rPr>
-              <w:t>Visitante (Club América)</w:t>
+              <w:t>Visitante (Club León)</w:t>
             </w:r>
           </w:p>
         </w:tc>
@@ -3576,7 +3576,7 @@
               <w:rPr>
                 <w:sz w:val="22"/>
               </w:rPr>
-              <w:t>27.9%</w:t>
+              <w:t>49.5%</w:t>
             </w:r>
           </w:p>
         </w:tc>
@@ -3589,7 +3589,7 @@
               <w:rPr>
                 <w:sz w:val="22"/>
               </w:rPr>
-              <w:t>35.9%</w:t>
+              <w:t>28.8%</w:t>
             </w:r>
           </w:p>
         </w:tc>
@@ -3602,7 +3602,7 @@
               <w:rPr>
                 <w:sz w:val="22"/>
               </w:rPr>
-              <w:t>36.1%</w:t>
+              <w:t>21.7%</w:t>
             </w:r>
           </w:p>
         </w:tc>
@@ -3617,7 +3617,7 @@
         <w:t xml:space="preserve">Goles esperados: </w:t>
       </w:r>
       <w:r>
-        <w:t>Club León 0.84  —  Club América 0.99  (ventaja -0.15)</w:t>
+        <w:t>CD Toluca 1.54  —  Club León 0.95  (ventaja +0.59)</w:t>
       </w:r>
     </w:p>
     <w:p>
@@ -3628,7 +3628,7 @@
         <w:t xml:space="preserve">Forma reciente: </w:t>
       </w:r>
       <w:r>
-        <w:t>Club León: WLLWW (9 pts)   |   Club América: LLWDD (5 pts)</w:t>
+        <w:t>CD Toluca: DDLDL (3 pts)   |   Club León: LWWWW (12 pts)</w:t>
       </w:r>
     </w:p>
     <w:p>
@@ -3639,7 +3639,7 @@
         <w:t xml:space="preserve">Posicion en tabla: </w:t>
       </w:r>
       <w:r>
-        <w:t>Club León: #9 (16 pts)   |   Club América: #8 (16 pts)</w:t>
+        <w:t>CD Toluca: #5 (27 pts)   |   Club León: #8 (22 pts)</w:t>
       </w:r>
     </w:p>
     <w:p>
@@ -3650,7 +3650,7 @@
         <w:t xml:space="preserve">Corners estimados: </w:t>
       </w:r>
       <w:r>
-        <w:t>Club León: ~5.4  |  Club América: ~5.0  (Total ~10.4)  [Fuente: att-calibrado]</w:t>
+        <w:t>CD Toluca: ~5.0  |  Club León: ~4.4  (Total ~9.4)  [Fuente: att-calibrado]</w:t>
       </w:r>
     </w:p>
     <w:p>
@@ -3661,7 +3661,7 @@
         <w:t xml:space="preserve">Amarillas (prom.): </w:t>
       </w:r>
       <w:r>
-        <w:t>Club León: nan  |  Club América: 1.4  (Total est.: nan)</w:t>
+        <w:t>CD Toluca: 2.0  |  Club León: nan  (Total est.: nan)</w:t>
       </w:r>
     </w:p>
     <w:p>
@@ -3675,7 +3675,7 @@
         <w:rPr>
           <w:sz w:val="20"/>
         </w:rPr>
-        <w:t>A pesar de jugar fuera, Club América es favorito (probabilidad 36.1%, empate 35.9%, Club León 27.9%). El modelo espera 0.99 goles de Club América frente a 0.84 de Club León (diferencia -0.15 goles). Club América ocupa el #8 en tabla con forma LLWDD (5/15 pts), contra #9 en tabla de Club León con forma WLLWW (9/15 pts). La calidad del visitante compensa la ventaja de local. Nivel de confianza del modelo: BAJA.</w:t>
+        <w:t>El modelo favorece a CD Toluca como local (probabilidad 49.5%, empate 28.8%, Club León 21.7%). Se esperan 1.54 goles de CD Toluca y 0.95 de Club León (ventaja +0.59 goles). CD Toluca ocupa el #5 en tabla con forma reciente DDLDL (3/15 pts), mientras Club León llega en #8 en tabla con forma LWWWW (12/15 pts). El ratio de ataque local de 0.99 (-1% vs promedio liga) y el ratio de defensa visitante de 1.08 (+8% vs promedio) justifican la preferencia por el local. Nivel de confianza del modelo: ALTA.</w:t>
       </w:r>
     </w:p>
     <w:p/>
@@ -3687,7 +3687,7 @@
         <w:rPr>
           <w:color w:val="1A5F9B"/>
         </w:rPr>
-        <w:t>14.  Atlas FC  vs  Tigres UANL</w:t>
+        <w:t>14.  CD Guadalajara  vs  Club Tijuana</w:t>
       </w:r>
     </w:p>
     <w:p>
@@ -3697,7 +3697,7 @@
           <w:color w:val="606060"/>
           <w:sz w:val="18"/>
         </w:rPr>
-        <w:t>Fecha: 2026-04-23   |   Jornada / Ronda: N/D</w:t>
+        <w:t>Fecha: 2026-04-25   |   Jornada / Ronda: N/D</w:t>
       </w:r>
     </w:p>
     <w:p>
@@ -3711,10 +3711,10 @@
       <w:r>
         <w:rPr>
           <w:b/>
-          <w:color w:val="C0392B"/>
+          <w:color w:val="2E860E"/>
           <w:sz w:val="24"/>
         </w:rPr>
-        <w:t>[Confianza: BAJA]</w:t>
+        <w:t>[Confianza: ALTA]</w:t>
       </w:r>
     </w:p>
     <w:tbl>
@@ -3739,7 +3739,7 @@
                 <w:b/>
                 <w:sz w:val="18"/>
               </w:rPr>
-              <w:t>Local (Atlas FC)</w:t>
+              <w:t>Local (CD Guadalajara)</w:t>
             </w:r>
           </w:p>
         </w:tc>
@@ -3767,7 +3767,7 @@
                 <w:b/>
                 <w:sz w:val="18"/>
               </w:rPr>
-              <w:t>Visitante (Tigres UANL)</w:t>
+              <w:t>Visitante (Club Tijuana)</w:t>
             </w:r>
           </w:p>
         </w:tc>
@@ -3782,7 +3782,7 @@
               <w:rPr>
                 <w:sz w:val="22"/>
               </w:rPr>
-              <w:t>36.3%</w:t>
+              <w:t>68.5%</w:t>
             </w:r>
           </w:p>
         </w:tc>
@@ -3795,7 +3795,7 @@
               <w:rPr>
                 <w:sz w:val="22"/>
               </w:rPr>
-              <w:t>28.9%</w:t>
+              <w:t>19.8%</w:t>
             </w:r>
           </w:p>
         </w:tc>
@@ -3808,7 +3808,7 @@
               <w:rPr>
                 <w:sz w:val="22"/>
               </w:rPr>
-              <w:t>34.9%</w:t>
+              <w:t>11.7%</w:t>
             </w:r>
           </w:p>
         </w:tc>
@@ -3823,7 +3823,7 @@
         <w:t xml:space="preserve">Goles esperados: </w:t>
       </w:r>
       <w:r>
-        <w:t>Atlas FC 1.38  —  Tigres UANL 1.34  (ventaja +0.03)</w:t>
+        <w:t>CD Guadalajara 2.34  —  Club Tijuana 0.90  (ventaja +1.44)</w:t>
       </w:r>
     </w:p>
     <w:p>
@@ -3834,7 +3834,7 @@
         <w:t xml:space="preserve">Forma reciente: </w:t>
       </w:r>
       <w:r>
-        <w:t>Atlas FC: LWLLD (4 pts)   |   Tigres UANL: WLWLW (9 pts)</w:t>
+        <w:t>CD Guadalajara: WWDLW (10 pts)   |   Club Tijuana: WLWWD (10 pts)</w:t>
       </w:r>
     </w:p>
     <w:p>
@@ -3845,7 +3845,7 @@
         <w:t xml:space="preserve">Posicion en tabla: </w:t>
       </w:r>
       <w:r>
-        <w:t>Atlas FC: #7 (17 pts)   |   Tigres UANL: #6 (19 pts)</w:t>
+        <w:t>CD Guadalajara: #1 (34 pts)   |   Club Tijuana: #10 (19 pts)</w:t>
       </w:r>
     </w:p>
     <w:p>
@@ -3856,7 +3856,7 @@
         <w:t xml:space="preserve">Corners estimados: </w:t>
       </w:r>
       <w:r>
-        <w:t>Atlas FC: ~4.7  |  Tigres UANL: ~4.9  (Total ~9.6)  [Fuente: att-calibrado]</w:t>
+        <w:t>CD Guadalajara: ~6.4  |  Club Tijuana: ~4.6  (Total ~11.0)  [Fuente: att-calibrado]</w:t>
       </w:r>
     </w:p>
     <w:p>
@@ -3867,7 +3867,7 @@
         <w:t xml:space="preserve">Amarillas (prom.): </w:t>
       </w:r>
       <w:r>
-        <w:t>Atlas FC: 2.2  |  Tigres UANL: 1.9  (Total est.: 4.1)</w:t>
+        <w:t>CD Guadalajara: 2.2  |  Club Tijuana: 1.9  (Total est.: 4.1)</w:t>
       </w:r>
     </w:p>
     <w:p>
@@ -3881,7 +3881,7 @@
         <w:rPr>
           <w:sz w:val="20"/>
         </w:rPr>
-        <w:t>El modelo favorece a Atlas FC como local (probabilidad 36.3%, empate 28.9%, Tigres UANL 34.9%). Se esperan 1.38 goles de Atlas FC y 1.34 de Tigres UANL (ventaja +0.03 goles). Atlas FC ocupa el #7 en tabla con forma reciente LWLLD (4/15 pts), mientras Tigres UANL llega en #6 en tabla con forma WLWLW (9/15 pts). El ratio de ataque local de 0.85 (-15% vs promedio liga) y el ratio de defensa visitante de 1.04 (+4% vs promedio) justifican la preferencia por el local. Nivel de confianza del modelo: BAJA.</w:t>
+        <w:t>El modelo favorece a CD Guadalajara como local (probabilidad 68.5%, empate 19.8%, Club Tijuana 11.7%). Se esperan 2.34 goles de CD Guadalajara y 0.90 de Club Tijuana (ventaja +1.44 goles). CD Guadalajara ocupa el #1 en tabla con forma reciente WWDLW (10/15 pts), mientras Club Tijuana llega en #10 en tabla con forma WLWWD (10/15 pts). El ratio de ataque local de 1.82 (+82% vs promedio liga) y el ratio de defensa visitante de 0.91 (-9% vs promedio) justifican la preferencia por el local. Nivel de confianza del modelo: ALTA.</w:t>
       </w:r>
     </w:p>
     <w:p/>
@@ -3893,7 +3893,7 @@
         <w:rPr>
           <w:color w:val="1A5F9B"/>
         </w:rPr>
-        <w:t>15.  Atlético San Luis  vs  Santos Laguna</w:t>
+        <w:t>15.  Club América  vs  Atlas FC</w:t>
       </w:r>
     </w:p>
     <w:p>
@@ -3903,7 +3903,7 @@
           <w:color w:val="606060"/>
           <w:sz w:val="18"/>
         </w:rPr>
-        <w:t>Fecha: 2026-04-23   |   Jornada / Ronda: N/D</w:t>
+        <w:t>Fecha: 2026-04-25   |   Jornada / Ronda: N/D</w:t>
       </w:r>
     </w:p>
     <w:p>
@@ -3917,10 +3917,10 @@
       <w:r>
         <w:rPr>
           <w:b/>
-          <w:color w:val="2E860E"/>
+          <w:color w:val="D97A00"/>
           <w:sz w:val="24"/>
         </w:rPr>
-        <w:t>[Confianza: ALTA]</w:t>
+        <w:t>[Confianza: MEDIA]</w:t>
       </w:r>
     </w:p>
     <w:tbl>
@@ -3945,7 +3945,7 @@
                 <w:b/>
                 <w:sz w:val="18"/>
               </w:rPr>
-              <w:t>Local (Atlético San Lu)</w:t>
+              <w:t>Local (Club América)</w:t>
             </w:r>
           </w:p>
         </w:tc>
@@ -3973,7 +3973,7 @@
                 <w:b/>
                 <w:sz w:val="18"/>
               </w:rPr>
-              <w:t>Visitante (Santos Laguna)</w:t>
+              <w:t>Visitante (Atlas FC)</w:t>
             </w:r>
           </w:p>
         </w:tc>
@@ -3988,7 +3988,7 @@
               <w:rPr>
                 <w:sz w:val="22"/>
               </w:rPr>
-              <w:t>72.8%</w:t>
+              <w:t>46.5%</w:t>
             </w:r>
           </w:p>
         </w:tc>
@@ -4001,7 +4001,7 @@
               <w:rPr>
                 <w:sz w:val="22"/>
               </w:rPr>
-              <w:t>15.0%</w:t>
+              <w:t>31.2%</w:t>
             </w:r>
           </w:p>
         </w:tc>
@@ -4014,7 +4014,7 @@
               <w:rPr>
                 <w:sz w:val="22"/>
               </w:rPr>
-              <w:t>12.2%</w:t>
+              <w:t>22.2%</w:t>
             </w:r>
           </w:p>
         </w:tc>
@@ -4029,7 +4029,7 @@
         <w:t xml:space="preserve">Goles esperados: </w:t>
       </w:r>
       <w:r>
-        <w:t>Atlético San Luis 3.71  —  Santos Laguna 1.65  (ventaja +2.06)</w:t>
+        <w:t>Club América 1.35  —  Atlas FC 0.86  (ventaja +0.49)</w:t>
       </w:r>
     </w:p>
     <w:p>
@@ -4040,7 +4040,7 @@
         <w:t xml:space="preserve">Forma reciente: </w:t>
       </w:r>
       <w:r>
-        <w:t>Atlético San Luis: LWLWD (7 pts)   |   Santos Laguna: DLWDL (5 pts)</w:t>
+        <w:t>Club América: WLDDW (8 pts)   |   Atlas FC: DDLDW (6 pts)</w:t>
       </w:r>
     </w:p>
     <w:p>
@@ -4051,7 +4051,7 @@
         <w:t xml:space="preserve">Posicion en tabla: </w:t>
       </w:r>
       <w:r>
-        <w:t>Atlético San Luis: #12 (14 pts)   |   Santos Laguna: #18 (6 pts)</w:t>
+        <w:t>Club América: #6 (22 pts)   |   Atlas FC: #7 (22 pts)</w:t>
       </w:r>
     </w:p>
     <w:p>
@@ -4062,7 +4062,7 @@
         <w:t xml:space="preserve">Corners estimados: </w:t>
       </w:r>
       <w:r>
-        <w:t>Atlético San Lui: ~5.8  |  Santos Laguna: ~5.1  (Total ~10.9)  [Fuente: att-calibrado]</w:t>
+        <w:t>Club América: ~5.0  |  Atlas FC: ~4.0  (Total ~9.0)  [Fuente: att-calibrado]</w:t>
       </w:r>
     </w:p>
     <w:p>
@@ -4073,7 +4073,7 @@
         <w:t xml:space="preserve">Amarillas (prom.): </w:t>
       </w:r>
       <w:r>
-        <w:t>Atlético San Lui: nan  |  Santos Laguna: 2.4  (Total est.: nan)</w:t>
+        <w:t>Club América: 1.4  |  Atlas FC: 2.2  (Total est.: 3.6)</w:t>
       </w:r>
     </w:p>
     <w:p>
@@ -4087,7 +4087,7 @@
         <w:rPr>
           <w:sz w:val="20"/>
         </w:rPr>
-        <w:t>El modelo favorece a Atlético San Luis como local (probabilidad 72.8%, empate 15.0%, Santos Laguna 12.2%). Se esperan 3.71 goles de Atlético San Luis y 1.65 de Santos Laguna (ventaja +2.06 goles). Atlético San Luis ocupa el #12 en tabla con forma reciente LWLWD (7/15 pts), mientras Santos Laguna llega en #18 en tabla con forma DLWDL (5/15 pts). El ratio de ataque local de 1.46 (+46% vs promedio liga) y el ratio de defensa visitante de 1.79 (+79% vs promedio) justifican la preferencia por el local. Nivel de confianza del modelo: ALTA.</w:t>
+        <w:t>El modelo favorece a Club América como local (probabilidad 46.5%, empate 31.2%, Atlas FC 22.2%). Se esperan 1.35 goles de Club América y 0.86 de Atlas FC (ventaja +0.49 goles). Club América ocupa el #6 en tabla con forma reciente WLDDW (8/15 pts), mientras Atlas FC llega en #7 en tabla con forma DDLDW (6/15 pts). El ratio de ataque local de 0.98 (-2% vs promedio liga) y el ratio de defensa visitante de 0.89 (-11% vs promedio) justifican la preferencia por el local. Nivel de confianza del modelo: MEDIA.</w:t>
       </w:r>
     </w:p>
     <w:p/>
@@ -4099,7 +4099,7 @@
         <w:rPr>
           <w:color w:val="1A5F9B"/>
         </w:rPr>
-        <w:t>16.  Mazatlán FC  vs  CD Toluca</w:t>
+        <w:t>16.  FC Juárez  vs  Atlético San Luis</w:t>
       </w:r>
     </w:p>
     <w:p>
@@ -4109,7 +4109,7 @@
           <w:color w:val="606060"/>
           <w:sz w:val="18"/>
         </w:rPr>
-        <w:t>Fecha: 2026-04-23   |   Jornada / Ronda: N/D</w:t>
+        <w:t>Fecha: 2026-04-25   |   Jornada / Ronda: N/D</w:t>
       </w:r>
     </w:p>
     <w:p>
@@ -4118,15 +4118,15 @@
           <w:b/>
           <w:sz w:val="24"/>
         </w:rPr>
-        <w:t xml:space="preserve">Prediccion: Visitante   </w:t>
+        <w:t xml:space="preserve">Prediccion: Local   </w:t>
       </w:r>
       <w:r>
         <w:rPr>
           <w:b/>
-          <w:color w:val="2E860E"/>
+          <w:color w:val="C0392B"/>
           <w:sz w:val="24"/>
         </w:rPr>
-        <w:t>[Confianza: ALTA]</w:t>
+        <w:t>[Confianza: BAJA]</w:t>
       </w:r>
     </w:p>
     <w:tbl>
@@ -4151,7 +4151,7 @@
                 <w:b/>
                 <w:sz w:val="18"/>
               </w:rPr>
-              <w:t>Local (Mazatlán FC)</w:t>
+              <w:t>Local (FC Juárez)</w:t>
             </w:r>
           </w:p>
         </w:tc>
@@ -4179,7 +4179,7 @@
                 <w:b/>
                 <w:sz w:val="18"/>
               </w:rPr>
-              <w:t>Visitante (CD Toluca)</w:t>
+              <w:t>Visitante (Atlético San Lu)</w:t>
             </w:r>
           </w:p>
         </w:tc>
@@ -4194,7 +4194,7 @@
               <w:rPr>
                 <w:sz w:val="22"/>
               </w:rPr>
-              <w:t>17.6%</w:t>
+              <w:t>39.2%</w:t>
             </w:r>
           </w:p>
         </w:tc>
@@ -4207,7 +4207,7 @@
               <w:rPr>
                 <w:sz w:val="22"/>
               </w:rPr>
-              <w:t>23.8%</w:t>
+              <w:t>26.0%</w:t>
             </w:r>
           </w:p>
         </w:tc>
@@ -4220,7 +4220,7 @@
               <w:rPr>
                 <w:sz w:val="22"/>
               </w:rPr>
-              <w:t>58.6%</w:t>
+              <w:t>34.8%</w:t>
             </w:r>
           </w:p>
         </w:tc>
@@ -4235,7 +4235,7 @@
         <w:t xml:space="preserve">Goles esperados: </w:t>
       </w:r>
       <w:r>
-        <w:t>Mazatlán FC 1.03  —  CD Toluca 2.00  (ventaja -0.97)</w:t>
+        <w:t>FC Juárez 1.66  —  Atlético San Luis 1.56  (ventaja +0.10)</w:t>
       </w:r>
     </w:p>
     <w:p>
@@ -4246,7 +4246,7 @@
         <w:t xml:space="preserve">Forma reciente: </w:t>
       </w:r>
       <w:r>
-        <w:t>Mazatlán FC: WLWLL (6 pts)   |   CD Toluca: WWWLD (10 pts)</w:t>
+        <w:t>FC Juárez: WDDLL (5 pts)   |   Atlético San Luis: DLWDL (5 pts)</w:t>
       </w:r>
     </w:p>
     <w:p>
@@ -4257,7 +4257,7 @@
         <w:t xml:space="preserve">Posicion en tabla: </w:t>
       </w:r>
       <w:r>
-        <w:t>Mazatlán FC: #17 (10 pts)   |   CD Toluca: #3 (25 pts)</w:t>
+        <w:t>FC Juárez: #12 (16 pts)   |   Atlético San Luis: #15 (15 pts)</w:t>
       </w:r>
     </w:p>
     <w:p>
@@ -4268,7 +4268,7 @@
         <w:t xml:space="preserve">Corners estimados: </w:t>
       </w:r>
       <w:r>
-        <w:t>Mazatlán FC: ~5.5  |  CD Toluca: ~4.7  (Total ~10.2)  [Fuente: att-calibrado]</w:t>
+        <w:t>FC Juárez: ~5.1  |  Atlético San Lui: ~4.6  (Total ~9.7)  [Fuente: att-calibrado]</w:t>
       </w:r>
     </w:p>
     <w:p>
@@ -4279,7 +4279,7 @@
         <w:t xml:space="preserve">Amarillas (prom.): </w:t>
       </w:r>
       <w:r>
-        <w:t>Mazatlán FC: nan  |  CD Toluca: 2.0  (Total est.: nan)</w:t>
+        <w:t>FC Juárez: nan  |  Atlético San Lui: nan  (Total est.: nan)</w:t>
       </w:r>
     </w:p>
     <w:p>
@@ -4293,7 +4293,7 @@
         <w:rPr>
           <w:sz w:val="20"/>
         </w:rPr>
-        <w:t>A pesar de jugar fuera, CD Toluca es favorito (probabilidad 58.6%, empate 23.8%, Mazatlán FC 17.6%). El modelo espera 2.00 goles de CD Toluca frente a 1.03 de Mazatlán FC (diferencia -0.97 goles). CD Toluca ocupa el #3 en tabla con forma WWWLD (10/15 pts), contra #17 en tabla de Mazatlán FC con forma WLWLL (6/15 pts). La calidad del visitante compensa la ventaja de local. Nivel de confianza del modelo: ALTA.</w:t>
+        <w:t>El modelo favorece a FC Juárez como local (probabilidad 39.2%, empate 26.0%, Atlético San Luis 34.8%). Se esperan 1.66 goles de FC Juárez y 1.56 de Atlético San Luis (ventaja +0.10 goles). FC Juárez ocupa el #12 en tabla con forma reciente WDDLL (5/15 pts), mientras Atlético San Luis llega en #15 en tabla con forma DLWDL (5/15 pts). El ratio de ataque local de 1.07 (+7% vs promedio liga) y el ratio de defensa visitante de 1.09 (+9% vs promedio) justifican la preferencia por el local. Nivel de confianza del modelo: BAJA.</w:t>
       </w:r>
     </w:p>
     <w:p/>
@@ -4305,7 +4305,7 @@
         <w:rPr>
           <w:color w:val="1A5F9B"/>
         </w:rPr>
-        <w:t>17.  Club Necaxa  vs  CD Guadalajara</w:t>
+        <w:t>17.  Santos Laguna  vs  CF Monterrey</w:t>
       </w:r>
     </w:p>
     <w:p>
@@ -4315,7 +4315,7 @@
           <w:color w:val="606060"/>
           <w:sz w:val="18"/>
         </w:rPr>
-        <w:t>Fecha: 2026-04-23   |   Jornada / Ronda: N/D</w:t>
+        <w:t>Fecha: 2026-04-26   |   Jornada / Ronda: N/D</w:t>
       </w:r>
     </w:p>
     <w:p>
@@ -4324,7 +4324,7 @@
           <w:b/>
           <w:sz w:val="24"/>
         </w:rPr>
-        <w:t xml:space="preserve">Prediccion: Local   </w:t>
+        <w:t xml:space="preserve">Prediccion: Empate   </w:t>
       </w:r>
       <w:r>
         <w:rPr>
@@ -4357,7 +4357,7 @@
                 <w:b/>
                 <w:sz w:val="18"/>
               </w:rPr>
-              <w:t>Local (Club Necaxa)</w:t>
+              <w:t>Local (Santos Laguna)</w:t>
             </w:r>
           </w:p>
         </w:tc>
@@ -4385,7 +4385,7 @@
                 <w:b/>
                 <w:sz w:val="18"/>
               </w:rPr>
-              <w:t>Visitante (CD Guadalajara)</w:t>
+              <w:t>Visitante (CF Monterrey)</w:t>
             </w:r>
           </w:p>
         </w:tc>
@@ -4400,7 +4400,7 @@
               <w:rPr>
                 <w:sz w:val="22"/>
               </w:rPr>
-              <w:t>40.0%</w:t>
+              <w:t>32.9%</w:t>
             </w:r>
           </w:p>
         </w:tc>
@@ -4413,7 +4413,7 @@
               <w:rPr>
                 <w:sz w:val="22"/>
               </w:rPr>
-              <w:t>26.5%</w:t>
+              <w:t>36.9%</w:t>
             </w:r>
           </w:p>
         </w:tc>
@@ -4426,7 +4426,7 @@
               <w:rPr>
                 <w:sz w:val="22"/>
               </w:rPr>
-              <w:t>33.5%</w:t>
+              <w:t>30.2%</w:t>
             </w:r>
           </w:p>
         </w:tc>
@@ -4441,7 +4441,7 @@
         <w:t xml:space="preserve">Goles esperados: </w:t>
       </w:r>
       <w:r>
-        <w:t>Club Necaxa 1.63  —  CD Guadalajara 1.48  (ventaja +0.15)</w:t>
+        <w:t>Santos Laguna 0.90  —  CF Monterrey 0.85  (ventaja +0.05)</w:t>
       </w:r>
     </w:p>
     <w:p>
@@ -4452,7 +4452,7 @@
         <w:t xml:space="preserve">Forma reciente: </w:t>
       </w:r>
       <w:r>
-        <w:t>Club Necaxa: LLLWL (3 pts)   |   CD Guadalajara: LWWDL (7 pts)</w:t>
+        <w:t>Santos Laguna: LWDLL (4 pts)   |   CF Monterrey: DLLDL (2 pts)</w:t>
       </w:r>
     </w:p>
     <w:p>
@@ -4463,7 +4463,7 @@
         <w:t xml:space="preserve">Posicion en tabla: </w:t>
       </w:r>
       <w:r>
-        <w:t>Club Necaxa: #16 (12 pts)   |   CD Guadalajara: #4 (25 pts)</w:t>
+        <w:t>Santos Laguna: #18 (9 pts)   |   CF Monterrey: #14 (15 pts)</w:t>
       </w:r>
     </w:p>
     <w:p>
@@ -4474,7 +4474,7 @@
         <w:t xml:space="preserve">Corners estimados: </w:t>
       </w:r>
       <w:r>
-        <w:t>Club Necaxa: ~4.4  |  CD Guadalajara: ~4.7  (Total ~9.1)  [Fuente: att-calibrado]</w:t>
+        <w:t>Santos Laguna: ~4.4  |  CF Monterrey: ~4.1  (Total ~8.5)  [Fuente: att-calibrado]</w:t>
       </w:r>
     </w:p>
     <w:p>
@@ -4485,7 +4485,7 @@
         <w:t xml:space="preserve">Amarillas (prom.): </w:t>
       </w:r>
       <w:r>
-        <w:t>Club Necaxa: nan  |  CD Guadalajara: 2.2  (Total est.: nan)</w:t>
+        <w:t>Santos Laguna: 2.4  |  CF Monterrey: 1.9  (Total est.: 4.3)</w:t>
       </w:r>
     </w:p>
     <w:p>
@@ -4499,7 +4499,7 @@
         <w:rPr>
           <w:sz w:val="20"/>
         </w:rPr>
-        <w:t>El modelo favorece a Club Necaxa como local (probabilidad 40.0%, empate 26.5%, CD Guadalajara 33.5%). Se esperan 1.63 goles de Club Necaxa y 1.48 de CD Guadalajara (ventaja +0.15 goles). Club Necaxa ocupa el #16 en tabla con forma reciente LLLWL (3/15 pts), mientras CD Guadalajara llega en #4 en tabla con forma LWWDL (7/15 pts). El ratio de ataque local de 0.73 (-26% vs promedio liga) y el ratio de defensa visitante de 1.35 (+36% vs promedio) justifican la preferencia por el local. Nivel de confianza del modelo: BAJA.</w:t>
+        <w:t>El modelo detecta un equilibrio notable: Santos Laguna 32.9%, empate 36.9%, CF Monterrey 30.2%. Goles esperados prácticamente igualados: Santos Laguna 0.90 — CF Monterrey 0.85 (diferencia +0.05). Forma reciente similar: Santos Laguna LWDLL (4 pts) vs CF Monterrey DLLDL (2 pts). Nivel de confianza del modelo: BAJA.</w:t>
       </w:r>
     </w:p>
     <w:p/>
@@ -4511,7 +4511,7 @@
         <w:rPr>
           <w:color w:val="1A5F9B"/>
         </w:rPr>
-        <w:t>18.  Club Tijuana  vs  CF Pachuca</w:t>
+        <w:t>18.  Cruz Azul  vs  Club Necaxa</w:t>
       </w:r>
     </w:p>
     <w:p>
@@ -4521,7 +4521,7 @@
           <w:color w:val="606060"/>
           <w:sz w:val="18"/>
         </w:rPr>
-        <w:t>Fecha: 2026-04-23   |   Jornada / Ronda: N/D</w:t>
+        <w:t>Fecha: 2026-04-26   |   Jornada / Ronda: N/D</w:t>
       </w:r>
     </w:p>
     <w:p>
@@ -4530,15 +4530,15 @@
           <w:b/>
           <w:sz w:val="24"/>
         </w:rPr>
-        <w:t xml:space="preserve">Prediccion: Empate   </w:t>
+        <w:t xml:space="preserve">Prediccion: Local   </w:t>
       </w:r>
       <w:r>
         <w:rPr>
           <w:b/>
-          <w:color w:val="D97A00"/>
+          <w:color w:val="2E860E"/>
           <w:sz w:val="24"/>
         </w:rPr>
-        <w:t>[Confianza: MEDIA]</w:t>
+        <w:t>[Confianza: ALTA]</w:t>
       </w:r>
     </w:p>
     <w:tbl>
@@ -4563,7 +4563,7 @@
                 <w:b/>
                 <w:sz w:val="18"/>
               </w:rPr>
-              <w:t>Local (Club Tijuana)</w:t>
+              <w:t>Local (Cruz Azul)</w:t>
             </w:r>
           </w:p>
         </w:tc>
@@ -4591,7 +4591,7 @@
                 <w:b/>
                 <w:sz w:val="18"/>
               </w:rPr>
-              <w:t>Visitante (CF Pachuca)</w:t>
+              <w:t>Visitante (Club Necaxa)</w:t>
             </w:r>
           </w:p>
         </w:tc>
@@ -4606,7 +4606,7 @@
               <w:rPr>
                 <w:sz w:val="22"/>
               </w:rPr>
-              <w:t>23.5%</w:t>
+              <w:t>50.5%</w:t>
             </w:r>
           </w:p>
         </w:tc>
@@ -4619,7 +4619,7 @@
               <w:rPr>
                 <w:sz w:val="22"/>
               </w:rPr>
-              <w:t>43.8%</w:t>
+              <w:t>28.8%</w:t>
             </w:r>
           </w:p>
         </w:tc>
@@ -4632,7 +4632,7 @@
               <w:rPr>
                 <w:sz w:val="22"/>
               </w:rPr>
-              <w:t>32.8%</w:t>
+              <w:t>20.7%</w:t>
             </w:r>
           </w:p>
         </w:tc>
@@ -4647,7 +4647,7 @@
         <w:t xml:space="preserve">Goles esperados: </w:t>
       </w:r>
       <w:r>
-        <w:t>Club Tijuana 0.55  —  CF Pachuca 0.70  (ventaja -0.15)</w:t>
+        <w:t>Cruz Azul 1.54  —  Club Necaxa 0.91  (ventaja +0.63)</w:t>
       </w:r>
     </w:p>
     <w:p>
@@ -4658,7 +4658,7 @@
         <w:t xml:space="preserve">Forma reciente: </w:t>
       </w:r>
       <w:r>
-        <w:t>Club Tijuana: DLLWW (7 pts)   |   CF Pachuca: LWWWW (12 pts)</w:t>
+        <w:t>Cruz Azul: DDLDD (4 pts)   |   Club Necaxa: DWWLD (8 pts)</w:t>
       </w:r>
     </w:p>
     <w:p>
@@ -4669,7 +4669,7 @@
         <w:t xml:space="preserve">Posicion en tabla: </w:t>
       </w:r>
       <w:r>
-        <w:t>Club Tijuana: #10 (15 pts)   |   CF Pachuca: #2 (26 pts)</w:t>
+        <w:t>Cruz Azul: #4 (29 pts)   |   Club Necaxa: #11 (17 pts)</w:t>
       </w:r>
     </w:p>
     <w:p>
@@ -4680,7 +4680,7 @@
         <w:t xml:space="preserve">Corners estimados: </w:t>
       </w:r>
       <w:r>
-        <w:t>Club Tijuana: ~3.9  |  CF Pachuca: ~4.3  (Total ~8.2)  [Fuente: att-calibrado]</w:t>
+        <w:t>Cruz Azul: ~5.0  |  Club Necaxa: ~4.2  (Total ~9.2)  [Fuente: att-calibrado]</w:t>
       </w:r>
     </w:p>
     <w:p>
@@ -4691,7 +4691,7 @@
         <w:t xml:space="preserve">Amarillas (prom.): </w:t>
       </w:r>
       <w:r>
-        <w:t>Club Tijuana: 1.9  |  CF Pachuca: nan  (Total est.: nan)</w:t>
+        <w:t>Cruz Azul: nan  |  Club Necaxa: nan  (Total est.: nan)</w:t>
       </w:r>
     </w:p>
     <w:p>
@@ -4705,1861 +4705,7 @@
         <w:rPr>
           <w:sz w:val="20"/>
         </w:rPr>
-        <w:t>El modelo detecta un equilibrio notable: Club Tijuana 23.5%, empate 43.8%, CF Pachuca 32.8%. Goles esperados prácticamente igualados: Club Tijuana 0.55 — CF Pachuca 0.70 (diferencia -0.15). Forma reciente similar: Club Tijuana DLLWW (7 pts) vs CF Pachuca LWWWW (12 pts). Nivel de confianza del modelo: MEDIA.</w:t>
-      </w:r>
-    </w:p>
-    <w:p/>
-    <w:p>
-      <w:pPr>
-        <w:pStyle w:val="Heading2"/>
-      </w:pPr>
-      <w:r>
-        <w:rPr>
-          <w:color w:val="1A5F9B"/>
-        </w:rPr>
-        <w:t>19.  Club Puebla  vs  Querétaro FC</w:t>
-      </w:r>
-    </w:p>
-    <w:p>
-      <w:r>
-        <w:rPr>
-          <w:i/>
-          <w:color w:val="606060"/>
-          <w:sz w:val="18"/>
-        </w:rPr>
-        <w:t>Fecha: 2026-04-25   |   Jornada / Ronda: N/D</w:t>
-      </w:r>
-    </w:p>
-    <w:p>
-      <w:r>
-        <w:rPr>
-          <w:b/>
-          <w:sz w:val="24"/>
-        </w:rPr>
-        <w:t xml:space="preserve">Prediccion: Local   </w:t>
-      </w:r>
-      <w:r>
-        <w:rPr>
-          <w:b/>
-          <w:color w:val="2E860E"/>
-          <w:sz w:val="24"/>
-        </w:rPr>
-        <w:t>[Confianza: ALTA]</w:t>
-      </w:r>
-    </w:p>
-    <w:tbl>
-      <w:tblPr>
-        <w:tblStyle w:val="LightShading-Accent1"/>
-        <w:tblW w:type="auto" w:w="0"/>
-        <w:tblLook w:firstColumn="1" w:firstRow="1" w:lastColumn="0" w:lastRow="0" w:noHBand="0" w:noVBand="1" w:val="04A0"/>
-      </w:tblPr>
-      <w:tblGrid>
-        <w:gridCol w:w="3120"/>
-        <w:gridCol w:w="3120"/>
-        <w:gridCol w:w="3120"/>
-      </w:tblGrid>
-      <w:tr>
-        <w:tc>
-          <w:tcPr>
-            <w:tcW w:type="dxa" w:w="3120"/>
-          </w:tcPr>
-          <w:p>
-            <w:r>
-              <w:rPr>
-                <w:b/>
-                <w:sz w:val="18"/>
-              </w:rPr>
-              <w:t>Local (Club Puebla)</w:t>
-            </w:r>
-          </w:p>
-        </w:tc>
-        <w:tc>
-          <w:tcPr>
-            <w:tcW w:type="dxa" w:w="3120"/>
-          </w:tcPr>
-          <w:p>
-            <w:r>
-              <w:rPr>
-                <w:b/>
-                <w:sz w:val="18"/>
-              </w:rPr>
-              <w:t>Empate</w:t>
-            </w:r>
-          </w:p>
-        </w:tc>
-        <w:tc>
-          <w:tcPr>
-            <w:tcW w:type="dxa" w:w="3120"/>
-          </w:tcPr>
-          <w:p>
-            <w:r>
-              <w:rPr>
-                <w:b/>
-                <w:sz w:val="18"/>
-              </w:rPr>
-              <w:t>Visitante (Querétaro FC)</w:t>
-            </w:r>
-          </w:p>
-        </w:tc>
-      </w:tr>
-      <w:tr>
-        <w:tc>
-          <w:tcPr>
-            <w:tcW w:type="dxa" w:w="3120"/>
-          </w:tcPr>
-          <w:p>
-            <w:r>
-              <w:rPr>
-                <w:sz w:val="22"/>
-              </w:rPr>
-              <w:t>72.8%</w:t>
-            </w:r>
-          </w:p>
-        </w:tc>
-        <w:tc>
-          <w:tcPr>
-            <w:tcW w:type="dxa" w:w="3120"/>
-          </w:tcPr>
-          <w:p>
-            <w:r>
-              <w:rPr>
-                <w:sz w:val="22"/>
-              </w:rPr>
-              <w:t>20.6%</w:t>
-            </w:r>
-          </w:p>
-        </w:tc>
-        <w:tc>
-          <w:tcPr>
-            <w:tcW w:type="dxa" w:w="3120"/>
-          </w:tcPr>
-          <w:p>
-            <w:r>
-              <w:rPr>
-                <w:sz w:val="22"/>
-              </w:rPr>
-              <w:t>6.6%</w:t>
-            </w:r>
-          </w:p>
-        </w:tc>
-      </w:tr>
-    </w:tbl>
-    <w:p/>
-    <w:p>
-      <w:r>
-        <w:rPr>
-          <w:b/>
-        </w:rPr>
-        <w:t xml:space="preserve">Goles esperados: </w:t>
-      </w:r>
-      <w:r>
-        <w:t>Club Puebla 2.00  —  Querétaro FC 0.47  (ventaja +1.53)</w:t>
-      </w:r>
-    </w:p>
-    <w:p>
-      <w:r>
-        <w:rPr>
-          <w:b/>
-        </w:rPr>
-        <w:t xml:space="preserve">Forma reciente: </w:t>
-      </w:r>
-      <w:r>
-        <w:t>Club Puebla: WWLDL (7 pts)   |   Querétaro FC: LLWDW (7 pts)</w:t>
-      </w:r>
-    </w:p>
-    <w:p>
-      <w:r>
-        <w:rPr>
-          <w:b/>
-        </w:rPr>
-        <w:t xml:space="preserve">Posicion en tabla: </w:t>
-      </w:r>
-      <w:r>
-        <w:t>Club Puebla: #15 (12 pts)   |   Querétaro FC: #13 (13 pts)</w:t>
-      </w:r>
-    </w:p>
-    <w:p>
-      <w:r>
-        <w:rPr>
-          <w:b/>
-        </w:rPr>
-        <w:t xml:space="preserve">Corners estimados: </w:t>
-      </w:r>
-      <w:r>
-        <w:t>Club Puebla: ~4.2  |  Querétaro FC: ~2.9  (Total ~7.1)  [Fuente: att-calibrado]</w:t>
-      </w:r>
-    </w:p>
-    <w:p>
-      <w:r>
-        <w:rPr>
-          <w:b/>
-        </w:rPr>
-        <w:t xml:space="preserve">Amarillas (prom.): </w:t>
-      </w:r>
-      <w:r>
-        <w:t>Club Puebla: nan  |  Querétaro FC: nan  (Total est.: nan)</w:t>
-      </w:r>
-    </w:p>
-    <w:p>
-      <w:r>
-        <w:rPr>
-          <w:b/>
-        </w:rPr>
-        <w:t xml:space="preserve">Analisis: </w:t>
-      </w:r>
-      <w:r>
-        <w:rPr>
-          <w:sz w:val="20"/>
-        </w:rPr>
-        <w:t>El modelo favorece a Club Puebla como local (probabilidad 72.8%, empate 20.6%, Querétaro FC 6.6%). Se esperan 2.00 goles de Club Puebla y 0.47 de Querétaro FC (ventaja +1.53 goles). Club Puebla ocupa el #15 en tabla con forma reciente WWLDL (7/15 pts), mientras Querétaro FC llega en #13 en tabla con forma LLWDW (7/15 pts). El ratio de ataque local de 0.67 (-33% vs promedio liga) y el ratio de defensa visitante de 1.93 (+93% vs promedio) justifican la preferencia por el local. Nivel de confianza del modelo: ALTA.</w:t>
-      </w:r>
-    </w:p>
-    <w:p/>
-    <w:p>
-      <w:pPr>
-        <w:pStyle w:val="Heading2"/>
-      </w:pPr>
-      <w:r>
-        <w:rPr>
-          <w:color w:val="1A5F9B"/>
-        </w:rPr>
-        <w:t>20.  CF Pachuca  vs  Pumas UNAM</w:t>
-      </w:r>
-    </w:p>
-    <w:p>
-      <w:r>
-        <w:rPr>
-          <w:i/>
-          <w:color w:val="606060"/>
-          <w:sz w:val="18"/>
-        </w:rPr>
-        <w:t>Fecha: 2026-04-25   |   Jornada / Ronda: N/D</w:t>
-      </w:r>
-    </w:p>
-    <w:p>
-      <w:r>
-        <w:rPr>
-          <w:b/>
-          <w:sz w:val="24"/>
-        </w:rPr>
-        <w:t xml:space="preserve">Prediccion: Local   </w:t>
-      </w:r>
-      <w:r>
-        <w:rPr>
-          <w:b/>
-          <w:color w:val="D97A00"/>
-          <w:sz w:val="24"/>
-        </w:rPr>
-        <w:t>[Confianza: MEDIA]</w:t>
-      </w:r>
-    </w:p>
-    <w:tbl>
-      <w:tblPr>
-        <w:tblStyle w:val="LightShading-Accent1"/>
-        <w:tblW w:type="auto" w:w="0"/>
-        <w:tblLook w:firstColumn="1" w:firstRow="1" w:lastColumn="0" w:lastRow="0" w:noHBand="0" w:noVBand="1" w:val="04A0"/>
-      </w:tblPr>
-      <w:tblGrid>
-        <w:gridCol w:w="3120"/>
-        <w:gridCol w:w="3120"/>
-        <w:gridCol w:w="3120"/>
-      </w:tblGrid>
-      <w:tr>
-        <w:tc>
-          <w:tcPr>
-            <w:tcW w:type="dxa" w:w="3120"/>
-          </w:tcPr>
-          <w:p>
-            <w:r>
-              <w:rPr>
-                <w:b/>
-                <w:sz w:val="18"/>
-              </w:rPr>
-              <w:t>Local (CF Pachuca)</w:t>
-            </w:r>
-          </w:p>
-        </w:tc>
-        <w:tc>
-          <w:tcPr>
-            <w:tcW w:type="dxa" w:w="3120"/>
-          </w:tcPr>
-          <w:p>
-            <w:r>
-              <w:rPr>
-                <w:b/>
-                <w:sz w:val="18"/>
-              </w:rPr>
-              <w:t>Empate</w:t>
-            </w:r>
-          </w:p>
-        </w:tc>
-        <w:tc>
-          <w:tcPr>
-            <w:tcW w:type="dxa" w:w="3120"/>
-          </w:tcPr>
-          <w:p>
-            <w:r>
-              <w:rPr>
-                <w:b/>
-                <w:sz w:val="18"/>
-              </w:rPr>
-              <w:t>Visitante (Pumas UNAM)</w:t>
-            </w:r>
-          </w:p>
-        </w:tc>
-      </w:tr>
-      <w:tr>
-        <w:tc>
-          <w:tcPr>
-            <w:tcW w:type="dxa" w:w="3120"/>
-          </w:tcPr>
-          <w:p>
-            <w:r>
-              <w:rPr>
-                <w:sz w:val="22"/>
-              </w:rPr>
-              <w:t>46.2%</w:t>
-            </w:r>
-          </w:p>
-        </w:tc>
-        <w:tc>
-          <w:tcPr>
-            <w:tcW w:type="dxa" w:w="3120"/>
-          </w:tcPr>
-          <w:p>
-            <w:r>
-              <w:rPr>
-                <w:sz w:val="22"/>
-              </w:rPr>
-              <w:t>24.2%</w:t>
-            </w:r>
-          </w:p>
-        </w:tc>
-        <w:tc>
-          <w:tcPr>
-            <w:tcW w:type="dxa" w:w="3120"/>
-          </w:tcPr>
-          <w:p>
-            <w:r>
-              <w:rPr>
-                <w:sz w:val="22"/>
-              </w:rPr>
-              <w:t>29.6%</w:t>
-            </w:r>
-          </w:p>
-        </w:tc>
-      </w:tr>
-    </w:tbl>
-    <w:p/>
-    <w:p>
-      <w:r>
-        <w:rPr>
-          <w:b/>
-        </w:rPr>
-        <w:t xml:space="preserve">Goles esperados: </w:t>
-      </w:r>
-      <w:r>
-        <w:t>CF Pachuca 1.95  —  Pumas UNAM 1.55  (ventaja +0.41)</w:t>
-      </w:r>
-    </w:p>
-    <w:p>
-      <w:r>
-        <w:rPr>
-          <w:b/>
-        </w:rPr>
-        <w:t xml:space="preserve">Forma reciente: </w:t>
-      </w:r>
-      <w:r>
-        <w:t>CF Pachuca: LWWWW (12 pts)   |   Pumas UNAM: DLWDW (8 pts)</w:t>
-      </w:r>
-    </w:p>
-    <w:p>
-      <w:r>
-        <w:rPr>
-          <w:b/>
-        </w:rPr>
-        <w:t xml:space="preserve">Posicion en tabla: </w:t>
-      </w:r>
-      <w:r>
-        <w:t>CF Pachuca: #2 (26 pts)   |   Pumas UNAM: #5 (23 pts)</w:t>
-      </w:r>
-    </w:p>
-    <w:p>
-      <w:r>
-        <w:rPr>
-          <w:b/>
-        </w:rPr>
-        <w:t xml:space="preserve">Corners estimados: </w:t>
-      </w:r>
-      <w:r>
-        <w:t>CF Pachuca: ~6.0  |  Pumas UNAM: ~5.2  (Total ~11.2)  [Fuente: att-calibrado]</w:t>
-      </w:r>
-    </w:p>
-    <w:p>
-      <w:r>
-        <w:rPr>
-          <w:b/>
-        </w:rPr>
-        <w:t xml:space="preserve">Amarillas (prom.): </w:t>
-      </w:r>
-      <w:r>
-        <w:t>CF Pachuca: nan  |  Pumas UNAM: 2.4  (Total est.: nan)</w:t>
-      </w:r>
-    </w:p>
-    <w:p>
-      <w:r>
-        <w:rPr>
-          <w:b/>
-        </w:rPr>
-        <w:t xml:space="preserve">Analisis: </w:t>
-      </w:r>
-      <w:r>
-        <w:rPr>
-          <w:sz w:val="20"/>
-        </w:rPr>
-        <w:t>El modelo favorece a CF Pachuca como local (probabilidad 46.2%, empate 24.2%, Pumas UNAM 29.6%). Se esperan 1.95 goles de CF Pachuca y 1.55 de Pumas UNAM (ventaja +0.41 goles). CF Pachuca ocupa el #2 en tabla con forma reciente LWWWW (12/15 pts), mientras Pumas UNAM llega en #5 en tabla con forma DLWDW (8/15 pts). El ratio de ataque local de 1.61 (+61% vs promedio liga) y el ratio de defensa visitante de 0.80 (-20% vs promedio) justifican la preferencia por el local. Nivel de confianza del modelo: MEDIA.</w:t>
-      </w:r>
-    </w:p>
-    <w:p/>
-    <w:p>
-      <w:pPr>
-        <w:pStyle w:val="Heading2"/>
-      </w:pPr>
-      <w:r>
-        <w:rPr>
-          <w:color w:val="1A5F9B"/>
-        </w:rPr>
-        <w:t>21.  Tigres UANL  vs  Mazatlán FC</w:t>
-      </w:r>
-    </w:p>
-    <w:p>
-      <w:r>
-        <w:rPr>
-          <w:i/>
-          <w:color w:val="606060"/>
-          <w:sz w:val="18"/>
-        </w:rPr>
-        <w:t>Fecha: 2026-04-25   |   Jornada / Ronda: N/D</w:t>
-      </w:r>
-    </w:p>
-    <w:p>
-      <w:r>
-        <w:rPr>
-          <w:b/>
-          <w:sz w:val="24"/>
-        </w:rPr>
-        <w:t xml:space="preserve">Prediccion: Local   </w:t>
-      </w:r>
-      <w:r>
-        <w:rPr>
-          <w:b/>
-          <w:color w:val="2E860E"/>
-          <w:sz w:val="24"/>
-        </w:rPr>
-        <w:t>[Confianza: ALTA]</w:t>
-      </w:r>
-    </w:p>
-    <w:tbl>
-      <w:tblPr>
-        <w:tblStyle w:val="LightShading-Accent1"/>
-        <w:tblW w:type="auto" w:w="0"/>
-        <w:tblLook w:firstColumn="1" w:firstRow="1" w:lastColumn="0" w:lastRow="0" w:noHBand="0" w:noVBand="1" w:val="04A0"/>
-      </w:tblPr>
-      <w:tblGrid>
-        <w:gridCol w:w="3120"/>
-        <w:gridCol w:w="3120"/>
-        <w:gridCol w:w="3120"/>
-      </w:tblGrid>
-      <w:tr>
-        <w:tc>
-          <w:tcPr>
-            <w:tcW w:type="dxa" w:w="3120"/>
-          </w:tcPr>
-          <w:p>
-            <w:r>
-              <w:rPr>
-                <w:b/>
-                <w:sz w:val="18"/>
-              </w:rPr>
-              <w:t>Local (Tigres UANL)</w:t>
-            </w:r>
-          </w:p>
-        </w:tc>
-        <w:tc>
-          <w:tcPr>
-            <w:tcW w:type="dxa" w:w="3120"/>
-          </w:tcPr>
-          <w:p>
-            <w:r>
-              <w:rPr>
-                <w:b/>
-                <w:sz w:val="18"/>
-              </w:rPr>
-              <w:t>Empate</w:t>
-            </w:r>
-          </w:p>
-        </w:tc>
-        <w:tc>
-          <w:tcPr>
-            <w:tcW w:type="dxa" w:w="3120"/>
-          </w:tcPr>
-          <w:p>
-            <w:r>
-              <w:rPr>
-                <w:b/>
-                <w:sz w:val="18"/>
-              </w:rPr>
-              <w:t>Visitante (Mazatlán FC)</w:t>
-            </w:r>
-          </w:p>
-        </w:tc>
-      </w:tr>
-      <w:tr>
-        <w:tc>
-          <w:tcPr>
-            <w:tcW w:type="dxa" w:w="3120"/>
-          </w:tcPr>
-          <w:p>
-            <w:r>
-              <w:rPr>
-                <w:sz w:val="22"/>
-              </w:rPr>
-              <w:t>80.2%</w:t>
-            </w:r>
-          </w:p>
-        </w:tc>
-        <w:tc>
-          <w:tcPr>
-            <w:tcW w:type="dxa" w:w="3120"/>
-          </w:tcPr>
-          <w:p>
-            <w:r>
-              <w:rPr>
-                <w:sz w:val="22"/>
-              </w:rPr>
-              <w:t>15.0%</w:t>
-            </w:r>
-          </w:p>
-        </w:tc>
-        <w:tc>
-          <w:tcPr>
-            <w:tcW w:type="dxa" w:w="3120"/>
-          </w:tcPr>
-          <w:p>
-            <w:r>
-              <w:rPr>
-                <w:sz w:val="22"/>
-              </w:rPr>
-              <w:t>4.8%</w:t>
-            </w:r>
-          </w:p>
-        </w:tc>
-      </w:tr>
-    </w:tbl>
-    <w:p/>
-    <w:p>
-      <w:r>
-        <w:rPr>
-          <w:b/>
-        </w:rPr>
-        <w:t xml:space="preserve">Goles esperados: </w:t>
-      </w:r>
-      <w:r>
-        <w:t>Tigres UANL 3.24  —  Mazatlán FC 0.78  (ventaja +2.46)</w:t>
-      </w:r>
-    </w:p>
-    <w:p>
-      <w:r>
-        <w:rPr>
-          <w:b/>
-        </w:rPr>
-        <w:t xml:space="preserve">Forma reciente: </w:t>
-      </w:r>
-      <w:r>
-        <w:t>Tigres UANL: WLWLW (9 pts)   |   Mazatlán FC: WLWLL (6 pts)</w:t>
-      </w:r>
-    </w:p>
-    <w:p>
-      <w:r>
-        <w:rPr>
-          <w:b/>
-        </w:rPr>
-        <w:t xml:space="preserve">Posicion en tabla: </w:t>
-      </w:r>
-      <w:r>
-        <w:t>Tigres UANL: #6 (19 pts)   |   Mazatlán FC: #17 (10 pts)</w:t>
-      </w:r>
-    </w:p>
-    <w:p>
-      <w:r>
-        <w:rPr>
-          <w:b/>
-        </w:rPr>
-        <w:t xml:space="preserve">Corners estimados: </w:t>
-      </w:r>
-      <w:r>
-        <w:t>Tigres UANL: ~5.8  |  Mazatlán FC: ~4.3  (Total ~10.1)  [Fuente: att-calibrado]</w:t>
-      </w:r>
-    </w:p>
-    <w:p>
-      <w:r>
-        <w:rPr>
-          <w:b/>
-        </w:rPr>
-        <w:t xml:space="preserve">Amarillas (prom.): </w:t>
-      </w:r>
-      <w:r>
-        <w:t>Tigres UANL: 1.9  |  Mazatlán FC: nan  (Total est.: nan)</w:t>
-      </w:r>
-    </w:p>
-    <w:p>
-      <w:r>
-        <w:rPr>
-          <w:b/>
-        </w:rPr>
-        <w:t xml:space="preserve">Analisis: </w:t>
-      </w:r>
-      <w:r>
-        <w:rPr>
-          <w:sz w:val="20"/>
-        </w:rPr>
-        <w:t>El modelo favorece a Tigres UANL como local (probabilidad 80.2%, empate 15.0%, Mazatlán FC 4.8%). Se esperan 3.24 goles de Tigres UANL y 0.78 de Mazatlán FC (ventaja +2.46 goles). Tigres UANL ocupa el #6 en tabla con forma reciente WLWLW (9/15 pts), mientras Mazatlán FC llega en #17 en tabla con forma WLWLL (6/15 pts). El ratio de ataque local de 1.47 (+47% vs promedio liga) y el ratio de defensa visitante de 1.47 (+47% vs promedio) justifican la preferencia por el local. Nivel de confianza del modelo: ALTA.</w:t>
-      </w:r>
-    </w:p>
-    <w:p/>
-    <w:p>
-      <w:pPr>
-        <w:pStyle w:val="Heading2"/>
-      </w:pPr>
-      <w:r>
-        <w:rPr>
-          <w:color w:val="1A5F9B"/>
-        </w:rPr>
-        <w:t>22.  CD Toluca  vs  Club León</w:t>
-      </w:r>
-    </w:p>
-    <w:p>
-      <w:r>
-        <w:rPr>
-          <w:i/>
-          <w:color w:val="606060"/>
-          <w:sz w:val="18"/>
-        </w:rPr>
-        <w:t>Fecha: 2026-04-26   |   Jornada / Ronda: N/D</w:t>
-      </w:r>
-    </w:p>
-    <w:p>
-      <w:r>
-        <w:rPr>
-          <w:b/>
-          <w:sz w:val="24"/>
-        </w:rPr>
-        <w:t xml:space="preserve">Prediccion: Local   </w:t>
-      </w:r>
-      <w:r>
-        <w:rPr>
-          <w:b/>
-          <w:color w:val="2E860E"/>
-          <w:sz w:val="24"/>
-        </w:rPr>
-        <w:t>[Confianza: ALTA]</w:t>
-      </w:r>
-    </w:p>
-    <w:tbl>
-      <w:tblPr>
-        <w:tblStyle w:val="LightShading-Accent1"/>
-        <w:tblW w:type="auto" w:w="0"/>
-        <w:tblLook w:firstColumn="1" w:firstRow="1" w:lastColumn="0" w:lastRow="0" w:noHBand="0" w:noVBand="1" w:val="04A0"/>
-      </w:tblPr>
-      <w:tblGrid>
-        <w:gridCol w:w="3120"/>
-        <w:gridCol w:w="3120"/>
-        <w:gridCol w:w="3120"/>
-      </w:tblGrid>
-      <w:tr>
-        <w:tc>
-          <w:tcPr>
-            <w:tcW w:type="dxa" w:w="3120"/>
-          </w:tcPr>
-          <w:p>
-            <w:r>
-              <w:rPr>
-                <w:b/>
-                <w:sz w:val="18"/>
-              </w:rPr>
-              <w:t>Local (CD Toluca)</w:t>
-            </w:r>
-          </w:p>
-        </w:tc>
-        <w:tc>
-          <w:tcPr>
-            <w:tcW w:type="dxa" w:w="3120"/>
-          </w:tcPr>
-          <w:p>
-            <w:r>
-              <w:rPr>
-                <w:b/>
-                <w:sz w:val="18"/>
-              </w:rPr>
-              <w:t>Empate</w:t>
-            </w:r>
-          </w:p>
-        </w:tc>
-        <w:tc>
-          <w:tcPr>
-            <w:tcW w:type="dxa" w:w="3120"/>
-          </w:tcPr>
-          <w:p>
-            <w:r>
-              <w:rPr>
-                <w:b/>
-                <w:sz w:val="18"/>
-              </w:rPr>
-              <w:t>Visitante (Club León)</w:t>
-            </w:r>
-          </w:p>
-        </w:tc>
-      </w:tr>
-      <w:tr>
-        <w:tc>
-          <w:tcPr>
-            <w:tcW w:type="dxa" w:w="3120"/>
-          </w:tcPr>
-          <w:p>
-            <w:r>
-              <w:rPr>
-                <w:sz w:val="22"/>
-              </w:rPr>
-              <w:t>80.7%</w:t>
-            </w:r>
-          </w:p>
-        </w:tc>
-        <w:tc>
-          <w:tcPr>
-            <w:tcW w:type="dxa" w:w="3120"/>
-          </w:tcPr>
-          <w:p>
-            <w:r>
-              <w:rPr>
-                <w:sz w:val="22"/>
-              </w:rPr>
-              <w:t>15.1%</w:t>
-            </w:r>
-          </w:p>
-        </w:tc>
-        <w:tc>
-          <w:tcPr>
-            <w:tcW w:type="dxa" w:w="3120"/>
-          </w:tcPr>
-          <w:p>
-            <w:r>
-              <w:rPr>
-                <w:sz w:val="22"/>
-              </w:rPr>
-              <w:t>4.1%</w:t>
-            </w:r>
-          </w:p>
-        </w:tc>
-      </w:tr>
-    </w:tbl>
-    <w:p/>
-    <w:p>
-      <w:r>
-        <w:rPr>
-          <w:b/>
-        </w:rPr>
-        <w:t xml:space="preserve">Goles esperados: </w:t>
-      </w:r>
-      <w:r>
-        <w:t>CD Toluca 2.42  —  Club León 0.43  (ventaja +1.99)</w:t>
-      </w:r>
-    </w:p>
-    <w:p>
-      <w:r>
-        <w:rPr>
-          <w:b/>
-        </w:rPr>
-        <w:t xml:space="preserve">Forma reciente: </w:t>
-      </w:r>
-      <w:r>
-        <w:t>CD Toluca: WWWLD (10 pts)   |   Club León: WLLWW (9 pts)</w:t>
-      </w:r>
-    </w:p>
-    <w:p>
-      <w:r>
-        <w:rPr>
-          <w:b/>
-        </w:rPr>
-        <w:t xml:space="preserve">Posicion en tabla: </w:t>
-      </w:r>
-      <w:r>
-        <w:t>CD Toluca: #3 (25 pts)   |   Club León: #9 (16 pts)</w:t>
-      </w:r>
-    </w:p>
-    <w:p>
-      <w:r>
-        <w:rPr>
-          <w:b/>
-        </w:rPr>
-        <w:t xml:space="preserve">Corners estimados: </w:t>
-      </w:r>
-      <w:r>
-        <w:t>CD Toluca: ~5.3  |  Club León: ~3.7  (Total ~9.0)  [Fuente: att-calibrado]</w:t>
-      </w:r>
-    </w:p>
-    <w:p>
-      <w:r>
-        <w:rPr>
-          <w:b/>
-        </w:rPr>
-        <w:t xml:space="preserve">Amarillas (prom.): </w:t>
-      </w:r>
-      <w:r>
-        <w:t>CD Toluca: 2.0  |  Club León: nan  (Total est.: nan)</w:t>
-      </w:r>
-    </w:p>
-    <w:p>
-      <w:r>
-        <w:rPr>
-          <w:b/>
-        </w:rPr>
-        <w:t xml:space="preserve">Analisis: </w:t>
-      </w:r>
-      <w:r>
-        <w:rPr>
-          <w:sz w:val="20"/>
-        </w:rPr>
-        <w:t>El modelo favorece a CD Toluca como local (probabilidad 80.7%, empate 15.1%, Club León 4.1%). Se esperan 2.42 goles de CD Toluca y 0.43 de Club León (ventaja +1.99 goles). CD Toluca ocupa el #3 en tabla con forma reciente WWWLD (10/15 pts), mientras Club León llega en #9 en tabla con forma WLLWW (9/15 pts). El ratio de ataque local de 1.13 (+13% vs promedio liga) y el ratio de defensa visitante de 1.47 (+47% vs promedio) justifican la preferencia por el local. Nivel de confianza del modelo: ALTA.</w:t>
-      </w:r>
-    </w:p>
-    <w:p/>
-    <w:p>
-      <w:pPr>
-        <w:pStyle w:val="Heading2"/>
-      </w:pPr>
-      <w:r>
-        <w:rPr>
-          <w:color w:val="1A5F9B"/>
-        </w:rPr>
-        <w:t>23.  CD Guadalajara  vs  Club Tijuana</w:t>
-      </w:r>
-    </w:p>
-    <w:p>
-      <w:r>
-        <w:rPr>
-          <w:i/>
-          <w:color w:val="606060"/>
-          <w:sz w:val="18"/>
-        </w:rPr>
-        <w:t>Fecha: 2026-04-26   |   Jornada / Ronda: N/D</w:t>
-      </w:r>
-    </w:p>
-    <w:p>
-      <w:r>
-        <w:rPr>
-          <w:b/>
-          <w:sz w:val="24"/>
-        </w:rPr>
-        <w:t xml:space="preserve">Prediccion: Local   </w:t>
-      </w:r>
-      <w:r>
-        <w:rPr>
-          <w:b/>
-          <w:color w:val="2E860E"/>
-          <w:sz w:val="24"/>
-        </w:rPr>
-        <w:t>[Confianza: ALTA]</w:t>
-      </w:r>
-    </w:p>
-    <w:tbl>
-      <w:tblPr>
-        <w:tblStyle w:val="LightShading-Accent1"/>
-        <w:tblW w:type="auto" w:w="0"/>
-        <w:tblLook w:firstColumn="1" w:firstRow="1" w:lastColumn="0" w:lastRow="0" w:noHBand="0" w:noVBand="1" w:val="04A0"/>
-      </w:tblPr>
-      <w:tblGrid>
-        <w:gridCol w:w="3120"/>
-        <w:gridCol w:w="3120"/>
-        <w:gridCol w:w="3120"/>
-      </w:tblGrid>
-      <w:tr>
-        <w:tc>
-          <w:tcPr>
-            <w:tcW w:type="dxa" w:w="3120"/>
-          </w:tcPr>
-          <w:p>
-            <w:r>
-              <w:rPr>
-                <w:b/>
-                <w:sz w:val="18"/>
-              </w:rPr>
-              <w:t>Local (CD Guadalajara)</w:t>
-            </w:r>
-          </w:p>
-        </w:tc>
-        <w:tc>
-          <w:tcPr>
-            <w:tcW w:type="dxa" w:w="3120"/>
-          </w:tcPr>
-          <w:p>
-            <w:r>
-              <w:rPr>
-                <w:b/>
-                <w:sz w:val="18"/>
-              </w:rPr>
-              <w:t>Empate</w:t>
-            </w:r>
-          </w:p>
-        </w:tc>
-        <w:tc>
-          <w:tcPr>
-            <w:tcW w:type="dxa" w:w="3120"/>
-          </w:tcPr>
-          <w:p>
-            <w:r>
-              <w:rPr>
-                <w:b/>
-                <w:sz w:val="18"/>
-              </w:rPr>
-              <w:t>Visitante (Club Tijuana)</w:t>
-            </w:r>
-          </w:p>
-        </w:tc>
-      </w:tr>
-      <w:tr>
-        <w:tc>
-          <w:tcPr>
-            <w:tcW w:type="dxa" w:w="3120"/>
-          </w:tcPr>
-          <w:p>
-            <w:r>
-              <w:rPr>
-                <w:sz w:val="22"/>
-              </w:rPr>
-              <w:t>64.0%</w:t>
-            </w:r>
-          </w:p>
-        </w:tc>
-        <w:tc>
-          <w:tcPr>
-            <w:tcW w:type="dxa" w:w="3120"/>
-          </w:tcPr>
-          <w:p>
-            <w:r>
-              <w:rPr>
-                <w:sz w:val="22"/>
-              </w:rPr>
-              <w:t>21.7%</w:t>
-            </w:r>
-          </w:p>
-        </w:tc>
-        <w:tc>
-          <w:tcPr>
-            <w:tcW w:type="dxa" w:w="3120"/>
-          </w:tcPr>
-          <w:p>
-            <w:r>
-              <w:rPr>
-                <w:sz w:val="22"/>
-              </w:rPr>
-              <w:t>14.3%</w:t>
-            </w:r>
-          </w:p>
-        </w:tc>
-      </w:tr>
-    </w:tbl>
-    <w:p/>
-    <w:p>
-      <w:r>
-        <w:rPr>
-          <w:b/>
-        </w:rPr>
-        <w:t xml:space="preserve">Goles esperados: </w:t>
-      </w:r>
-      <w:r>
-        <w:t>CD Guadalajara 2.19  —  Club Tijuana 0.97  (ventaja +1.22)</w:t>
-      </w:r>
-    </w:p>
-    <w:p>
-      <w:r>
-        <w:rPr>
-          <w:b/>
-        </w:rPr>
-        <w:t xml:space="preserve">Forma reciente: </w:t>
-      </w:r>
-      <w:r>
-        <w:t>CD Guadalajara: LWWDL (7 pts)   |   Club Tijuana: DLLWW (7 pts)</w:t>
-      </w:r>
-    </w:p>
-    <w:p>
-      <w:r>
-        <w:rPr>
-          <w:b/>
-        </w:rPr>
-        <w:t xml:space="preserve">Posicion en tabla: </w:t>
-      </w:r>
-      <w:r>
-        <w:t>CD Guadalajara: #4 (25 pts)   |   Club Tijuana: #10 (15 pts)</w:t>
-      </w:r>
-    </w:p>
-    <w:p>
-      <w:r>
-        <w:rPr>
-          <w:b/>
-        </w:rPr>
-        <w:t xml:space="preserve">Corners estimados: </w:t>
-      </w:r>
-      <w:r>
-        <w:t>CD Guadalajara: ~6.1  |  Club Tijuana: ~4.7  (Total ~10.8)  [Fuente: att-calibrado]</w:t>
-      </w:r>
-    </w:p>
-    <w:p>
-      <w:r>
-        <w:rPr>
-          <w:b/>
-        </w:rPr>
-        <w:t xml:space="preserve">Amarillas (prom.): </w:t>
-      </w:r>
-      <w:r>
-        <w:t>CD Guadalajara: 2.2  |  Club Tijuana: 1.9  (Total est.: 4.1)</w:t>
-      </w:r>
-    </w:p>
-    <w:p>
-      <w:r>
-        <w:rPr>
-          <w:b/>
-        </w:rPr>
-        <w:t xml:space="preserve">Analisis: </w:t>
-      </w:r>
-      <w:r>
-        <w:rPr>
-          <w:sz w:val="20"/>
-        </w:rPr>
-        <w:t>El modelo favorece a CD Guadalajara como local (probabilidad 64.0%, empate 21.7%, Club Tijuana 14.3%). Se esperan 2.19 goles de CD Guadalajara y 0.97 de Club Tijuana (ventaja +1.22 goles). CD Guadalajara ocupa el #4 en tabla con forma reciente LWWDL (7/15 pts), mientras Club Tijuana llega en #10 en tabla con forma DLLWW (7/15 pts). El ratio de ataque local de 1.67 (+67% vs promedio liga) y el ratio de defensa visitante de 0.90 (-10% vs promedio) justifican la preferencia por el local. Nivel de confianza del modelo: ALTA.</w:t>
-      </w:r>
-    </w:p>
-    <w:p/>
-    <w:p>
-      <w:pPr>
-        <w:pStyle w:val="Heading2"/>
-      </w:pPr>
-      <w:r>
-        <w:rPr>
-          <w:color w:val="1A5F9B"/>
-        </w:rPr>
-        <w:t>24.  Club América  vs  Atlas FC</w:t>
-      </w:r>
-    </w:p>
-    <w:p>
-      <w:r>
-        <w:rPr>
-          <w:i/>
-          <w:color w:val="606060"/>
-          <w:sz w:val="18"/>
-        </w:rPr>
-        <w:t>Fecha: 2026-04-26   |   Jornada / Ronda: N/D</w:t>
-      </w:r>
-    </w:p>
-    <w:p>
-      <w:r>
-        <w:rPr>
-          <w:b/>
-          <w:sz w:val="24"/>
-        </w:rPr>
-        <w:t xml:space="preserve">Prediccion: Local   </w:t>
-      </w:r>
-      <w:r>
-        <w:rPr>
-          <w:b/>
-          <w:color w:val="2E860E"/>
-          <w:sz w:val="24"/>
-        </w:rPr>
-        <w:t>[Confianza: ALTA]</w:t>
-      </w:r>
-    </w:p>
-    <w:tbl>
-      <w:tblPr>
-        <w:tblStyle w:val="LightShading-Accent1"/>
-        <w:tblW w:type="auto" w:w="0"/>
-        <w:tblLook w:firstColumn="1" w:firstRow="1" w:lastColumn="0" w:lastRow="0" w:noHBand="0" w:noVBand="1" w:val="04A0"/>
-      </w:tblPr>
-      <w:tblGrid>
-        <w:gridCol w:w="3120"/>
-        <w:gridCol w:w="3120"/>
-        <w:gridCol w:w="3120"/>
-      </w:tblGrid>
-      <w:tr>
-        <w:tc>
-          <w:tcPr>
-            <w:tcW w:type="dxa" w:w="3120"/>
-          </w:tcPr>
-          <w:p>
-            <w:r>
-              <w:rPr>
-                <w:b/>
-                <w:sz w:val="18"/>
-              </w:rPr>
-              <w:t>Local (Club América)</w:t>
-            </w:r>
-          </w:p>
-        </w:tc>
-        <w:tc>
-          <w:tcPr>
-            <w:tcW w:type="dxa" w:w="3120"/>
-          </w:tcPr>
-          <w:p>
-            <w:r>
-              <w:rPr>
-                <w:b/>
-                <w:sz w:val="18"/>
-              </w:rPr>
-              <w:t>Empate</w:t>
-            </w:r>
-          </w:p>
-        </w:tc>
-        <w:tc>
-          <w:tcPr>
-            <w:tcW w:type="dxa" w:w="3120"/>
-          </w:tcPr>
-          <w:p>
-            <w:r>
-              <w:rPr>
-                <w:b/>
-                <w:sz w:val="18"/>
-              </w:rPr>
-              <w:t>Visitante (Atlas FC)</w:t>
-            </w:r>
-          </w:p>
-        </w:tc>
-      </w:tr>
-      <w:tr>
-        <w:tc>
-          <w:tcPr>
-            <w:tcW w:type="dxa" w:w="3120"/>
-          </w:tcPr>
-          <w:p>
-            <w:r>
-              <w:rPr>
-                <w:sz w:val="22"/>
-              </w:rPr>
-              <w:t>51.1%</w:t>
-            </w:r>
-          </w:p>
-        </w:tc>
-        <w:tc>
-          <w:tcPr>
-            <w:tcW w:type="dxa" w:w="3120"/>
-          </w:tcPr>
-          <w:p>
-            <w:r>
-              <w:rPr>
-                <w:sz w:val="22"/>
-              </w:rPr>
-              <w:t>29.6%</w:t>
-            </w:r>
-          </w:p>
-        </w:tc>
-        <w:tc>
-          <w:tcPr>
-            <w:tcW w:type="dxa" w:w="3120"/>
-          </w:tcPr>
-          <w:p>
-            <w:r>
-              <w:rPr>
-                <w:sz w:val="22"/>
-              </w:rPr>
-              <w:t>19.4%</w:t>
-            </w:r>
-          </w:p>
-        </w:tc>
-      </w:tr>
-    </w:tbl>
-    <w:p/>
-    <w:p>
-      <w:r>
-        <w:rPr>
-          <w:b/>
-        </w:rPr>
-        <w:t xml:space="preserve">Goles esperados: </w:t>
-      </w:r>
-      <w:r>
-        <w:t>Club América 1.48  —  Atlas FC 0.83  (ventaja +0.66)</w:t>
-      </w:r>
-    </w:p>
-    <w:p>
-      <w:r>
-        <w:rPr>
-          <w:b/>
-        </w:rPr>
-        <w:t xml:space="preserve">Forma reciente: </w:t>
-      </w:r>
-      <w:r>
-        <w:t>Club América: LLWDD (5 pts)   |   Atlas FC: LWLLD (4 pts)</w:t>
-      </w:r>
-    </w:p>
-    <w:p>
-      <w:r>
-        <w:rPr>
-          <w:b/>
-        </w:rPr>
-        <w:t xml:space="preserve">Posicion en tabla: </w:t>
-      </w:r>
-      <w:r>
-        <w:t>Club América: #8 (16 pts)   |   Atlas FC: #7 (17 pts)</w:t>
-      </w:r>
-    </w:p>
-    <w:p>
-      <w:r>
-        <w:rPr>
-          <w:b/>
-        </w:rPr>
-        <w:t xml:space="preserve">Corners estimados: </w:t>
-      </w:r>
-      <w:r>
-        <w:t>Club América: ~4.3  |  Atlas FC: ~3.4  (Total ~7.7)  [Fuente: att-calibrado]</w:t>
-      </w:r>
-    </w:p>
-    <w:p>
-      <w:r>
-        <w:rPr>
-          <w:b/>
-        </w:rPr>
-        <w:t xml:space="preserve">Amarillas (prom.): </w:t>
-      </w:r>
-      <w:r>
-        <w:t>Club América: 1.4  |  Atlas FC: 2.2  (Total est.: 3.6)</w:t>
-      </w:r>
-    </w:p>
-    <w:p>
-      <w:r>
-        <w:rPr>
-          <w:b/>
-        </w:rPr>
-        <w:t xml:space="preserve">Analisis: </w:t>
-      </w:r>
-      <w:r>
-        <w:rPr>
-          <w:sz w:val="20"/>
-        </w:rPr>
-        <w:t>El modelo favorece a Club América como local (probabilidad 51.1%, empate 29.6%, Atlas FC 19.4%). Se esperan 1.48 goles de Club América y 0.83 de Atlas FC (ventaja +0.66 goles). Club América ocupa el #8 en tabla con forma reciente LLWDD (5/15 pts), mientras Atlas FC llega en #7 en tabla con forma LWLLD (4/15 pts). El ratio de ataque local de 0.67 (-33% vs promedio liga) y el ratio de defensa visitante de 1.41 (+41% vs promedio) justifican la preferencia por el local. Nivel de confianza del modelo: ALTA.</w:t>
-      </w:r>
-    </w:p>
-    <w:p/>
-    <w:p>
-      <w:pPr>
-        <w:pStyle w:val="Heading2"/>
-      </w:pPr>
-      <w:r>
-        <w:rPr>
-          <w:color w:val="1A5F9B"/>
-        </w:rPr>
-        <w:t>25.  FC Juárez  vs  Atlético San Luis</w:t>
-      </w:r>
-    </w:p>
-    <w:p>
-      <w:r>
-        <w:rPr>
-          <w:i/>
-          <w:color w:val="606060"/>
-          <w:sz w:val="18"/>
-        </w:rPr>
-        <w:t>Fecha: 2026-04-26   |   Jornada / Ronda: N/D</w:t>
-      </w:r>
-    </w:p>
-    <w:p>
-      <w:r>
-        <w:rPr>
-          <w:b/>
-          <w:sz w:val="24"/>
-        </w:rPr>
-        <w:t xml:space="preserve">Prediccion: Local   </w:t>
-      </w:r>
-      <w:r>
-        <w:rPr>
-          <w:b/>
-          <w:color w:val="C0392B"/>
-          <w:sz w:val="24"/>
-        </w:rPr>
-        <w:t>[Confianza: BAJA]</w:t>
-      </w:r>
-    </w:p>
-    <w:tbl>
-      <w:tblPr>
-        <w:tblStyle w:val="LightShading-Accent1"/>
-        <w:tblW w:type="auto" w:w="0"/>
-        <w:tblLook w:firstColumn="1" w:firstRow="1" w:lastColumn="0" w:lastRow="0" w:noHBand="0" w:noVBand="1" w:val="04A0"/>
-      </w:tblPr>
-      <w:tblGrid>
-        <w:gridCol w:w="3120"/>
-        <w:gridCol w:w="3120"/>
-        <w:gridCol w:w="3120"/>
-      </w:tblGrid>
-      <w:tr>
-        <w:tc>
-          <w:tcPr>
-            <w:tcW w:type="dxa" w:w="3120"/>
-          </w:tcPr>
-          <w:p>
-            <w:r>
-              <w:rPr>
-                <w:b/>
-                <w:sz w:val="18"/>
-              </w:rPr>
-              <w:t>Local (FC Juárez)</w:t>
-            </w:r>
-          </w:p>
-        </w:tc>
-        <w:tc>
-          <w:tcPr>
-            <w:tcW w:type="dxa" w:w="3120"/>
-          </w:tcPr>
-          <w:p>
-            <w:r>
-              <w:rPr>
-                <w:b/>
-                <w:sz w:val="18"/>
-              </w:rPr>
-              <w:t>Empate</w:t>
-            </w:r>
-          </w:p>
-        </w:tc>
-        <w:tc>
-          <w:tcPr>
-            <w:tcW w:type="dxa" w:w="3120"/>
-          </w:tcPr>
-          <w:p>
-            <w:r>
-              <w:rPr>
-                <w:b/>
-                <w:sz w:val="18"/>
-              </w:rPr>
-              <w:t>Visitante (Atlético San Lu)</w:t>
-            </w:r>
-          </w:p>
-        </w:tc>
-      </w:tr>
-      <w:tr>
-        <w:tc>
-          <w:tcPr>
-            <w:tcW w:type="dxa" w:w="3120"/>
-          </w:tcPr>
-          <w:p>
-            <w:r>
-              <w:rPr>
-                <w:sz w:val="22"/>
-              </w:rPr>
-              <w:t>39.9%</w:t>
-            </w:r>
-          </w:p>
-        </w:tc>
-        <w:tc>
-          <w:tcPr>
-            <w:tcW w:type="dxa" w:w="3120"/>
-          </w:tcPr>
-          <w:p>
-            <w:r>
-              <w:rPr>
-                <w:sz w:val="22"/>
-              </w:rPr>
-              <w:t>22.1%</w:t>
-            </w:r>
-          </w:p>
-        </w:tc>
-        <w:tc>
-          <w:tcPr>
-            <w:tcW w:type="dxa" w:w="3120"/>
-          </w:tcPr>
-          <w:p>
-            <w:r>
-              <w:rPr>
-                <w:sz w:val="22"/>
-              </w:rPr>
-              <w:t>38.0%</w:t>
-            </w:r>
-          </w:p>
-        </w:tc>
-      </w:tr>
-    </w:tbl>
-    <w:p/>
-    <w:p>
-      <w:r>
-        <w:rPr>
-          <w:b/>
-        </w:rPr>
-        <w:t xml:space="preserve">Goles esperados: </w:t>
-      </w:r>
-      <w:r>
-        <w:t>FC Juárez 2.10  —  Atlético San Luis 2.04  (ventaja +0.05)</w:t>
-      </w:r>
-    </w:p>
-    <w:p>
-      <w:r>
-        <w:rPr>
-          <w:b/>
-        </w:rPr>
-        <w:t xml:space="preserve">Forma reciente: </w:t>
-      </w:r>
-      <w:r>
-        <w:t>FC Juárez: WLDDL (5 pts)   |   Atlético San Luis: LWLWD (7 pts)</w:t>
-      </w:r>
-    </w:p>
-    <w:p>
-      <w:r>
-        <w:rPr>
-          <w:b/>
-        </w:rPr>
-        <w:t xml:space="preserve">Posicion en tabla: </w:t>
-      </w:r>
-      <w:r>
-        <w:t>FC Juárez: #14 (12 pts)   |   Atlético San Luis: #12 (14 pts)</w:t>
-      </w:r>
-    </w:p>
-    <w:p>
-      <w:r>
-        <w:rPr>
-          <w:b/>
-        </w:rPr>
-        <w:t xml:space="preserve">Corners estimados: </w:t>
-      </w:r>
-      <w:r>
-        <w:t>FC Juárez: ~5.2  |  Atlético San Lui: ~4.6  (Total ~9.8)  [Fuente: att-calibrado]</w:t>
-      </w:r>
-    </w:p>
-    <w:p>
-      <w:r>
-        <w:rPr>
-          <w:b/>
-        </w:rPr>
-        <w:t xml:space="preserve">Amarillas (prom.): </w:t>
-      </w:r>
-      <w:r>
-        <w:t>FC Juárez: nan  |  Atlético San Lui: nan  (Total est.: nan)</w:t>
-      </w:r>
-    </w:p>
-    <w:p>
-      <w:r>
-        <w:rPr>
-          <w:b/>
-        </w:rPr>
-        <w:t xml:space="preserve">Analisis: </w:t>
-      </w:r>
-      <w:r>
-        <w:rPr>
-          <w:sz w:val="20"/>
-        </w:rPr>
-        <w:t>El modelo favorece a FC Juárez como local (probabilidad 39.9%, empate 22.1%, Atlético San Luis 38.0%). Se esperan 2.10 goles de FC Juárez y 2.04 de Atlético San Luis (ventaja +0.05 goles). FC Juárez ocupa el #14 en tabla con forma reciente WLDDL (5/15 pts), mientras Atlético San Luis llega en #12 en tabla con forma LWLWD (7/15 pts). El ratio de ataque local de 1.11 (+11% vs promedio liga) y el ratio de defensa visitante de 1.24 (+24% vs promedio) justifican la preferencia por el local. Nivel de confianza del modelo: BAJA.</w:t>
-      </w:r>
-    </w:p>
-    <w:p/>
-    <w:p>
-      <w:pPr>
-        <w:pStyle w:val="Heading2"/>
-      </w:pPr>
-      <w:r>
-        <w:rPr>
-          <w:color w:val="1A5F9B"/>
-        </w:rPr>
-        <w:t>26.  Santos Laguna  vs  CF Monterrey</w:t>
-      </w:r>
-    </w:p>
-    <w:p>
-      <w:r>
-        <w:rPr>
-          <w:i/>
-          <w:color w:val="606060"/>
-          <w:sz w:val="18"/>
-        </w:rPr>
-        <w:t>Fecha: 2026-04-26   |   Jornada / Ronda: N/D</w:t>
-      </w:r>
-    </w:p>
-    <w:p>
-      <w:r>
-        <w:rPr>
-          <w:b/>
-          <w:sz w:val="24"/>
-        </w:rPr>
-        <w:t xml:space="preserve">Prediccion: Empate   </w:t>
-      </w:r>
-      <w:r>
-        <w:rPr>
-          <w:b/>
-          <w:color w:val="C0392B"/>
-          <w:sz w:val="24"/>
-        </w:rPr>
-        <w:t>[Confianza: BAJA]</w:t>
-      </w:r>
-    </w:p>
-    <w:tbl>
-      <w:tblPr>
-        <w:tblStyle w:val="LightShading-Accent1"/>
-        <w:tblW w:type="auto" w:w="0"/>
-        <w:tblLook w:firstColumn="1" w:firstRow="1" w:lastColumn="0" w:lastRow="0" w:noHBand="0" w:noVBand="1" w:val="04A0"/>
-      </w:tblPr>
-      <w:tblGrid>
-        <w:gridCol w:w="3120"/>
-        <w:gridCol w:w="3120"/>
-        <w:gridCol w:w="3120"/>
-      </w:tblGrid>
-      <w:tr>
-        <w:tc>
-          <w:tcPr>
-            <w:tcW w:type="dxa" w:w="3120"/>
-          </w:tcPr>
-          <w:p>
-            <w:r>
-              <w:rPr>
-                <w:b/>
-                <w:sz w:val="18"/>
-              </w:rPr>
-              <w:t>Local (Santos Laguna)</w:t>
-            </w:r>
-          </w:p>
-        </w:tc>
-        <w:tc>
-          <w:tcPr>
-            <w:tcW w:type="dxa" w:w="3120"/>
-          </w:tcPr>
-          <w:p>
-            <w:r>
-              <w:rPr>
-                <w:b/>
-                <w:sz w:val="18"/>
-              </w:rPr>
-              <w:t>Empate</w:t>
-            </w:r>
-          </w:p>
-        </w:tc>
-        <w:tc>
-          <w:tcPr>
-            <w:tcW w:type="dxa" w:w="3120"/>
-          </w:tcPr>
-          <w:p>
-            <w:r>
-              <w:rPr>
-                <w:b/>
-                <w:sz w:val="18"/>
-              </w:rPr>
-              <w:t>Visitante (CF Monterrey)</w:t>
-            </w:r>
-          </w:p>
-        </w:tc>
-      </w:tr>
-      <w:tr>
-        <w:tc>
-          <w:tcPr>
-            <w:tcW w:type="dxa" w:w="3120"/>
-          </w:tcPr>
-          <w:p>
-            <w:r>
-              <w:rPr>
-                <w:sz w:val="22"/>
-              </w:rPr>
-              <w:t>23.9%</w:t>
-            </w:r>
-          </w:p>
-        </w:tc>
-        <w:tc>
-          <w:tcPr>
-            <w:tcW w:type="dxa" w:w="3120"/>
-          </w:tcPr>
-          <w:p>
-            <w:r>
-              <w:rPr>
-                <w:sz w:val="22"/>
-              </w:rPr>
-              <w:t>40.1%</w:t>
-            </w:r>
-          </w:p>
-        </w:tc>
-        <w:tc>
-          <w:tcPr>
-            <w:tcW w:type="dxa" w:w="3120"/>
-          </w:tcPr>
-          <w:p>
-            <w:r>
-              <w:rPr>
-                <w:sz w:val="22"/>
-              </w:rPr>
-              <w:t>36.0%</w:t>
-            </w:r>
-          </w:p>
-        </w:tc>
-      </w:tr>
-    </w:tbl>
-    <w:p/>
-    <w:p>
-      <w:r>
-        <w:rPr>
-          <w:b/>
-        </w:rPr>
-        <w:t xml:space="preserve">Goles esperados: </w:t>
-      </w:r>
-      <w:r>
-        <w:t>Santos Laguna 0.63  —  CF Monterrey 0.84  (ventaja -0.21)</w:t>
-      </w:r>
-    </w:p>
-    <w:p>
-      <w:r>
-        <w:rPr>
-          <w:b/>
-        </w:rPr>
-        <w:t xml:space="preserve">Forma reciente: </w:t>
-      </w:r>
-      <w:r>
-        <w:t>Santos Laguna: DLWDL (5 pts)   |   CF Monterrey: LWLLD (4 pts)</w:t>
-      </w:r>
-    </w:p>
-    <w:p>
-      <w:r>
-        <w:rPr>
-          <w:b/>
-        </w:rPr>
-        <w:t xml:space="preserve">Posicion en tabla: </w:t>
-      </w:r>
-      <w:r>
-        <w:t>Santos Laguna: #18 (6 pts)   |   CF Monterrey: #11 (14 pts)</w:t>
-      </w:r>
-    </w:p>
-    <w:p>
-      <w:r>
-        <w:rPr>
-          <w:b/>
-        </w:rPr>
-        <w:t xml:space="preserve">Corners estimados: </w:t>
-      </w:r>
-      <w:r>
-        <w:t>Santos Laguna: ~4.4  |  CF Monterrey: ~3.4  (Total ~7.8)  [Fuente: att-calibrado]</w:t>
-      </w:r>
-    </w:p>
-    <w:p>
-      <w:r>
-        <w:rPr>
-          <w:b/>
-        </w:rPr>
-        <w:t xml:space="preserve">Amarillas (prom.): </w:t>
-      </w:r>
-      <w:r>
-        <w:t>Santos Laguna: 2.4  |  CF Monterrey: 1.9  (Total est.: 4.3)</w:t>
-      </w:r>
-    </w:p>
-    <w:p>
-      <w:r>
-        <w:rPr>
-          <w:b/>
-        </w:rPr>
-        <w:t xml:space="preserve">Analisis: </w:t>
-      </w:r>
-      <w:r>
-        <w:rPr>
-          <w:sz w:val="20"/>
-        </w:rPr>
-        <w:t>El modelo detecta un equilibrio notable: Santos Laguna 23.9%, empate 40.1%, CF Monterrey 36.0%. Goles esperados prácticamente igualados: Santos Laguna 0.63 — CF Monterrey 0.84 (diferencia -0.21). Forma reciente similar: Santos Laguna DLWDL (5 pts) vs CF Monterrey LWLLD (4 pts). Nivel de confianza del modelo: BAJA.</w:t>
-      </w:r>
-    </w:p>
-    <w:p/>
-    <w:p>
-      <w:pPr>
-        <w:pStyle w:val="Heading2"/>
-      </w:pPr>
-      <w:r>
-        <w:rPr>
-          <w:color w:val="1A5F9B"/>
-        </w:rPr>
-        <w:t>27.  Cruz Azul  vs  Club Necaxa</w:t>
-      </w:r>
-    </w:p>
-    <w:p>
-      <w:r>
-        <w:rPr>
-          <w:i/>
-          <w:color w:val="606060"/>
-          <w:sz w:val="18"/>
-        </w:rPr>
-        <w:t>Fecha: 2026-04-27   |   Jornada / Ronda: N/D</w:t>
-      </w:r>
-    </w:p>
-    <w:p>
-      <w:r>
-        <w:rPr>
-          <w:b/>
-          <w:sz w:val="24"/>
-        </w:rPr>
-        <w:t xml:space="preserve">Prediccion: Local   </w:t>
-      </w:r>
-      <w:r>
-        <w:rPr>
-          <w:b/>
-          <w:color w:val="2E860E"/>
-          <w:sz w:val="24"/>
-        </w:rPr>
-        <w:t>[Confianza: ALTA]</w:t>
-      </w:r>
-    </w:p>
-    <w:tbl>
-      <w:tblPr>
-        <w:tblStyle w:val="LightShading-Accent1"/>
-        <w:tblW w:type="auto" w:w="0"/>
-        <w:tblLook w:firstColumn="1" w:firstRow="1" w:lastColumn="0" w:lastRow="0" w:noHBand="0" w:noVBand="1" w:val="04A0"/>
-      </w:tblPr>
-      <w:tblGrid>
-        <w:gridCol w:w="3120"/>
-        <w:gridCol w:w="3120"/>
-        <w:gridCol w:w="3120"/>
-      </w:tblGrid>
-      <w:tr>
-        <w:tc>
-          <w:tcPr>
-            <w:tcW w:type="dxa" w:w="3120"/>
-          </w:tcPr>
-          <w:p>
-            <w:r>
-              <w:rPr>
-                <w:b/>
-                <w:sz w:val="18"/>
-              </w:rPr>
-              <w:t>Local (Cruz Azul)</w:t>
-            </w:r>
-          </w:p>
-        </w:tc>
-        <w:tc>
-          <w:tcPr>
-            <w:tcW w:type="dxa" w:w="3120"/>
-          </w:tcPr>
-          <w:p>
-            <w:r>
-              <w:rPr>
-                <w:b/>
-                <w:sz w:val="18"/>
-              </w:rPr>
-              <w:t>Empate</w:t>
-            </w:r>
-          </w:p>
-        </w:tc>
-        <w:tc>
-          <w:tcPr>
-            <w:tcW w:type="dxa" w:w="3120"/>
-          </w:tcPr>
-          <w:p>
-            <w:r>
-              <w:rPr>
-                <w:b/>
-                <w:sz w:val="18"/>
-              </w:rPr>
-              <w:t>Visitante (Club Necaxa)</w:t>
-            </w:r>
-          </w:p>
-        </w:tc>
-      </w:tr>
-      <w:tr>
-        <w:tc>
-          <w:tcPr>
-            <w:tcW w:type="dxa" w:w="3120"/>
-          </w:tcPr>
-          <w:p>
-            <w:r>
-              <w:rPr>
-                <w:sz w:val="22"/>
-              </w:rPr>
-              <w:t>68.4%</w:t>
-            </w:r>
-          </w:p>
-        </w:tc>
-        <w:tc>
-          <w:tcPr>
-            <w:tcW w:type="dxa" w:w="3120"/>
-          </w:tcPr>
-          <w:p>
-            <w:r>
-              <w:rPr>
-                <w:sz w:val="22"/>
-              </w:rPr>
-              <w:t>19.7%</w:t>
-            </w:r>
-          </w:p>
-        </w:tc>
-        <w:tc>
-          <w:tcPr>
-            <w:tcW w:type="dxa" w:w="3120"/>
-          </w:tcPr>
-          <w:p>
-            <w:r>
-              <w:rPr>
-                <w:sz w:val="22"/>
-              </w:rPr>
-              <w:t>12.0%</w:t>
-            </w:r>
-          </w:p>
-        </w:tc>
-      </w:tr>
-    </w:tbl>
-    <w:p/>
-    <w:p>
-      <w:r>
-        <w:rPr>
-          <w:b/>
-        </w:rPr>
-        <w:t xml:space="preserve">Goles esperados: </w:t>
-      </w:r>
-      <w:r>
-        <w:t>Cruz Azul 2.37  —  Club Necaxa 0.93  (ventaja +1.44)</w:t>
-      </w:r>
-    </w:p>
-    <w:p>
-      <w:r>
-        <w:rPr>
-          <w:b/>
-        </w:rPr>
-        <w:t xml:space="preserve">Forma reciente: </w:t>
-      </w:r>
-      <w:r>
-        <w:t>Cruz Azul: WWWLD (10 pts)   |   Club Necaxa: LLLWL (3 pts)</w:t>
-      </w:r>
-    </w:p>
-    <w:p>
-      <w:r>
-        <w:rPr>
-          <w:b/>
-        </w:rPr>
-        <w:t xml:space="preserve">Posicion en tabla: </w:t>
-      </w:r>
-      <w:r>
-        <w:t>Cruz Azul: #1 (26 pts)   |   Club Necaxa: #16 (12 pts)</w:t>
-      </w:r>
-    </w:p>
-    <w:p>
-      <w:r>
-        <w:rPr>
-          <w:b/>
-        </w:rPr>
-        <w:t xml:space="preserve">Corners estimados: </w:t>
-      </w:r>
-      <w:r>
-        <w:t>Cruz Azul: ~5.4  |  Club Necaxa: ~4.4  (Total ~9.8)  [Fuente: att-calibrado]</w:t>
-      </w:r>
-    </w:p>
-    <w:p>
-      <w:r>
-        <w:rPr>
-          <w:b/>
-        </w:rPr>
-        <w:t xml:space="preserve">Amarillas (prom.): </w:t>
-      </w:r>
-      <w:r>
-        <w:t>Cruz Azul: nan  |  Club Necaxa: nan  (Total est.: nan)</w:t>
-      </w:r>
-    </w:p>
-    <w:p>
-      <w:r>
-        <w:rPr>
-          <w:b/>
-        </w:rPr>
-        <w:t xml:space="preserve">Analisis: </w:t>
-      </w:r>
-      <w:r>
-        <w:rPr>
-          <w:sz w:val="20"/>
-        </w:rPr>
-        <w:t>El modelo favorece a Cruz Azul como local (probabilidad 68.4%, empate 19.7%, Club Necaxa 12.0%). Se esperan 2.37 goles de Cruz Azul y 0.93 de Club Necaxa (ventaja +1.44 goles). Cruz Azul ocupa el #1 en tabla con forma reciente WWWLD (10/15 pts), mientras Club Necaxa llega en #16 en tabla con forma LLLWL (3/15 pts). El ratio de ataque local de 1.19 (+19% vs promedio liga) y el ratio de defensa visitante de 1.35 (+35% vs promedio) justifican la preferencia por el local. Nivel de confianza del modelo: ALTA.</w:t>
+        <w:t>El modelo favorece a Cruz Azul como local (probabilidad 50.5%, empate 28.8%, Club Necaxa 20.7%). Se esperan 1.54 goles de Cruz Azul y 0.91 de Club Necaxa (ventaja +0.63 goles). Cruz Azul ocupa el #4 en tabla con forma reciente DDLDD (4/15 pts), mientras Club Necaxa llega en #11 en tabla con forma DWWLD (8/15 pts). El ratio de ataque local de 1.01 (+1% vs promedio liga) y el ratio de defensa visitante de 1.09 (+9% vs promedio) justifican la preferencia por el local. Nivel de confianza del modelo: ALTA.</w:t>
       </w:r>
     </w:p>
     <w:p/>
@@ -6749,7 +4895,7 @@
               <w:rPr>
                 <w:sz w:val="16"/>
               </w:rPr>
-              <w:t>2026-04-18</w:t>
+              <w:t>2026-04-21</w:t>
             </w:r>
           </w:p>
         </w:tc>
@@ -6762,7 +4908,7 @@
               <w:rPr>
                 <w:sz w:val="16"/>
               </w:rPr>
-              <w:t>Atlético San Luis</w:t>
+              <w:t>Pumas UNAM</w:t>
             </w:r>
           </w:p>
         </w:tc>
@@ -6775,7 +4921,7 @@
               <w:rPr>
                 <w:sz w:val="16"/>
               </w:rPr>
-              <w:t>Pumas UNAM</w:t>
+              <w:t>FC Juárez</w:t>
             </w:r>
           </w:p>
         </w:tc>
@@ -6801,7 +4947,7 @@
               <w:rPr>
                 <w:sz w:val="16"/>
               </w:rPr>
-              <w:t>39.3</w:t>
+              <w:t>70.4</w:t>
             </w:r>
           </w:p>
         </w:tc>
@@ -6814,7 +4960,7 @@
               <w:rPr>
                 <w:sz w:val="16"/>
               </w:rPr>
-              <w:t>25.1</w:t>
+              <w:t>18.6</w:t>
             </w:r>
           </w:p>
         </w:tc>
@@ -6827,7 +4973,7 @@
               <w:rPr>
                 <w:sz w:val="16"/>
               </w:rPr>
-              <w:t>35.6</w:t>
+              <w:t>11.0</w:t>
             </w:r>
           </w:p>
         </w:tc>
@@ -6840,7 +4986,7 @@
               <w:rPr>
                 <w:sz w:val="16"/>
               </w:rPr>
-              <w:t>1.75</w:t>
+              <w:t>2.48</w:t>
             </w:r>
           </w:p>
         </w:tc>
@@ -6853,7 +4999,7 @@
               <w:rPr>
                 <w:sz w:val="16"/>
               </w:rPr>
-              <w:t>1.66</w:t>
+              <w:t>0.92</w:t>
             </w:r>
           </w:p>
         </w:tc>
@@ -6866,7 +5012,7 @@
               <w:rPr>
                 <w:sz w:val="16"/>
               </w:rPr>
-              <w:t>BAJA</w:t>
+              <w:t>ALTA</w:t>
             </w:r>
           </w:p>
         </w:tc>
@@ -6881,7 +5027,7 @@
               <w:rPr>
                 <w:sz w:val="16"/>
               </w:rPr>
-              <w:t>2026-04-18</w:t>
+              <w:t>2026-04-21</w:t>
             </w:r>
           </w:p>
         </w:tc>
@@ -6894,7 +5040,7 @@
               <w:rPr>
                 <w:sz w:val="16"/>
               </w:rPr>
-              <w:t>Mazatlán FC</w:t>
+              <w:t>Querétaro FC</w:t>
             </w:r>
           </w:p>
         </w:tc>
@@ -6907,7 +5053,7 @@
               <w:rPr>
                 <w:sz w:val="16"/>
               </w:rPr>
-              <w:t>Querétaro FC</w:t>
+              <w:t>Cruz Azul</w:t>
             </w:r>
           </w:p>
         </w:tc>
@@ -6920,7 +5066,7 @@
               <w:rPr>
                 <w:sz w:val="16"/>
               </w:rPr>
-              <w:t>Local</w:t>
+              <w:t>Empate</w:t>
             </w:r>
           </w:p>
         </w:tc>
@@ -6933,7 +5079,7 @@
               <w:rPr>
                 <w:sz w:val="16"/>
               </w:rPr>
-              <w:t>83.9</w:t>
+              <w:t>39.2</w:t>
             </w:r>
           </w:p>
         </w:tc>
@@ -6946,7 +5092,7 @@
               <w:rPr>
                 <w:sz w:val="16"/>
               </w:rPr>
-              <w:t>15.0</w:t>
+              <w:t>29.8</w:t>
             </w:r>
           </w:p>
         </w:tc>
@@ -6959,7 +5105,7 @@
               <w:rPr>
                 <w:sz w:val="16"/>
               </w:rPr>
-              <w:t>1.1</w:t>
+              <w:t>31.1</w:t>
             </w:r>
           </w:p>
         </w:tc>
@@ -6972,7 +5118,7 @@
               <w:rPr>
                 <w:sz w:val="16"/>
               </w:rPr>
-              <w:t>4.21</w:t>
+              <w:t>1.37</w:t>
             </w:r>
           </w:p>
         </w:tc>
@@ -6985,7 +5131,7 @@
               <w:rPr>
                 <w:sz w:val="16"/>
               </w:rPr>
-              <w:t>0.51</w:t>
+              <w:t>1.20</w:t>
             </w:r>
           </w:p>
         </w:tc>
@@ -6998,7 +5144,7 @@
               <w:rPr>
                 <w:sz w:val="16"/>
               </w:rPr>
-              <w:t>ALTA</w:t>
+              <w:t>BAJA</w:t>
             </w:r>
           </w:p>
         </w:tc>
@@ -7013,7 +5159,7 @@
               <w:rPr>
                 <w:sz w:val="16"/>
               </w:rPr>
-              <w:t>2026-04-18</w:t>
+              <w:t>2026-04-21</w:t>
             </w:r>
           </w:p>
         </w:tc>
@@ -7026,7 +5172,7 @@
               <w:rPr>
                 <w:sz w:val="16"/>
               </w:rPr>
-              <w:t>Club Necaxa</w:t>
+              <w:t>CF Monterrey</w:t>
             </w:r>
           </w:p>
         </w:tc>
@@ -7039,7 +5185,7 @@
               <w:rPr>
                 <w:sz w:val="16"/>
               </w:rPr>
-              <w:t>Tigres UANL</w:t>
+              <w:t>Club Puebla</w:t>
             </w:r>
           </w:p>
         </w:tc>
@@ -7052,7 +5198,7 @@
               <w:rPr>
                 <w:sz w:val="16"/>
               </w:rPr>
-              <w:t>Visitante</w:t>
+              <w:t>Local</w:t>
             </w:r>
           </w:p>
         </w:tc>
@@ -7065,7 +5211,7 @@
               <w:rPr>
                 <w:sz w:val="16"/>
               </w:rPr>
-              <w:t>26.6</w:t>
+              <w:t>49.3</w:t>
             </w:r>
           </w:p>
         </w:tc>
@@ -7078,7 +5224,7 @@
               <w:rPr>
                 <w:sz w:val="16"/>
               </w:rPr>
-              <w:t>27.0</w:t>
+              <w:t>26.4</w:t>
             </w:r>
           </w:p>
         </w:tc>
@@ -7091,7 +5237,7 @@
               <w:rPr>
                 <w:sz w:val="16"/>
               </w:rPr>
-              <w:t>46.3</w:t>
+              <w:t>24.3</w:t>
             </w:r>
           </w:p>
         </w:tc>
@@ -7104,7 +5250,7 @@
               <w:rPr>
                 <w:sz w:val="16"/>
               </w:rPr>
-              <w:t>1.23</w:t>
+              <w:t>1.75</w:t>
             </w:r>
           </w:p>
         </w:tc>
@@ -7117,7 +5263,7 @@
               <w:rPr>
                 <w:sz w:val="16"/>
               </w:rPr>
-              <w:t>1.68</w:t>
+              <w:t>1.18</w:t>
             </w:r>
           </w:p>
         </w:tc>
@@ -7145,7 +5291,7 @@
               <w:rPr>
                 <w:sz w:val="16"/>
               </w:rPr>
-              <w:t>2026-04-18</w:t>
+              <w:t>2026-04-21</w:t>
             </w:r>
           </w:p>
         </w:tc>
@@ -7158,7 +5304,7 @@
               <w:rPr>
                 <w:sz w:val="16"/>
               </w:rPr>
-              <w:t>Cruz Azul</w:t>
+              <w:t>Club León</w:t>
             </w:r>
           </w:p>
         </w:tc>
@@ -7171,7 +5317,7 @@
               <w:rPr>
                 <w:sz w:val="16"/>
               </w:rPr>
-              <w:t>Club Tijuana</w:t>
+              <w:t>Club América</w:t>
             </w:r>
           </w:p>
         </w:tc>
@@ -7184,7 +5330,7 @@
               <w:rPr>
                 <w:sz w:val="16"/>
               </w:rPr>
-              <w:t>Local</w:t>
+              <w:t>Empate</w:t>
             </w:r>
           </w:p>
         </w:tc>
@@ -7197,7 +5343,7 @@
               <w:rPr>
                 <w:sz w:val="16"/>
               </w:rPr>
-              <w:t>46.6</w:t>
+              <w:t>40.3</w:t>
             </w:r>
           </w:p>
         </w:tc>
@@ -7210,7 +5356,7 @@
               <w:rPr>
                 <w:sz w:val="16"/>
               </w:rPr>
-              <w:t>28.4</w:t>
+              <w:t>30.3</w:t>
             </w:r>
           </w:p>
         </w:tc>
@@ -7223,7 +5369,7 @@
               <w:rPr>
                 <w:sz w:val="16"/>
               </w:rPr>
-              <w:t>25.0</w:t>
+              <w:t>29.4</w:t>
             </w:r>
           </w:p>
         </w:tc>
@@ -7236,7 +5382,7 @@
               <w:rPr>
                 <w:sz w:val="16"/>
               </w:rPr>
-              <w:t>1.56</w:t>
+              <w:t>1.35</w:t>
             </w:r>
           </w:p>
         </w:tc>
@@ -7249,7 +5395,7 @@
               <w:rPr>
                 <w:sz w:val="16"/>
               </w:rPr>
-              <w:t>1.09</w:t>
+              <w:t>1.12</w:t>
             </w:r>
           </w:p>
         </w:tc>
@@ -7262,7 +5408,7 @@
               <w:rPr>
                 <w:sz w:val="16"/>
               </w:rPr>
-              <w:t>ALTA</w:t>
+              <w:t>BAJA</w:t>
             </w:r>
           </w:p>
         </w:tc>
@@ -7277,7 +5423,7 @@
               <w:rPr>
                 <w:sz w:val="16"/>
               </w:rPr>
-              <w:t>2026-04-19</w:t>
+              <w:t>2026-04-22</w:t>
             </w:r>
           </w:p>
         </w:tc>
@@ -7290,7 +5436,7 @@
               <w:rPr>
                 <w:sz w:val="16"/>
               </w:rPr>
-              <w:t>CF Monterrey</w:t>
+              <w:t>Atlas FC</w:t>
             </w:r>
           </w:p>
         </w:tc>
@@ -7303,7 +5449,7 @@
               <w:rPr>
                 <w:sz w:val="16"/>
               </w:rPr>
-              <w:t>CF Pachuca</w:t>
+              <w:t>Tigres UANL</w:t>
             </w:r>
           </w:p>
         </w:tc>
@@ -7329,7 +5475,7 @@
               <w:rPr>
                 <w:sz w:val="16"/>
               </w:rPr>
-              <w:t>32.7</w:t>
+              <w:t>34.3</w:t>
             </w:r>
           </w:p>
         </w:tc>
@@ -7342,7 +5488,7 @@
               <w:rPr>
                 <w:sz w:val="16"/>
               </w:rPr>
-              <w:t>34.2</w:t>
+              <w:t>36.8</w:t>
             </w:r>
           </w:p>
         </w:tc>
@@ -7355,7 +5501,7 @@
               <w:rPr>
                 <w:sz w:val="16"/>
               </w:rPr>
-              <w:t>33.0</w:t>
+              <w:t>28.9</w:t>
             </w:r>
           </w:p>
         </w:tc>
@@ -7368,7 +5514,7 @@
               <w:rPr>
                 <w:sz w:val="16"/>
               </w:rPr>
-              <w:t>1.00</w:t>
+              <w:t>0.93</w:t>
             </w:r>
           </w:p>
         </w:tc>
@@ -7381,7 +5527,7 @@
               <w:rPr>
                 <w:sz w:val="16"/>
               </w:rPr>
-              <w:t>1.01</w:t>
+              <w:t>0.83</w:t>
             </w:r>
           </w:p>
         </w:tc>
@@ -7409,7 +5555,7 @@
               <w:rPr>
                 <w:sz w:val="16"/>
               </w:rPr>
-              <w:t>2026-04-19</w:t>
+              <w:t>2026-04-22</w:t>
             </w:r>
           </w:p>
         </w:tc>
@@ -7422,7 +5568,7 @@
               <w:rPr>
                 <w:sz w:val="16"/>
               </w:rPr>
-              <w:t>CD Guadalajara</w:t>
+              <w:t>Atlético San Luis</w:t>
             </w:r>
           </w:p>
         </w:tc>
@@ -7435,7 +5581,7 @@
               <w:rPr>
                 <w:sz w:val="16"/>
               </w:rPr>
-              <w:t>Club Puebla</w:t>
+              <w:t>Santos Laguna</w:t>
             </w:r>
           </w:p>
         </w:tc>
@@ -7461,7 +5607,7 @@
               <w:rPr>
                 <w:sz w:val="16"/>
               </w:rPr>
-              <w:t>64.2</w:t>
+              <w:t>39.7</w:t>
             </w:r>
           </w:p>
         </w:tc>
@@ -7474,7 +5620,7 @@
               <w:rPr>
                 <w:sz w:val="16"/>
               </w:rPr>
-              <w:t>27.6</w:t>
+              <w:t>25.1</w:t>
             </w:r>
           </w:p>
         </w:tc>
@@ -7487,7 +5633,7 @@
               <w:rPr>
                 <w:sz w:val="16"/>
               </w:rPr>
-              <w:t>8.2</w:t>
+              <w:t>35.2</w:t>
             </w:r>
           </w:p>
         </w:tc>
@@ -7500,7 +5646,7 @@
               <w:rPr>
                 <w:sz w:val="16"/>
               </w:rPr>
-              <w:t>1.50</w:t>
+              <w:t>1.76</w:t>
             </w:r>
           </w:p>
         </w:tc>
@@ -7513,7 +5659,7 @@
               <w:rPr>
                 <w:sz w:val="16"/>
               </w:rPr>
-              <w:t>0.39</w:t>
+              <w:t>1.65</w:t>
             </w:r>
           </w:p>
         </w:tc>
@@ -7526,7 +5672,7 @@
               <w:rPr>
                 <w:sz w:val="16"/>
               </w:rPr>
-              <w:t>ALTA</w:t>
+              <w:t>BAJA</w:t>
             </w:r>
           </w:p>
         </w:tc>
@@ -7541,7 +5687,7 @@
               <w:rPr>
                 <w:sz w:val="16"/>
               </w:rPr>
-              <w:t>2026-04-19</w:t>
+              <w:t>2026-04-22</w:t>
             </w:r>
           </w:p>
         </w:tc>
@@ -7554,7 +5700,7 @@
               <w:rPr>
                 <w:sz w:val="16"/>
               </w:rPr>
-              <w:t>Club León</w:t>
+              <w:t>Mazatlán FC</w:t>
             </w:r>
           </w:p>
         </w:tc>
@@ -7567,7 +5713,7 @@
               <w:rPr>
                 <w:sz w:val="16"/>
               </w:rPr>
-              <w:t>FC Juárez</w:t>
+              <w:t>CD Toluca</w:t>
             </w:r>
           </w:p>
         </w:tc>
@@ -7580,7 +5726,7 @@
               <w:rPr>
                 <w:sz w:val="16"/>
               </w:rPr>
-              <w:t>Local</w:t>
+              <w:t>Empate</w:t>
             </w:r>
           </w:p>
         </w:tc>
@@ -7593,7 +5739,7 @@
               <w:rPr>
                 <w:sz w:val="16"/>
               </w:rPr>
-              <w:t>67.5</w:t>
+              <w:t>38.2</w:t>
             </w:r>
           </w:p>
         </w:tc>
@@ -7606,7 +5752,7 @@
               <w:rPr>
                 <w:sz w:val="16"/>
               </w:rPr>
-              <w:t>22.0</w:t>
+              <w:t>31.1</w:t>
             </w:r>
           </w:p>
         </w:tc>
@@ -7619,7 +5765,7 @@
               <w:rPr>
                 <w:sz w:val="16"/>
               </w:rPr>
-              <w:t>10.5</w:t>
+              <w:t>30.7</w:t>
             </w:r>
           </w:p>
         </w:tc>
@@ -7632,7 +5778,7 @@
               <w:rPr>
                 <w:sz w:val="16"/>
               </w:rPr>
-              <w:t>2.03</w:t>
+              <w:t>1.27</w:t>
             </w:r>
           </w:p>
         </w:tc>
@@ -7645,7 +5791,7 @@
               <w:rPr>
                 <w:sz w:val="16"/>
               </w:rPr>
-              <w:t>0.70</w:t>
+              <w:t>1.11</w:t>
             </w:r>
           </w:p>
         </w:tc>
@@ -7658,7 +5804,7 @@
               <w:rPr>
                 <w:sz w:val="16"/>
               </w:rPr>
-              <w:t>ALTA</w:t>
+              <w:t>BAJA</w:t>
             </w:r>
           </w:p>
         </w:tc>
@@ -7673,7 +5819,7 @@
               <w:rPr>
                 <w:sz w:val="16"/>
               </w:rPr>
-              <w:t>2026-04-19</w:t>
+              <w:t>2026-04-22</w:t>
             </w:r>
           </w:p>
         </w:tc>
@@ -7686,7 +5832,7 @@
               <w:rPr>
                 <w:sz w:val="16"/>
               </w:rPr>
-              <w:t>Club América</w:t>
+              <w:t>Club Necaxa</w:t>
             </w:r>
           </w:p>
         </w:tc>
@@ -7699,7 +5845,7 @@
               <w:rPr>
                 <w:sz w:val="16"/>
               </w:rPr>
-              <w:t>CD Toluca</w:t>
+              <w:t>CD Guadalajara</w:t>
             </w:r>
           </w:p>
         </w:tc>
@@ -7712,7 +5858,7 @@
               <w:rPr>
                 <w:sz w:val="16"/>
               </w:rPr>
-              <w:t>Visitante</w:t>
+              <w:t>Local</w:t>
             </w:r>
           </w:p>
         </w:tc>
@@ -7725,7 +5871,7 @@
               <w:rPr>
                 <w:sz w:val="16"/>
               </w:rPr>
-              <w:t>8.9</w:t>
+              <w:t>54.8</w:t>
             </w:r>
           </w:p>
         </w:tc>
@@ -7738,7 +5884,7 @@
               <w:rPr>
                 <w:sz w:val="16"/>
               </w:rPr>
-              <w:t>23.8</w:t>
+              <w:t>23.4</w:t>
             </w:r>
           </w:p>
         </w:tc>
@@ -7751,7 +5897,7 @@
               <w:rPr>
                 <w:sz w:val="16"/>
               </w:rPr>
-              <w:t>67.3</w:t>
+              <w:t>21.9</w:t>
             </w:r>
           </w:p>
         </w:tc>
@@ -7764,7 +5910,7 @@
               <w:rPr>
                 <w:sz w:val="16"/>
               </w:rPr>
-              <w:t>0.52</w:t>
+              <w:t>2.09</w:t>
             </w:r>
           </w:p>
         </w:tc>
@@ -7777,7 +5923,7 @@
               <w:rPr>
                 <w:sz w:val="16"/>
               </w:rPr>
-              <w:t>1.80</w:t>
+              <w:t>1.28</w:t>
             </w:r>
           </w:p>
         </w:tc>
@@ -7805,7 +5951,7 @@
               <w:rPr>
                 <w:sz w:val="16"/>
               </w:rPr>
-              <w:t>2026-04-19</w:t>
+              <w:t>2026-04-22</w:t>
             </w:r>
           </w:p>
         </w:tc>
@@ -7818,7 +5964,7 @@
               <w:rPr>
                 <w:sz w:val="16"/>
               </w:rPr>
-              <w:t>Santos Laguna</w:t>
+              <w:t>Club Tijuana</w:t>
             </w:r>
           </w:p>
         </w:tc>
@@ -7831,7 +5977,7 @@
               <w:rPr>
                 <w:sz w:val="16"/>
               </w:rPr>
-              <w:t>Atlas FC</w:t>
+              <w:t>CF Pachuca</w:t>
             </w:r>
           </w:p>
         </w:tc>
@@ -7844,7 +5990,7 @@
               <w:rPr>
                 <w:sz w:val="16"/>
               </w:rPr>
-              <w:t>Local</w:t>
+              <w:t>Empate</w:t>
             </w:r>
           </w:p>
         </w:tc>
@@ -7857,7 +6003,7 @@
               <w:rPr>
                 <w:sz w:val="16"/>
               </w:rPr>
-              <w:t>56.2</w:t>
+              <w:t>27.0</w:t>
             </w:r>
           </w:p>
         </w:tc>
@@ -7870,7 +6016,7 @@
               <w:rPr>
                 <w:sz w:val="16"/>
               </w:rPr>
-              <w:t>26.9</w:t>
+              <w:t>32.2</w:t>
             </w:r>
           </w:p>
         </w:tc>
@@ -7883,7 +6029,7 @@
               <w:rPr>
                 <w:sz w:val="16"/>
               </w:rPr>
-              <w:t>16.9</w:t>
+              <w:t>40.8</w:t>
             </w:r>
           </w:p>
         </w:tc>
@@ -7896,7 +6042,7 @@
               <w:rPr>
                 <w:sz w:val="16"/>
               </w:rPr>
-              <w:t>1.69</w:t>
+              <w:t>0.96</w:t>
             </w:r>
           </w:p>
         </w:tc>
@@ -7909,7 +6055,7 @@
               <w:rPr>
                 <w:sz w:val="16"/>
               </w:rPr>
-              <w:t>0.84</w:t>
+              <w:t>1.24</w:t>
             </w:r>
           </w:p>
         </w:tc>
@@ -7922,7 +6068,7 @@
               <w:rPr>
                 <w:sz w:val="16"/>
               </w:rPr>
-              <w:t>ALTA</w:t>
+              <w:t>BAJA</w:t>
             </w:r>
           </w:p>
         </w:tc>
@@ -7937,7 +6083,7 @@
               <w:rPr>
                 <w:sz w:val="16"/>
               </w:rPr>
-              <w:t>2026-04-22</w:t>
+              <w:t>2026-04-24</w:t>
             </w:r>
           </w:p>
         </w:tc>
@@ -7950,7 +6096,7 @@
               <w:rPr>
                 <w:sz w:val="16"/>
               </w:rPr>
-              <w:t>Pumas UNAM</w:t>
+              <w:t>Club Puebla</w:t>
             </w:r>
           </w:p>
         </w:tc>
@@ -7963,7 +6109,7 @@
               <w:rPr>
                 <w:sz w:val="16"/>
               </w:rPr>
-              <w:t>FC Juárez</w:t>
+              <w:t>Querétaro FC</w:t>
             </w:r>
           </w:p>
         </w:tc>
@@ -7976,7 +6122,7 @@
               <w:rPr>
                 <w:sz w:val="16"/>
               </w:rPr>
-              <w:t>Local</w:t>
+              <w:t>Empate</w:t>
             </w:r>
           </w:p>
         </w:tc>
@@ -7989,7 +6135,7 @@
               <w:rPr>
                 <w:sz w:val="16"/>
               </w:rPr>
-              <w:t>68.6</w:t>
+              <w:t>36.7</w:t>
             </w:r>
           </w:p>
         </w:tc>
@@ -8002,7 +6148,7 @@
               <w:rPr>
                 <w:sz w:val="16"/>
               </w:rPr>
-              <w:t>18.7</w:t>
+              <w:t>39.9</w:t>
             </w:r>
           </w:p>
         </w:tc>
@@ -8015,7 +6161,7 @@
               <w:rPr>
                 <w:sz w:val="16"/>
               </w:rPr>
-              <w:t>12.7</w:t>
+              <w:t>23.4</w:t>
             </w:r>
           </w:p>
         </w:tc>
@@ -8028,7 +6174,7 @@
               <w:rPr>
                 <w:sz w:val="16"/>
               </w:rPr>
-              <w:t>2.53</w:t>
+              <w:t>0.85</w:t>
             </w:r>
           </w:p>
         </w:tc>
@@ -8041,7 +6187,7 @@
               <w:rPr>
                 <w:sz w:val="16"/>
               </w:rPr>
-              <w:t>1.05</w:t>
+              <w:t>0.63</w:t>
             </w:r>
           </w:p>
         </w:tc>
@@ -8054,7 +6200,7 @@
               <w:rPr>
                 <w:sz w:val="16"/>
               </w:rPr>
-              <w:t>ALTA</w:t>
+              <w:t>BAJA</w:t>
             </w:r>
           </w:p>
         </w:tc>
@@ -8069,7 +6215,7 @@
               <w:rPr>
                 <w:sz w:val="16"/>
               </w:rPr>
-              <w:t>2026-04-22</w:t>
+              <w:t>2026-04-25</w:t>
             </w:r>
           </w:p>
         </w:tc>
@@ -8082,7 +6228,7 @@
               <w:rPr>
                 <w:sz w:val="16"/>
               </w:rPr>
-              <w:t>Querétaro FC</w:t>
+              <w:t>CF Pachuca</w:t>
             </w:r>
           </w:p>
         </w:tc>
@@ -8095,7 +6241,7 @@
               <w:rPr>
                 <w:sz w:val="16"/>
               </w:rPr>
-              <w:t>Cruz Azul</w:t>
+              <w:t>Pumas UNAM</w:t>
             </w:r>
           </w:p>
         </w:tc>
@@ -8121,7 +6267,7 @@
               <w:rPr>
                 <w:sz w:val="16"/>
               </w:rPr>
-              <w:t>24.7</w:t>
+              <w:t>36.2</w:t>
             </w:r>
           </w:p>
         </w:tc>
@@ -8134,7 +6280,7 @@
               <w:rPr>
                 <w:sz w:val="16"/>
               </w:rPr>
-              <w:t>29.4</w:t>
+              <w:t>25.6</w:t>
             </w:r>
           </w:p>
         </w:tc>
@@ -8147,7 +6293,7 @@
               <w:rPr>
                 <w:sz w:val="16"/>
               </w:rPr>
-              <w:t>45.8</w:t>
+              <w:t>38.2</w:t>
             </w:r>
           </w:p>
         </w:tc>
@@ -8160,7 +6306,7 @@
               <w:rPr>
                 <w:sz w:val="16"/>
               </w:rPr>
-              <w:t>1.02</w:t>
+              <w:t>1.63</w:t>
             </w:r>
           </w:p>
         </w:tc>
@@ -8173,7 +6319,7 @@
               <w:rPr>
                 <w:sz w:val="16"/>
               </w:rPr>
-              <w:t>1.47</w:t>
+              <w:t>1.68</w:t>
             </w:r>
           </w:p>
         </w:tc>
@@ -8186,7 +6332,7 @@
               <w:rPr>
                 <w:sz w:val="16"/>
               </w:rPr>
-              <w:t>MEDIA</w:t>
+              <w:t>BAJA</w:t>
             </w:r>
           </w:p>
         </w:tc>
@@ -8201,7 +6347,7 @@
               <w:rPr>
                 <w:sz w:val="16"/>
               </w:rPr>
-              <w:t>2026-04-22</w:t>
+              <w:t>2026-04-25</w:t>
             </w:r>
           </w:p>
         </w:tc>
@@ -8214,7 +6360,7 @@
               <w:rPr>
                 <w:sz w:val="16"/>
               </w:rPr>
-              <w:t>CF Monterrey</w:t>
+              <w:t>Tigres UANL</w:t>
             </w:r>
           </w:p>
         </w:tc>
@@ -8227,7 +6373,7 @@
               <w:rPr>
                 <w:sz w:val="16"/>
               </w:rPr>
-              <w:t>Club Puebla</w:t>
+              <w:t>Mazatlán FC</w:t>
             </w:r>
           </w:p>
         </w:tc>
@@ -8253,7 +6399,7 @@
               <w:rPr>
                 <w:sz w:val="16"/>
               </w:rPr>
-              <w:t>43.0</w:t>
+              <w:t>76.6</w:t>
             </w:r>
           </w:p>
         </w:tc>
@@ -8266,7 +6412,7 @@
               <w:rPr>
                 <w:sz w:val="16"/>
               </w:rPr>
-              <w:t>38.3</w:t>
+              <w:t>16.6</w:t>
             </w:r>
           </w:p>
         </w:tc>
@@ -8279,7 +6425,7 @@
               <w:rPr>
                 <w:sz w:val="16"/>
               </w:rPr>
-              <w:t>18.6</w:t>
+              <w:t>6.8</w:t>
             </w:r>
           </w:p>
         </w:tc>
@@ -8292,7 +6438,7 @@
               <w:rPr>
                 <w:sz w:val="16"/>
               </w:rPr>
-              <w:t>0.97</w:t>
+              <w:t>2.48</w:t>
             </w:r>
           </w:p>
         </w:tc>
@@ -8305,7 +6451,7 @@
               <w:rPr>
                 <w:sz w:val="16"/>
               </w:rPr>
-              <w:t>0.55</w:t>
+              <w:t>0.65</w:t>
             </w:r>
           </w:p>
         </w:tc>
@@ -8318,7 +6464,7 @@
               <w:rPr>
                 <w:sz w:val="16"/>
               </w:rPr>
-              <w:t>BAJA</w:t>
+              <w:t>ALTA</w:t>
             </w:r>
           </w:p>
         </w:tc>
@@ -8333,7 +6479,7 @@
               <w:rPr>
                 <w:sz w:val="16"/>
               </w:rPr>
-              <w:t>2026-04-22</w:t>
+              <w:t>2026-04-25</w:t>
             </w:r>
           </w:p>
         </w:tc>
@@ -8346,6 +6492,19 @@
               <w:rPr>
                 <w:sz w:val="16"/>
               </w:rPr>
+              <w:t>CD Toluca</w:t>
+            </w:r>
+          </w:p>
+        </w:tc>
+        <w:tc>
+          <w:tcPr>
+            <w:tcW w:type="dxa" w:w="936"/>
+          </w:tcPr>
+          <w:p>
+            <w:r>
+              <w:rPr>
+                <w:sz w:val="16"/>
+              </w:rPr>
               <w:t>Club León</w:t>
             </w:r>
           </w:p>
@@ -8359,7 +6518,7 @@
               <w:rPr>
                 <w:sz w:val="16"/>
               </w:rPr>
-              <w:t>Club América</w:t>
+              <w:t>Local</w:t>
             </w:r>
           </w:p>
         </w:tc>
@@ -8372,7 +6531,7 @@
               <w:rPr>
                 <w:sz w:val="16"/>
               </w:rPr>
-              <w:t>Visitante</w:t>
+              <w:t>49.5</w:t>
             </w:r>
           </w:p>
         </w:tc>
@@ -8385,7 +6544,7 @@
               <w:rPr>
                 <w:sz w:val="16"/>
               </w:rPr>
-              <w:t>27.9</w:t>
+              <w:t>28.8</w:t>
             </w:r>
           </w:p>
         </w:tc>
@@ -8398,7 +6557,7 @@
               <w:rPr>
                 <w:sz w:val="16"/>
               </w:rPr>
-              <w:t>35.9</w:t>
+              <w:t>21.7</w:t>
             </w:r>
           </w:p>
         </w:tc>
@@ -8411,7 +6570,7 @@
               <w:rPr>
                 <w:sz w:val="16"/>
               </w:rPr>
-              <w:t>36.1</w:t>
+              <w:t>1.54</w:t>
             </w:r>
           </w:p>
         </w:tc>
@@ -8424,7 +6583,7 @@
               <w:rPr>
                 <w:sz w:val="16"/>
               </w:rPr>
-              <w:t>0.84</w:t>
+              <w:t>0.95</w:t>
             </w:r>
           </w:p>
         </w:tc>
@@ -8437,20 +6596,7 @@
               <w:rPr>
                 <w:sz w:val="16"/>
               </w:rPr>
-              <w:t>0.99</w:t>
-            </w:r>
-          </w:p>
-        </w:tc>
-        <w:tc>
-          <w:tcPr>
-            <w:tcW w:type="dxa" w:w="936"/>
-          </w:tcPr>
-          <w:p>
-            <w:r>
-              <w:rPr>
-                <w:sz w:val="16"/>
-              </w:rPr>
-              <w:t>BAJA</w:t>
+              <w:t>ALTA</w:t>
             </w:r>
           </w:p>
         </w:tc>
@@ -8465,7 +6611,7 @@
               <w:rPr>
                 <w:sz w:val="16"/>
               </w:rPr>
-              <w:t>2026-04-23</w:t>
+              <w:t>2026-04-25</w:t>
             </w:r>
           </w:p>
         </w:tc>
@@ -8478,7 +6624,7 @@
               <w:rPr>
                 <w:sz w:val="16"/>
               </w:rPr>
-              <w:t>Atlas FC</w:t>
+              <w:t>CD Guadalajara</w:t>
             </w:r>
           </w:p>
         </w:tc>
@@ -8491,7 +6637,7 @@
               <w:rPr>
                 <w:sz w:val="16"/>
               </w:rPr>
-              <w:t>Tigres UANL</w:t>
+              <w:t>Club Tijuana</w:t>
             </w:r>
           </w:p>
         </w:tc>
@@ -8517,7 +6663,7 @@
               <w:rPr>
                 <w:sz w:val="16"/>
               </w:rPr>
-              <w:t>36.3</w:t>
+              <w:t>68.5</w:t>
             </w:r>
           </w:p>
         </w:tc>
@@ -8530,7 +6676,7 @@
               <w:rPr>
                 <w:sz w:val="16"/>
               </w:rPr>
-              <w:t>28.9</w:t>
+              <w:t>19.8</w:t>
             </w:r>
           </w:p>
         </w:tc>
@@ -8543,7 +6689,7 @@
               <w:rPr>
                 <w:sz w:val="16"/>
               </w:rPr>
-              <w:t>34.9</w:t>
+              <w:t>11.7</w:t>
             </w:r>
           </w:p>
         </w:tc>
@@ -8556,7 +6702,7 @@
               <w:rPr>
                 <w:sz w:val="16"/>
               </w:rPr>
-              <w:t>1.38</w:t>
+              <w:t>2.34</w:t>
             </w:r>
           </w:p>
         </w:tc>
@@ -8569,7 +6715,7 @@
               <w:rPr>
                 <w:sz w:val="16"/>
               </w:rPr>
-              <w:t>1.34</w:t>
+              <w:t>0.90</w:t>
             </w:r>
           </w:p>
         </w:tc>
@@ -8582,7 +6728,7 @@
               <w:rPr>
                 <w:sz w:val="16"/>
               </w:rPr>
-              <w:t>BAJA</w:t>
+              <w:t>ALTA</w:t>
             </w:r>
           </w:p>
         </w:tc>
@@ -8597,7 +6743,7 @@
               <w:rPr>
                 <w:sz w:val="16"/>
               </w:rPr>
-              <w:t>2026-04-23</w:t>
+              <w:t>2026-04-25</w:t>
             </w:r>
           </w:p>
         </w:tc>
@@ -8610,7 +6756,7 @@
               <w:rPr>
                 <w:sz w:val="16"/>
               </w:rPr>
-              <w:t>Atlético San Luis</w:t>
+              <w:t>Club América</w:t>
             </w:r>
           </w:p>
         </w:tc>
@@ -8623,7 +6769,7 @@
               <w:rPr>
                 <w:sz w:val="16"/>
               </w:rPr>
-              <w:t>Santos Laguna</w:t>
+              <w:t>Atlas FC</w:t>
             </w:r>
           </w:p>
         </w:tc>
@@ -8649,7 +6795,7 @@
               <w:rPr>
                 <w:sz w:val="16"/>
               </w:rPr>
-              <w:t>72.8</w:t>
+              <w:t>46.5</w:t>
             </w:r>
           </w:p>
         </w:tc>
@@ -8662,7 +6808,7 @@
               <w:rPr>
                 <w:sz w:val="16"/>
               </w:rPr>
-              <w:t>15.0</w:t>
+              <w:t>31.2</w:t>
             </w:r>
           </w:p>
         </w:tc>
@@ -8675,7 +6821,7 @@
               <w:rPr>
                 <w:sz w:val="16"/>
               </w:rPr>
-              <w:t>12.2</w:t>
+              <w:t>22.2</w:t>
             </w:r>
           </w:p>
         </w:tc>
@@ -8688,7 +6834,7 @@
               <w:rPr>
                 <w:sz w:val="16"/>
               </w:rPr>
-              <w:t>3.71</w:t>
+              <w:t>1.35</w:t>
             </w:r>
           </w:p>
         </w:tc>
@@ -8701,7 +6847,7 @@
               <w:rPr>
                 <w:sz w:val="16"/>
               </w:rPr>
-              <w:t>1.65</w:t>
+              <w:t>0.86</w:t>
             </w:r>
           </w:p>
         </w:tc>
@@ -8714,7 +6860,7 @@
               <w:rPr>
                 <w:sz w:val="16"/>
               </w:rPr>
-              <w:t>ALTA</w:t>
+              <w:t>MEDIA</w:t>
             </w:r>
           </w:p>
         </w:tc>
@@ -8729,7 +6875,7 @@
               <w:rPr>
                 <w:sz w:val="16"/>
               </w:rPr>
-              <w:t>2026-04-23</w:t>
+              <w:t>2026-04-25</w:t>
             </w:r>
           </w:p>
         </w:tc>
@@ -8742,7 +6888,7 @@
               <w:rPr>
                 <w:sz w:val="16"/>
               </w:rPr>
-              <w:t>Mazatlán FC</w:t>
+              <w:t>FC Juárez</w:t>
             </w:r>
           </w:p>
         </w:tc>
@@ -8755,7 +6901,7 @@
               <w:rPr>
                 <w:sz w:val="16"/>
               </w:rPr>
-              <w:t>CD Toluca</w:t>
+              <w:t>Atlético San Luis</w:t>
             </w:r>
           </w:p>
         </w:tc>
@@ -8768,7 +6914,7 @@
               <w:rPr>
                 <w:sz w:val="16"/>
               </w:rPr>
-              <w:t>Visitante</w:t>
+              <w:t>Local</w:t>
             </w:r>
           </w:p>
         </w:tc>
@@ -8781,7 +6927,7 @@
               <w:rPr>
                 <w:sz w:val="16"/>
               </w:rPr>
-              <w:t>17.6</w:t>
+              <w:t>39.2</w:t>
             </w:r>
           </w:p>
         </w:tc>
@@ -8794,7 +6940,7 @@
               <w:rPr>
                 <w:sz w:val="16"/>
               </w:rPr>
-              <w:t>23.8</w:t>
+              <w:t>26.0</w:t>
             </w:r>
           </w:p>
         </w:tc>
@@ -8807,7 +6953,7 @@
               <w:rPr>
                 <w:sz w:val="16"/>
               </w:rPr>
-              <w:t>58.6</w:t>
+              <w:t>34.8</w:t>
             </w:r>
           </w:p>
         </w:tc>
@@ -8820,7 +6966,7 @@
               <w:rPr>
                 <w:sz w:val="16"/>
               </w:rPr>
-              <w:t>1.03</w:t>
+              <w:t>1.66</w:t>
             </w:r>
           </w:p>
         </w:tc>
@@ -8833,7 +6979,7 @@
               <w:rPr>
                 <w:sz w:val="16"/>
               </w:rPr>
-              <w:t>2.00</w:t>
+              <w:t>1.56</w:t>
             </w:r>
           </w:p>
         </w:tc>
@@ -8846,7 +6992,7 @@
               <w:rPr>
                 <w:sz w:val="16"/>
               </w:rPr>
-              <w:t>ALTA</w:t>
+              <w:t>BAJA</w:t>
             </w:r>
           </w:p>
         </w:tc>
@@ -8861,7 +7007,7 @@
               <w:rPr>
                 <w:sz w:val="16"/>
               </w:rPr>
-              <w:t>2026-04-23</w:t>
+              <w:t>2026-04-26</w:t>
             </w:r>
           </w:p>
         </w:tc>
@@ -8874,7 +7020,7 @@
               <w:rPr>
                 <w:sz w:val="16"/>
               </w:rPr>
-              <w:t>Club Necaxa</w:t>
+              <w:t>Santos Laguna</w:t>
             </w:r>
           </w:p>
         </w:tc>
@@ -8887,7 +7033,7 @@
               <w:rPr>
                 <w:sz w:val="16"/>
               </w:rPr>
-              <w:t>CD Guadalajara</w:t>
+              <w:t>CF Monterrey</w:t>
             </w:r>
           </w:p>
         </w:tc>
@@ -8900,7 +7046,7 @@
               <w:rPr>
                 <w:sz w:val="16"/>
               </w:rPr>
-              <w:t>Local</w:t>
+              <w:t>Empate</w:t>
             </w:r>
           </w:p>
         </w:tc>
@@ -8913,7 +7059,7 @@
               <w:rPr>
                 <w:sz w:val="16"/>
               </w:rPr>
-              <w:t>40.0</w:t>
+              <w:t>32.9</w:t>
             </w:r>
           </w:p>
         </w:tc>
@@ -8926,7 +7072,7 @@
               <w:rPr>
                 <w:sz w:val="16"/>
               </w:rPr>
-              <w:t>26.5</w:t>
+              <w:t>36.9</w:t>
             </w:r>
           </w:p>
         </w:tc>
@@ -8939,7 +7085,7 @@
               <w:rPr>
                 <w:sz w:val="16"/>
               </w:rPr>
-              <w:t>33.5</w:t>
+              <w:t>30.2</w:t>
             </w:r>
           </w:p>
         </w:tc>
@@ -8952,7 +7098,7 @@
               <w:rPr>
                 <w:sz w:val="16"/>
               </w:rPr>
-              <w:t>1.63</w:t>
+              <w:t>0.90</w:t>
             </w:r>
           </w:p>
         </w:tc>
@@ -8965,7 +7111,7 @@
               <w:rPr>
                 <w:sz w:val="16"/>
               </w:rPr>
-              <w:t>1.48</w:t>
+              <w:t>0.85</w:t>
             </w:r>
           </w:p>
         </w:tc>
@@ -8993,7 +7139,7 @@
               <w:rPr>
                 <w:sz w:val="16"/>
               </w:rPr>
-              <w:t>2026-04-23</w:t>
+              <w:t>2026-04-26</w:t>
             </w:r>
           </w:p>
         </w:tc>
@@ -9006,7 +7152,7 @@
               <w:rPr>
                 <w:sz w:val="16"/>
               </w:rPr>
-              <w:t>Club Tijuana</w:t>
+              <w:t>Cruz Azul</w:t>
             </w:r>
           </w:p>
         </w:tc>
@@ -9019,7 +7165,7 @@
               <w:rPr>
                 <w:sz w:val="16"/>
               </w:rPr>
-              <w:t>CF Pachuca</w:t>
+              <w:t>Club Necaxa</w:t>
             </w:r>
           </w:p>
         </w:tc>
@@ -9032,7 +7178,7 @@
               <w:rPr>
                 <w:sz w:val="16"/>
               </w:rPr>
-              <w:t>Empate</w:t>
+              <w:t>Local</w:t>
             </w:r>
           </w:p>
         </w:tc>
@@ -9045,7 +7191,7 @@
               <w:rPr>
                 <w:sz w:val="16"/>
               </w:rPr>
-              <w:t>23.5</w:t>
+              <w:t>50.5</w:t>
             </w:r>
           </w:p>
         </w:tc>
@@ -9058,7 +7204,7 @@
               <w:rPr>
                 <w:sz w:val="16"/>
               </w:rPr>
-              <w:t>43.8</w:t>
+              <w:t>28.8</w:t>
             </w:r>
           </w:p>
         </w:tc>
@@ -9071,7 +7217,7 @@
               <w:rPr>
                 <w:sz w:val="16"/>
               </w:rPr>
-              <w:t>32.8</w:t>
+              <w:t>20.7</w:t>
             </w:r>
           </w:p>
         </w:tc>
@@ -9084,7 +7230,7 @@
               <w:rPr>
                 <w:sz w:val="16"/>
               </w:rPr>
-              <w:t>0.55</w:t>
+              <w:t>1.54</w:t>
             </w:r>
           </w:p>
         </w:tc>
@@ -9097,1195 +7243,7 @@
               <w:rPr>
                 <w:sz w:val="16"/>
               </w:rPr>
-              <w:t>0.70</w:t>
-            </w:r>
-          </w:p>
-        </w:tc>
-        <w:tc>
-          <w:tcPr>
-            <w:tcW w:type="dxa" w:w="936"/>
-          </w:tcPr>
-          <w:p>
-            <w:r>
-              <w:rPr>
-                <w:sz w:val="16"/>
-              </w:rPr>
-              <w:t>MEDIA</w:t>
-            </w:r>
-          </w:p>
-        </w:tc>
-      </w:tr>
-      <w:tr>
-        <w:tc>
-          <w:tcPr>
-            <w:tcW w:type="dxa" w:w="936"/>
-          </w:tcPr>
-          <w:p>
-            <w:r>
-              <w:rPr>
-                <w:sz w:val="16"/>
-              </w:rPr>
-              <w:t>2026-04-25</w:t>
-            </w:r>
-          </w:p>
-        </w:tc>
-        <w:tc>
-          <w:tcPr>
-            <w:tcW w:type="dxa" w:w="936"/>
-          </w:tcPr>
-          <w:p>
-            <w:r>
-              <w:rPr>
-                <w:sz w:val="16"/>
-              </w:rPr>
-              <w:t>Club Puebla</w:t>
-            </w:r>
-          </w:p>
-        </w:tc>
-        <w:tc>
-          <w:tcPr>
-            <w:tcW w:type="dxa" w:w="936"/>
-          </w:tcPr>
-          <w:p>
-            <w:r>
-              <w:rPr>
-                <w:sz w:val="16"/>
-              </w:rPr>
-              <w:t>Querétaro FC</w:t>
-            </w:r>
-          </w:p>
-        </w:tc>
-        <w:tc>
-          <w:tcPr>
-            <w:tcW w:type="dxa" w:w="936"/>
-          </w:tcPr>
-          <w:p>
-            <w:r>
-              <w:rPr>
-                <w:sz w:val="16"/>
-              </w:rPr>
-              <w:t>Local</w:t>
-            </w:r>
-          </w:p>
-        </w:tc>
-        <w:tc>
-          <w:tcPr>
-            <w:tcW w:type="dxa" w:w="936"/>
-          </w:tcPr>
-          <w:p>
-            <w:r>
-              <w:rPr>
-                <w:sz w:val="16"/>
-              </w:rPr>
-              <w:t>72.8</w:t>
-            </w:r>
-          </w:p>
-        </w:tc>
-        <w:tc>
-          <w:tcPr>
-            <w:tcW w:type="dxa" w:w="936"/>
-          </w:tcPr>
-          <w:p>
-            <w:r>
-              <w:rPr>
-                <w:sz w:val="16"/>
-              </w:rPr>
-              <w:t>20.6</w:t>
-            </w:r>
-          </w:p>
-        </w:tc>
-        <w:tc>
-          <w:tcPr>
-            <w:tcW w:type="dxa" w:w="936"/>
-          </w:tcPr>
-          <w:p>
-            <w:r>
-              <w:rPr>
-                <w:sz w:val="16"/>
-              </w:rPr>
-              <w:t>6.6</w:t>
-            </w:r>
-          </w:p>
-        </w:tc>
-        <w:tc>
-          <w:tcPr>
-            <w:tcW w:type="dxa" w:w="936"/>
-          </w:tcPr>
-          <w:p>
-            <w:r>
-              <w:rPr>
-                <w:sz w:val="16"/>
-              </w:rPr>
-              <w:t>2.00</w:t>
-            </w:r>
-          </w:p>
-        </w:tc>
-        <w:tc>
-          <w:tcPr>
-            <w:tcW w:type="dxa" w:w="936"/>
-          </w:tcPr>
-          <w:p>
-            <w:r>
-              <w:rPr>
-                <w:sz w:val="16"/>
-              </w:rPr>
-              <w:t>0.47</w:t>
-            </w:r>
-          </w:p>
-        </w:tc>
-        <w:tc>
-          <w:tcPr>
-            <w:tcW w:type="dxa" w:w="936"/>
-          </w:tcPr>
-          <w:p>
-            <w:r>
-              <w:rPr>
-                <w:sz w:val="16"/>
-              </w:rPr>
-              <w:t>ALTA</w:t>
-            </w:r>
-          </w:p>
-        </w:tc>
-      </w:tr>
-      <w:tr>
-        <w:tc>
-          <w:tcPr>
-            <w:tcW w:type="dxa" w:w="936"/>
-          </w:tcPr>
-          <w:p>
-            <w:r>
-              <w:rPr>
-                <w:sz w:val="16"/>
-              </w:rPr>
-              <w:t>2026-04-25</w:t>
-            </w:r>
-          </w:p>
-        </w:tc>
-        <w:tc>
-          <w:tcPr>
-            <w:tcW w:type="dxa" w:w="936"/>
-          </w:tcPr>
-          <w:p>
-            <w:r>
-              <w:rPr>
-                <w:sz w:val="16"/>
-              </w:rPr>
-              <w:t>CF Pachuca</w:t>
-            </w:r>
-          </w:p>
-        </w:tc>
-        <w:tc>
-          <w:tcPr>
-            <w:tcW w:type="dxa" w:w="936"/>
-          </w:tcPr>
-          <w:p>
-            <w:r>
-              <w:rPr>
-                <w:sz w:val="16"/>
-              </w:rPr>
-              <w:t>Pumas UNAM</w:t>
-            </w:r>
-          </w:p>
-        </w:tc>
-        <w:tc>
-          <w:tcPr>
-            <w:tcW w:type="dxa" w:w="936"/>
-          </w:tcPr>
-          <w:p>
-            <w:r>
-              <w:rPr>
-                <w:sz w:val="16"/>
-              </w:rPr>
-              <w:t>Local</w:t>
-            </w:r>
-          </w:p>
-        </w:tc>
-        <w:tc>
-          <w:tcPr>
-            <w:tcW w:type="dxa" w:w="936"/>
-          </w:tcPr>
-          <w:p>
-            <w:r>
-              <w:rPr>
-                <w:sz w:val="16"/>
-              </w:rPr>
-              <w:t>46.2</w:t>
-            </w:r>
-          </w:p>
-        </w:tc>
-        <w:tc>
-          <w:tcPr>
-            <w:tcW w:type="dxa" w:w="936"/>
-          </w:tcPr>
-          <w:p>
-            <w:r>
-              <w:rPr>
-                <w:sz w:val="16"/>
-              </w:rPr>
-              <w:t>24.2</w:t>
-            </w:r>
-          </w:p>
-        </w:tc>
-        <w:tc>
-          <w:tcPr>
-            <w:tcW w:type="dxa" w:w="936"/>
-          </w:tcPr>
-          <w:p>
-            <w:r>
-              <w:rPr>
-                <w:sz w:val="16"/>
-              </w:rPr>
-              <w:t>29.6</w:t>
-            </w:r>
-          </w:p>
-        </w:tc>
-        <w:tc>
-          <w:tcPr>
-            <w:tcW w:type="dxa" w:w="936"/>
-          </w:tcPr>
-          <w:p>
-            <w:r>
-              <w:rPr>
-                <w:sz w:val="16"/>
-              </w:rPr>
-              <w:t>1.95</w:t>
-            </w:r>
-          </w:p>
-        </w:tc>
-        <w:tc>
-          <w:tcPr>
-            <w:tcW w:type="dxa" w:w="936"/>
-          </w:tcPr>
-          <w:p>
-            <w:r>
-              <w:rPr>
-                <w:sz w:val="16"/>
-              </w:rPr>
-              <w:t>1.55</w:t>
-            </w:r>
-          </w:p>
-        </w:tc>
-        <w:tc>
-          <w:tcPr>
-            <w:tcW w:type="dxa" w:w="936"/>
-          </w:tcPr>
-          <w:p>
-            <w:r>
-              <w:rPr>
-                <w:sz w:val="16"/>
-              </w:rPr>
-              <w:t>MEDIA</w:t>
-            </w:r>
-          </w:p>
-        </w:tc>
-      </w:tr>
-      <w:tr>
-        <w:tc>
-          <w:tcPr>
-            <w:tcW w:type="dxa" w:w="936"/>
-          </w:tcPr>
-          <w:p>
-            <w:r>
-              <w:rPr>
-                <w:sz w:val="16"/>
-              </w:rPr>
-              <w:t>2026-04-25</w:t>
-            </w:r>
-          </w:p>
-        </w:tc>
-        <w:tc>
-          <w:tcPr>
-            <w:tcW w:type="dxa" w:w="936"/>
-          </w:tcPr>
-          <w:p>
-            <w:r>
-              <w:rPr>
-                <w:sz w:val="16"/>
-              </w:rPr>
-              <w:t>Tigres UANL</w:t>
-            </w:r>
-          </w:p>
-        </w:tc>
-        <w:tc>
-          <w:tcPr>
-            <w:tcW w:type="dxa" w:w="936"/>
-          </w:tcPr>
-          <w:p>
-            <w:r>
-              <w:rPr>
-                <w:sz w:val="16"/>
-              </w:rPr>
-              <w:t>Mazatlán FC</w:t>
-            </w:r>
-          </w:p>
-        </w:tc>
-        <w:tc>
-          <w:tcPr>
-            <w:tcW w:type="dxa" w:w="936"/>
-          </w:tcPr>
-          <w:p>
-            <w:r>
-              <w:rPr>
-                <w:sz w:val="16"/>
-              </w:rPr>
-              <w:t>Local</w:t>
-            </w:r>
-          </w:p>
-        </w:tc>
-        <w:tc>
-          <w:tcPr>
-            <w:tcW w:type="dxa" w:w="936"/>
-          </w:tcPr>
-          <w:p>
-            <w:r>
-              <w:rPr>
-                <w:sz w:val="16"/>
-              </w:rPr>
-              <w:t>80.2</w:t>
-            </w:r>
-          </w:p>
-        </w:tc>
-        <w:tc>
-          <w:tcPr>
-            <w:tcW w:type="dxa" w:w="936"/>
-          </w:tcPr>
-          <w:p>
-            <w:r>
-              <w:rPr>
-                <w:sz w:val="16"/>
-              </w:rPr>
-              <w:t>15.0</w:t>
-            </w:r>
-          </w:p>
-        </w:tc>
-        <w:tc>
-          <w:tcPr>
-            <w:tcW w:type="dxa" w:w="936"/>
-          </w:tcPr>
-          <w:p>
-            <w:r>
-              <w:rPr>
-                <w:sz w:val="16"/>
-              </w:rPr>
-              <w:t>4.8</w:t>
-            </w:r>
-          </w:p>
-        </w:tc>
-        <w:tc>
-          <w:tcPr>
-            <w:tcW w:type="dxa" w:w="936"/>
-          </w:tcPr>
-          <w:p>
-            <w:r>
-              <w:rPr>
-                <w:sz w:val="16"/>
-              </w:rPr>
-              <w:t>3.24</w:t>
-            </w:r>
-          </w:p>
-        </w:tc>
-        <w:tc>
-          <w:tcPr>
-            <w:tcW w:type="dxa" w:w="936"/>
-          </w:tcPr>
-          <w:p>
-            <w:r>
-              <w:rPr>
-                <w:sz w:val="16"/>
-              </w:rPr>
-              <w:t>0.78</w:t>
-            </w:r>
-          </w:p>
-        </w:tc>
-        <w:tc>
-          <w:tcPr>
-            <w:tcW w:type="dxa" w:w="936"/>
-          </w:tcPr>
-          <w:p>
-            <w:r>
-              <w:rPr>
-                <w:sz w:val="16"/>
-              </w:rPr>
-              <w:t>ALTA</w:t>
-            </w:r>
-          </w:p>
-        </w:tc>
-      </w:tr>
-      <w:tr>
-        <w:tc>
-          <w:tcPr>
-            <w:tcW w:type="dxa" w:w="936"/>
-          </w:tcPr>
-          <w:p>
-            <w:r>
-              <w:rPr>
-                <w:sz w:val="16"/>
-              </w:rPr>
-              <w:t>2026-04-26</w:t>
-            </w:r>
-          </w:p>
-        </w:tc>
-        <w:tc>
-          <w:tcPr>
-            <w:tcW w:type="dxa" w:w="936"/>
-          </w:tcPr>
-          <w:p>
-            <w:r>
-              <w:rPr>
-                <w:sz w:val="16"/>
-              </w:rPr>
-              <w:t>CD Toluca</w:t>
-            </w:r>
-          </w:p>
-        </w:tc>
-        <w:tc>
-          <w:tcPr>
-            <w:tcW w:type="dxa" w:w="936"/>
-          </w:tcPr>
-          <w:p>
-            <w:r>
-              <w:rPr>
-                <w:sz w:val="16"/>
-              </w:rPr>
-              <w:t>Club León</w:t>
-            </w:r>
-          </w:p>
-        </w:tc>
-        <w:tc>
-          <w:tcPr>
-            <w:tcW w:type="dxa" w:w="936"/>
-          </w:tcPr>
-          <w:p>
-            <w:r>
-              <w:rPr>
-                <w:sz w:val="16"/>
-              </w:rPr>
-              <w:t>Local</w:t>
-            </w:r>
-          </w:p>
-        </w:tc>
-        <w:tc>
-          <w:tcPr>
-            <w:tcW w:type="dxa" w:w="936"/>
-          </w:tcPr>
-          <w:p>
-            <w:r>
-              <w:rPr>
-                <w:sz w:val="16"/>
-              </w:rPr>
-              <w:t>80.7</w:t>
-            </w:r>
-          </w:p>
-        </w:tc>
-        <w:tc>
-          <w:tcPr>
-            <w:tcW w:type="dxa" w:w="936"/>
-          </w:tcPr>
-          <w:p>
-            <w:r>
-              <w:rPr>
-                <w:sz w:val="16"/>
-              </w:rPr>
-              <w:t>15.1</w:t>
-            </w:r>
-          </w:p>
-        </w:tc>
-        <w:tc>
-          <w:tcPr>
-            <w:tcW w:type="dxa" w:w="936"/>
-          </w:tcPr>
-          <w:p>
-            <w:r>
-              <w:rPr>
-                <w:sz w:val="16"/>
-              </w:rPr>
-              <w:t>4.1</w:t>
-            </w:r>
-          </w:p>
-        </w:tc>
-        <w:tc>
-          <w:tcPr>
-            <w:tcW w:type="dxa" w:w="936"/>
-          </w:tcPr>
-          <w:p>
-            <w:r>
-              <w:rPr>
-                <w:sz w:val="16"/>
-              </w:rPr>
-              <w:t>2.42</w:t>
-            </w:r>
-          </w:p>
-        </w:tc>
-        <w:tc>
-          <w:tcPr>
-            <w:tcW w:type="dxa" w:w="936"/>
-          </w:tcPr>
-          <w:p>
-            <w:r>
-              <w:rPr>
-                <w:sz w:val="16"/>
-              </w:rPr>
-              <w:t>0.43</w:t>
-            </w:r>
-          </w:p>
-        </w:tc>
-        <w:tc>
-          <w:tcPr>
-            <w:tcW w:type="dxa" w:w="936"/>
-          </w:tcPr>
-          <w:p>
-            <w:r>
-              <w:rPr>
-                <w:sz w:val="16"/>
-              </w:rPr>
-              <w:t>ALTA</w:t>
-            </w:r>
-          </w:p>
-        </w:tc>
-      </w:tr>
-      <w:tr>
-        <w:tc>
-          <w:tcPr>
-            <w:tcW w:type="dxa" w:w="936"/>
-          </w:tcPr>
-          <w:p>
-            <w:r>
-              <w:rPr>
-                <w:sz w:val="16"/>
-              </w:rPr>
-              <w:t>2026-04-26</w:t>
-            </w:r>
-          </w:p>
-        </w:tc>
-        <w:tc>
-          <w:tcPr>
-            <w:tcW w:type="dxa" w:w="936"/>
-          </w:tcPr>
-          <w:p>
-            <w:r>
-              <w:rPr>
-                <w:sz w:val="16"/>
-              </w:rPr>
-              <w:t>CD Guadalajara</w:t>
-            </w:r>
-          </w:p>
-        </w:tc>
-        <w:tc>
-          <w:tcPr>
-            <w:tcW w:type="dxa" w:w="936"/>
-          </w:tcPr>
-          <w:p>
-            <w:r>
-              <w:rPr>
-                <w:sz w:val="16"/>
-              </w:rPr>
-              <w:t>Club Tijuana</w:t>
-            </w:r>
-          </w:p>
-        </w:tc>
-        <w:tc>
-          <w:tcPr>
-            <w:tcW w:type="dxa" w:w="936"/>
-          </w:tcPr>
-          <w:p>
-            <w:r>
-              <w:rPr>
-                <w:sz w:val="16"/>
-              </w:rPr>
-              <w:t>Local</w:t>
-            </w:r>
-          </w:p>
-        </w:tc>
-        <w:tc>
-          <w:tcPr>
-            <w:tcW w:type="dxa" w:w="936"/>
-          </w:tcPr>
-          <w:p>
-            <w:r>
-              <w:rPr>
-                <w:sz w:val="16"/>
-              </w:rPr>
-              <w:t>64.0</w:t>
-            </w:r>
-          </w:p>
-        </w:tc>
-        <w:tc>
-          <w:tcPr>
-            <w:tcW w:type="dxa" w:w="936"/>
-          </w:tcPr>
-          <w:p>
-            <w:r>
-              <w:rPr>
-                <w:sz w:val="16"/>
-              </w:rPr>
-              <w:t>21.7</w:t>
-            </w:r>
-          </w:p>
-        </w:tc>
-        <w:tc>
-          <w:tcPr>
-            <w:tcW w:type="dxa" w:w="936"/>
-          </w:tcPr>
-          <w:p>
-            <w:r>
-              <w:rPr>
-                <w:sz w:val="16"/>
-              </w:rPr>
-              <w:t>14.3</w:t>
-            </w:r>
-          </w:p>
-        </w:tc>
-        <w:tc>
-          <w:tcPr>
-            <w:tcW w:type="dxa" w:w="936"/>
-          </w:tcPr>
-          <w:p>
-            <w:r>
-              <w:rPr>
-                <w:sz w:val="16"/>
-              </w:rPr>
-              <w:t>2.19</w:t>
-            </w:r>
-          </w:p>
-        </w:tc>
-        <w:tc>
-          <w:tcPr>
-            <w:tcW w:type="dxa" w:w="936"/>
-          </w:tcPr>
-          <w:p>
-            <w:r>
-              <w:rPr>
-                <w:sz w:val="16"/>
-              </w:rPr>
-              <w:t>0.97</w:t>
-            </w:r>
-          </w:p>
-        </w:tc>
-        <w:tc>
-          <w:tcPr>
-            <w:tcW w:type="dxa" w:w="936"/>
-          </w:tcPr>
-          <w:p>
-            <w:r>
-              <w:rPr>
-                <w:sz w:val="16"/>
-              </w:rPr>
-              <w:t>ALTA</w:t>
-            </w:r>
-          </w:p>
-        </w:tc>
-      </w:tr>
-      <w:tr>
-        <w:tc>
-          <w:tcPr>
-            <w:tcW w:type="dxa" w:w="936"/>
-          </w:tcPr>
-          <w:p>
-            <w:r>
-              <w:rPr>
-                <w:sz w:val="16"/>
-              </w:rPr>
-              <w:t>2026-04-26</w:t>
-            </w:r>
-          </w:p>
-        </w:tc>
-        <w:tc>
-          <w:tcPr>
-            <w:tcW w:type="dxa" w:w="936"/>
-          </w:tcPr>
-          <w:p>
-            <w:r>
-              <w:rPr>
-                <w:sz w:val="16"/>
-              </w:rPr>
-              <w:t>Club América</w:t>
-            </w:r>
-          </w:p>
-        </w:tc>
-        <w:tc>
-          <w:tcPr>
-            <w:tcW w:type="dxa" w:w="936"/>
-          </w:tcPr>
-          <w:p>
-            <w:r>
-              <w:rPr>
-                <w:sz w:val="16"/>
-              </w:rPr>
-              <w:t>Atlas FC</w:t>
-            </w:r>
-          </w:p>
-        </w:tc>
-        <w:tc>
-          <w:tcPr>
-            <w:tcW w:type="dxa" w:w="936"/>
-          </w:tcPr>
-          <w:p>
-            <w:r>
-              <w:rPr>
-                <w:sz w:val="16"/>
-              </w:rPr>
-              <w:t>Local</w:t>
-            </w:r>
-          </w:p>
-        </w:tc>
-        <w:tc>
-          <w:tcPr>
-            <w:tcW w:type="dxa" w:w="936"/>
-          </w:tcPr>
-          <w:p>
-            <w:r>
-              <w:rPr>
-                <w:sz w:val="16"/>
-              </w:rPr>
-              <w:t>51.1</w:t>
-            </w:r>
-          </w:p>
-        </w:tc>
-        <w:tc>
-          <w:tcPr>
-            <w:tcW w:type="dxa" w:w="936"/>
-          </w:tcPr>
-          <w:p>
-            <w:r>
-              <w:rPr>
-                <w:sz w:val="16"/>
-              </w:rPr>
-              <w:t>29.6</w:t>
-            </w:r>
-          </w:p>
-        </w:tc>
-        <w:tc>
-          <w:tcPr>
-            <w:tcW w:type="dxa" w:w="936"/>
-          </w:tcPr>
-          <w:p>
-            <w:r>
-              <w:rPr>
-                <w:sz w:val="16"/>
-              </w:rPr>
-              <w:t>19.4</w:t>
-            </w:r>
-          </w:p>
-        </w:tc>
-        <w:tc>
-          <w:tcPr>
-            <w:tcW w:type="dxa" w:w="936"/>
-          </w:tcPr>
-          <w:p>
-            <w:r>
-              <w:rPr>
-                <w:sz w:val="16"/>
-              </w:rPr>
-              <w:t>1.48</w:t>
-            </w:r>
-          </w:p>
-        </w:tc>
-        <w:tc>
-          <w:tcPr>
-            <w:tcW w:type="dxa" w:w="936"/>
-          </w:tcPr>
-          <w:p>
-            <w:r>
-              <w:rPr>
-                <w:sz w:val="16"/>
-              </w:rPr>
-              <w:t>0.83</w:t>
-            </w:r>
-          </w:p>
-        </w:tc>
-        <w:tc>
-          <w:tcPr>
-            <w:tcW w:type="dxa" w:w="936"/>
-          </w:tcPr>
-          <w:p>
-            <w:r>
-              <w:rPr>
-                <w:sz w:val="16"/>
-              </w:rPr>
-              <w:t>ALTA</w:t>
-            </w:r>
-          </w:p>
-        </w:tc>
-      </w:tr>
-      <w:tr>
-        <w:tc>
-          <w:tcPr>
-            <w:tcW w:type="dxa" w:w="936"/>
-          </w:tcPr>
-          <w:p>
-            <w:r>
-              <w:rPr>
-                <w:sz w:val="16"/>
-              </w:rPr>
-              <w:t>2026-04-26</w:t>
-            </w:r>
-          </w:p>
-        </w:tc>
-        <w:tc>
-          <w:tcPr>
-            <w:tcW w:type="dxa" w:w="936"/>
-          </w:tcPr>
-          <w:p>
-            <w:r>
-              <w:rPr>
-                <w:sz w:val="16"/>
-              </w:rPr>
-              <w:t>FC Juárez</w:t>
-            </w:r>
-          </w:p>
-        </w:tc>
-        <w:tc>
-          <w:tcPr>
-            <w:tcW w:type="dxa" w:w="936"/>
-          </w:tcPr>
-          <w:p>
-            <w:r>
-              <w:rPr>
-                <w:sz w:val="16"/>
-              </w:rPr>
-              <w:t>Atlético San Luis</w:t>
-            </w:r>
-          </w:p>
-        </w:tc>
-        <w:tc>
-          <w:tcPr>
-            <w:tcW w:type="dxa" w:w="936"/>
-          </w:tcPr>
-          <w:p>
-            <w:r>
-              <w:rPr>
-                <w:sz w:val="16"/>
-              </w:rPr>
-              <w:t>Local</w:t>
-            </w:r>
-          </w:p>
-        </w:tc>
-        <w:tc>
-          <w:tcPr>
-            <w:tcW w:type="dxa" w:w="936"/>
-          </w:tcPr>
-          <w:p>
-            <w:r>
-              <w:rPr>
-                <w:sz w:val="16"/>
-              </w:rPr>
-              <w:t>39.9</w:t>
-            </w:r>
-          </w:p>
-        </w:tc>
-        <w:tc>
-          <w:tcPr>
-            <w:tcW w:type="dxa" w:w="936"/>
-          </w:tcPr>
-          <w:p>
-            <w:r>
-              <w:rPr>
-                <w:sz w:val="16"/>
-              </w:rPr>
-              <w:t>22.1</w:t>
-            </w:r>
-          </w:p>
-        </w:tc>
-        <w:tc>
-          <w:tcPr>
-            <w:tcW w:type="dxa" w:w="936"/>
-          </w:tcPr>
-          <w:p>
-            <w:r>
-              <w:rPr>
-                <w:sz w:val="16"/>
-              </w:rPr>
-              <w:t>38.0</w:t>
-            </w:r>
-          </w:p>
-        </w:tc>
-        <w:tc>
-          <w:tcPr>
-            <w:tcW w:type="dxa" w:w="936"/>
-          </w:tcPr>
-          <w:p>
-            <w:r>
-              <w:rPr>
-                <w:sz w:val="16"/>
-              </w:rPr>
-              <w:t>2.10</w:t>
-            </w:r>
-          </w:p>
-        </w:tc>
-        <w:tc>
-          <w:tcPr>
-            <w:tcW w:type="dxa" w:w="936"/>
-          </w:tcPr>
-          <w:p>
-            <w:r>
-              <w:rPr>
-                <w:sz w:val="16"/>
-              </w:rPr>
-              <w:t>2.04</w:t>
-            </w:r>
-          </w:p>
-        </w:tc>
-        <w:tc>
-          <w:tcPr>
-            <w:tcW w:type="dxa" w:w="936"/>
-          </w:tcPr>
-          <w:p>
-            <w:r>
-              <w:rPr>
-                <w:sz w:val="16"/>
-              </w:rPr>
-              <w:t>BAJA</w:t>
-            </w:r>
-          </w:p>
-        </w:tc>
-      </w:tr>
-      <w:tr>
-        <w:tc>
-          <w:tcPr>
-            <w:tcW w:type="dxa" w:w="936"/>
-          </w:tcPr>
-          <w:p>
-            <w:r>
-              <w:rPr>
-                <w:sz w:val="16"/>
-              </w:rPr>
-              <w:t>2026-04-26</w:t>
-            </w:r>
-          </w:p>
-        </w:tc>
-        <w:tc>
-          <w:tcPr>
-            <w:tcW w:type="dxa" w:w="936"/>
-          </w:tcPr>
-          <w:p>
-            <w:r>
-              <w:rPr>
-                <w:sz w:val="16"/>
-              </w:rPr>
-              <w:t>Santos Laguna</w:t>
-            </w:r>
-          </w:p>
-        </w:tc>
-        <w:tc>
-          <w:tcPr>
-            <w:tcW w:type="dxa" w:w="936"/>
-          </w:tcPr>
-          <w:p>
-            <w:r>
-              <w:rPr>
-                <w:sz w:val="16"/>
-              </w:rPr>
-              <w:t>CF Monterrey</w:t>
-            </w:r>
-          </w:p>
-        </w:tc>
-        <w:tc>
-          <w:tcPr>
-            <w:tcW w:type="dxa" w:w="936"/>
-          </w:tcPr>
-          <w:p>
-            <w:r>
-              <w:rPr>
-                <w:sz w:val="16"/>
-              </w:rPr>
-              <w:t>Empate</w:t>
-            </w:r>
-          </w:p>
-        </w:tc>
-        <w:tc>
-          <w:tcPr>
-            <w:tcW w:type="dxa" w:w="936"/>
-          </w:tcPr>
-          <w:p>
-            <w:r>
-              <w:rPr>
-                <w:sz w:val="16"/>
-              </w:rPr>
-              <w:t>23.9</w:t>
-            </w:r>
-          </w:p>
-        </w:tc>
-        <w:tc>
-          <w:tcPr>
-            <w:tcW w:type="dxa" w:w="936"/>
-          </w:tcPr>
-          <w:p>
-            <w:r>
-              <w:rPr>
-                <w:sz w:val="16"/>
-              </w:rPr>
-              <w:t>40.1</w:t>
-            </w:r>
-          </w:p>
-        </w:tc>
-        <w:tc>
-          <w:tcPr>
-            <w:tcW w:type="dxa" w:w="936"/>
-          </w:tcPr>
-          <w:p>
-            <w:r>
-              <w:rPr>
-                <w:sz w:val="16"/>
-              </w:rPr>
-              <w:t>36.0</w:t>
-            </w:r>
-          </w:p>
-        </w:tc>
-        <w:tc>
-          <w:tcPr>
-            <w:tcW w:type="dxa" w:w="936"/>
-          </w:tcPr>
-          <w:p>
-            <w:r>
-              <w:rPr>
-                <w:sz w:val="16"/>
-              </w:rPr>
-              <w:t>0.63</w:t>
-            </w:r>
-          </w:p>
-        </w:tc>
-        <w:tc>
-          <w:tcPr>
-            <w:tcW w:type="dxa" w:w="936"/>
-          </w:tcPr>
-          <w:p>
-            <w:r>
-              <w:rPr>
-                <w:sz w:val="16"/>
-              </w:rPr>
-              <w:t>0.84</w:t>
-            </w:r>
-          </w:p>
-        </w:tc>
-        <w:tc>
-          <w:tcPr>
-            <w:tcW w:type="dxa" w:w="936"/>
-          </w:tcPr>
-          <w:p>
-            <w:r>
-              <w:rPr>
-                <w:sz w:val="16"/>
-              </w:rPr>
-              <w:t>BAJA</w:t>
-            </w:r>
-          </w:p>
-        </w:tc>
-      </w:tr>
-      <w:tr>
-        <w:tc>
-          <w:tcPr>
-            <w:tcW w:type="dxa" w:w="936"/>
-          </w:tcPr>
-          <w:p>
-            <w:r>
-              <w:rPr>
-                <w:sz w:val="16"/>
-              </w:rPr>
-              <w:t>2026-04-27</w:t>
-            </w:r>
-          </w:p>
-        </w:tc>
-        <w:tc>
-          <w:tcPr>
-            <w:tcW w:type="dxa" w:w="936"/>
-          </w:tcPr>
-          <w:p>
-            <w:r>
-              <w:rPr>
-                <w:sz w:val="16"/>
-              </w:rPr>
-              <w:t>Cruz Azul</w:t>
-            </w:r>
-          </w:p>
-        </w:tc>
-        <w:tc>
-          <w:tcPr>
-            <w:tcW w:type="dxa" w:w="936"/>
-          </w:tcPr>
-          <w:p>
-            <w:r>
-              <w:rPr>
-                <w:sz w:val="16"/>
-              </w:rPr>
-              <w:t>Club Necaxa</w:t>
-            </w:r>
-          </w:p>
-        </w:tc>
-        <w:tc>
-          <w:tcPr>
-            <w:tcW w:type="dxa" w:w="936"/>
-          </w:tcPr>
-          <w:p>
-            <w:r>
-              <w:rPr>
-                <w:sz w:val="16"/>
-              </w:rPr>
-              <w:t>Local</w:t>
-            </w:r>
-          </w:p>
-        </w:tc>
-        <w:tc>
-          <w:tcPr>
-            <w:tcW w:type="dxa" w:w="936"/>
-          </w:tcPr>
-          <w:p>
-            <w:r>
-              <w:rPr>
-                <w:sz w:val="16"/>
-              </w:rPr>
-              <w:t>68.4</w:t>
-            </w:r>
-          </w:p>
-        </w:tc>
-        <w:tc>
-          <w:tcPr>
-            <w:tcW w:type="dxa" w:w="936"/>
-          </w:tcPr>
-          <w:p>
-            <w:r>
-              <w:rPr>
-                <w:sz w:val="16"/>
-              </w:rPr>
-              <w:t>19.7</w:t>
-            </w:r>
-          </w:p>
-        </w:tc>
-        <w:tc>
-          <w:tcPr>
-            <w:tcW w:type="dxa" w:w="936"/>
-          </w:tcPr>
-          <w:p>
-            <w:r>
-              <w:rPr>
-                <w:sz w:val="16"/>
-              </w:rPr>
-              <w:t>12.0</w:t>
-            </w:r>
-          </w:p>
-        </w:tc>
-        <w:tc>
-          <w:tcPr>
-            <w:tcW w:type="dxa" w:w="936"/>
-          </w:tcPr>
-          <w:p>
-            <w:r>
-              <w:rPr>
-                <w:sz w:val="16"/>
-              </w:rPr>
-              <w:t>2.37</w:t>
-            </w:r>
-          </w:p>
-        </w:tc>
-        <w:tc>
-          <w:tcPr>
-            <w:tcW w:type="dxa" w:w="936"/>
-          </w:tcPr>
-          <w:p>
-            <w:r>
-              <w:rPr>
-                <w:sz w:val="16"/>
-              </w:rPr>
-              <w:t>0.93</w:t>
+              <w:t>0.91</w:t>
             </w:r>
           </w:p>
         </w:tc>
